--- a/arb/docx/51.content.docx
+++ b/arb/docx/51.content.docx
@@ -178,13 +178,6 @@
         <w:rPr>
           <w:lang w:val="ar_AE" w:bidi="ar_AE"/>
         </w:rPr>
-      </w:r>
-      <w:r>
-        <w:rPr>
-          <w:i/>
-          <w:lang w:val="ar_AE" w:bidi="ar_AE"/>
-        </w:rPr>
-        <w:t>كولوسي 1: 1, كولوسي 1: 2, كولوسي 1: 3–14, كولوسي 1: 4, كولوسي 1: 5, كولوسي 1: 6, كولوسي 1: 7, كولوسي 1: 9–10, كولوسي 1: 12–13, كولوسي 1: 15, كولوسي 1: 15–20, كولوسي 1: 16, كولوسي 1: 18, كولوسي 1: 19, كولوسي 1: 20, كولوسي 1: 21, كولوسي 1: 21–23, كولوسي 1: 22, كولوسي 1: 23, كولوسي 1: 24, كولوسي 1: 24–2: 5, كولوسي 1: 26, كولوسي 2: 1–5, كولوسي 2: 2, كولوسي 2: 3, كولوسي 2: 6–15, كولوسي 2: 8, كولوسي 2: 11, كولوسي 2: 12, كولوسي 2: 14, كولوسي 2: 15, كولوسي 2: 16, كولوسي 2: 16–23, كولوسي 2: 17, كولوسي 2: 18, كولوسي 2: 20, كولوسي 2: 23, كولوسي 3: 1, كولوسي 3: 1–11, كولوسي 3: 3–4, كولوسي 3: 5, كولوسي 3: 6, كولوسي 3: 8, كولوسي 3: 9–10, كولوسي 3: 11, كولوسي 3: 12–17, كولوسي 3: 15, كولوسي 3: 16, كولوسي 3: 17, كولوسي 3: 18, كولوسي 3: 18–4: 1, كولوسي 3: 19, كولوسي 3: 22–24, كولوسي 4: 1, كولوسي 4: 2, كولوسي 4: 2–6, كولوسي 4: 3, كولوسي 4: 5, كولوسي 4: 6, كولوسي 4: 7, كولوسي 4: 7–18, كولوسي 4: 9, كولوسي 4: 10, كولوسي 4: 10–14, كولوسي 4: 11, كولوسي 4: 13, كولوسي 4: 14, كولوسي 4: 15, كولوسي 4: 16, كولوسي 4: 17, كولوسي 4: 18</w:t>
       </w:r>
       <w:r>
         <w:rPr>

--- a/arb/docx/51.content.docx
+++ b/arb/docx/51.content.docx
@@ -163,21 +163,6 @@
           <w:lang w:val="ar_AE" w:bidi="ar_AE"/>
         </w:rPr>
         <w:t>COL</w:t>
-      </w:r>
-      <w:r>
-        <w:rPr>
-          <w:lang w:val="ar_AE" w:bidi="ar_AE"/>
-        </w:rPr>
-      </w:r>
-    </w:p>
-    <w:p>
-      <w:pPr>
-        <w:bidi/>
-      </w:pPr>
-      <w:r>
-        <w:rPr>
-          <w:lang w:val="ar_AE" w:bidi="ar_AE"/>
-        </w:rPr>
       </w:r>
       <w:r>
         <w:rPr>

--- a/arb/docx/51.content.docx
+++ b/arb/docx/51.content.docx
@@ -22,7 +22,7 @@
         <w:rPr>
           <w:lang w:val="ar_AE" w:bidi="ar_AE"/>
         </w:rPr>
-        <w:t>Resource: ملاحظات الدراسة (تينديل)</w:t>
+        <w:t>Resource: Tyndale Open Study Notes</w:t>
       </w:r>
       <w:r>
         <w:rPr>
@@ -122,7 +122,7 @@
         <w:rPr>
           <w:lang w:val="ar_AE" w:bidi="ar_AE"/>
         </w:rPr>
-        <w:t>ملاحظات الدراسة (تينديل)</w:t>
+        <w:t>Tyndale Open Study Notes</w:t>
       </w:r>
     </w:p>
     <w:p>

--- a/arb/docx/51.content.docx
+++ b/arb/docx/51.content.docx
@@ -22,7 +22,7 @@
         <w:rPr>
           <w:lang w:val="ar_AE" w:bidi="ar_AE"/>
         </w:rPr>
-        <w:t>Resource: Tyndale Open Study Notes</w:t>
+        <w:t>Resource: Aquifer Open Study Notes</w:t>
       </w:r>
       <w:r>
         <w:rPr>
@@ -122,7 +122,7 @@
         <w:rPr>
           <w:lang w:val="ar_AE" w:bidi="ar_AE"/>
         </w:rPr>
-        <w:t>Tyndale Open Study Notes</w:t>
+        <w:t>Aquifer Open Study Notes</w:t>
       </w:r>
     </w:p>
     <w:p>

--- a/arb/docx/51.content.docx
+++ b/arb/docx/51.content.docx
@@ -9,6 +9,8 @@
       </w:pPr>
       <w:r>
         <w:rPr>
+          <w:rtl/>
+          <w:cs/>
           <w:lang w:val="ar_AE" w:bidi="ar_AE"/>
         </w:rPr>
       </w:r>
@@ -20,28 +22,36 @@
       </w:pPr>
       <w:r>
         <w:rPr>
+          <w:rtl/>
+          <w:cs/>
           <w:lang w:val="ar_AE" w:bidi="ar_AE"/>
         </w:rPr>
         <w:t>Resource: Aquifer Open Study Notes</w:t>
       </w:r>
       <w:r>
         <w:rPr>
-          <w:lang w:val="ar_AE" w:bidi="ar_AE"/>
-        </w:rPr>
-      </w:r>
-    </w:p>
-    <w:p>
-      <w:pPr>
-        <w:bidi/>
-      </w:pPr>
-      <w:r>
-        <w:rPr>
+          <w:rtl/>
+          <w:cs/>
+          <w:lang w:val="ar_AE" w:bidi="ar_AE"/>
+        </w:rPr>
+      </w:r>
+    </w:p>
+    <w:p>
+      <w:pPr>
+        <w:bidi/>
+      </w:pPr>
+      <w:r>
+        <w:rPr>
+          <w:rtl/>
+          <w:cs/>
           <w:lang w:val="ar_AE" w:bidi="ar_AE"/>
         </w:rPr>
       </w:r>
       <w:r>
         <w:rPr>
           <w:b/>
+          <w:rtl/>
+          <w:cs/>
           <w:lang w:val="ar_AE" w:bidi="ar_AE"/>
         </w:rPr>
         <w:t>Aquifer Open Study Notes</w:t>
@@ -53,35 +63,47 @@
       </w:pPr>
       <w:r>
         <w:rPr>
-          <w:lang w:val="ar_AE" w:bidi="ar_AE"/>
-        </w:rPr>
-      </w:r>
-      <w:r>
-        <w:rPr>
+          <w:rtl/>
+          <w:cs/>
+          <w:lang w:val="ar_AE" w:bidi="ar_AE"/>
+        </w:rPr>
+      </w:r>
+      <w:r>
+        <w:rPr>
+          <w:rtl/>
+          <w:cs/>
           <w:lang w:val="ar_AE" w:bidi="ar_AE"/>
         </w:rPr>
         <w:t xml:space="preserve">This work is an adaptation of </w:t>
       </w:r>
       <w:r>
         <w:rPr>
+          <w:rtl/>
+          <w:cs/>
           <w:lang w:val="ar_AE" w:bidi="ar_AE"/>
         </w:rPr>
         <w:t>Tyndale Open Study Notes</w:t>
       </w:r>
       <w:r>
         <w:rPr>
+          <w:rtl/>
+          <w:cs/>
           <w:lang w:val="ar_AE" w:bidi="ar_AE"/>
         </w:rPr>
         <w:t xml:space="preserve"> © 2023 Tyndale House Publishers, licensed under the CC BY-SA 4.0 license. The adaptation, </w:t>
       </w:r>
       <w:r>
         <w:rPr>
+          <w:rtl/>
+          <w:cs/>
           <w:lang w:val="ar_AE" w:bidi="ar_AE"/>
         </w:rPr>
         <w:t>Aquifer Open Study Notes</w:t>
       </w:r>
       <w:r>
         <w:rPr>
+          <w:rtl/>
+          <w:cs/>
           <w:lang w:val="ar_AE" w:bidi="ar_AE"/>
         </w:rPr>
         <w:t>, was created by Mission Mutual and is also licensed under CC BY-SA 4.0.</w:t>
@@ -93,22 +115,30 @@
       </w:pPr>
       <w:r>
         <w:rPr>
-          <w:lang w:val="ar_AE" w:bidi="ar_AE"/>
-        </w:rPr>
-      </w:r>
-      <w:r>
-        <w:rPr>
+          <w:rtl/>
+          <w:cs/>
+          <w:lang w:val="ar_AE" w:bidi="ar_AE"/>
+        </w:rPr>
+      </w:r>
+      <w:r>
+        <w:rPr>
+          <w:rtl/>
+          <w:cs/>
           <w:lang w:val="ar_AE" w:bidi="ar_AE"/>
         </w:rPr>
         <w:t>This resource has been adapted into multiple languages, including English, Tok Pisin, Arabic (عربي), French (Français), Hindi (हिंदी), Indonesian (Bahasa Indonesia), Portuguese (Português), Russian (Русский), Spanish (Español), Swahili (Kiswahili), and Simplified Chinese (简体中文).</w:t>
       </w:r>
       <w:r>
         <w:rPr>
-          <w:lang w:val="ar_AE" w:bidi="ar_AE"/>
-        </w:rPr>
-      </w:r>
-      <w:r>
-        <w:rPr>
+          <w:rtl/>
+          <w:cs/>
+          <w:lang w:val="ar_AE" w:bidi="ar_AE"/>
+        </w:rPr>
+      </w:r>
+      <w:r>
+        <w:rPr>
+          <w:rtl/>
+          <w:cs/>
           <w:lang w:val="ar_AE" w:bidi="ar_AE"/>
         </w:rPr>
       </w:r>
@@ -120,6 +150,8 @@
       </w:pPr>
       <w:r>
         <w:rPr>
+          <w:rtl/>
+          <w:cs/>
           <w:lang w:val="ar_AE" w:bidi="ar_AE"/>
         </w:rPr>
         <w:t>Aquifer Open Study Notes</w:t>
@@ -149,6 +181,8 @@
       </w:pPr>
       <w:r>
         <w:rPr>
+          <w:rtl/>
+          <w:cs/>
           <w:lang w:val="ar_AE" w:bidi="ar_AE"/>
         </w:rPr>
       </w:r>
@@ -160,38 +194,50 @@
       </w:pPr>
       <w:r>
         <w:rPr>
+          <w:rtl/>
+          <w:cs/>
           <w:lang w:val="ar_AE" w:bidi="ar_AE"/>
         </w:rPr>
         <w:t>COL</w:t>
       </w:r>
       <w:r>
         <w:rPr>
-          <w:lang w:val="ar_AE" w:bidi="ar_AE"/>
-        </w:rPr>
-      </w:r>
-    </w:p>
-    <w:p>
-      <w:pPr>
-        <w:bidi/>
-      </w:pPr>
-      <w:r>
-        <w:rPr>
-          <w:lang w:val="ar_AE" w:bidi="ar_AE"/>
-        </w:rPr>
-      </w:r>
-      <w:r>
-        <w:rPr>
+          <w:rtl/>
+          <w:cs/>
+          <w:lang w:val="ar_AE" w:bidi="ar_AE"/>
+        </w:rPr>
+      </w:r>
+    </w:p>
+    <w:p>
+      <w:pPr>
+        <w:bidi/>
+      </w:pPr>
+      <w:r>
+        <w:rPr>
+          <w:rtl/>
+          <w:cs/>
+          <w:lang w:val="ar_AE" w:bidi="ar_AE"/>
+        </w:rPr>
+      </w:r>
+      <w:r>
+        <w:rPr>
+          <w:rtl/>
+          <w:cs/>
           <w:lang w:val="ar_AE" w:bidi="ar_AE"/>
         </w:rPr>
         <w:t xml:space="preserve"> </w:t>
       </w:r>
       <w:r>
         <w:rPr>
-          <w:lang w:val="ar_AE" w:bidi="ar_AE"/>
-        </w:rPr>
-      </w:r>
-      <w:r>
-        <w:rPr>
+          <w:rtl/>
+          <w:cs/>
+          <w:lang w:val="ar_AE" w:bidi="ar_AE"/>
+        </w:rPr>
+      </w:r>
+      <w:r>
+        <w:rPr>
+          <w:rtl/>
+          <w:cs/>
           <w:lang w:val="ar_AE" w:bidi="ar_AE"/>
         </w:rPr>
       </w:r>
@@ -217,6 +263,8 @@
       </w:pPr>
       <w:r>
         <w:rPr>
+          <w:rtl/>
+          <w:cs/>
           <w:lang w:val="ar_AE" w:bidi="ar_AE"/>
         </w:rPr>
       </w:r>
@@ -228,48 +276,62 @@
       </w:pPr>
       <w:r>
         <w:rPr>
+          <w:rtl/>
+          <w:cs/>
           <w:lang w:val="ar_AE" w:bidi="ar_AE"/>
         </w:rPr>
         <w:t>كولوسي 1: 1</w:t>
       </w:r>
       <w:r>
         <w:rPr>
-          <w:lang w:val="ar_AE" w:bidi="ar_AE"/>
-        </w:rPr>
-      </w:r>
-    </w:p>
-    <w:p>
-      <w:pPr>
-        <w:bidi/>
-      </w:pPr>
-      <w:r>
-        <w:rPr>
-          <w:lang w:val="ar_AE" w:bidi="ar_AE"/>
-        </w:rPr>
-      </w:r>
-      <w:r>
-        <w:rPr>
+          <w:rtl/>
+          <w:cs/>
+          <w:lang w:val="ar_AE" w:bidi="ar_AE"/>
+        </w:rPr>
+      </w:r>
+    </w:p>
+    <w:p>
+      <w:pPr>
+        <w:bidi/>
+      </w:pPr>
+      <w:r>
+        <w:rPr>
+          <w:rtl/>
+          <w:cs/>
+          <w:lang w:val="ar_AE" w:bidi="ar_AE"/>
+        </w:rPr>
+      </w:r>
+      <w:r>
+        <w:rPr>
+          <w:rtl/>
+          <w:cs/>
           <w:lang w:val="ar_AE" w:bidi="ar_AE"/>
         </w:rPr>
         <w:t>كان تيموثاوس من أقرب شركاء الخدمة إلى بولس، وكانت علاقتهما وثيقة للغاية. كان عمل تيموثاوس مهمًا إلى حد أن بولس ذكره معه كراسل لهذه الرسالة، كما أشار إليه في الرسائل إلى كورنثوس الثانية، وفيلبي، وتسالونيكي الأولى والثانية، وفليمون.</w:t>
       </w:r>
       <w:r>
         <w:rPr>
-          <w:lang w:val="ar_AE" w:bidi="ar_AE"/>
-        </w:rPr>
-      </w:r>
-      <w:r>
-        <w:rPr>
-          <w:lang w:val="ar_AE" w:bidi="ar_AE"/>
-        </w:rPr>
-      </w:r>
-    </w:p>
-    <w:p>
-      <w:pPr>
-        <w:bidi/>
-      </w:pPr>
-      <w:r>
-        <w:rPr>
+          <w:rtl/>
+          <w:cs/>
+          <w:lang w:val="ar_AE" w:bidi="ar_AE"/>
+        </w:rPr>
+      </w:r>
+      <w:r>
+        <w:rPr>
+          <w:rtl/>
+          <w:cs/>
+          <w:lang w:val="ar_AE" w:bidi="ar_AE"/>
+        </w:rPr>
+      </w:r>
+    </w:p>
+    <w:p>
+      <w:pPr>
+        <w:bidi/>
+      </w:pPr>
+      <w:r>
+        <w:rPr>
+          <w:rtl/>
+          <w:cs/>
           <w:lang w:val="ar_AE" w:bidi="ar_AE"/>
         </w:rPr>
       </w:r>
@@ -281,12 +343,16 @@
       </w:pPr>
       <w:r>
         <w:rPr>
+          <w:rtl/>
+          <w:cs/>
           <w:lang w:val="ar_AE" w:bidi="ar_AE"/>
         </w:rPr>
         <w:t>كولوسي 1: 2</w:t>
       </w:r>
       <w:r>
         <w:rPr>
+          <w:rtl/>
+          <w:cs/>
           <w:lang w:val="ar_AE" w:bidi="ar_AE"/>
         </w:rPr>
       </w:r>
@@ -300,11 +366,15 @@
       </w:pPr>
       <w:r>
         <w:rPr>
-          <w:lang w:val="ar_AE" w:bidi="ar_AE"/>
-        </w:rPr>
-      </w:r>
-      <w:r>
-        <w:rPr>
+          <w:rtl/>
+          <w:cs/>
+          <w:lang w:val="ar_AE" w:bidi="ar_AE"/>
+        </w:rPr>
+      </w:r>
+      <w:r>
+        <w:rPr>
+          <w:rtl/>
+          <w:cs/>
           <w:lang w:val="ar_AE" w:bidi="ar_AE"/>
         </w:rPr>
         <w:t>كانت كولوسي تقع في وادي نهر ليكوس في غرب آسيا الصغرى. وكانت تبعد حوالي 193 كيلومترًا (120 ميلًا) شرق أفسس و16 كيلومترًا (10 ميلًا) جنوب شرق لاودكية. وكان موقعها على طريق روماني هام قد جعلها عرضة للتأثيرات الاجتماعية والدينية في ذلك الوقت.</w:t>
@@ -319,18 +389,24 @@
       </w:pPr>
       <w:r>
         <w:rPr>
+          <w:rtl/>
+          <w:cs/>
           <w:lang w:val="ar_AE" w:bidi="ar_AE"/>
         </w:rPr>
       </w:r>
       <w:r>
         <w:rPr>
           <w:i/>
+          <w:rtl/>
+          <w:cs/>
           <w:lang w:val="ar_AE" w:bidi="ar_AE"/>
         </w:rPr>
         <w:t>الإخوة</w:t>
       </w:r>
       <w:r>
         <w:rPr>
+          <w:rtl/>
+          <w:cs/>
           <w:lang w:val="ar_AE" w:bidi="ar_AE"/>
         </w:rPr>
         <w:t xml:space="preserve">: الكلمة اليونانية </w:t>
@@ -338,33 +414,43 @@
       <w:r>
         <w:rPr>
           <w:i/>
+          <w:rtl/>
+          <w:cs/>
           <w:lang w:val="ar_AE" w:bidi="ar_AE"/>
         </w:rPr>
         <w:t>adelphoi</w:t>
       </w:r>
       <w:r>
         <w:rPr>
+          <w:rtl/>
+          <w:cs/>
           <w:lang w:val="ar_AE" w:bidi="ar_AE"/>
         </w:rPr>
         <w:t xml:space="preserve"> تُستخدم للإشارة إلى أفراد العائلة، سواء كانوا ذكورًا أو إناثًا.</w:t>
       </w:r>
       <w:r>
         <w:rPr>
-          <w:lang w:val="ar_AE" w:bidi="ar_AE"/>
-        </w:rPr>
-      </w:r>
-      <w:r>
-        <w:rPr>
-          <w:lang w:val="ar_AE" w:bidi="ar_AE"/>
-        </w:rPr>
-      </w:r>
-    </w:p>
-    <w:p>
-      <w:pPr>
-        <w:bidi/>
-      </w:pPr>
-      <w:r>
-        <w:rPr>
+          <w:rtl/>
+          <w:cs/>
+          <w:lang w:val="ar_AE" w:bidi="ar_AE"/>
+        </w:rPr>
+      </w:r>
+      <w:r>
+        <w:rPr>
+          <w:rtl/>
+          <w:cs/>
+          <w:lang w:val="ar_AE" w:bidi="ar_AE"/>
+        </w:rPr>
+      </w:r>
+    </w:p>
+    <w:p>
+      <w:pPr>
+        <w:bidi/>
+      </w:pPr>
+      <w:r>
+        <w:rPr>
+          <w:rtl/>
+          <w:cs/>
           <w:lang w:val="ar_AE" w:bidi="ar_AE"/>
         </w:rPr>
       </w:r>
@@ -376,48 +462,62 @@
       </w:pPr>
       <w:r>
         <w:rPr>
+          <w:rtl/>
+          <w:cs/>
           <w:lang w:val="ar_AE" w:bidi="ar_AE"/>
         </w:rPr>
         <w:t>كولوسي 1: 3–14</w:t>
       </w:r>
       <w:r>
         <w:rPr>
-          <w:lang w:val="ar_AE" w:bidi="ar_AE"/>
-        </w:rPr>
-      </w:r>
-    </w:p>
-    <w:p>
-      <w:pPr>
-        <w:bidi/>
-      </w:pPr>
-      <w:r>
-        <w:rPr>
-          <w:lang w:val="ar_AE" w:bidi="ar_AE"/>
-        </w:rPr>
-      </w:r>
-      <w:r>
-        <w:rPr>
+          <w:rtl/>
+          <w:cs/>
+          <w:lang w:val="ar_AE" w:bidi="ar_AE"/>
+        </w:rPr>
+      </w:r>
+    </w:p>
+    <w:p>
+      <w:pPr>
+        <w:bidi/>
+      </w:pPr>
+      <w:r>
+        <w:rPr>
+          <w:rtl/>
+          <w:cs/>
+          <w:lang w:val="ar_AE" w:bidi="ar_AE"/>
+        </w:rPr>
+      </w:r>
+      <w:r>
+        <w:rPr>
+          <w:rtl/>
+          <w:cs/>
           <w:lang w:val="ar_AE" w:bidi="ar_AE"/>
         </w:rPr>
         <w:t>يبدأ هذا القسم بتقديم الشكر، وهو أمر شائع في رسائل العهد الجديد. حيث يشكر بولس الله من أجل نمو إيمان أهل كولوسي. ويصلي من أجل أن يزدادوا في فهمه بعمق أكبر. ومن خلال هذه الصلاة، يُعَبِّر بولس عن قلقه بشأن تأثير المُعَلِّمين الكذبة.</w:t>
       </w:r>
       <w:r>
         <w:rPr>
-          <w:lang w:val="ar_AE" w:bidi="ar_AE"/>
-        </w:rPr>
-      </w:r>
-      <w:r>
-        <w:rPr>
-          <w:lang w:val="ar_AE" w:bidi="ar_AE"/>
-        </w:rPr>
-      </w:r>
-    </w:p>
-    <w:p>
-      <w:pPr>
-        <w:bidi/>
-      </w:pPr>
-      <w:r>
-        <w:rPr>
+          <w:rtl/>
+          <w:cs/>
+          <w:lang w:val="ar_AE" w:bidi="ar_AE"/>
+        </w:rPr>
+      </w:r>
+      <w:r>
+        <w:rPr>
+          <w:rtl/>
+          <w:cs/>
+          <w:lang w:val="ar_AE" w:bidi="ar_AE"/>
+        </w:rPr>
+      </w:r>
+    </w:p>
+    <w:p>
+      <w:pPr>
+        <w:bidi/>
+      </w:pPr>
+      <w:r>
+        <w:rPr>
+          <w:rtl/>
+          <w:cs/>
           <w:lang w:val="ar_AE" w:bidi="ar_AE"/>
         </w:rPr>
       </w:r>
@@ -429,34 +529,44 @@
       </w:pPr>
       <w:r>
         <w:rPr>
+          <w:rtl/>
+          <w:cs/>
           <w:lang w:val="ar_AE" w:bidi="ar_AE"/>
         </w:rPr>
         <w:t>كولوسي 1: 4</w:t>
       </w:r>
       <w:r>
         <w:rPr>
-          <w:lang w:val="ar_AE" w:bidi="ar_AE"/>
-        </w:rPr>
-      </w:r>
-    </w:p>
-    <w:p>
-      <w:pPr>
-        <w:bidi/>
-      </w:pPr>
-      <w:r>
-        <w:rPr>
+          <w:rtl/>
+          <w:cs/>
+          <w:lang w:val="ar_AE" w:bidi="ar_AE"/>
+        </w:rPr>
+      </w:r>
+    </w:p>
+    <w:p>
+      <w:pPr>
+        <w:bidi/>
+      </w:pPr>
+      <w:r>
+        <w:rPr>
+          <w:rtl/>
+          <w:cs/>
           <w:lang w:val="ar_AE" w:bidi="ar_AE"/>
         </w:rPr>
       </w:r>
       <w:r>
         <w:rPr>
           <w:i/>
+          <w:rtl/>
+          <w:cs/>
           <w:lang w:val="ar_AE" w:bidi="ar_AE"/>
         </w:rPr>
         <w:t>لِجَمِيعِ الْقِدِّيسِينَ</w:t>
       </w:r>
       <w:r>
         <w:rPr>
+          <w:rtl/>
+          <w:cs/>
           <w:lang w:val="ar_AE" w:bidi="ar_AE"/>
         </w:rPr>
         <w:t xml:space="preserve"> (بمعنى </w:t>
@@ -464,12 +574,16 @@
       <w:r>
         <w:rPr>
           <w:i/>
+          <w:rtl/>
+          <w:cs/>
           <w:lang w:val="ar_AE" w:bidi="ar_AE"/>
         </w:rPr>
         <w:t>الأشخاص المُقَدَّسين</w:t>
       </w:r>
       <w:r>
         <w:rPr>
+          <w:rtl/>
+          <w:cs/>
           <w:lang w:val="ar_AE" w:bidi="ar_AE"/>
         </w:rPr>
         <w:t xml:space="preserve">): يُطلِق العهد الجديد على جميع المسيحيين (المؤمنين) لقب </w:t>
@@ -477,12 +591,16 @@
       <w:r>
         <w:rPr>
           <w:i/>
+          <w:rtl/>
+          <w:cs/>
           <w:lang w:val="ar_AE" w:bidi="ar_AE"/>
         </w:rPr>
         <w:t>قديسين</w:t>
       </w:r>
       <w:r>
         <w:rPr>
+          <w:rtl/>
+          <w:cs/>
           <w:lang w:val="ar_AE" w:bidi="ar_AE"/>
         </w:rPr>
         <w:t>. فهم مُخصصون ومُفرزون من قِبَل الله باعتبارهم شعبه المُقَدَّس (</w:t>
@@ -490,6 +608,8 @@
       <w:hyperlink r:id="rId13">
         <w:r>
           <w:rPr>
+            <w:rtl/>
+            <w:cs/>
             <w:lang w:val="ar_AE" w:bidi="ar_AE"/>
           </w:rPr>
           <w:rPr>
@@ -501,27 +621,35 @@
       </w:hyperlink>
       <w:r>
         <w:rPr>
+          <w:rtl/>
+          <w:cs/>
           <w:lang w:val="ar_AE" w:bidi="ar_AE"/>
         </w:rPr>
         <w:t>).</w:t>
       </w:r>
       <w:r>
         <w:rPr>
-          <w:lang w:val="ar_AE" w:bidi="ar_AE"/>
-        </w:rPr>
-      </w:r>
-      <w:r>
-        <w:rPr>
-          <w:lang w:val="ar_AE" w:bidi="ar_AE"/>
-        </w:rPr>
-      </w:r>
-    </w:p>
-    <w:p>
-      <w:pPr>
-        <w:bidi/>
-      </w:pPr>
-      <w:r>
-        <w:rPr>
+          <w:rtl/>
+          <w:cs/>
+          <w:lang w:val="ar_AE" w:bidi="ar_AE"/>
+        </w:rPr>
+      </w:r>
+      <w:r>
+        <w:rPr>
+          <w:rtl/>
+          <w:cs/>
+          <w:lang w:val="ar_AE" w:bidi="ar_AE"/>
+        </w:rPr>
+      </w:r>
+    </w:p>
+    <w:p>
+      <w:pPr>
+        <w:bidi/>
+      </w:pPr>
+      <w:r>
+        <w:rPr>
+          <w:rtl/>
+          <w:cs/>
           <w:lang w:val="ar_AE" w:bidi="ar_AE"/>
         </w:rPr>
       </w:r>
@@ -533,27 +661,35 @@
       </w:pPr>
       <w:r>
         <w:rPr>
+          <w:rtl/>
+          <w:cs/>
           <w:lang w:val="ar_AE" w:bidi="ar_AE"/>
         </w:rPr>
         <w:t>كولوسي 1: 5</w:t>
       </w:r>
       <w:r>
         <w:rPr>
-          <w:lang w:val="ar_AE" w:bidi="ar_AE"/>
-        </w:rPr>
-      </w:r>
-    </w:p>
-    <w:p>
-      <w:pPr>
-        <w:bidi/>
-      </w:pPr>
-      <w:r>
-        <w:rPr>
-          <w:lang w:val="ar_AE" w:bidi="ar_AE"/>
-        </w:rPr>
-      </w:r>
-      <w:r>
-        <w:rPr>
+          <w:rtl/>
+          <w:cs/>
+          <w:lang w:val="ar_AE" w:bidi="ar_AE"/>
+        </w:rPr>
+      </w:r>
+    </w:p>
+    <w:p>
+      <w:pPr>
+        <w:bidi/>
+      </w:pPr>
+      <w:r>
+        <w:rPr>
+          <w:rtl/>
+          <w:cs/>
+          <w:lang w:val="ar_AE" w:bidi="ar_AE"/>
+        </w:rPr>
+      </w:r>
+      <w:r>
+        <w:rPr>
+          <w:rtl/>
+          <w:cs/>
           <w:lang w:val="ar_AE" w:bidi="ar_AE"/>
         </w:rPr>
         <w:t>إن الرجاء الثابت للمؤمنين من أهل كولوسي يوفر لهم أساسًا آمنًا لإيمانهم ومحبتهم (</w:t>
@@ -561,6 +697,8 @@
       <w:hyperlink r:id="rId14">
         <w:r>
           <w:rPr>
+            <w:rtl/>
+            <w:cs/>
             <w:lang w:val="ar_AE" w:bidi="ar_AE"/>
           </w:rPr>
           <w:rPr>
@@ -572,27 +710,35 @@
       </w:hyperlink>
       <w:r>
         <w:rPr>
+          <w:rtl/>
+          <w:cs/>
           <w:lang w:val="ar_AE" w:bidi="ar_AE"/>
         </w:rPr>
         <w:t>). • ما قد حفظه الله للمؤمنين لم يُكشف عنه بالكامل بعد، لكنه موجود بالفعل في السماء.</w:t>
       </w:r>
       <w:r>
         <w:rPr>
-          <w:lang w:val="ar_AE" w:bidi="ar_AE"/>
-        </w:rPr>
-      </w:r>
-      <w:r>
-        <w:rPr>
-          <w:lang w:val="ar_AE" w:bidi="ar_AE"/>
-        </w:rPr>
-      </w:r>
-    </w:p>
-    <w:p>
-      <w:pPr>
-        <w:bidi/>
-      </w:pPr>
-      <w:r>
-        <w:rPr>
+          <w:rtl/>
+          <w:cs/>
+          <w:lang w:val="ar_AE" w:bidi="ar_AE"/>
+        </w:rPr>
+      </w:r>
+      <w:r>
+        <w:rPr>
+          <w:rtl/>
+          <w:cs/>
+          <w:lang w:val="ar_AE" w:bidi="ar_AE"/>
+        </w:rPr>
+      </w:r>
+    </w:p>
+    <w:p>
+      <w:pPr>
+        <w:bidi/>
+      </w:pPr>
+      <w:r>
+        <w:rPr>
+          <w:rtl/>
+          <w:cs/>
           <w:lang w:val="ar_AE" w:bidi="ar_AE"/>
         </w:rPr>
       </w:r>
@@ -604,27 +750,35 @@
       </w:pPr>
       <w:r>
         <w:rPr>
+          <w:rtl/>
+          <w:cs/>
           <w:lang w:val="ar_AE" w:bidi="ar_AE"/>
         </w:rPr>
         <w:t>كولوسي 1: 6</w:t>
       </w:r>
       <w:r>
         <w:rPr>
-          <w:lang w:val="ar_AE" w:bidi="ar_AE"/>
-        </w:rPr>
-      </w:r>
-    </w:p>
-    <w:p>
-      <w:pPr>
-        <w:bidi/>
-      </w:pPr>
-      <w:r>
-        <w:rPr>
-          <w:lang w:val="ar_AE" w:bidi="ar_AE"/>
-        </w:rPr>
-      </w:r>
-      <w:r>
-        <w:rPr>
+          <w:rtl/>
+          <w:cs/>
+          <w:lang w:val="ar_AE" w:bidi="ar_AE"/>
+        </w:rPr>
+      </w:r>
+    </w:p>
+    <w:p>
+      <w:pPr>
+        <w:bidi/>
+      </w:pPr>
+      <w:r>
+        <w:rPr>
+          <w:rtl/>
+          <w:cs/>
+          <w:lang w:val="ar_AE" w:bidi="ar_AE"/>
+        </w:rPr>
+      </w:r>
+      <w:r>
+        <w:rPr>
+          <w:rtl/>
+          <w:cs/>
           <w:lang w:val="ar_AE" w:bidi="ar_AE"/>
         </w:rPr>
         <w:t xml:space="preserve">وهو مُثمر في كل مكان من خلال تغيير الحياة: الأخبار السارة فعّالة في تغيير الحياة وتحقيق النمو الروحي (قارن </w:t>
@@ -632,6 +786,8 @@
       <w:hyperlink r:id="rId15">
         <w:r>
           <w:rPr>
+            <w:rtl/>
+            <w:cs/>
             <w:lang w:val="ar_AE" w:bidi="ar_AE"/>
           </w:rPr>
           <w:rPr>
@@ -643,27 +799,35 @@
       </w:hyperlink>
       <w:r>
         <w:rPr>
+          <w:rtl/>
+          <w:cs/>
           <w:lang w:val="ar_AE" w:bidi="ar_AE"/>
         </w:rPr>
         <w:t>).</w:t>
       </w:r>
       <w:r>
         <w:rPr>
-          <w:lang w:val="ar_AE" w:bidi="ar_AE"/>
-        </w:rPr>
-      </w:r>
-      <w:r>
-        <w:rPr>
-          <w:lang w:val="ar_AE" w:bidi="ar_AE"/>
-        </w:rPr>
-      </w:r>
-    </w:p>
-    <w:p>
-      <w:pPr>
-        <w:bidi/>
-      </w:pPr>
-      <w:r>
-        <w:rPr>
+          <w:rtl/>
+          <w:cs/>
+          <w:lang w:val="ar_AE" w:bidi="ar_AE"/>
+        </w:rPr>
+      </w:r>
+      <w:r>
+        <w:rPr>
+          <w:rtl/>
+          <w:cs/>
+          <w:lang w:val="ar_AE" w:bidi="ar_AE"/>
+        </w:rPr>
+      </w:r>
+    </w:p>
+    <w:p>
+      <w:pPr>
+        <w:bidi/>
+      </w:pPr>
+      <w:r>
+        <w:rPr>
+          <w:rtl/>
+          <w:cs/>
           <w:lang w:val="ar_AE" w:bidi="ar_AE"/>
         </w:rPr>
       </w:r>
@@ -675,27 +839,35 @@
       </w:pPr>
       <w:r>
         <w:rPr>
+          <w:rtl/>
+          <w:cs/>
           <w:lang w:val="ar_AE" w:bidi="ar_AE"/>
         </w:rPr>
         <w:t>كولوسي 1: 7</w:t>
       </w:r>
       <w:r>
         <w:rPr>
-          <w:lang w:val="ar_AE" w:bidi="ar_AE"/>
-        </w:rPr>
-      </w:r>
-    </w:p>
-    <w:p>
-      <w:pPr>
-        <w:bidi/>
-      </w:pPr>
-      <w:r>
-        <w:rPr>
-          <w:lang w:val="ar_AE" w:bidi="ar_AE"/>
-        </w:rPr>
-      </w:r>
-      <w:r>
-        <w:rPr>
+          <w:rtl/>
+          <w:cs/>
+          <w:lang w:val="ar_AE" w:bidi="ar_AE"/>
+        </w:rPr>
+      </w:r>
+    </w:p>
+    <w:p>
+      <w:pPr>
+        <w:bidi/>
+      </w:pPr>
+      <w:r>
+        <w:rPr>
+          <w:rtl/>
+          <w:cs/>
+          <w:lang w:val="ar_AE" w:bidi="ar_AE"/>
+        </w:rPr>
+      </w:r>
+      <w:r>
+        <w:rPr>
+          <w:rtl/>
+          <w:cs/>
           <w:lang w:val="ar_AE" w:bidi="ar_AE"/>
         </w:rPr>
         <w:t xml:space="preserve">من المرجح أن أبفراس (انظر أيضًا </w:t>
@@ -703,6 +875,8 @@
       <w:hyperlink r:id="rId16">
         <w:r>
           <w:rPr>
+            <w:rtl/>
+            <w:cs/>
             <w:lang w:val="ar_AE" w:bidi="ar_AE"/>
           </w:rPr>
           <w:rPr>
@@ -714,6 +888,8 @@
       </w:hyperlink>
       <w:r>
         <w:rPr>
+          <w:rtl/>
+          <w:cs/>
           <w:lang w:val="ar_AE" w:bidi="ar_AE"/>
         </w:rPr>
         <w:t xml:space="preserve">; </w:t>
@@ -721,6 +897,8 @@
       <w:hyperlink r:id="rId17">
         <w:r>
           <w:rPr>
+            <w:rtl/>
+            <w:cs/>
             <w:lang w:val="ar_AE" w:bidi="ar_AE"/>
           </w:rPr>
           <w:rPr>
@@ -732,6 +910,8 @@
       </w:hyperlink>
       <w:r>
         <w:rPr>
+          <w:rtl/>
+          <w:cs/>
           <w:lang w:val="ar_AE" w:bidi="ar_AE"/>
         </w:rPr>
         <w:t xml:space="preserve">) قد أهتدي وآمن عندما كان بولس يخدم في أفسس (انظر </w:t>
@@ -739,6 +919,8 @@
       <w:hyperlink r:id="rId18">
         <w:r>
           <w:rPr>
+            <w:rtl/>
+            <w:cs/>
             <w:lang w:val="ar_AE" w:bidi="ar_AE"/>
           </w:rPr>
           <w:rPr>
@@ -750,27 +932,35 @@
       </w:hyperlink>
       <w:r>
         <w:rPr>
+          <w:rtl/>
+          <w:cs/>
           <w:lang w:val="ar_AE" w:bidi="ar_AE"/>
         </w:rPr>
         <w:t>) ثم عاد إلى كولوسي ليحمل الأخبار السارة إلى مدينته.</w:t>
       </w:r>
       <w:r>
         <w:rPr>
-          <w:lang w:val="ar_AE" w:bidi="ar_AE"/>
-        </w:rPr>
-      </w:r>
-      <w:r>
-        <w:rPr>
-          <w:lang w:val="ar_AE" w:bidi="ar_AE"/>
-        </w:rPr>
-      </w:r>
-    </w:p>
-    <w:p>
-      <w:pPr>
-        <w:bidi/>
-      </w:pPr>
-      <w:r>
-        <w:rPr>
+          <w:rtl/>
+          <w:cs/>
+          <w:lang w:val="ar_AE" w:bidi="ar_AE"/>
+        </w:rPr>
+      </w:r>
+      <w:r>
+        <w:rPr>
+          <w:rtl/>
+          <w:cs/>
+          <w:lang w:val="ar_AE" w:bidi="ar_AE"/>
+        </w:rPr>
+      </w:r>
+    </w:p>
+    <w:p>
+      <w:pPr>
+        <w:bidi/>
+      </w:pPr>
+      <w:r>
+        <w:rPr>
+          <w:rtl/>
+          <w:cs/>
           <w:lang w:val="ar_AE" w:bidi="ar_AE"/>
         </w:rPr>
       </w:r>
@@ -782,27 +972,35 @@
       </w:pPr>
       <w:r>
         <w:rPr>
+          <w:rtl/>
+          <w:cs/>
           <w:lang w:val="ar_AE" w:bidi="ar_AE"/>
         </w:rPr>
         <w:t>كولوسي 1: 9–10</w:t>
       </w:r>
       <w:r>
         <w:rPr>
-          <w:lang w:val="ar_AE" w:bidi="ar_AE"/>
-        </w:rPr>
-      </w:r>
-    </w:p>
-    <w:p>
-      <w:pPr>
-        <w:bidi/>
-      </w:pPr>
-      <w:r>
-        <w:rPr>
-          <w:lang w:val="ar_AE" w:bidi="ar_AE"/>
-        </w:rPr>
-      </w:r>
-      <w:r>
-        <w:rPr>
+          <w:rtl/>
+          <w:cs/>
+          <w:lang w:val="ar_AE" w:bidi="ar_AE"/>
+        </w:rPr>
+      </w:r>
+    </w:p>
+    <w:p>
+      <w:pPr>
+        <w:bidi/>
+      </w:pPr>
+      <w:r>
+        <w:rPr>
+          <w:rtl/>
+          <w:cs/>
+          <w:lang w:val="ar_AE" w:bidi="ar_AE"/>
+        </w:rPr>
+      </w:r>
+      <w:r>
+        <w:rPr>
+          <w:rtl/>
+          <w:cs/>
           <w:lang w:val="ar_AE" w:bidi="ar_AE"/>
         </w:rPr>
         <w:t>يصلي بولس أن يمنح الله قراءه فهمًا أعمق للأخبار السارة وتطبيقها الكامل في حياتهم. يؤدي النمو الروحي إلى فهم أوضح وأعمق للحق المسيحي والسلوك كما يحق للرب، ومن خلاله سيكتسب المؤمن القدرة على التحمل والصبر للوقوف بثبات ضد الشر (</w:t>
@@ -810,6 +1008,8 @@
       <w:hyperlink r:id="rId19">
         <w:r>
           <w:rPr>
+            <w:rtl/>
+            <w:cs/>
             <w:lang w:val="ar_AE" w:bidi="ar_AE"/>
           </w:rPr>
           <w:rPr>
@@ -821,27 +1021,35 @@
       </w:hyperlink>
       <w:r>
         <w:rPr>
+          <w:rtl/>
+          <w:cs/>
           <w:lang w:val="ar_AE" w:bidi="ar_AE"/>
         </w:rPr>
         <w:t>).</w:t>
       </w:r>
       <w:r>
         <w:rPr>
-          <w:lang w:val="ar_AE" w:bidi="ar_AE"/>
-        </w:rPr>
-      </w:r>
-      <w:r>
-        <w:rPr>
-          <w:lang w:val="ar_AE" w:bidi="ar_AE"/>
-        </w:rPr>
-      </w:r>
-    </w:p>
-    <w:p>
-      <w:pPr>
-        <w:bidi/>
-      </w:pPr>
-      <w:r>
-        <w:rPr>
+          <w:rtl/>
+          <w:cs/>
+          <w:lang w:val="ar_AE" w:bidi="ar_AE"/>
+        </w:rPr>
+      </w:r>
+      <w:r>
+        <w:rPr>
+          <w:rtl/>
+          <w:cs/>
+          <w:lang w:val="ar_AE" w:bidi="ar_AE"/>
+        </w:rPr>
+      </w:r>
+    </w:p>
+    <w:p>
+      <w:pPr>
+        <w:bidi/>
+      </w:pPr>
+      <w:r>
+        <w:rPr>
+          <w:rtl/>
+          <w:cs/>
           <w:lang w:val="ar_AE" w:bidi="ar_AE"/>
         </w:rPr>
       </w:r>
@@ -853,27 +1061,35 @@
       </w:pPr>
       <w:r>
         <w:rPr>
+          <w:rtl/>
+          <w:cs/>
           <w:lang w:val="ar_AE" w:bidi="ar_AE"/>
         </w:rPr>
         <w:t>كولوسي 1: 12–13</w:t>
       </w:r>
       <w:r>
         <w:rPr>
-          <w:lang w:val="ar_AE" w:bidi="ar_AE"/>
-        </w:rPr>
-      </w:r>
-    </w:p>
-    <w:p>
-      <w:pPr>
-        <w:bidi/>
-      </w:pPr>
-      <w:r>
-        <w:rPr>
-          <w:lang w:val="ar_AE" w:bidi="ar_AE"/>
-        </w:rPr>
-      </w:r>
-      <w:r>
-        <w:rPr>
+          <w:rtl/>
+          <w:cs/>
+          <w:lang w:val="ar_AE" w:bidi="ar_AE"/>
+        </w:rPr>
+      </w:r>
+    </w:p>
+    <w:p>
+      <w:pPr>
+        <w:bidi/>
+      </w:pPr>
+      <w:r>
+        <w:rPr>
+          <w:rtl/>
+          <w:cs/>
+          <w:lang w:val="ar_AE" w:bidi="ar_AE"/>
+        </w:rPr>
+      </w:r>
+      <w:r>
+        <w:rPr>
+          <w:rtl/>
+          <w:cs/>
           <w:lang w:val="ar_AE" w:bidi="ar_AE"/>
         </w:rPr>
         <w:t xml:space="preserve">شَاكِرِينَ الآبَ دائمًا: الامتنان الصادق لله من أجل الخلاص هو ترياق قوي ضد إغراء التعليم الزائف (انظر أيضًا </w:t>
@@ -881,6 +1097,8 @@
       <w:hyperlink r:id="rId20">
         <w:r>
           <w:rPr>
+            <w:rtl/>
+            <w:cs/>
             <w:lang w:val="ar_AE" w:bidi="ar_AE"/>
           </w:rPr>
           <w:rPr>
@@ -892,6 +1110,8 @@
       </w:hyperlink>
       <w:r>
         <w:rPr>
+          <w:rtl/>
+          <w:cs/>
           <w:lang w:val="ar_AE" w:bidi="ar_AE"/>
         </w:rPr>
         <w:t xml:space="preserve">; </w:t>
@@ -899,6 +1119,8 @@
       <w:hyperlink r:id="rId21">
         <w:r>
           <w:rPr>
+            <w:rtl/>
+            <w:cs/>
             <w:lang w:val="ar_AE" w:bidi="ar_AE"/>
           </w:rPr>
           <w:rPr>
@@ -910,6 +1132,8 @@
       </w:hyperlink>
       <w:r>
         <w:rPr>
+          <w:rtl/>
+          <w:cs/>
           <w:lang w:val="ar_AE" w:bidi="ar_AE"/>
         </w:rPr>
         <w:t xml:space="preserve">; </w:t>
@@ -917,6 +1141,8 @@
       <w:hyperlink r:id="rId22">
         <w:r>
           <w:rPr>
+            <w:rtl/>
+            <w:cs/>
             <w:lang w:val="ar_AE" w:bidi="ar_AE"/>
           </w:rPr>
           <w:rPr>
@@ -928,6 +1154,8 @@
       </w:hyperlink>
       <w:r>
         <w:rPr>
+          <w:rtl/>
+          <w:cs/>
           <w:lang w:val="ar_AE" w:bidi="ar_AE"/>
         </w:rPr>
         <w:t xml:space="preserve">). • الميراث هو ما وعد الله به شعبه (على سبيل المثال، انظر </w:t>
@@ -935,6 +1163,8 @@
       <w:hyperlink r:id="rId23">
         <w:r>
           <w:rPr>
+            <w:rtl/>
+            <w:cs/>
             <w:lang w:val="ar_AE" w:bidi="ar_AE"/>
           </w:rPr>
           <w:rPr>
@@ -946,6 +1176,8 @@
       </w:hyperlink>
       <w:r>
         <w:rPr>
+          <w:rtl/>
+          <w:cs/>
           <w:lang w:val="ar_AE" w:bidi="ar_AE"/>
         </w:rPr>
         <w:t xml:space="preserve">; </w:t>
@@ -953,6 +1185,8 @@
       <w:hyperlink r:id="rId24">
         <w:r>
           <w:rPr>
+            <w:rtl/>
+            <w:cs/>
             <w:lang w:val="ar_AE" w:bidi="ar_AE"/>
           </w:rPr>
           <w:rPr>
@@ -964,6 +1198,8 @@
       </w:hyperlink>
       <w:r>
         <w:rPr>
+          <w:rtl/>
+          <w:cs/>
           <w:lang w:val="ar_AE" w:bidi="ar_AE"/>
         </w:rPr>
         <w:t xml:space="preserve">; </w:t>
@@ -971,6 +1207,8 @@
       <w:hyperlink r:id="rId25">
         <w:r>
           <w:rPr>
+            <w:rtl/>
+            <w:cs/>
             <w:lang w:val="ar_AE" w:bidi="ar_AE"/>
           </w:rPr>
           <w:rPr>
@@ -982,6 +1220,8 @@
       </w:hyperlink>
       <w:r>
         <w:rPr>
+          <w:rtl/>
+          <w:cs/>
           <w:lang w:val="ar_AE" w:bidi="ar_AE"/>
         </w:rPr>
         <w:t xml:space="preserve">). في العهد الجديد، يتضمن </w:t>
@@ -989,12 +1229,16 @@
       <w:r>
         <w:rPr>
           <w:i/>
+          <w:rtl/>
+          <w:cs/>
           <w:lang w:val="ar_AE" w:bidi="ar_AE"/>
         </w:rPr>
         <w:t>الميراث</w:t>
       </w:r>
       <w:r>
         <w:rPr>
+          <w:rtl/>
+          <w:cs/>
           <w:lang w:val="ar_AE" w:bidi="ar_AE"/>
         </w:rPr>
         <w:t xml:space="preserve"> الخلاص والتحرير النهائي (انظر أيضًا </w:t>
@@ -1002,6 +1246,8 @@
       <w:hyperlink r:id="rId26">
         <w:r>
           <w:rPr>
+            <w:rtl/>
+            <w:cs/>
             <w:lang w:val="ar_AE" w:bidi="ar_AE"/>
           </w:rPr>
           <w:rPr>
@@ -1013,6 +1259,8 @@
       </w:hyperlink>
       <w:r>
         <w:rPr>
+          <w:rtl/>
+          <w:cs/>
           <w:lang w:val="ar_AE" w:bidi="ar_AE"/>
         </w:rPr>
         <w:t xml:space="preserve">; </w:t>
@@ -1020,6 +1268,8 @@
       <w:hyperlink r:id="rId27">
         <w:r>
           <w:rPr>
+            <w:rtl/>
+            <w:cs/>
             <w:lang w:val="ar_AE" w:bidi="ar_AE"/>
           </w:rPr>
           <w:rPr>
@@ -1031,6 +1281,8 @@
       </w:hyperlink>
       <w:r>
         <w:rPr>
+          <w:rtl/>
+          <w:cs/>
           <w:lang w:val="ar_AE" w:bidi="ar_AE"/>
         </w:rPr>
         <w:t xml:space="preserve">; </w:t>
@@ -1038,6 +1290,8 @@
       <w:hyperlink r:id="rId28">
         <w:r>
           <w:rPr>
+            <w:rtl/>
+            <w:cs/>
             <w:lang w:val="ar_AE" w:bidi="ar_AE"/>
           </w:rPr>
           <w:rPr>
@@ -1049,27 +1303,35 @@
       </w:hyperlink>
       <w:r>
         <w:rPr>
+          <w:rtl/>
+          <w:cs/>
           <w:lang w:val="ar_AE" w:bidi="ar_AE"/>
         </w:rPr>
         <w:t>).</w:t>
       </w:r>
       <w:r>
         <w:rPr>
-          <w:lang w:val="ar_AE" w:bidi="ar_AE"/>
-        </w:rPr>
-      </w:r>
-      <w:r>
-        <w:rPr>
-          <w:lang w:val="ar_AE" w:bidi="ar_AE"/>
-        </w:rPr>
-      </w:r>
-    </w:p>
-    <w:p>
-      <w:pPr>
-        <w:bidi/>
-      </w:pPr>
-      <w:r>
-        <w:rPr>
+          <w:rtl/>
+          <w:cs/>
+          <w:lang w:val="ar_AE" w:bidi="ar_AE"/>
+        </w:rPr>
+      </w:r>
+      <w:r>
+        <w:rPr>
+          <w:rtl/>
+          <w:cs/>
+          <w:lang w:val="ar_AE" w:bidi="ar_AE"/>
+        </w:rPr>
+      </w:r>
+    </w:p>
+    <w:p>
+      <w:pPr>
+        <w:bidi/>
+      </w:pPr>
+      <w:r>
+        <w:rPr>
+          <w:rtl/>
+          <w:cs/>
           <w:lang w:val="ar_AE" w:bidi="ar_AE"/>
         </w:rPr>
       </w:r>
@@ -1081,12 +1343,16 @@
       </w:pPr>
       <w:r>
         <w:rPr>
+          <w:rtl/>
+          <w:cs/>
           <w:lang w:val="ar_AE" w:bidi="ar_AE"/>
         </w:rPr>
         <w:t>كولوسي 1: 15</w:t>
       </w:r>
       <w:r>
         <w:rPr>
+          <w:rtl/>
+          <w:cs/>
           <w:lang w:val="ar_AE" w:bidi="ar_AE"/>
         </w:rPr>
       </w:r>
@@ -1100,18 +1366,24 @@
       </w:pPr>
       <w:r>
         <w:rPr>
+          <w:rtl/>
+          <w:cs/>
           <w:lang w:val="ar_AE" w:bidi="ar_AE"/>
         </w:rPr>
       </w:r>
       <w:r>
         <w:rPr>
           <w:i/>
+          <w:rtl/>
+          <w:cs/>
           <w:lang w:val="ar_AE" w:bidi="ar_AE"/>
         </w:rPr>
         <w:t>الصورة</w:t>
       </w:r>
       <w:r>
         <w:rPr>
+          <w:rtl/>
+          <w:cs/>
           <w:lang w:val="ar_AE" w:bidi="ar_AE"/>
         </w:rPr>
         <w:t xml:space="preserve">: في الترجمة اليونانية للعهد القديم، تعني </w:t>
@@ -1119,12 +1391,16 @@
       <w:r>
         <w:rPr>
           <w:i/>
+          <w:rtl/>
+          <w:cs/>
           <w:lang w:val="ar_AE" w:bidi="ar_AE"/>
         </w:rPr>
         <w:t>eikōn</w:t>
       </w:r>
       <w:r>
         <w:rPr>
+          <w:rtl/>
+          <w:cs/>
           <w:lang w:val="ar_AE" w:bidi="ar_AE"/>
         </w:rPr>
         <w:t xml:space="preserve"> "صورة" أو "تمثيل". وهي تصف البشر بأنهم مخلوقون على صورة الله (</w:t>
@@ -1132,6 +1408,8 @@
       <w:hyperlink r:id="rId29">
         <w:r>
           <w:rPr>
+            <w:rtl/>
+            <w:cs/>
             <w:lang w:val="ar_AE" w:bidi="ar_AE"/>
           </w:rPr>
           <w:rPr>
@@ -1143,6 +1421,8 @@
       </w:hyperlink>
       <w:r>
         <w:rPr>
+          <w:rtl/>
+          <w:cs/>
           <w:lang w:val="ar_AE" w:bidi="ar_AE"/>
         </w:rPr>
         <w:t xml:space="preserve">). كما تشير إلى شخصية الحكمة في الكتابات اليهودية (انظر حكمة سليمان 7:25–26). كما يصف كُتَّاب العهد الجديد المسيح بأنه "حكمة الله" لتوضيح أهميته (قارن </w:t>
@@ -1150,6 +1430,8 @@
       <w:hyperlink r:id="rId30">
         <w:r>
           <w:rPr>
+            <w:rtl/>
+            <w:cs/>
             <w:lang w:val="ar_AE" w:bidi="ar_AE"/>
           </w:rPr>
           <w:rPr>
@@ -1161,6 +1443,8 @@
       </w:hyperlink>
       <w:r>
         <w:rPr>
+          <w:rtl/>
+          <w:cs/>
           <w:lang w:val="ar_AE" w:bidi="ar_AE"/>
         </w:rPr>
         <w:t xml:space="preserve">, </w:t>
@@ -1168,6 +1452,8 @@
       <w:hyperlink r:id="rId31">
         <w:r>
           <w:rPr>
+            <w:rtl/>
+            <w:cs/>
             <w:lang w:val="ar_AE" w:bidi="ar_AE"/>
           </w:rPr>
           <w:rPr>
@@ -1179,6 +1465,8 @@
       </w:hyperlink>
       <w:r>
         <w:rPr>
+          <w:rtl/>
+          <w:cs/>
           <w:lang w:val="ar_AE" w:bidi="ar_AE"/>
         </w:rPr>
         <w:t>).</w:t>
@@ -1193,18 +1481,24 @@
       </w:pPr>
       <w:r>
         <w:rPr>
+          <w:rtl/>
+          <w:cs/>
           <w:lang w:val="ar_AE" w:bidi="ar_AE"/>
         </w:rPr>
       </w:r>
       <w:r>
         <w:rPr>
           <w:i/>
+          <w:rtl/>
+          <w:cs/>
           <w:lang w:val="ar_AE" w:bidi="ar_AE"/>
         </w:rPr>
         <w:t>بِكْرُ كُلِّ خَلِيقَةٍ</w:t>
       </w:r>
       <w:r>
         <w:rPr>
+          <w:rtl/>
+          <w:cs/>
           <w:lang w:val="ar_AE" w:bidi="ar_AE"/>
         </w:rPr>
         <w:t xml:space="preserve">: كانت هذه العبارة ذات أهمية في المناقشات المسيحية المبكرة حول طبيعة المسيح. </w:t>
@@ -1212,12 +1506,16 @@
       <w:r>
         <w:rPr>
           <w:i/>
+          <w:rtl/>
+          <w:cs/>
           <w:lang w:val="ar_AE" w:bidi="ar_AE"/>
         </w:rPr>
         <w:t>البكر</w:t>
       </w:r>
       <w:r>
         <w:rPr>
+          <w:rtl/>
+          <w:cs/>
           <w:lang w:val="ar_AE" w:bidi="ar_AE"/>
         </w:rPr>
         <w:t xml:space="preserve"> لا يعني أن الله خلقه. وهو لقب من العهد القديم، يُظهر التفوق في الرتبة والأولوية في الزمن (انظر، على سبيل المثال، </w:t>
@@ -1225,6 +1523,8 @@
       <w:hyperlink r:id="rId32">
         <w:r>
           <w:rPr>
+            <w:rtl/>
+            <w:cs/>
             <w:lang w:val="ar_AE" w:bidi="ar_AE"/>
           </w:rPr>
           <w:rPr>
@@ -1236,27 +1536,35 @@
       </w:hyperlink>
       <w:r>
         <w:rPr>
+          <w:rtl/>
+          <w:cs/>
           <w:lang w:val="ar_AE" w:bidi="ar_AE"/>
         </w:rPr>
         <w:t>).</w:t>
       </w:r>
       <w:r>
         <w:rPr>
-          <w:lang w:val="ar_AE" w:bidi="ar_AE"/>
-        </w:rPr>
-      </w:r>
-      <w:r>
-        <w:rPr>
-          <w:lang w:val="ar_AE" w:bidi="ar_AE"/>
-        </w:rPr>
-      </w:r>
-    </w:p>
-    <w:p>
-      <w:pPr>
-        <w:bidi/>
-      </w:pPr>
-      <w:r>
-        <w:rPr>
+          <w:rtl/>
+          <w:cs/>
+          <w:lang w:val="ar_AE" w:bidi="ar_AE"/>
+        </w:rPr>
+      </w:r>
+      <w:r>
+        <w:rPr>
+          <w:rtl/>
+          <w:cs/>
+          <w:lang w:val="ar_AE" w:bidi="ar_AE"/>
+        </w:rPr>
+      </w:r>
+    </w:p>
+    <w:p>
+      <w:pPr>
+        <w:bidi/>
+      </w:pPr>
+      <w:r>
+        <w:rPr>
+          <w:rtl/>
+          <w:cs/>
           <w:lang w:val="ar_AE" w:bidi="ar_AE"/>
         </w:rPr>
       </w:r>
@@ -1268,27 +1576,35 @@
       </w:pPr>
       <w:r>
         <w:rPr>
+          <w:rtl/>
+          <w:cs/>
           <w:lang w:val="ar_AE" w:bidi="ar_AE"/>
         </w:rPr>
         <w:t>كولوسي 1: 15–20</w:t>
       </w:r>
       <w:r>
         <w:rPr>
-          <w:lang w:val="ar_AE" w:bidi="ar_AE"/>
-        </w:rPr>
-      </w:r>
-    </w:p>
-    <w:p>
-      <w:pPr>
-        <w:bidi/>
-      </w:pPr>
-      <w:r>
-        <w:rPr>
-          <w:lang w:val="ar_AE" w:bidi="ar_AE"/>
-        </w:rPr>
-      </w:r>
-      <w:r>
-        <w:rPr>
+          <w:rtl/>
+          <w:cs/>
+          <w:lang w:val="ar_AE" w:bidi="ar_AE"/>
+        </w:rPr>
+      </w:r>
+    </w:p>
+    <w:p>
+      <w:pPr>
+        <w:bidi/>
+      </w:pPr>
+      <w:r>
+        <w:rPr>
+          <w:rtl/>
+          <w:cs/>
+          <w:lang w:val="ar_AE" w:bidi="ar_AE"/>
+        </w:rPr>
+      </w:r>
+      <w:r>
+        <w:rPr>
+          <w:rtl/>
+          <w:cs/>
           <w:lang w:val="ar_AE" w:bidi="ar_AE"/>
         </w:rPr>
         <w:t>يشير بولس إلى يسوع باعتباره الخالق الأسمى (</w:t>
@@ -1296,6 +1612,8 @@
       <w:hyperlink r:id="rId33">
         <w:r>
           <w:rPr>
+            <w:rtl/>
+            <w:cs/>
             <w:lang w:val="ar_AE" w:bidi="ar_AE"/>
           </w:rPr>
           <w:rPr>
@@ -1307,6 +1625,8 @@
       </w:hyperlink>
       <w:r>
         <w:rPr>
+          <w:rtl/>
+          <w:cs/>
           <w:lang w:val="ar_AE" w:bidi="ar_AE"/>
         </w:rPr>
         <w:t>) والفادي (</w:t>
@@ -1314,6 +1634,8 @@
       <w:hyperlink r:id="rId34">
         <w:r>
           <w:rPr>
+            <w:rtl/>
+            <w:cs/>
             <w:lang w:val="ar_AE" w:bidi="ar_AE"/>
           </w:rPr>
           <w:rPr>
@@ -1325,27 +1647,35 @@
       </w:hyperlink>
       <w:r>
         <w:rPr>
+          <w:rtl/>
+          <w:cs/>
           <w:lang w:val="ar_AE" w:bidi="ar_AE"/>
         </w:rPr>
         <w:t>). وتشير سلسلة العبارات القصيرة والمفاهيم المجيدة للمسيح، والتوازي في اللغة والفكر بقوة إلى أن هذه الآيات تقتبس من ترنيمة مسيحية مُبكرة عن يسوع، وقد طبقها بولس على وضع المؤمنين في كولوسي.</w:t>
       </w:r>
       <w:r>
         <w:rPr>
-          <w:lang w:val="ar_AE" w:bidi="ar_AE"/>
-        </w:rPr>
-      </w:r>
-      <w:r>
-        <w:rPr>
-          <w:lang w:val="ar_AE" w:bidi="ar_AE"/>
-        </w:rPr>
-      </w:r>
-    </w:p>
-    <w:p>
-      <w:pPr>
-        <w:bidi/>
-      </w:pPr>
-      <w:r>
-        <w:rPr>
+          <w:rtl/>
+          <w:cs/>
+          <w:lang w:val="ar_AE" w:bidi="ar_AE"/>
+        </w:rPr>
+      </w:r>
+      <w:r>
+        <w:rPr>
+          <w:rtl/>
+          <w:cs/>
+          <w:lang w:val="ar_AE" w:bidi="ar_AE"/>
+        </w:rPr>
+      </w:r>
+    </w:p>
+    <w:p>
+      <w:pPr>
+        <w:bidi/>
+      </w:pPr>
+      <w:r>
+        <w:rPr>
+          <w:rtl/>
+          <w:cs/>
           <w:lang w:val="ar_AE" w:bidi="ar_AE"/>
         </w:rPr>
       </w:r>
@@ -1357,27 +1687,35 @@
       </w:pPr>
       <w:r>
         <w:rPr>
+          <w:rtl/>
+          <w:cs/>
           <w:lang w:val="ar_AE" w:bidi="ar_AE"/>
         </w:rPr>
         <w:t>كولوسي 1: 16</w:t>
       </w:r>
       <w:r>
         <w:rPr>
-          <w:lang w:val="ar_AE" w:bidi="ar_AE"/>
-        </w:rPr>
-      </w:r>
-    </w:p>
-    <w:p>
-      <w:pPr>
-        <w:bidi/>
-      </w:pPr>
-      <w:r>
-        <w:rPr>
-          <w:lang w:val="ar_AE" w:bidi="ar_AE"/>
-        </w:rPr>
-      </w:r>
-      <w:r>
-        <w:rPr>
+          <w:rtl/>
+          <w:cs/>
+          <w:lang w:val="ar_AE" w:bidi="ar_AE"/>
+        </w:rPr>
+      </w:r>
+    </w:p>
+    <w:p>
+      <w:pPr>
+        <w:bidi/>
+      </w:pPr>
+      <w:r>
+        <w:rPr>
+          <w:rtl/>
+          <w:cs/>
+          <w:lang w:val="ar_AE" w:bidi="ar_AE"/>
+        </w:rPr>
+      </w:r>
+      <w:r>
+        <w:rPr>
+          <w:rtl/>
+          <w:cs/>
           <w:lang w:val="ar_AE" w:bidi="ar_AE"/>
         </w:rPr>
         <w:t xml:space="preserve">تشير العروش والسيادات والرياسات والسلاطين في العالم غير المرئي إلى قوى روحية متنوعة. ويؤكد هذا السطر على سيادة المسيح على هذه الكائنات التي كانت تحظى باهتمام كبير من المُعَلِّمين الكذبة (انظر </w:t>
@@ -1385,6 +1723,8 @@
       <w:hyperlink r:id="rId35">
         <w:r>
           <w:rPr>
+            <w:rtl/>
+            <w:cs/>
             <w:lang w:val="ar_AE" w:bidi="ar_AE"/>
           </w:rPr>
           <w:rPr>
@@ -1396,27 +1736,35 @@
       </w:hyperlink>
       <w:r>
         <w:rPr>
+          <w:rtl/>
+          <w:cs/>
           <w:lang w:val="ar_AE" w:bidi="ar_AE"/>
         </w:rPr>
         <w:t>). • الْكُلُّ بِهِ وَلَهُ قَدْ خُلِقَ: المسيح هو الذي خُلق من خلاله كل شيء وهو هدف كل الخليقة.</w:t>
       </w:r>
       <w:r>
         <w:rPr>
-          <w:lang w:val="ar_AE" w:bidi="ar_AE"/>
-        </w:rPr>
-      </w:r>
-      <w:r>
-        <w:rPr>
-          <w:lang w:val="ar_AE" w:bidi="ar_AE"/>
-        </w:rPr>
-      </w:r>
-    </w:p>
-    <w:p>
-      <w:pPr>
-        <w:bidi/>
-      </w:pPr>
-      <w:r>
-        <w:rPr>
+          <w:rtl/>
+          <w:cs/>
+          <w:lang w:val="ar_AE" w:bidi="ar_AE"/>
+        </w:rPr>
+      </w:r>
+      <w:r>
+        <w:rPr>
+          <w:rtl/>
+          <w:cs/>
+          <w:lang w:val="ar_AE" w:bidi="ar_AE"/>
+        </w:rPr>
+      </w:r>
+    </w:p>
+    <w:p>
+      <w:pPr>
+        <w:bidi/>
+      </w:pPr>
+      <w:r>
+        <w:rPr>
+          <w:rtl/>
+          <w:cs/>
           <w:lang w:val="ar_AE" w:bidi="ar_AE"/>
         </w:rPr>
       </w:r>
@@ -1428,27 +1776,35 @@
       </w:pPr>
       <w:r>
         <w:rPr>
+          <w:rtl/>
+          <w:cs/>
           <w:lang w:val="ar_AE" w:bidi="ar_AE"/>
         </w:rPr>
         <w:t>كولوسي 1: 18</w:t>
       </w:r>
       <w:r>
         <w:rPr>
-          <w:lang w:val="ar_AE" w:bidi="ar_AE"/>
-        </w:rPr>
-      </w:r>
-    </w:p>
-    <w:p>
-      <w:pPr>
-        <w:bidi/>
-      </w:pPr>
-      <w:r>
-        <w:rPr>
-          <w:lang w:val="ar_AE" w:bidi="ar_AE"/>
-        </w:rPr>
-      </w:r>
-      <w:r>
-        <w:rPr>
+          <w:rtl/>
+          <w:cs/>
+          <w:lang w:val="ar_AE" w:bidi="ar_AE"/>
+        </w:rPr>
+      </w:r>
+    </w:p>
+    <w:p>
+      <w:pPr>
+        <w:bidi/>
+      </w:pPr>
+      <w:r>
+        <w:rPr>
+          <w:rtl/>
+          <w:cs/>
+          <w:lang w:val="ar_AE" w:bidi="ar_AE"/>
+        </w:rPr>
+      </w:r>
+      <w:r>
+        <w:rPr>
+          <w:rtl/>
+          <w:cs/>
           <w:lang w:val="ar_AE" w:bidi="ar_AE"/>
         </w:rPr>
         <w:t xml:space="preserve">وَهُوَ رَأْسُ الْجَسَدِ (الكنيسة): الكلمة اليونانية kephalē (رأس) عادة ما تحمل معنى </w:t>
@@ -1456,12 +1812,16 @@
       <w:r>
         <w:rPr>
           <w:i/>
+          <w:rtl/>
+          <w:cs/>
           <w:lang w:val="ar_AE" w:bidi="ar_AE"/>
         </w:rPr>
         <w:t>السلطة على</w:t>
       </w:r>
       <w:r>
         <w:rPr>
+          <w:rtl/>
+          <w:cs/>
           <w:lang w:val="ar_AE" w:bidi="ar_AE"/>
         </w:rPr>
         <w:t xml:space="preserve"> أو </w:t>
@@ -1469,12 +1829,16 @@
       <w:r>
         <w:rPr>
           <w:i/>
+          <w:rtl/>
+          <w:cs/>
           <w:lang w:val="ar_AE" w:bidi="ar_AE"/>
         </w:rPr>
         <w:t>القيادة</w:t>
       </w:r>
       <w:r>
         <w:rPr>
+          <w:rtl/>
+          <w:cs/>
           <w:lang w:val="ar_AE" w:bidi="ar_AE"/>
         </w:rPr>
         <w:t xml:space="preserve"> عندما يستخدمها بولس كاستعارة (انظر أيضًا </w:t>
@@ -1482,6 +1846,8 @@
       <w:hyperlink r:id="rId36">
         <w:r>
           <w:rPr>
+            <w:rtl/>
+            <w:cs/>
             <w:lang w:val="ar_AE" w:bidi="ar_AE"/>
           </w:rPr>
           <w:rPr>
@@ -1493,6 +1859,8 @@
       </w:hyperlink>
       <w:r>
         <w:rPr>
+          <w:rtl/>
+          <w:cs/>
           <w:lang w:val="ar_AE" w:bidi="ar_AE"/>
         </w:rPr>
         <w:t xml:space="preserve">, </w:t>
@@ -1500,6 +1868,8 @@
       <w:hyperlink r:id="rId37">
         <w:r>
           <w:rPr>
+            <w:rtl/>
+            <w:cs/>
             <w:lang w:val="ar_AE" w:bidi="ar_AE"/>
           </w:rPr>
           <w:rPr>
@@ -1511,6 +1881,8 @@
       </w:hyperlink>
       <w:r>
         <w:rPr>
+          <w:rtl/>
+          <w:cs/>
           <w:lang w:val="ar_AE" w:bidi="ar_AE"/>
         </w:rPr>
         <w:t xml:space="preserve">; </w:t>
@@ -1518,6 +1890,8 @@
       <w:hyperlink r:id="rId38">
         <w:r>
           <w:rPr>
+            <w:rtl/>
+            <w:cs/>
             <w:lang w:val="ar_AE" w:bidi="ar_AE"/>
           </w:rPr>
           <w:rPr>
@@ -1529,6 +1903,8 @@
       </w:hyperlink>
       <w:r>
         <w:rPr>
+          <w:rtl/>
+          <w:cs/>
           <w:lang w:val="ar_AE" w:bidi="ar_AE"/>
         </w:rPr>
         <w:t xml:space="preserve">; </w:t>
@@ -1536,6 +1912,8 @@
       <w:hyperlink r:id="rId39">
         <w:r>
           <w:rPr>
+            <w:rtl/>
+            <w:cs/>
             <w:lang w:val="ar_AE" w:bidi="ar_AE"/>
           </w:rPr>
           <w:rPr>
@@ -1547,6 +1925,8 @@
       </w:hyperlink>
       <w:r>
         <w:rPr>
+          <w:rtl/>
+          <w:cs/>
           <w:lang w:val="ar_AE" w:bidi="ar_AE"/>
         </w:rPr>
         <w:t xml:space="preserve">; </w:t>
@@ -1554,6 +1934,8 @@
       <w:hyperlink r:id="rId40">
         <w:r>
           <w:rPr>
+            <w:rtl/>
+            <w:cs/>
             <w:lang w:val="ar_AE" w:bidi="ar_AE"/>
           </w:rPr>
           <w:rPr>
@@ -1565,6 +1947,8 @@
       </w:hyperlink>
       <w:r>
         <w:rPr>
+          <w:rtl/>
+          <w:cs/>
           <w:lang w:val="ar_AE" w:bidi="ar_AE"/>
         </w:rPr>
         <w:t xml:space="preserve">). • التي هي جسده: استعارة الكنيسة كجسد المسيح تُعَبِّر عن الوحدة الأساسية بين المسيح والكنيسة (انظر أيضًا </w:t>
@@ -1572,6 +1956,8 @@
       <w:hyperlink r:id="rId41">
         <w:r>
           <w:rPr>
+            <w:rtl/>
+            <w:cs/>
             <w:lang w:val="ar_AE" w:bidi="ar_AE"/>
           </w:rPr>
           <w:rPr>
@@ -1583,6 +1969,8 @@
       </w:hyperlink>
       <w:r>
         <w:rPr>
+          <w:rtl/>
+          <w:cs/>
           <w:lang w:val="ar_AE" w:bidi="ar_AE"/>
         </w:rPr>
         <w:t xml:space="preserve">; </w:t>
@@ -1590,6 +1978,8 @@
       <w:hyperlink r:id="rId37">
         <w:r>
           <w:rPr>
+            <w:rtl/>
+            <w:cs/>
             <w:lang w:val="ar_AE" w:bidi="ar_AE"/>
           </w:rPr>
           <w:rPr>
@@ -1601,6 +1991,8 @@
       </w:hyperlink>
       <w:r>
         <w:rPr>
+          <w:rtl/>
+          <w:cs/>
           <w:lang w:val="ar_AE" w:bidi="ar_AE"/>
         </w:rPr>
         <w:t xml:space="preserve">; </w:t>
@@ -1608,6 +2000,8 @@
       <w:hyperlink r:id="rId42">
         <w:r>
           <w:rPr>
+            <w:rtl/>
+            <w:cs/>
             <w:lang w:val="ar_AE" w:bidi="ar_AE"/>
           </w:rPr>
           <w:rPr>
@@ -1619,6 +2013,8 @@
       </w:hyperlink>
       <w:r>
         <w:rPr>
+          <w:rtl/>
+          <w:cs/>
           <w:lang w:val="ar_AE" w:bidi="ar_AE"/>
         </w:rPr>
         <w:t xml:space="preserve">; </w:t>
@@ -1626,6 +2022,8 @@
       <w:hyperlink r:id="rId43">
         <w:r>
           <w:rPr>
+            <w:rtl/>
+            <w:cs/>
             <w:lang w:val="ar_AE" w:bidi="ar_AE"/>
           </w:rPr>
           <w:rPr>
@@ -1637,6 +2035,8 @@
       </w:hyperlink>
       <w:r>
         <w:rPr>
+          <w:rtl/>
+          <w:cs/>
           <w:lang w:val="ar_AE" w:bidi="ar_AE"/>
         </w:rPr>
         <w:t xml:space="preserve">; </w:t>
@@ -1644,6 +2044,8 @@
       <w:hyperlink r:id="rId44">
         <w:r>
           <w:rPr>
+            <w:rtl/>
+            <w:cs/>
             <w:lang w:val="ar_AE" w:bidi="ar_AE"/>
           </w:rPr>
           <w:rPr>
@@ -1655,6 +2057,8 @@
       </w:hyperlink>
       <w:r>
         <w:rPr>
+          <w:rtl/>
+          <w:cs/>
           <w:lang w:val="ar_AE" w:bidi="ar_AE"/>
         </w:rPr>
         <w:t xml:space="preserve">; </w:t>
@@ -1662,6 +2066,8 @@
       <w:hyperlink r:id="rId45">
         <w:r>
           <w:rPr>
+            <w:rtl/>
+            <w:cs/>
             <w:lang w:val="ar_AE" w:bidi="ar_AE"/>
           </w:rPr>
           <w:rPr>
@@ -1673,6 +2079,8 @@
       </w:hyperlink>
       <w:r>
         <w:rPr>
+          <w:rtl/>
+          <w:cs/>
           <w:lang w:val="ar_AE" w:bidi="ar_AE"/>
         </w:rPr>
         <w:t xml:space="preserve">, </w:t>
@@ -1680,6 +2088,8 @@
       <w:hyperlink r:id="rId46">
         <w:r>
           <w:rPr>
+            <w:rtl/>
+            <w:cs/>
             <w:lang w:val="ar_AE" w:bidi="ar_AE"/>
           </w:rPr>
           <w:rPr>
@@ -1691,6 +2101,8 @@
       </w:hyperlink>
       <w:r>
         <w:rPr>
+          <w:rtl/>
+          <w:cs/>
           <w:lang w:val="ar_AE" w:bidi="ar_AE"/>
         </w:rPr>
         <w:t xml:space="preserve">; </w:t>
@@ -1698,6 +2110,8 @@
       <w:hyperlink r:id="rId40">
         <w:r>
           <w:rPr>
+            <w:rtl/>
+            <w:cs/>
             <w:lang w:val="ar_AE" w:bidi="ar_AE"/>
           </w:rPr>
           <w:rPr>
@@ -1709,6 +2123,8 @@
       </w:hyperlink>
       <w:r>
         <w:rPr>
+          <w:rtl/>
+          <w:cs/>
           <w:lang w:val="ar_AE" w:bidi="ar_AE"/>
         </w:rPr>
         <w:t xml:space="preserve">, </w:t>
@@ -1716,6 +2132,8 @@
       <w:hyperlink r:id="rId47">
         <w:r>
           <w:rPr>
+            <w:rtl/>
+            <w:cs/>
             <w:lang w:val="ar_AE" w:bidi="ar_AE"/>
           </w:rPr>
           <w:rPr>
@@ -1727,6 +2145,8 @@
       </w:hyperlink>
       <w:r>
         <w:rPr>
+          <w:rtl/>
+          <w:cs/>
           <w:lang w:val="ar_AE" w:bidi="ar_AE"/>
         </w:rPr>
         <w:t>). • الأسمى على جميع الذين يقومون من الأموات (أو</w:t>
@@ -1734,45 +2154,59 @@
       <w:r>
         <w:rPr>
           <w:i/>
+          <w:rtl/>
+          <w:cs/>
           <w:lang w:val="ar_AE" w:bidi="ar_AE"/>
         </w:rPr>
         <w:t xml:space="preserve"> بِكْرٌ مِنَ الأَمْوَاتِ</w:t>
       </w:r>
       <w:r>
         <w:rPr>
+          <w:rtl/>
+          <w:cs/>
           <w:lang w:val="ar_AE" w:bidi="ar_AE"/>
         </w:rPr>
         <w:t xml:space="preserve">): انظر </w:t>
       </w:r>
       <w:r>
         <w:rPr>
+          <w:rtl/>
+          <w:cs/>
           <w:lang w:val="ar_AE" w:bidi="ar_AE"/>
         </w:rPr>
         <w:t>ملاحظة الدراسة على كولوسي 1:15</w:t>
       </w:r>
       <w:r>
         <w:rPr>
+          <w:rtl/>
+          <w:cs/>
           <w:lang w:val="ar_AE" w:bidi="ar_AE"/>
         </w:rPr>
         <w:t>.</w:t>
       </w:r>
       <w:r>
         <w:rPr>
-          <w:lang w:val="ar_AE" w:bidi="ar_AE"/>
-        </w:rPr>
-      </w:r>
-      <w:r>
-        <w:rPr>
-          <w:lang w:val="ar_AE" w:bidi="ar_AE"/>
-        </w:rPr>
-      </w:r>
-    </w:p>
-    <w:p>
-      <w:pPr>
-        <w:bidi/>
-      </w:pPr>
-      <w:r>
-        <w:rPr>
+          <w:rtl/>
+          <w:cs/>
+          <w:lang w:val="ar_AE" w:bidi="ar_AE"/>
+        </w:rPr>
+      </w:r>
+      <w:r>
+        <w:rPr>
+          <w:rtl/>
+          <w:cs/>
+          <w:lang w:val="ar_AE" w:bidi="ar_AE"/>
+        </w:rPr>
+      </w:r>
+    </w:p>
+    <w:p>
+      <w:pPr>
+        <w:bidi/>
+      </w:pPr>
+      <w:r>
+        <w:rPr>
+          <w:rtl/>
+          <w:cs/>
           <w:lang w:val="ar_AE" w:bidi="ar_AE"/>
         </w:rPr>
       </w:r>
@@ -1784,27 +2218,35 @@
       </w:pPr>
       <w:r>
         <w:rPr>
+          <w:rtl/>
+          <w:cs/>
           <w:lang w:val="ar_AE" w:bidi="ar_AE"/>
         </w:rPr>
         <w:t>كولوسي 1: 19</w:t>
       </w:r>
       <w:r>
         <w:rPr>
-          <w:lang w:val="ar_AE" w:bidi="ar_AE"/>
-        </w:rPr>
-      </w:r>
-    </w:p>
-    <w:p>
-      <w:pPr>
-        <w:bidi/>
-      </w:pPr>
-      <w:r>
-        <w:rPr>
-          <w:lang w:val="ar_AE" w:bidi="ar_AE"/>
-        </w:rPr>
-      </w:r>
-      <w:r>
-        <w:rPr>
+          <w:rtl/>
+          <w:cs/>
+          <w:lang w:val="ar_AE" w:bidi="ar_AE"/>
+        </w:rPr>
+      </w:r>
+    </w:p>
+    <w:p>
+      <w:pPr>
+        <w:bidi/>
+      </w:pPr>
+      <w:r>
+        <w:rPr>
+          <w:rtl/>
+          <w:cs/>
+          <w:lang w:val="ar_AE" w:bidi="ar_AE"/>
+        </w:rPr>
+      </w:r>
+      <w:r>
+        <w:rPr>
+          <w:rtl/>
+          <w:cs/>
           <w:lang w:val="ar_AE" w:bidi="ar_AE"/>
         </w:rPr>
         <w:t xml:space="preserve">الله في كماله يؤكد أنه اختار أن يعلن عن نفسه بالكامل في يسوع المسيح. ورؤية يسوع وفهمه تعني بالتالي رؤية وفهم الله (انظر </w:t>
@@ -1812,6 +2254,8 @@
       <w:hyperlink r:id="rId48">
         <w:r>
           <w:rPr>
+            <w:rtl/>
+            <w:cs/>
             <w:lang w:val="ar_AE" w:bidi="ar_AE"/>
           </w:rPr>
           <w:rPr>
@@ -1823,6 +2267,8 @@
       </w:hyperlink>
       <w:r>
         <w:rPr>
+          <w:rtl/>
+          <w:cs/>
           <w:lang w:val="ar_AE" w:bidi="ar_AE"/>
         </w:rPr>
         <w:t xml:space="preserve">). يبدو أن المُعَلِّمين الكذبة كانوا يقولون إن المؤمنين بحاجة إلى النظر إلى كائنات روحية أخرى لمعرفة المزيد عن الله (انظر </w:t>
@@ -1830,6 +2276,8 @@
       <w:hyperlink r:id="rId49">
         <w:r>
           <w:rPr>
+            <w:rtl/>
+            <w:cs/>
             <w:lang w:val="ar_AE" w:bidi="ar_AE"/>
           </w:rPr>
           <w:rPr>
@@ -1841,6 +2289,8 @@
       </w:hyperlink>
       <w:r>
         <w:rPr>
+          <w:rtl/>
+          <w:cs/>
           <w:lang w:val="ar_AE" w:bidi="ar_AE"/>
         </w:rPr>
         <w:t xml:space="preserve">, </w:t>
@@ -1848,6 +2298,8 @@
       <w:hyperlink r:id="rId50">
         <w:r>
           <w:rPr>
+            <w:rtl/>
+            <w:cs/>
             <w:lang w:val="ar_AE" w:bidi="ar_AE"/>
           </w:rPr>
           <w:rPr>
@@ -1859,6 +2311,8 @@
       </w:hyperlink>
       <w:r>
         <w:rPr>
+          <w:rtl/>
+          <w:cs/>
           <w:lang w:val="ar_AE" w:bidi="ar_AE"/>
         </w:rPr>
         <w:t xml:space="preserve">). لكن المسيح كافٍ لكل معرفتنا بالله (قارن </w:t>
@@ -1866,6 +2320,8 @@
       <w:hyperlink r:id="rId51">
         <w:r>
           <w:rPr>
+            <w:rtl/>
+            <w:cs/>
             <w:lang w:val="ar_AE" w:bidi="ar_AE"/>
           </w:rPr>
           <w:rPr>
@@ -1877,27 +2333,35 @@
       </w:hyperlink>
       <w:r>
         <w:rPr>
+          <w:rtl/>
+          <w:cs/>
           <w:lang w:val="ar_AE" w:bidi="ar_AE"/>
         </w:rPr>
         <w:t>).</w:t>
       </w:r>
       <w:r>
         <w:rPr>
-          <w:lang w:val="ar_AE" w:bidi="ar_AE"/>
-        </w:rPr>
-      </w:r>
-      <w:r>
-        <w:rPr>
-          <w:lang w:val="ar_AE" w:bidi="ar_AE"/>
-        </w:rPr>
-      </w:r>
-    </w:p>
-    <w:p>
-      <w:pPr>
-        <w:bidi/>
-      </w:pPr>
-      <w:r>
-        <w:rPr>
+          <w:rtl/>
+          <w:cs/>
+          <w:lang w:val="ar_AE" w:bidi="ar_AE"/>
+        </w:rPr>
+      </w:r>
+      <w:r>
+        <w:rPr>
+          <w:rtl/>
+          <w:cs/>
+          <w:lang w:val="ar_AE" w:bidi="ar_AE"/>
+        </w:rPr>
+      </w:r>
+    </w:p>
+    <w:p>
+      <w:pPr>
+        <w:bidi/>
+      </w:pPr>
+      <w:r>
+        <w:rPr>
+          <w:rtl/>
+          <w:cs/>
           <w:lang w:val="ar_AE" w:bidi="ar_AE"/>
         </w:rPr>
       </w:r>
@@ -1909,27 +2373,35 @@
       </w:pPr>
       <w:r>
         <w:rPr>
+          <w:rtl/>
+          <w:cs/>
           <w:lang w:val="ar_AE" w:bidi="ar_AE"/>
         </w:rPr>
         <w:t>كولوسي 1: 20</w:t>
       </w:r>
       <w:r>
         <w:rPr>
-          <w:lang w:val="ar_AE" w:bidi="ar_AE"/>
-        </w:rPr>
-      </w:r>
-    </w:p>
-    <w:p>
-      <w:pPr>
-        <w:bidi/>
-      </w:pPr>
-      <w:r>
-        <w:rPr>
-          <w:lang w:val="ar_AE" w:bidi="ar_AE"/>
-        </w:rPr>
-      </w:r>
-      <w:r>
-        <w:rPr>
+          <w:rtl/>
+          <w:cs/>
+          <w:lang w:val="ar_AE" w:bidi="ar_AE"/>
+        </w:rPr>
+      </w:r>
+    </w:p>
+    <w:p>
+      <w:pPr>
+        <w:bidi/>
+      </w:pPr>
+      <w:r>
+        <w:rPr>
+          <w:rtl/>
+          <w:cs/>
+          <w:lang w:val="ar_AE" w:bidi="ar_AE"/>
+        </w:rPr>
+      </w:r>
+      <w:r>
+        <w:rPr>
+          <w:rtl/>
+          <w:cs/>
           <w:lang w:val="ar_AE" w:bidi="ar_AE"/>
         </w:rPr>
         <w:t>بالمسيح، قد صالح الله كل شيء لنفسه</w:t>
@@ -1937,33 +2409,43 @@
       <w:r>
         <w:rPr>
           <w:i/>
+          <w:rtl/>
+          <w:cs/>
           <w:lang w:val="ar_AE" w:bidi="ar_AE"/>
         </w:rPr>
         <w:t>،</w:t>
       </w:r>
       <w:r>
         <w:rPr>
+          <w:rtl/>
+          <w:cs/>
           <w:lang w:val="ar_AE" w:bidi="ar_AE"/>
         </w:rPr>
         <w:t xml:space="preserve"> معيدًا تأسيس حُكمه على كل الخليقة، بما في ذلك العوالم الروحية والأرضية.</w:t>
       </w:r>
       <w:r>
         <w:rPr>
-          <w:lang w:val="ar_AE" w:bidi="ar_AE"/>
-        </w:rPr>
-      </w:r>
-      <w:r>
-        <w:rPr>
-          <w:lang w:val="ar_AE" w:bidi="ar_AE"/>
-        </w:rPr>
-      </w:r>
-    </w:p>
-    <w:p>
-      <w:pPr>
-        <w:bidi/>
-      </w:pPr>
-      <w:r>
-        <w:rPr>
+          <w:rtl/>
+          <w:cs/>
+          <w:lang w:val="ar_AE" w:bidi="ar_AE"/>
+        </w:rPr>
+      </w:r>
+      <w:r>
+        <w:rPr>
+          <w:rtl/>
+          <w:cs/>
+          <w:lang w:val="ar_AE" w:bidi="ar_AE"/>
+        </w:rPr>
+      </w:r>
+    </w:p>
+    <w:p>
+      <w:pPr>
+        <w:bidi/>
+      </w:pPr>
+      <w:r>
+        <w:rPr>
+          <w:rtl/>
+          <w:cs/>
           <w:lang w:val="ar_AE" w:bidi="ar_AE"/>
         </w:rPr>
       </w:r>
@@ -1975,27 +2457,35 @@
       </w:pPr>
       <w:r>
         <w:rPr>
+          <w:rtl/>
+          <w:cs/>
           <w:lang w:val="ar_AE" w:bidi="ar_AE"/>
         </w:rPr>
         <w:t>كولوسي 1: 21</w:t>
       </w:r>
       <w:r>
         <w:rPr>
-          <w:lang w:val="ar_AE" w:bidi="ar_AE"/>
-        </w:rPr>
-      </w:r>
-    </w:p>
-    <w:p>
-      <w:pPr>
-        <w:bidi/>
-      </w:pPr>
-      <w:r>
-        <w:rPr>
-          <w:lang w:val="ar_AE" w:bidi="ar_AE"/>
-        </w:rPr>
-      </w:r>
-      <w:r>
-        <w:rPr>
+          <w:rtl/>
+          <w:cs/>
+          <w:lang w:val="ar_AE" w:bidi="ar_AE"/>
+        </w:rPr>
+      </w:r>
+    </w:p>
+    <w:p>
+      <w:pPr>
+        <w:bidi/>
+      </w:pPr>
+      <w:r>
+        <w:rPr>
+          <w:rtl/>
+          <w:cs/>
+          <w:lang w:val="ar_AE" w:bidi="ar_AE"/>
+        </w:rPr>
+      </w:r>
+      <w:r>
+        <w:rPr>
+          <w:rtl/>
+          <w:cs/>
           <w:lang w:val="ar_AE" w:bidi="ar_AE"/>
         </w:rPr>
         <w:t xml:space="preserve">قد تشير العبارة "أَنْتُمُ الَّذِينَ كُنْتُمْ قَبْلًا أَجْنَبِيِّينَ" إلى وضعهم كأمم (انظر </w:t>
@@ -2003,6 +2493,8 @@
       <w:hyperlink r:id="rId52">
         <w:r>
           <w:rPr>
+            <w:rtl/>
+            <w:cs/>
             <w:lang w:val="ar_AE" w:bidi="ar_AE"/>
           </w:rPr>
           <w:rPr>
@@ -2014,27 +2506,35 @@
       </w:hyperlink>
       <w:r>
         <w:rPr>
+          <w:rtl/>
+          <w:cs/>
           <w:lang w:val="ar_AE" w:bidi="ar_AE"/>
         </w:rPr>
         <w:t>).</w:t>
       </w:r>
       <w:r>
         <w:rPr>
-          <w:lang w:val="ar_AE" w:bidi="ar_AE"/>
-        </w:rPr>
-      </w:r>
-      <w:r>
-        <w:rPr>
-          <w:lang w:val="ar_AE" w:bidi="ar_AE"/>
-        </w:rPr>
-      </w:r>
-    </w:p>
-    <w:p>
-      <w:pPr>
-        <w:bidi/>
-      </w:pPr>
-      <w:r>
-        <w:rPr>
+          <w:rtl/>
+          <w:cs/>
+          <w:lang w:val="ar_AE" w:bidi="ar_AE"/>
+        </w:rPr>
+      </w:r>
+      <w:r>
+        <w:rPr>
+          <w:rtl/>
+          <w:cs/>
+          <w:lang w:val="ar_AE" w:bidi="ar_AE"/>
+        </w:rPr>
+      </w:r>
+    </w:p>
+    <w:p>
+      <w:pPr>
+        <w:bidi/>
+      </w:pPr>
+      <w:r>
+        <w:rPr>
+          <w:rtl/>
+          <w:cs/>
           <w:lang w:val="ar_AE" w:bidi="ar_AE"/>
         </w:rPr>
       </w:r>
@@ -2046,27 +2546,35 @@
       </w:pPr>
       <w:r>
         <w:rPr>
+          <w:rtl/>
+          <w:cs/>
           <w:lang w:val="ar_AE" w:bidi="ar_AE"/>
         </w:rPr>
         <w:t>كولوسي 1: 21–23</w:t>
       </w:r>
       <w:r>
         <w:rPr>
-          <w:lang w:val="ar_AE" w:bidi="ar_AE"/>
-        </w:rPr>
-      </w:r>
-    </w:p>
-    <w:p>
-      <w:pPr>
-        <w:bidi/>
-      </w:pPr>
-      <w:r>
-        <w:rPr>
-          <w:lang w:val="ar_AE" w:bidi="ar_AE"/>
-        </w:rPr>
-      </w:r>
-      <w:r>
-        <w:rPr>
+          <w:rtl/>
+          <w:cs/>
+          <w:lang w:val="ar_AE" w:bidi="ar_AE"/>
+        </w:rPr>
+      </w:r>
+    </w:p>
+    <w:p>
+      <w:pPr>
+        <w:bidi/>
+      </w:pPr>
+      <w:r>
+        <w:rPr>
+          <w:rtl/>
+          <w:cs/>
+          <w:lang w:val="ar_AE" w:bidi="ar_AE"/>
+        </w:rPr>
+      </w:r>
+      <w:r>
+        <w:rPr>
+          <w:rtl/>
+          <w:cs/>
           <w:lang w:val="ar_AE" w:bidi="ar_AE"/>
         </w:rPr>
         <w:t xml:space="preserve">يطبق بولس حقيقة </w:t>
@@ -2074,6 +2582,8 @@
       <w:hyperlink r:id="rId53">
         <w:r>
           <w:rPr>
+            <w:rtl/>
+            <w:cs/>
             <w:lang w:val="ar_AE" w:bidi="ar_AE"/>
           </w:rPr>
           <w:rPr>
@@ -2085,27 +2595,35 @@
       </w:hyperlink>
       <w:r>
         <w:rPr>
+          <w:rtl/>
+          <w:cs/>
           <w:lang w:val="ar_AE" w:bidi="ar_AE"/>
         </w:rPr>
         <w:t xml:space="preserve"> على المؤمنين في كولوسي. وباعتبارهم أشخاصًا تم الصلح بينهم وبين الله، فإنهم يتمتعون بمكانة روحية جديدة ويحتاجون إلى الثبات في الحق الذي تَعَلَّموه.</w:t>
       </w:r>
       <w:r>
         <w:rPr>
-          <w:lang w:val="ar_AE" w:bidi="ar_AE"/>
-        </w:rPr>
-      </w:r>
-      <w:r>
-        <w:rPr>
-          <w:lang w:val="ar_AE" w:bidi="ar_AE"/>
-        </w:rPr>
-      </w:r>
-    </w:p>
-    <w:p>
-      <w:pPr>
-        <w:bidi/>
-      </w:pPr>
-      <w:r>
-        <w:rPr>
+          <w:rtl/>
+          <w:cs/>
+          <w:lang w:val="ar_AE" w:bidi="ar_AE"/>
+        </w:rPr>
+      </w:r>
+      <w:r>
+        <w:rPr>
+          <w:rtl/>
+          <w:cs/>
+          <w:lang w:val="ar_AE" w:bidi="ar_AE"/>
+        </w:rPr>
+      </w:r>
+    </w:p>
+    <w:p>
+      <w:pPr>
+        <w:bidi/>
+      </w:pPr>
+      <w:r>
+        <w:rPr>
+          <w:rtl/>
+          <w:cs/>
           <w:lang w:val="ar_AE" w:bidi="ar_AE"/>
         </w:rPr>
       </w:r>
@@ -2117,48 +2635,62 @@
       </w:pPr>
       <w:r>
         <w:rPr>
+          <w:rtl/>
+          <w:cs/>
           <w:lang w:val="ar_AE" w:bidi="ar_AE"/>
         </w:rPr>
         <w:t>كولوسي 1: 22</w:t>
       </w:r>
       <w:r>
         <w:rPr>
-          <w:lang w:val="ar_AE" w:bidi="ar_AE"/>
-        </w:rPr>
-      </w:r>
-    </w:p>
-    <w:p>
-      <w:pPr>
-        <w:bidi/>
-      </w:pPr>
-      <w:r>
-        <w:rPr>
-          <w:lang w:val="ar_AE" w:bidi="ar_AE"/>
-        </w:rPr>
-      </w:r>
-      <w:r>
-        <w:rPr>
+          <w:rtl/>
+          <w:cs/>
+          <w:lang w:val="ar_AE" w:bidi="ar_AE"/>
+        </w:rPr>
+      </w:r>
+    </w:p>
+    <w:p>
+      <w:pPr>
+        <w:bidi/>
+      </w:pPr>
+      <w:r>
+        <w:rPr>
+          <w:rtl/>
+          <w:cs/>
+          <w:lang w:val="ar_AE" w:bidi="ar_AE"/>
+        </w:rPr>
+      </w:r>
+      <w:r>
+        <w:rPr>
+          <w:rtl/>
+          <w:cs/>
           <w:lang w:val="ar_AE" w:bidi="ar_AE"/>
         </w:rPr>
         <w:t>كان أهل كولوسي، مثل جميع المؤمنين، قديسين وبلا لوم في نظر الله، ليس بسبب كمالهم الشخصي، بل لأنهم تصالحوا مع الله من خلال موت المسيح.</w:t>
       </w:r>
       <w:r>
         <w:rPr>
-          <w:lang w:val="ar_AE" w:bidi="ar_AE"/>
-        </w:rPr>
-      </w:r>
-      <w:r>
-        <w:rPr>
-          <w:lang w:val="ar_AE" w:bidi="ar_AE"/>
-        </w:rPr>
-      </w:r>
-    </w:p>
-    <w:p>
-      <w:pPr>
-        <w:bidi/>
-      </w:pPr>
-      <w:r>
-        <w:rPr>
+          <w:rtl/>
+          <w:cs/>
+          <w:lang w:val="ar_AE" w:bidi="ar_AE"/>
+        </w:rPr>
+      </w:r>
+      <w:r>
+        <w:rPr>
+          <w:rtl/>
+          <w:cs/>
+          <w:lang w:val="ar_AE" w:bidi="ar_AE"/>
+        </w:rPr>
+      </w:r>
+    </w:p>
+    <w:p>
+      <w:pPr>
+        <w:bidi/>
+      </w:pPr>
+      <w:r>
+        <w:rPr>
+          <w:rtl/>
+          <w:cs/>
           <w:lang w:val="ar_AE" w:bidi="ar_AE"/>
         </w:rPr>
       </w:r>
@@ -2170,27 +2702,35 @@
       </w:pPr>
       <w:r>
         <w:rPr>
+          <w:rtl/>
+          <w:cs/>
           <w:lang w:val="ar_AE" w:bidi="ar_AE"/>
         </w:rPr>
         <w:t>كولوسي 1: 23</w:t>
       </w:r>
       <w:r>
         <w:rPr>
-          <w:lang w:val="ar_AE" w:bidi="ar_AE"/>
-        </w:rPr>
-      </w:r>
-    </w:p>
-    <w:p>
-      <w:pPr>
-        <w:bidi/>
-      </w:pPr>
-      <w:r>
-        <w:rPr>
-          <w:lang w:val="ar_AE" w:bidi="ar_AE"/>
-        </w:rPr>
-      </w:r>
-      <w:r>
-        <w:rPr>
+          <w:rtl/>
+          <w:cs/>
+          <w:lang w:val="ar_AE" w:bidi="ar_AE"/>
+        </w:rPr>
+      </w:r>
+    </w:p>
+    <w:p>
+      <w:pPr>
+        <w:bidi/>
+      </w:pPr>
+      <w:r>
+        <w:rPr>
+          <w:rtl/>
+          <w:cs/>
+          <w:lang w:val="ar_AE" w:bidi="ar_AE"/>
+        </w:rPr>
+      </w:r>
+      <w:r>
+        <w:rPr>
+          <w:rtl/>
+          <w:cs/>
           <w:lang w:val="ar_AE" w:bidi="ar_AE"/>
         </w:rPr>
         <w:t>الكرازة في جميع أنحاء العالم (حرفيًا ا</w:t>
@@ -2198,12 +2738,16 @@
       <w:r>
         <w:rPr>
           <w:i/>
+          <w:rtl/>
+          <w:cs/>
           <w:lang w:val="ar_AE" w:bidi="ar_AE"/>
         </w:rPr>
         <w:t>لْمَكْرُوزِ بِهِ فِي كُلِّ الْخَلِيقَةِ الَّتِي تَحْتَ السَّمَاءِ</w:t>
       </w:r>
       <w:r>
         <w:rPr>
+          <w:rtl/>
+          <w:cs/>
           <w:lang w:val="ar_AE" w:bidi="ar_AE"/>
         </w:rPr>
         <w:t xml:space="preserve">): المغزى في أسلوب بولس في المبالغة يكمن في أن مراكز الكرازة بالأخبار السارة (رسالة الإنجيل) قد أُسست في مدن رئيسية في جميع أنحاء العالم الروماني (انظر أيضًا </w:t>
@@ -2211,6 +2755,8 @@
       <w:hyperlink r:id="rId54">
         <w:r>
           <w:rPr>
+            <w:rtl/>
+            <w:cs/>
             <w:lang w:val="ar_AE" w:bidi="ar_AE"/>
           </w:rPr>
           <w:rPr>
@@ -2222,27 +2768,35 @@
       </w:hyperlink>
       <w:r>
         <w:rPr>
+          <w:rtl/>
+          <w:cs/>
           <w:lang w:val="ar_AE" w:bidi="ar_AE"/>
         </w:rPr>
         <w:t>).</w:t>
       </w:r>
       <w:r>
         <w:rPr>
-          <w:lang w:val="ar_AE" w:bidi="ar_AE"/>
-        </w:rPr>
-      </w:r>
-      <w:r>
-        <w:rPr>
-          <w:lang w:val="ar_AE" w:bidi="ar_AE"/>
-        </w:rPr>
-      </w:r>
-    </w:p>
-    <w:p>
-      <w:pPr>
-        <w:bidi/>
-      </w:pPr>
-      <w:r>
-        <w:rPr>
+          <w:rtl/>
+          <w:cs/>
+          <w:lang w:val="ar_AE" w:bidi="ar_AE"/>
+        </w:rPr>
+      </w:r>
+      <w:r>
+        <w:rPr>
+          <w:rtl/>
+          <w:cs/>
+          <w:lang w:val="ar_AE" w:bidi="ar_AE"/>
+        </w:rPr>
+      </w:r>
+    </w:p>
+    <w:p>
+      <w:pPr>
+        <w:bidi/>
+      </w:pPr>
+      <w:r>
+        <w:rPr>
+          <w:rtl/>
+          <w:cs/>
           <w:lang w:val="ar_AE" w:bidi="ar_AE"/>
         </w:rPr>
       </w:r>
@@ -2254,27 +2808,35 @@
       </w:pPr>
       <w:r>
         <w:rPr>
+          <w:rtl/>
+          <w:cs/>
           <w:lang w:val="ar_AE" w:bidi="ar_AE"/>
         </w:rPr>
         <w:t>كولوسي 1: 24</w:t>
       </w:r>
       <w:r>
         <w:rPr>
-          <w:lang w:val="ar_AE" w:bidi="ar_AE"/>
-        </w:rPr>
-      </w:r>
-    </w:p>
-    <w:p>
-      <w:pPr>
-        <w:bidi/>
-      </w:pPr>
-      <w:r>
-        <w:rPr>
-          <w:lang w:val="ar_AE" w:bidi="ar_AE"/>
-        </w:rPr>
-      </w:r>
-      <w:r>
-        <w:rPr>
+          <w:rtl/>
+          <w:cs/>
+          <w:lang w:val="ar_AE" w:bidi="ar_AE"/>
+        </w:rPr>
+      </w:r>
+    </w:p>
+    <w:p>
+      <w:pPr>
+        <w:bidi/>
+      </w:pPr>
+      <w:r>
+        <w:rPr>
+          <w:rtl/>
+          <w:cs/>
+          <w:lang w:val="ar_AE" w:bidi="ar_AE"/>
+        </w:rPr>
+      </w:r>
+      <w:r>
+        <w:rPr>
+          <w:rtl/>
+          <w:cs/>
           <w:lang w:val="ar_AE" w:bidi="ar_AE"/>
         </w:rPr>
         <w:t xml:space="preserve">أنا أشارك في آلام المسيح (حرفيًا </w:t>
@@ -2282,12 +2844,16 @@
       <w:r>
         <w:rPr>
           <w:i/>
+          <w:rtl/>
+          <w:cs/>
           <w:lang w:val="ar_AE" w:bidi="ar_AE"/>
         </w:rPr>
         <w:t>وَأُكَمِّلُ نَقَائِصَ شَدَائِدِ الْمَسِيحِ</w:t>
       </w:r>
       <w:r>
         <w:rPr>
+          <w:rtl/>
+          <w:cs/>
           <w:lang w:val="ar_AE" w:bidi="ar_AE"/>
         </w:rPr>
         <w:t xml:space="preserve">): بالرغم من أن آلام المسيح الكفارية فريدة ومكتملة تمامًا، إلا أن المسيح لا يزال يتألم من خلال شعبه في عالم معادٍ ومقاوم لرسالة الفداء. سيستمر المسيح وكنيسته في المعاناة حتى تكتمل مقاصد الله في هذا العالم (انظر أيضًا </w:t>
@@ -2295,6 +2861,8 @@
       <w:hyperlink r:id="rId55">
         <w:r>
           <w:rPr>
+            <w:rtl/>
+            <w:cs/>
             <w:lang w:val="ar_AE" w:bidi="ar_AE"/>
           </w:rPr>
           <w:rPr>
@@ -2306,6 +2874,8 @@
       </w:hyperlink>
       <w:r>
         <w:rPr>
+          <w:rtl/>
+          <w:cs/>
           <w:lang w:val="ar_AE" w:bidi="ar_AE"/>
         </w:rPr>
         <w:t xml:space="preserve">؛ </w:t>
@@ -2313,6 +2883,8 @@
       <w:hyperlink r:id="rId56">
         <w:r>
           <w:rPr>
+            <w:rtl/>
+            <w:cs/>
             <w:lang w:val="ar_AE" w:bidi="ar_AE"/>
           </w:rPr>
           <w:rPr>
@@ -2324,6 +2896,8 @@
       </w:hyperlink>
       <w:r>
         <w:rPr>
+          <w:rtl/>
+          <w:cs/>
           <w:lang w:val="ar_AE" w:bidi="ar_AE"/>
         </w:rPr>
         <w:t xml:space="preserve">؛ </w:t>
@@ -2331,6 +2905,8 @@
       <w:hyperlink r:id="rId57">
         <w:r>
           <w:rPr>
+            <w:rtl/>
+            <w:cs/>
             <w:lang w:val="ar_AE" w:bidi="ar_AE"/>
           </w:rPr>
           <w:rPr>
@@ -2342,27 +2918,35 @@
       </w:hyperlink>
       <w:r>
         <w:rPr>
+          <w:rtl/>
+          <w:cs/>
           <w:lang w:val="ar_AE" w:bidi="ar_AE"/>
         </w:rPr>
         <w:t>).</w:t>
       </w:r>
       <w:r>
         <w:rPr>
-          <w:lang w:val="ar_AE" w:bidi="ar_AE"/>
-        </w:rPr>
-      </w:r>
-      <w:r>
-        <w:rPr>
-          <w:lang w:val="ar_AE" w:bidi="ar_AE"/>
-        </w:rPr>
-      </w:r>
-    </w:p>
-    <w:p>
-      <w:pPr>
-        <w:bidi/>
-      </w:pPr>
-      <w:r>
-        <w:rPr>
+          <w:rtl/>
+          <w:cs/>
+          <w:lang w:val="ar_AE" w:bidi="ar_AE"/>
+        </w:rPr>
+      </w:r>
+      <w:r>
+        <w:rPr>
+          <w:rtl/>
+          <w:cs/>
+          <w:lang w:val="ar_AE" w:bidi="ar_AE"/>
+        </w:rPr>
+      </w:r>
+    </w:p>
+    <w:p>
+      <w:pPr>
+        <w:bidi/>
+      </w:pPr>
+      <w:r>
+        <w:rPr>
+          <w:rtl/>
+          <w:cs/>
           <w:lang w:val="ar_AE" w:bidi="ar_AE"/>
         </w:rPr>
       </w:r>
@@ -2374,27 +2958,35 @@
       </w:pPr>
       <w:r>
         <w:rPr>
+          <w:rtl/>
+          <w:cs/>
           <w:lang w:val="ar_AE" w:bidi="ar_AE"/>
         </w:rPr>
         <w:t>كولوسي 1: 24–2: 5</w:t>
       </w:r>
       <w:r>
         <w:rPr>
-          <w:lang w:val="ar_AE" w:bidi="ar_AE"/>
-        </w:rPr>
-      </w:r>
-    </w:p>
-    <w:p>
-      <w:pPr>
-        <w:bidi/>
-      </w:pPr>
-      <w:r>
-        <w:rPr>
-          <w:lang w:val="ar_AE" w:bidi="ar_AE"/>
-        </w:rPr>
-      </w:r>
-      <w:r>
-        <w:rPr>
+          <w:rtl/>
+          <w:cs/>
+          <w:lang w:val="ar_AE" w:bidi="ar_AE"/>
+        </w:rPr>
+      </w:r>
+    </w:p>
+    <w:p>
+      <w:pPr>
+        <w:bidi/>
+      </w:pPr>
+      <w:r>
+        <w:rPr>
+          <w:rtl/>
+          <w:cs/>
+          <w:lang w:val="ar_AE" w:bidi="ar_AE"/>
+        </w:rPr>
+      </w:r>
+      <w:r>
+        <w:rPr>
+          <w:rtl/>
+          <w:cs/>
           <w:lang w:val="ar_AE" w:bidi="ar_AE"/>
         </w:rPr>
         <w:t>يتأمل بولس في دوره الخاص في نشر الأخبار السارة على نطاق واسع (</w:t>
@@ -2402,6 +2994,8 @@
       <w:hyperlink r:id="rId58">
         <w:r>
           <w:rPr>
+            <w:rtl/>
+            <w:cs/>
             <w:lang w:val="ar_AE" w:bidi="ar_AE"/>
           </w:rPr>
           <w:rPr>
@@ -2413,27 +3007,35 @@
       </w:hyperlink>
       <w:r>
         <w:rPr>
+          <w:rtl/>
+          <w:cs/>
           <w:lang w:val="ar_AE" w:bidi="ar_AE"/>
         </w:rPr>
         <w:t>).</w:t>
       </w:r>
       <w:r>
         <w:rPr>
-          <w:lang w:val="ar_AE" w:bidi="ar_AE"/>
-        </w:rPr>
-      </w:r>
-      <w:r>
-        <w:rPr>
-          <w:lang w:val="ar_AE" w:bidi="ar_AE"/>
-        </w:rPr>
-      </w:r>
-    </w:p>
-    <w:p>
-      <w:pPr>
-        <w:bidi/>
-      </w:pPr>
-      <w:r>
-        <w:rPr>
+          <w:rtl/>
+          <w:cs/>
+          <w:lang w:val="ar_AE" w:bidi="ar_AE"/>
+        </w:rPr>
+      </w:r>
+      <w:r>
+        <w:rPr>
+          <w:rtl/>
+          <w:cs/>
+          <w:lang w:val="ar_AE" w:bidi="ar_AE"/>
+        </w:rPr>
+      </w:r>
+    </w:p>
+    <w:p>
+      <w:pPr>
+        <w:bidi/>
+      </w:pPr>
+      <w:r>
+        <w:rPr>
+          <w:rtl/>
+          <w:cs/>
           <w:lang w:val="ar_AE" w:bidi="ar_AE"/>
         </w:rPr>
       </w:r>
@@ -2445,48 +3047,62 @@
       </w:pPr>
       <w:r>
         <w:rPr>
+          <w:rtl/>
+          <w:cs/>
           <w:lang w:val="ar_AE" w:bidi="ar_AE"/>
         </w:rPr>
         <w:t>كولوسي 1: 26</w:t>
       </w:r>
       <w:r>
         <w:rPr>
-          <w:lang w:val="ar_AE" w:bidi="ar_AE"/>
-        </w:rPr>
-      </w:r>
-    </w:p>
-    <w:p>
-      <w:pPr>
-        <w:bidi/>
-      </w:pPr>
-      <w:r>
-        <w:rPr>
-          <w:lang w:val="ar_AE" w:bidi="ar_AE"/>
-        </w:rPr>
-      </w:r>
-      <w:r>
-        <w:rPr>
+          <w:rtl/>
+          <w:cs/>
+          <w:lang w:val="ar_AE" w:bidi="ar_AE"/>
+        </w:rPr>
+      </w:r>
+    </w:p>
+    <w:p>
+      <w:pPr>
+        <w:bidi/>
+      </w:pPr>
+      <w:r>
+        <w:rPr>
+          <w:rtl/>
+          <w:cs/>
+          <w:lang w:val="ar_AE" w:bidi="ar_AE"/>
+        </w:rPr>
+      </w:r>
+      <w:r>
+        <w:rPr>
+          <w:rtl/>
+          <w:cs/>
           <w:lang w:val="ar_AE" w:bidi="ar_AE"/>
         </w:rPr>
         <w:t>يعتمد مفهوم السر، الذي كان مخفيًا في وقت ما ثم كُشف، على الأفكار اليهودية عن الأُخرويات. فقد تصور المفكرون اليهود أن خطة الله الكاملة موجودة بالفعل في السماء، مخفية حتى يقوم الله برفع الستار ويكشفها. وكانت الأخبار السارة، خاصة للأمم، سرًا حتى أُعلنت في المسيح.</w:t>
       </w:r>
       <w:r>
         <w:rPr>
-          <w:lang w:val="ar_AE" w:bidi="ar_AE"/>
-        </w:rPr>
-      </w:r>
-      <w:r>
-        <w:rPr>
-          <w:lang w:val="ar_AE" w:bidi="ar_AE"/>
-        </w:rPr>
-      </w:r>
-    </w:p>
-    <w:p>
-      <w:pPr>
-        <w:bidi/>
-      </w:pPr>
-      <w:r>
-        <w:rPr>
+          <w:rtl/>
+          <w:cs/>
+          <w:lang w:val="ar_AE" w:bidi="ar_AE"/>
+        </w:rPr>
+      </w:r>
+      <w:r>
+        <w:rPr>
+          <w:rtl/>
+          <w:cs/>
+          <w:lang w:val="ar_AE" w:bidi="ar_AE"/>
+        </w:rPr>
+      </w:r>
+    </w:p>
+    <w:p>
+      <w:pPr>
+        <w:bidi/>
+      </w:pPr>
+      <w:r>
+        <w:rPr>
+          <w:rtl/>
+          <w:cs/>
           <w:lang w:val="ar_AE" w:bidi="ar_AE"/>
         </w:rPr>
       </w:r>
@@ -2498,48 +3114,62 @@
       </w:pPr>
       <w:r>
         <w:rPr>
+          <w:rtl/>
+          <w:cs/>
           <w:lang w:val="ar_AE" w:bidi="ar_AE"/>
         </w:rPr>
         <w:t>كولوسي 2: 1–5</w:t>
       </w:r>
       <w:r>
         <w:rPr>
-          <w:lang w:val="ar_AE" w:bidi="ar_AE"/>
-        </w:rPr>
-      </w:r>
-    </w:p>
-    <w:p>
-      <w:pPr>
-        <w:bidi/>
-      </w:pPr>
-      <w:r>
-        <w:rPr>
-          <w:lang w:val="ar_AE" w:bidi="ar_AE"/>
-        </w:rPr>
-      </w:r>
-      <w:r>
-        <w:rPr>
+          <w:rtl/>
+          <w:cs/>
+          <w:lang w:val="ar_AE" w:bidi="ar_AE"/>
+        </w:rPr>
+      </w:r>
+    </w:p>
+    <w:p>
+      <w:pPr>
+        <w:bidi/>
+      </w:pPr>
+      <w:r>
+        <w:rPr>
+          <w:rtl/>
+          <w:cs/>
+          <w:lang w:val="ar_AE" w:bidi="ar_AE"/>
+        </w:rPr>
+      </w:r>
+      <w:r>
+        <w:rPr>
+          <w:rtl/>
+          <w:cs/>
           <w:lang w:val="ar_AE" w:bidi="ar_AE"/>
         </w:rPr>
         <w:t>يُعَبِّر بولس عن اهتمامه لتعزيز علاقته بأهل كولوسي، الذين لم يلتقِ بهم، ولمواجهة الهرطقات والتعاليم الكاذبة التي هددت مجتمعهم المسيحي. • كانت لاودكية تقع على بعد 10 أميال شمال غرب كولوسي.</w:t>
       </w:r>
       <w:r>
         <w:rPr>
-          <w:lang w:val="ar_AE" w:bidi="ar_AE"/>
-        </w:rPr>
-      </w:r>
-      <w:r>
-        <w:rPr>
-          <w:lang w:val="ar_AE" w:bidi="ar_AE"/>
-        </w:rPr>
-      </w:r>
-    </w:p>
-    <w:p>
-      <w:pPr>
-        <w:bidi/>
-      </w:pPr>
-      <w:r>
-        <w:rPr>
+          <w:rtl/>
+          <w:cs/>
+          <w:lang w:val="ar_AE" w:bidi="ar_AE"/>
+        </w:rPr>
+      </w:r>
+      <w:r>
+        <w:rPr>
+          <w:rtl/>
+          <w:cs/>
+          <w:lang w:val="ar_AE" w:bidi="ar_AE"/>
+        </w:rPr>
+      </w:r>
+    </w:p>
+    <w:p>
+      <w:pPr>
+        <w:bidi/>
+      </w:pPr>
+      <w:r>
+        <w:rPr>
+          <w:rtl/>
+          <w:cs/>
           <w:lang w:val="ar_AE" w:bidi="ar_AE"/>
         </w:rPr>
       </w:r>
@@ -2551,27 +3181,35 @@
       </w:pPr>
       <w:r>
         <w:rPr>
+          <w:rtl/>
+          <w:cs/>
           <w:lang w:val="ar_AE" w:bidi="ar_AE"/>
         </w:rPr>
         <w:t>كولوسي 2: 2</w:t>
       </w:r>
       <w:r>
         <w:rPr>
-          <w:lang w:val="ar_AE" w:bidi="ar_AE"/>
-        </w:rPr>
-      </w:r>
-    </w:p>
-    <w:p>
-      <w:pPr>
-        <w:bidi/>
-      </w:pPr>
-      <w:r>
-        <w:rPr>
-          <w:lang w:val="ar_AE" w:bidi="ar_AE"/>
-        </w:rPr>
-      </w:r>
-      <w:r>
-        <w:rPr>
+          <w:rtl/>
+          <w:cs/>
+          <w:lang w:val="ar_AE" w:bidi="ar_AE"/>
+        </w:rPr>
+      </w:r>
+    </w:p>
+    <w:p>
+      <w:pPr>
+        <w:bidi/>
+      </w:pPr>
+      <w:r>
+        <w:rPr>
+          <w:rtl/>
+          <w:cs/>
+          <w:lang w:val="ar_AE" w:bidi="ar_AE"/>
+        </w:rPr>
+      </w:r>
+      <w:r>
+        <w:rPr>
+          <w:rtl/>
+          <w:cs/>
           <w:lang w:val="ar_AE" w:bidi="ar_AE"/>
         </w:rPr>
         <w:t xml:space="preserve">سِرِّ اللهِ: انظر </w:t>
@@ -2579,6 +3217,8 @@
       <w:hyperlink r:id="rId59">
         <w:r>
           <w:rPr>
+            <w:rtl/>
+            <w:cs/>
             <w:lang w:val="ar_AE" w:bidi="ar_AE"/>
           </w:rPr>
           <w:rPr>
@@ -2590,27 +3230,35 @@
       </w:hyperlink>
       <w:r>
         <w:rPr>
+          <w:rtl/>
+          <w:cs/>
           <w:lang w:val="ar_AE" w:bidi="ar_AE"/>
         </w:rPr>
         <w:t>; المسيح ذاته يجسد هذا السر وهذه الخطة.</w:t>
       </w:r>
       <w:r>
         <w:rPr>
-          <w:lang w:val="ar_AE" w:bidi="ar_AE"/>
-        </w:rPr>
-      </w:r>
-      <w:r>
-        <w:rPr>
-          <w:lang w:val="ar_AE" w:bidi="ar_AE"/>
-        </w:rPr>
-      </w:r>
-    </w:p>
-    <w:p>
-      <w:pPr>
-        <w:bidi/>
-      </w:pPr>
-      <w:r>
-        <w:rPr>
+          <w:rtl/>
+          <w:cs/>
+          <w:lang w:val="ar_AE" w:bidi="ar_AE"/>
+        </w:rPr>
+      </w:r>
+      <w:r>
+        <w:rPr>
+          <w:rtl/>
+          <w:cs/>
+          <w:lang w:val="ar_AE" w:bidi="ar_AE"/>
+        </w:rPr>
+      </w:r>
+    </w:p>
+    <w:p>
+      <w:pPr>
+        <w:bidi/>
+      </w:pPr>
+      <w:r>
+        <w:rPr>
+          <w:rtl/>
+          <w:cs/>
           <w:lang w:val="ar_AE" w:bidi="ar_AE"/>
         </w:rPr>
       </w:r>
@@ -2622,27 +3270,35 @@
       </w:pPr>
       <w:r>
         <w:rPr>
+          <w:rtl/>
+          <w:cs/>
           <w:lang w:val="ar_AE" w:bidi="ar_AE"/>
         </w:rPr>
         <w:t>كولوسي 2: 3</w:t>
       </w:r>
       <w:r>
         <w:rPr>
-          <w:lang w:val="ar_AE" w:bidi="ar_AE"/>
-        </w:rPr>
-      </w:r>
-    </w:p>
-    <w:p>
-      <w:pPr>
-        <w:bidi/>
-      </w:pPr>
-      <w:r>
-        <w:rPr>
-          <w:lang w:val="ar_AE" w:bidi="ar_AE"/>
-        </w:rPr>
-      </w:r>
-      <w:r>
-        <w:rPr>
+          <w:rtl/>
+          <w:cs/>
+          <w:lang w:val="ar_AE" w:bidi="ar_AE"/>
+        </w:rPr>
+      </w:r>
+    </w:p>
+    <w:p>
+      <w:pPr>
+        <w:bidi/>
+      </w:pPr>
+      <w:r>
+        <w:rPr>
+          <w:rtl/>
+          <w:cs/>
+          <w:lang w:val="ar_AE" w:bidi="ar_AE"/>
+        </w:rPr>
+      </w:r>
+      <w:r>
+        <w:rPr>
+          <w:rtl/>
+          <w:cs/>
           <w:lang w:val="ar_AE" w:bidi="ar_AE"/>
         </w:rPr>
         <w:t xml:space="preserve">يبني بولس على </w:t>
@@ -2650,6 +3306,8 @@
       <w:hyperlink r:id="rId53">
         <w:r>
           <w:rPr>
+            <w:rtl/>
+            <w:cs/>
             <w:lang w:val="ar_AE" w:bidi="ar_AE"/>
           </w:rPr>
           <w:rPr>
@@ -2661,27 +3319,35 @@
       </w:hyperlink>
       <w:r>
         <w:rPr>
+          <w:rtl/>
+          <w:cs/>
           <w:lang w:val="ar_AE" w:bidi="ar_AE"/>
         </w:rPr>
         <w:t>: المسيح وحده كافٍ لفهمنا الروحي.</w:t>
       </w:r>
       <w:r>
         <w:rPr>
-          <w:lang w:val="ar_AE" w:bidi="ar_AE"/>
-        </w:rPr>
-      </w:r>
-      <w:r>
-        <w:rPr>
-          <w:lang w:val="ar_AE" w:bidi="ar_AE"/>
-        </w:rPr>
-      </w:r>
-    </w:p>
-    <w:p>
-      <w:pPr>
-        <w:bidi/>
-      </w:pPr>
-      <w:r>
-        <w:rPr>
+          <w:rtl/>
+          <w:cs/>
+          <w:lang w:val="ar_AE" w:bidi="ar_AE"/>
+        </w:rPr>
+      </w:r>
+      <w:r>
+        <w:rPr>
+          <w:rtl/>
+          <w:cs/>
+          <w:lang w:val="ar_AE" w:bidi="ar_AE"/>
+        </w:rPr>
+      </w:r>
+    </w:p>
+    <w:p>
+      <w:pPr>
+        <w:bidi/>
+      </w:pPr>
+      <w:r>
+        <w:rPr>
+          <w:rtl/>
+          <w:cs/>
           <w:lang w:val="ar_AE" w:bidi="ar_AE"/>
         </w:rPr>
       </w:r>
@@ -2693,27 +3359,35 @@
       </w:pPr>
       <w:r>
         <w:rPr>
+          <w:rtl/>
+          <w:cs/>
           <w:lang w:val="ar_AE" w:bidi="ar_AE"/>
         </w:rPr>
         <w:t>كولوسي 2: 6–15</w:t>
       </w:r>
       <w:r>
         <w:rPr>
-          <w:lang w:val="ar_AE" w:bidi="ar_AE"/>
-        </w:rPr>
-      </w:r>
-    </w:p>
-    <w:p>
-      <w:pPr>
-        <w:bidi/>
-      </w:pPr>
-      <w:r>
-        <w:rPr>
-          <w:lang w:val="ar_AE" w:bidi="ar_AE"/>
-        </w:rPr>
-      </w:r>
-      <w:r>
-        <w:rPr>
+          <w:rtl/>
+          <w:cs/>
+          <w:lang w:val="ar_AE" w:bidi="ar_AE"/>
+        </w:rPr>
+      </w:r>
+    </w:p>
+    <w:p>
+      <w:pPr>
+        <w:bidi/>
+      </w:pPr>
+      <w:r>
+        <w:rPr>
+          <w:rtl/>
+          <w:cs/>
+          <w:lang w:val="ar_AE" w:bidi="ar_AE"/>
+        </w:rPr>
+      </w:r>
+      <w:r>
+        <w:rPr>
+          <w:rtl/>
+          <w:cs/>
           <w:lang w:val="ar_AE" w:bidi="ar_AE"/>
         </w:rPr>
         <w:t>في مواجهة الحجج المغرية للمُعَلِّمين الكذبة، يحث بولس أهل كولوسي على الثبات في إيمانهم بالمسيح، لأن في المسيح يحل كل ملء الله</w:t>
@@ -2721,33 +3395,43 @@
       <w:r>
         <w:rPr>
           <w:i/>
+          <w:rtl/>
+          <w:cs/>
           <w:lang w:val="ar_AE" w:bidi="ar_AE"/>
         </w:rPr>
         <w:t>،</w:t>
       </w:r>
       <w:r>
         <w:rPr>
+          <w:rtl/>
+          <w:cs/>
           <w:lang w:val="ar_AE" w:bidi="ar_AE"/>
         </w:rPr>
         <w:t xml:space="preserve"> واختبارهم الروحي يكتمل فيه.</w:t>
       </w:r>
       <w:r>
         <w:rPr>
-          <w:lang w:val="ar_AE" w:bidi="ar_AE"/>
-        </w:rPr>
-      </w:r>
-      <w:r>
-        <w:rPr>
-          <w:lang w:val="ar_AE" w:bidi="ar_AE"/>
-        </w:rPr>
-      </w:r>
-    </w:p>
-    <w:p>
-      <w:pPr>
-        <w:bidi/>
-      </w:pPr>
-      <w:r>
-        <w:rPr>
+          <w:rtl/>
+          <w:cs/>
+          <w:lang w:val="ar_AE" w:bidi="ar_AE"/>
+        </w:rPr>
+      </w:r>
+      <w:r>
+        <w:rPr>
+          <w:rtl/>
+          <w:cs/>
+          <w:lang w:val="ar_AE" w:bidi="ar_AE"/>
+        </w:rPr>
+      </w:r>
+    </w:p>
+    <w:p>
+      <w:pPr>
+        <w:bidi/>
+      </w:pPr>
+      <w:r>
+        <w:rPr>
+          <w:rtl/>
+          <w:cs/>
           <w:lang w:val="ar_AE" w:bidi="ar_AE"/>
         </w:rPr>
       </w:r>
@@ -2759,27 +3443,35 @@
       </w:pPr>
       <w:r>
         <w:rPr>
+          <w:rtl/>
+          <w:cs/>
           <w:lang w:val="ar_AE" w:bidi="ar_AE"/>
         </w:rPr>
         <w:t>كولوسي 2: 8</w:t>
       </w:r>
       <w:r>
         <w:rPr>
-          <w:lang w:val="ar_AE" w:bidi="ar_AE"/>
-        </w:rPr>
-      </w:r>
-    </w:p>
-    <w:p>
-      <w:pPr>
-        <w:bidi/>
-      </w:pPr>
-      <w:r>
-        <w:rPr>
-          <w:lang w:val="ar_AE" w:bidi="ar_AE"/>
-        </w:rPr>
-      </w:r>
-      <w:r>
-        <w:rPr>
+          <w:rtl/>
+          <w:cs/>
+          <w:lang w:val="ar_AE" w:bidi="ar_AE"/>
+        </w:rPr>
+      </w:r>
+    </w:p>
+    <w:p>
+      <w:pPr>
+        <w:bidi/>
+      </w:pPr>
+      <w:r>
+        <w:rPr>
+          <w:rtl/>
+          <w:cs/>
+          <w:lang w:val="ar_AE" w:bidi="ar_AE"/>
+        </w:rPr>
+      </w:r>
+      <w:r>
+        <w:rPr>
+          <w:rtl/>
+          <w:cs/>
           <w:lang w:val="ar_AE" w:bidi="ar_AE"/>
         </w:rPr>
         <w:t>الفلسفة: الكلمة اليونانية philosophia أشارت إلى كل شيء من ميتافيزيقا أفلاطون (ما وراء الطبيعة) إلى التعليم الديني للعبادات. لا ينتقد بولس الفلسفة بحد ذاتها، بل فقط التكهنات الفلسفية الفارغة التي تعارض وتقاوم الأخبار السارة. • القوى الروحية لهذا العالم: أو حَسَبَ أَرْكَانِ الْعَالَمِ</w:t>
@@ -2787,12 +3479,16 @@
       <w:r>
         <w:rPr>
           <w:i/>
+          <w:rtl/>
+          <w:cs/>
           <w:lang w:val="ar_AE" w:bidi="ar_AE"/>
         </w:rPr>
         <w:t>؛</w:t>
       </w:r>
       <w:r>
         <w:rPr>
+          <w:rtl/>
+          <w:cs/>
           <w:lang w:val="ar_AE" w:bidi="ar_AE"/>
         </w:rPr>
         <w:t xml:space="preserve"> أيضًا في </w:t>
@@ -2800,6 +3496,8 @@
       <w:hyperlink r:id="rId60">
         <w:r>
           <w:rPr>
+            <w:rtl/>
+            <w:cs/>
             <w:lang w:val="ar_AE" w:bidi="ar_AE"/>
           </w:rPr>
           <w:rPr>
@@ -2811,6 +3509,8 @@
       </w:hyperlink>
       <w:r>
         <w:rPr>
+          <w:rtl/>
+          <w:cs/>
           <w:lang w:val="ar_AE" w:bidi="ar_AE"/>
         </w:rPr>
         <w:t xml:space="preserve">): قد تشير هذه العبارة إلى التعليم الأساسي الذي يميز هذا العالم (انظر </w:t>
@@ -2818,6 +3518,8 @@
       <w:hyperlink r:id="rId61">
         <w:r>
           <w:rPr>
+            <w:rtl/>
+            <w:cs/>
             <w:lang w:val="ar_AE" w:bidi="ar_AE"/>
           </w:rPr>
           <w:rPr>
@@ -2829,6 +3531,8 @@
       </w:hyperlink>
       <w:r>
         <w:rPr>
+          <w:rtl/>
+          <w:cs/>
           <w:lang w:val="ar_AE" w:bidi="ar_AE"/>
         </w:rPr>
         <w:t xml:space="preserve">)، أو إلى الكائنات الروحية التي كان يُعتقد أنها تؤثر بشكل حاسم على مجرى الأحداث (انظر أيضًا </w:t>
@@ -2836,6 +3540,8 @@
       <w:hyperlink r:id="rId62">
         <w:r>
           <w:rPr>
+            <w:rtl/>
+            <w:cs/>
             <w:lang w:val="ar_AE" w:bidi="ar_AE"/>
           </w:rPr>
           <w:rPr>
@@ -2847,6 +3553,8 @@
       </w:hyperlink>
       <w:r>
         <w:rPr>
+          <w:rtl/>
+          <w:cs/>
           <w:lang w:val="ar_AE" w:bidi="ar_AE"/>
         </w:rPr>
         <w:t xml:space="preserve">، </w:t>
@@ -2854,6 +3562,8 @@
       <w:hyperlink r:id="rId60">
         <w:r>
           <w:rPr>
+            <w:rtl/>
+            <w:cs/>
             <w:lang w:val="ar_AE" w:bidi="ar_AE"/>
           </w:rPr>
           <w:rPr>
@@ -2865,6 +3575,8 @@
       </w:hyperlink>
       <w:r>
         <w:rPr>
+          <w:rtl/>
+          <w:cs/>
           <w:lang w:val="ar_AE" w:bidi="ar_AE"/>
         </w:rPr>
         <w:t xml:space="preserve">; </w:t>
@@ -2872,6 +3584,8 @@
       <w:hyperlink r:id="rId63">
         <w:r>
           <w:rPr>
+            <w:rtl/>
+            <w:cs/>
             <w:lang w:val="ar_AE" w:bidi="ar_AE"/>
           </w:rPr>
           <w:rPr>
@@ -2883,27 +3597,35 @@
       </w:hyperlink>
       <w:r>
         <w:rPr>
+          <w:rtl/>
+          <w:cs/>
           <w:lang w:val="ar_AE" w:bidi="ar_AE"/>
         </w:rPr>
         <w:t>).</w:t>
       </w:r>
       <w:r>
         <w:rPr>
-          <w:lang w:val="ar_AE" w:bidi="ar_AE"/>
-        </w:rPr>
-      </w:r>
-      <w:r>
-        <w:rPr>
-          <w:lang w:val="ar_AE" w:bidi="ar_AE"/>
-        </w:rPr>
-      </w:r>
-    </w:p>
-    <w:p>
-      <w:pPr>
-        <w:bidi/>
-      </w:pPr>
-      <w:r>
-        <w:rPr>
+          <w:rtl/>
+          <w:cs/>
+          <w:lang w:val="ar_AE" w:bidi="ar_AE"/>
+        </w:rPr>
+      </w:r>
+      <w:r>
+        <w:rPr>
+          <w:rtl/>
+          <w:cs/>
+          <w:lang w:val="ar_AE" w:bidi="ar_AE"/>
+        </w:rPr>
+      </w:r>
+    </w:p>
+    <w:p>
+      <w:pPr>
+        <w:bidi/>
+      </w:pPr>
+      <w:r>
+        <w:rPr>
+          <w:rtl/>
+          <w:cs/>
           <w:lang w:val="ar_AE" w:bidi="ar_AE"/>
         </w:rPr>
       </w:r>
@@ -2915,27 +3637,35 @@
       </w:pPr>
       <w:r>
         <w:rPr>
+          <w:rtl/>
+          <w:cs/>
           <w:lang w:val="ar_AE" w:bidi="ar_AE"/>
         </w:rPr>
         <w:t>كولوسي 2: 11</w:t>
       </w:r>
       <w:r>
         <w:rPr>
-          <w:lang w:val="ar_AE" w:bidi="ar_AE"/>
-        </w:rPr>
-      </w:r>
-    </w:p>
-    <w:p>
-      <w:pPr>
-        <w:bidi/>
-      </w:pPr>
-      <w:r>
-        <w:rPr>
-          <w:lang w:val="ar_AE" w:bidi="ar_AE"/>
-        </w:rPr>
-      </w:r>
-      <w:r>
-        <w:rPr>
+          <w:rtl/>
+          <w:cs/>
+          <w:lang w:val="ar_AE" w:bidi="ar_AE"/>
+        </w:rPr>
+      </w:r>
+    </w:p>
+    <w:p>
+      <w:pPr>
+        <w:bidi/>
+      </w:pPr>
+      <w:r>
+        <w:rPr>
+          <w:rtl/>
+          <w:cs/>
+          <w:lang w:val="ar_AE" w:bidi="ar_AE"/>
+        </w:rPr>
+      </w:r>
+      <w:r>
+        <w:rPr>
+          <w:rtl/>
+          <w:cs/>
           <w:lang w:val="ar_AE" w:bidi="ar_AE"/>
         </w:rPr>
         <w:t xml:space="preserve">وَبِهِ أَيْضًا خُتِنْتُمْ خِتَانًا غَيْرَ مَصْنُوعٍ بِيَدٍ (قام المسيح بختان روحي): الاهتداء الروحي والتحول إلى المسيح هو النظير المسيحي للختان الجسدي. • إزالة طبيعتك الخاطئة (حرفيًا </w:t>
@@ -2943,12 +3673,16 @@
       <w:r>
         <w:rPr>
           <w:i/>
+          <w:rtl/>
+          <w:cs/>
           <w:lang w:val="ar_AE" w:bidi="ar_AE"/>
         </w:rPr>
         <w:t>بِخَلْعِ جِسْمِ خَطَايَا الْبَشَرِيَّةِ</w:t>
       </w:r>
       <w:r>
         <w:rPr>
+          <w:rtl/>
+          <w:cs/>
           <w:lang w:val="ar_AE" w:bidi="ar_AE"/>
         </w:rPr>
         <w:t xml:space="preserve">): كما يتم قطع لحم القلفة لدى الأولاد اليهود كعلامة على انضمامهم إلى شعب الله، كذلك يتم خلع </w:t>
@@ -2956,12 +3690,16 @@
       <w:r>
         <w:rPr>
           <w:i/>
+          <w:rtl/>
+          <w:cs/>
           <w:lang w:val="ar_AE" w:bidi="ar_AE"/>
         </w:rPr>
         <w:t>الجسم</w:t>
       </w:r>
       <w:r>
         <w:rPr>
+          <w:rtl/>
+          <w:cs/>
           <w:lang w:val="ar_AE" w:bidi="ar_AE"/>
         </w:rPr>
         <w:t xml:space="preserve"> مجازيًا (المترجم </w:t>
@@ -2969,33 +3707,43 @@
       <w:r>
         <w:rPr>
           <w:i/>
+          <w:rtl/>
+          <w:cs/>
           <w:lang w:val="ar_AE" w:bidi="ar_AE"/>
         </w:rPr>
         <w:t>الطبيعة الخاطئة</w:t>
       </w:r>
       <w:r>
         <w:rPr>
+          <w:rtl/>
+          <w:cs/>
           <w:lang w:val="ar_AE" w:bidi="ar_AE"/>
         </w:rPr>
         <w:t>) عندما يأتون إلى المسيح.</w:t>
       </w:r>
       <w:r>
         <w:rPr>
-          <w:lang w:val="ar_AE" w:bidi="ar_AE"/>
-        </w:rPr>
-      </w:r>
-      <w:r>
-        <w:rPr>
-          <w:lang w:val="ar_AE" w:bidi="ar_AE"/>
-        </w:rPr>
-      </w:r>
-    </w:p>
-    <w:p>
-      <w:pPr>
-        <w:bidi/>
-      </w:pPr>
-      <w:r>
-        <w:rPr>
+          <w:rtl/>
+          <w:cs/>
+          <w:lang w:val="ar_AE" w:bidi="ar_AE"/>
+        </w:rPr>
+      </w:r>
+      <w:r>
+        <w:rPr>
+          <w:rtl/>
+          <w:cs/>
+          <w:lang w:val="ar_AE" w:bidi="ar_AE"/>
+        </w:rPr>
+      </w:r>
+    </w:p>
+    <w:p>
+      <w:pPr>
+        <w:bidi/>
+      </w:pPr>
+      <w:r>
+        <w:rPr>
+          <w:rtl/>
+          <w:cs/>
           <w:lang w:val="ar_AE" w:bidi="ar_AE"/>
         </w:rPr>
       </w:r>
@@ -3007,27 +3755,35 @@
       </w:pPr>
       <w:r>
         <w:rPr>
+          <w:rtl/>
+          <w:cs/>
           <w:lang w:val="ar_AE" w:bidi="ar_AE"/>
         </w:rPr>
         <w:t>كولوسي 2: 12</w:t>
       </w:r>
       <w:r>
         <w:rPr>
-          <w:lang w:val="ar_AE" w:bidi="ar_AE"/>
-        </w:rPr>
-      </w:r>
-    </w:p>
-    <w:p>
-      <w:pPr>
-        <w:bidi/>
-      </w:pPr>
-      <w:r>
-        <w:rPr>
-          <w:lang w:val="ar_AE" w:bidi="ar_AE"/>
-        </w:rPr>
-      </w:r>
-      <w:r>
-        <w:rPr>
+          <w:rtl/>
+          <w:cs/>
+          <w:lang w:val="ar_AE" w:bidi="ar_AE"/>
+        </w:rPr>
+      </w:r>
+    </w:p>
+    <w:p>
+      <w:pPr>
+        <w:bidi/>
+      </w:pPr>
+      <w:r>
+        <w:rPr>
+          <w:rtl/>
+          <w:cs/>
+          <w:lang w:val="ar_AE" w:bidi="ar_AE"/>
+        </w:rPr>
+      </w:r>
+      <w:r>
+        <w:rPr>
+          <w:rtl/>
+          <w:cs/>
           <w:lang w:val="ar_AE" w:bidi="ar_AE"/>
         </w:rPr>
         <w:t>مَدْفُونِينَ مَعَهُ فِي الْمَعْمُودِيَّةِ: كما هو الحال في المقطع الموازي بشكل كبير في (</w:t>
@@ -3035,6 +3791,8 @@
       <w:hyperlink r:id="rId64">
         <w:r>
           <w:rPr>
+            <w:rtl/>
+            <w:cs/>
             <w:lang w:val="ar_AE" w:bidi="ar_AE"/>
           </w:rPr>
           <w:rPr>
@@ -3046,6 +3804,8 @@
       </w:hyperlink>
       <w:r>
         <w:rPr>
+          <w:rtl/>
+          <w:cs/>
           <w:lang w:val="ar_AE" w:bidi="ar_AE"/>
         </w:rPr>
         <w:t xml:space="preserve">)، يفترض بولس وجود تماثل قوي بين المؤمنين والمسيح. ففي نظر الله، كنا حقًا </w:t>
@@ -3053,33 +3813,43 @@
       <w:r>
         <w:rPr>
           <w:i/>
+          <w:rtl/>
+          <w:cs/>
           <w:lang w:val="ar_AE" w:bidi="ar_AE"/>
         </w:rPr>
         <w:t>مع المسيح</w:t>
       </w:r>
       <w:r>
         <w:rPr>
+          <w:rtl/>
+          <w:cs/>
           <w:lang w:val="ar_AE" w:bidi="ar_AE"/>
         </w:rPr>
         <w:t xml:space="preserve"> عندما دُفن وقام، لذلك نختبر بركات ما فعله المسيح من أجلنا. ويمكن لبولس أن يربط ذلك التماثل مع المسيح بالمعمودية لأن معمودية الماء كانت مرتبطة بشكل وثيق بالتحول والاهتداء في الكنيسة الأولى.</w:t>
       </w:r>
       <w:r>
         <w:rPr>
-          <w:lang w:val="ar_AE" w:bidi="ar_AE"/>
-        </w:rPr>
-      </w:r>
-      <w:r>
-        <w:rPr>
-          <w:lang w:val="ar_AE" w:bidi="ar_AE"/>
-        </w:rPr>
-      </w:r>
-    </w:p>
-    <w:p>
-      <w:pPr>
-        <w:bidi/>
-      </w:pPr>
-      <w:r>
-        <w:rPr>
+          <w:rtl/>
+          <w:cs/>
+          <w:lang w:val="ar_AE" w:bidi="ar_AE"/>
+        </w:rPr>
+      </w:r>
+      <w:r>
+        <w:rPr>
+          <w:rtl/>
+          <w:cs/>
+          <w:lang w:val="ar_AE" w:bidi="ar_AE"/>
+        </w:rPr>
+      </w:r>
+    </w:p>
+    <w:p>
+      <w:pPr>
+        <w:bidi/>
+      </w:pPr>
+      <w:r>
+        <w:rPr>
+          <w:rtl/>
+          <w:cs/>
           <w:lang w:val="ar_AE" w:bidi="ar_AE"/>
         </w:rPr>
       </w:r>
@@ -3091,27 +3861,35 @@
       </w:pPr>
       <w:r>
         <w:rPr>
+          <w:rtl/>
+          <w:cs/>
           <w:lang w:val="ar_AE" w:bidi="ar_AE"/>
         </w:rPr>
         <w:t>كولوسي 2: 14</w:t>
       </w:r>
       <w:r>
         <w:rPr>
-          <w:lang w:val="ar_AE" w:bidi="ar_AE"/>
-        </w:rPr>
-      </w:r>
-    </w:p>
-    <w:p>
-      <w:pPr>
-        <w:bidi/>
-      </w:pPr>
-      <w:r>
-        <w:rPr>
-          <w:lang w:val="ar_AE" w:bidi="ar_AE"/>
-        </w:rPr>
-      </w:r>
-      <w:r>
-        <w:rPr>
+          <w:rtl/>
+          <w:cs/>
+          <w:lang w:val="ar_AE" w:bidi="ar_AE"/>
+        </w:rPr>
+      </w:r>
+    </w:p>
+    <w:p>
+      <w:pPr>
+        <w:bidi/>
+      </w:pPr>
+      <w:r>
+        <w:rPr>
+          <w:rtl/>
+          <w:cs/>
+          <w:lang w:val="ar_AE" w:bidi="ar_AE"/>
+        </w:rPr>
+      </w:r>
+      <w:r>
+        <w:rPr>
+          <w:rtl/>
+          <w:cs/>
           <w:lang w:val="ar_AE" w:bidi="ar_AE"/>
         </w:rPr>
         <w:t xml:space="preserve">الصَّكَّ الَّذِي عَلَيْنَا: تشير العبارة اليونانية إلى سند دين قُمنا جميعًا بتوقيعه. ونظرًا لعدم قدرتنا على سداد ما ندين به، فإنه يقف </w:t>
@@ -3119,12 +3897,16 @@
       <w:r>
         <w:rPr>
           <w:i/>
+          <w:rtl/>
+          <w:cs/>
           <w:lang w:val="ar_AE" w:bidi="ar_AE"/>
         </w:rPr>
         <w:t>ضدنا.</w:t>
       </w:r>
       <w:r>
         <w:rPr>
+          <w:rtl/>
+          <w:cs/>
           <w:lang w:val="ar_AE" w:bidi="ar_AE"/>
         </w:rPr>
         <w:t xml:space="preserve"> تتطلب شريعة الله الطاعة التي لا يستطيع الناس تقديمها، لكن الله قد سامحنا وغفر ديننا من خلال عمل المسيح (</w:t>
@@ -3132,6 +3914,8 @@
       <w:hyperlink r:id="rId65">
         <w:r>
           <w:rPr>
+            <w:rtl/>
+            <w:cs/>
             <w:lang w:val="ar_AE" w:bidi="ar_AE"/>
           </w:rPr>
           <w:rPr>
@@ -3143,27 +3927,35 @@
       </w:hyperlink>
       <w:r>
         <w:rPr>
+          <w:rtl/>
+          <w:cs/>
           <w:lang w:val="ar_AE" w:bidi="ar_AE"/>
         </w:rPr>
         <w:t>).</w:t>
       </w:r>
       <w:r>
         <w:rPr>
-          <w:lang w:val="ar_AE" w:bidi="ar_AE"/>
-        </w:rPr>
-      </w:r>
-      <w:r>
-        <w:rPr>
-          <w:lang w:val="ar_AE" w:bidi="ar_AE"/>
-        </w:rPr>
-      </w:r>
-    </w:p>
-    <w:p>
-      <w:pPr>
-        <w:bidi/>
-      </w:pPr>
-      <w:r>
-        <w:rPr>
+          <w:rtl/>
+          <w:cs/>
+          <w:lang w:val="ar_AE" w:bidi="ar_AE"/>
+        </w:rPr>
+      </w:r>
+      <w:r>
+        <w:rPr>
+          <w:rtl/>
+          <w:cs/>
+          <w:lang w:val="ar_AE" w:bidi="ar_AE"/>
+        </w:rPr>
+      </w:r>
+    </w:p>
+    <w:p>
+      <w:pPr>
+        <w:bidi/>
+      </w:pPr>
+      <w:r>
+        <w:rPr>
+          <w:rtl/>
+          <w:cs/>
           <w:lang w:val="ar_AE" w:bidi="ar_AE"/>
         </w:rPr>
       </w:r>
@@ -3175,27 +3967,35 @@
       </w:pPr>
       <w:r>
         <w:rPr>
+          <w:rtl/>
+          <w:cs/>
           <w:lang w:val="ar_AE" w:bidi="ar_AE"/>
         </w:rPr>
         <w:t>كولوسي 2: 15</w:t>
       </w:r>
       <w:r>
         <w:rPr>
-          <w:lang w:val="ar_AE" w:bidi="ar_AE"/>
-        </w:rPr>
-      </w:r>
-    </w:p>
-    <w:p>
-      <w:pPr>
-        <w:bidi/>
-      </w:pPr>
-      <w:r>
-        <w:rPr>
-          <w:lang w:val="ar_AE" w:bidi="ar_AE"/>
-        </w:rPr>
-      </w:r>
-      <w:r>
-        <w:rPr>
+          <w:rtl/>
+          <w:cs/>
+          <w:lang w:val="ar_AE" w:bidi="ar_AE"/>
+        </w:rPr>
+      </w:r>
+    </w:p>
+    <w:p>
+      <w:pPr>
+        <w:bidi/>
+      </w:pPr>
+      <w:r>
+        <w:rPr>
+          <w:rtl/>
+          <w:cs/>
+          <w:lang w:val="ar_AE" w:bidi="ar_AE"/>
+        </w:rPr>
+      </w:r>
+      <w:r>
+        <w:rPr>
+          <w:rtl/>
+          <w:cs/>
           <w:lang w:val="ar_AE" w:bidi="ar_AE"/>
         </w:rPr>
         <w:t xml:space="preserve">لقد أَشْهَرَهُمْ جِهَارًا بانتصاره (حرفيًا </w:t>
@@ -3203,12 +4003,16 @@
       <w:r>
         <w:rPr>
           <w:i/>
+          <w:rtl/>
+          <w:cs/>
           <w:lang w:val="ar_AE" w:bidi="ar_AE"/>
         </w:rPr>
         <w:t>قادهم في موكب انتصاري</w:t>
       </w:r>
       <w:r>
         <w:rPr>
+          <w:rtl/>
+          <w:cs/>
           <w:lang w:val="ar_AE" w:bidi="ar_AE"/>
         </w:rPr>
         <w:t xml:space="preserve">): كان الجيش الروماني يحتفل بالانتصارات العظيمة من خلال موكب انتصاري. وكان القائد الروماني المنتصر يقود الأسرى المهزومين من حملته إلى المدينة المفتوحة. تعكس الصورة بشكل حي الانتصار المجيد الذي حققه الله، من خلال صليب المسيح، على جميع القوى الروحية المعادية (انظر أيضًا </w:t>
@@ -3216,6 +4020,8 @@
       <w:hyperlink r:id="rId66">
         <w:r>
           <w:rPr>
+            <w:rtl/>
+            <w:cs/>
             <w:lang w:val="ar_AE" w:bidi="ar_AE"/>
           </w:rPr>
           <w:rPr>
@@ -3227,27 +4033,35 @@
       </w:hyperlink>
       <w:r>
         <w:rPr>
+          <w:rtl/>
+          <w:cs/>
           <w:lang w:val="ar_AE" w:bidi="ar_AE"/>
         </w:rPr>
         <w:t>).</w:t>
       </w:r>
       <w:r>
         <w:rPr>
-          <w:lang w:val="ar_AE" w:bidi="ar_AE"/>
-        </w:rPr>
-      </w:r>
-      <w:r>
-        <w:rPr>
-          <w:lang w:val="ar_AE" w:bidi="ar_AE"/>
-        </w:rPr>
-      </w:r>
-    </w:p>
-    <w:p>
-      <w:pPr>
-        <w:bidi/>
-      </w:pPr>
-      <w:r>
-        <w:rPr>
+          <w:rtl/>
+          <w:cs/>
+          <w:lang w:val="ar_AE" w:bidi="ar_AE"/>
+        </w:rPr>
+      </w:r>
+      <w:r>
+        <w:rPr>
+          <w:rtl/>
+          <w:cs/>
+          <w:lang w:val="ar_AE" w:bidi="ar_AE"/>
+        </w:rPr>
+      </w:r>
+    </w:p>
+    <w:p>
+      <w:pPr>
+        <w:bidi/>
+      </w:pPr>
+      <w:r>
+        <w:rPr>
+          <w:rtl/>
+          <w:cs/>
           <w:lang w:val="ar_AE" w:bidi="ar_AE"/>
         </w:rPr>
       </w:r>
@@ -3259,27 +4073,35 @@
       </w:pPr>
       <w:r>
         <w:rPr>
+          <w:rtl/>
+          <w:cs/>
           <w:lang w:val="ar_AE" w:bidi="ar_AE"/>
         </w:rPr>
         <w:t>كولوسي 2: 16</w:t>
       </w:r>
       <w:r>
         <w:rPr>
-          <w:lang w:val="ar_AE" w:bidi="ar_AE"/>
-        </w:rPr>
-      </w:r>
-    </w:p>
-    <w:p>
-      <w:pPr>
-        <w:bidi/>
-      </w:pPr>
-      <w:r>
-        <w:rPr>
-          <w:lang w:val="ar_AE" w:bidi="ar_AE"/>
-        </w:rPr>
-      </w:r>
-      <w:r>
-        <w:rPr>
+          <w:rtl/>
+          <w:cs/>
+          <w:lang w:val="ar_AE" w:bidi="ar_AE"/>
+        </w:rPr>
+      </w:r>
+    </w:p>
+    <w:p>
+      <w:pPr>
+        <w:bidi/>
+      </w:pPr>
+      <w:r>
+        <w:rPr>
+          <w:rtl/>
+          <w:cs/>
+          <w:lang w:val="ar_AE" w:bidi="ar_AE"/>
+        </w:rPr>
+      </w:r>
+      <w:r>
+        <w:rPr>
+          <w:rtl/>
+          <w:cs/>
           <w:lang w:val="ar_AE" w:bidi="ar_AE"/>
         </w:rPr>
         <w:t xml:space="preserve"> فِي أَكْل أَوْ شُرْبٍ: كانت التعاليم الدينية التي تحظر أنواعًا معينة من الطعام والشراب شائعة في العالم القديم. العهد القديم لا يحظر شرب الخمر، لكن العديد من اليهود المتدينين الذين عاشوا في ثقافات وثنية امتنعوا عن ذلك (قارن </w:t>
@@ -3287,6 +4109,8 @@
       <w:hyperlink r:id="rId67">
         <w:r>
           <w:rPr>
+            <w:rtl/>
+            <w:cs/>
             <w:lang w:val="ar_AE" w:bidi="ar_AE"/>
           </w:rPr>
           <w:rPr>
@@ -3298,6 +4122,8 @@
       </w:hyperlink>
       <w:r>
         <w:rPr>
+          <w:rtl/>
+          <w:cs/>
           <w:lang w:val="ar_AE" w:bidi="ar_AE"/>
         </w:rPr>
         <w:t xml:space="preserve">). • احتفلت العديد من المجموعات الدينية القديمة، بما في ذلك اليهود، بالقمر الجديد (رأس الشهر) بمراسم متنوعة (انظر </w:t>
@@ -3305,6 +4131,8 @@
       <w:hyperlink r:id="rId68">
         <w:r>
           <w:rPr>
+            <w:rtl/>
+            <w:cs/>
             <w:lang w:val="ar_AE" w:bidi="ar_AE"/>
           </w:rPr>
           <w:rPr>
@@ -3316,6 +4144,8 @@
       </w:hyperlink>
       <w:r>
         <w:rPr>
+          <w:rtl/>
+          <w:cs/>
           <w:lang w:val="ar_AE" w:bidi="ar_AE"/>
         </w:rPr>
         <w:t xml:space="preserve">; </w:t>
@@ -3323,6 +4153,8 @@
       <w:hyperlink r:id="rId69">
         <w:r>
           <w:rPr>
+            <w:rtl/>
+            <w:cs/>
             <w:lang w:val="ar_AE" w:bidi="ar_AE"/>
           </w:rPr>
           <w:rPr>
@@ -3334,6 +4166,8 @@
       </w:hyperlink>
       <w:r>
         <w:rPr>
+          <w:rtl/>
+          <w:cs/>
           <w:lang w:val="ar_AE" w:bidi="ar_AE"/>
         </w:rPr>
         <w:t xml:space="preserve">; </w:t>
@@ -3341,6 +4175,8 @@
       <w:hyperlink r:id="rId70">
         <w:r>
           <w:rPr>
+            <w:rtl/>
+            <w:cs/>
             <w:lang w:val="ar_AE" w:bidi="ar_AE"/>
           </w:rPr>
           <w:rPr>
@@ -3352,6 +4188,8 @@
       </w:hyperlink>
       <w:r>
         <w:rPr>
+          <w:rtl/>
+          <w:cs/>
           <w:lang w:val="ar_AE" w:bidi="ar_AE"/>
         </w:rPr>
         <w:t xml:space="preserve">). • كما كانت سبوت اليهود منصوصًا عليها في ناموس موسى واحتفل بها اليهود كجزء أساسي من ديانتهم. كان بإمكان المسيحيين الاستمرار في الاحتفال بالسبت إذا رغبوا، لكن بولس يؤكد أن للمسيحيين الحرية في هذا الأمر (انظر </w:t>
@@ -3359,6 +4197,8 @@
       <w:hyperlink r:id="rId71">
         <w:r>
           <w:rPr>
+            <w:rtl/>
+            <w:cs/>
             <w:lang w:val="ar_AE" w:bidi="ar_AE"/>
           </w:rPr>
           <w:rPr>
@@ -3370,27 +4210,35 @@
       </w:hyperlink>
       <w:r>
         <w:rPr>
+          <w:rtl/>
+          <w:cs/>
           <w:lang w:val="ar_AE" w:bidi="ar_AE"/>
         </w:rPr>
         <w:t>) وأنه من الخطأ أن يصر أي شخص على تقديس السبت كتعبير ضروري عن التقوى المسيحية.</w:t>
       </w:r>
       <w:r>
         <w:rPr>
-          <w:lang w:val="ar_AE" w:bidi="ar_AE"/>
-        </w:rPr>
-      </w:r>
-      <w:r>
-        <w:rPr>
-          <w:lang w:val="ar_AE" w:bidi="ar_AE"/>
-        </w:rPr>
-      </w:r>
-    </w:p>
-    <w:p>
-      <w:pPr>
-        <w:bidi/>
-      </w:pPr>
-      <w:r>
-        <w:rPr>
+          <w:rtl/>
+          <w:cs/>
+          <w:lang w:val="ar_AE" w:bidi="ar_AE"/>
+        </w:rPr>
+      </w:r>
+      <w:r>
+        <w:rPr>
+          <w:rtl/>
+          <w:cs/>
+          <w:lang w:val="ar_AE" w:bidi="ar_AE"/>
+        </w:rPr>
+      </w:r>
+    </w:p>
+    <w:p>
+      <w:pPr>
+        <w:bidi/>
+      </w:pPr>
+      <w:r>
+        <w:rPr>
+          <w:rtl/>
+          <w:cs/>
           <w:lang w:val="ar_AE" w:bidi="ar_AE"/>
         </w:rPr>
       </w:r>
@@ -3402,27 +4250,35 @@
       </w:pPr>
       <w:r>
         <w:rPr>
+          <w:rtl/>
+          <w:cs/>
           <w:lang w:val="ar_AE" w:bidi="ar_AE"/>
         </w:rPr>
         <w:t>كولوسي 2: 16–23</w:t>
       </w:r>
       <w:r>
         <w:rPr>
-          <w:lang w:val="ar_AE" w:bidi="ar_AE"/>
-        </w:rPr>
-      </w:r>
-    </w:p>
-    <w:p>
-      <w:pPr>
-        <w:bidi/>
-      </w:pPr>
-      <w:r>
-        <w:rPr>
-          <w:lang w:val="ar_AE" w:bidi="ar_AE"/>
-        </w:rPr>
-      </w:r>
-      <w:r>
-        <w:rPr>
+          <w:rtl/>
+          <w:cs/>
+          <w:lang w:val="ar_AE" w:bidi="ar_AE"/>
+        </w:rPr>
+      </w:r>
+    </w:p>
+    <w:p>
+      <w:pPr>
+        <w:bidi/>
+      </w:pPr>
+      <w:r>
+        <w:rPr>
+          <w:rtl/>
+          <w:cs/>
+          <w:lang w:val="ar_AE" w:bidi="ar_AE"/>
+        </w:rPr>
+      </w:r>
+      <w:r>
+        <w:rPr>
+          <w:rtl/>
+          <w:cs/>
           <w:lang w:val="ar_AE" w:bidi="ar_AE"/>
         </w:rPr>
         <w:t xml:space="preserve">يرفض بولس المُعَلِّمين الكذبة ومطالبهم، موضحًا أن نداءهم يأتي من تعاليم بشرية (انظر </w:t>
@@ -3430,6 +4286,8 @@
       <w:hyperlink r:id="rId72">
         <w:r>
           <w:rPr>
+            <w:rtl/>
+            <w:cs/>
             <w:lang w:val="ar_AE" w:bidi="ar_AE"/>
           </w:rPr>
           <w:rPr>
@@ -3441,27 +4299,35 @@
       </w:hyperlink>
       <w:r>
         <w:rPr>
+          <w:rtl/>
+          <w:cs/>
           <w:lang w:val="ar_AE" w:bidi="ar_AE"/>
         </w:rPr>
         <w:t>). لقد نادوا بقواعد سلوك مختلفة لا أساس لها في المسيح.</w:t>
       </w:r>
       <w:r>
         <w:rPr>
-          <w:lang w:val="ar_AE" w:bidi="ar_AE"/>
-        </w:rPr>
-      </w:r>
-      <w:r>
-        <w:rPr>
-          <w:lang w:val="ar_AE" w:bidi="ar_AE"/>
-        </w:rPr>
-      </w:r>
-    </w:p>
-    <w:p>
-      <w:pPr>
-        <w:bidi/>
-      </w:pPr>
-      <w:r>
-        <w:rPr>
+          <w:rtl/>
+          <w:cs/>
+          <w:lang w:val="ar_AE" w:bidi="ar_AE"/>
+        </w:rPr>
+      </w:r>
+      <w:r>
+        <w:rPr>
+          <w:rtl/>
+          <w:cs/>
+          <w:lang w:val="ar_AE" w:bidi="ar_AE"/>
+        </w:rPr>
+      </w:r>
+    </w:p>
+    <w:p>
+      <w:pPr>
+        <w:bidi/>
+      </w:pPr>
+      <w:r>
+        <w:rPr>
+          <w:rtl/>
+          <w:cs/>
           <w:lang w:val="ar_AE" w:bidi="ar_AE"/>
         </w:rPr>
       </w:r>
@@ -3473,27 +4339,35 @@
       </w:pPr>
       <w:r>
         <w:rPr>
+          <w:rtl/>
+          <w:cs/>
           <w:lang w:val="ar_AE" w:bidi="ar_AE"/>
         </w:rPr>
         <w:t>كولوسي 2: 17</w:t>
       </w:r>
       <w:r>
         <w:rPr>
-          <w:lang w:val="ar_AE" w:bidi="ar_AE"/>
-        </w:rPr>
-      </w:r>
-    </w:p>
-    <w:p>
-      <w:pPr>
-        <w:bidi/>
-      </w:pPr>
-      <w:r>
-        <w:rPr>
-          <w:lang w:val="ar_AE" w:bidi="ar_AE"/>
-        </w:rPr>
-      </w:r>
-      <w:r>
-        <w:rPr>
+          <w:rtl/>
+          <w:cs/>
+          <w:lang w:val="ar_AE" w:bidi="ar_AE"/>
+        </w:rPr>
+      </w:r>
+    </w:p>
+    <w:p>
+      <w:pPr>
+        <w:bidi/>
+      </w:pPr>
+      <w:r>
+        <w:rPr>
+          <w:rtl/>
+          <w:cs/>
+          <w:lang w:val="ar_AE" w:bidi="ar_AE"/>
+        </w:rPr>
+      </w:r>
+      <w:r>
+        <w:rPr>
+          <w:rtl/>
+          <w:cs/>
           <w:lang w:val="ar_AE" w:bidi="ar_AE"/>
         </w:rPr>
         <w:t xml:space="preserve">كانت حقيقة المسيح مفهومة من خلال طقوس العهد القديم، والتي يصفها بولس بأنها ظلال (انظر أيضًا </w:t>
@@ -3501,6 +4375,8 @@
       <w:hyperlink r:id="rId73">
         <w:r>
           <w:rPr>
+            <w:rtl/>
+            <w:cs/>
             <w:lang w:val="ar_AE" w:bidi="ar_AE"/>
           </w:rPr>
           <w:rPr>
@@ -3512,27 +4388,35 @@
       </w:hyperlink>
       <w:r>
         <w:rPr>
+          <w:rtl/>
+          <w:cs/>
           <w:lang w:val="ar_AE" w:bidi="ar_AE"/>
         </w:rPr>
         <w:t>).</w:t>
       </w:r>
       <w:r>
         <w:rPr>
-          <w:lang w:val="ar_AE" w:bidi="ar_AE"/>
-        </w:rPr>
-      </w:r>
-      <w:r>
-        <w:rPr>
-          <w:lang w:val="ar_AE" w:bidi="ar_AE"/>
-        </w:rPr>
-      </w:r>
-    </w:p>
-    <w:p>
-      <w:pPr>
-        <w:bidi/>
-      </w:pPr>
-      <w:r>
-        <w:rPr>
+          <w:rtl/>
+          <w:cs/>
+          <w:lang w:val="ar_AE" w:bidi="ar_AE"/>
+        </w:rPr>
+      </w:r>
+      <w:r>
+        <w:rPr>
+          <w:rtl/>
+          <w:cs/>
+          <w:lang w:val="ar_AE" w:bidi="ar_AE"/>
+        </w:rPr>
+      </w:r>
+    </w:p>
+    <w:p>
+      <w:pPr>
+        <w:bidi/>
+      </w:pPr>
+      <w:r>
+        <w:rPr>
+          <w:rtl/>
+          <w:cs/>
           <w:lang w:val="ar_AE" w:bidi="ar_AE"/>
         </w:rPr>
       </w:r>
@@ -3544,48 +4428,62 @@
       </w:pPr>
       <w:r>
         <w:rPr>
+          <w:rtl/>
+          <w:cs/>
           <w:lang w:val="ar_AE" w:bidi="ar_AE"/>
         </w:rPr>
         <w:t>كولوسي 2: 18</w:t>
       </w:r>
       <w:r>
         <w:rPr>
-          <w:lang w:val="ar_AE" w:bidi="ar_AE"/>
-        </w:rPr>
-      </w:r>
-    </w:p>
-    <w:p>
-      <w:pPr>
-        <w:bidi/>
-      </w:pPr>
-      <w:r>
-        <w:rPr>
-          <w:lang w:val="ar_AE" w:bidi="ar_AE"/>
-        </w:rPr>
-      </w:r>
-      <w:r>
-        <w:rPr>
+          <w:rtl/>
+          <w:cs/>
+          <w:lang w:val="ar_AE" w:bidi="ar_AE"/>
+        </w:rPr>
+      </w:r>
+    </w:p>
+    <w:p>
+      <w:pPr>
+        <w:bidi/>
+      </w:pPr>
+      <w:r>
+        <w:rPr>
+          <w:rtl/>
+          <w:cs/>
+          <w:lang w:val="ar_AE" w:bidi="ar_AE"/>
+        </w:rPr>
+      </w:r>
+      <w:r>
+        <w:rPr>
+          <w:rtl/>
+          <w:cs/>
           <w:lang w:val="ar_AE" w:bidi="ar_AE"/>
         </w:rPr>
         <w:t>عبادة الملائكة: كان الناس في القرن الأول مفتونين بالكائنات الروحية. كما اعتقد بعض اليهود أن الملائكة كانت حاضرة خلال أوقات عبادتهم، وربما قام البعض بعبادتها. • كان المُعَلِّمون الكذبة يزعمون بوضوح أنهم قد حصلوا على رؤى أسست طقوسًا معينة كمتطلبات للجماعة.</w:t>
       </w:r>
       <w:r>
         <w:rPr>
-          <w:lang w:val="ar_AE" w:bidi="ar_AE"/>
-        </w:rPr>
-      </w:r>
-      <w:r>
-        <w:rPr>
-          <w:lang w:val="ar_AE" w:bidi="ar_AE"/>
-        </w:rPr>
-      </w:r>
-    </w:p>
-    <w:p>
-      <w:pPr>
-        <w:bidi/>
-      </w:pPr>
-      <w:r>
-        <w:rPr>
+          <w:rtl/>
+          <w:cs/>
+          <w:lang w:val="ar_AE" w:bidi="ar_AE"/>
+        </w:rPr>
+      </w:r>
+      <w:r>
+        <w:rPr>
+          <w:rtl/>
+          <w:cs/>
+          <w:lang w:val="ar_AE" w:bidi="ar_AE"/>
+        </w:rPr>
+      </w:r>
+    </w:p>
+    <w:p>
+      <w:pPr>
+        <w:bidi/>
+      </w:pPr>
+      <w:r>
+        <w:rPr>
+          <w:rtl/>
+          <w:cs/>
           <w:lang w:val="ar_AE" w:bidi="ar_AE"/>
         </w:rPr>
       </w:r>
@@ -3597,27 +4495,35 @@
       </w:pPr>
       <w:r>
         <w:rPr>
+          <w:rtl/>
+          <w:cs/>
           <w:lang w:val="ar_AE" w:bidi="ar_AE"/>
         </w:rPr>
         <w:t>كولوسي 2: 20</w:t>
       </w:r>
       <w:r>
         <w:rPr>
-          <w:lang w:val="ar_AE" w:bidi="ar_AE"/>
-        </w:rPr>
-      </w:r>
-    </w:p>
-    <w:p>
-      <w:pPr>
-        <w:bidi/>
-      </w:pPr>
-      <w:r>
-        <w:rPr>
-          <w:lang w:val="ar_AE" w:bidi="ar_AE"/>
-        </w:rPr>
-      </w:r>
-      <w:r>
-        <w:rPr>
+          <w:rtl/>
+          <w:cs/>
+          <w:lang w:val="ar_AE" w:bidi="ar_AE"/>
+        </w:rPr>
+      </w:r>
+    </w:p>
+    <w:p>
+      <w:pPr>
+        <w:bidi/>
+      </w:pPr>
+      <w:r>
+        <w:rPr>
+          <w:rtl/>
+          <w:cs/>
+          <w:lang w:val="ar_AE" w:bidi="ar_AE"/>
+        </w:rPr>
+      </w:r>
+      <w:r>
+        <w:rPr>
+          <w:rtl/>
+          <w:cs/>
           <w:lang w:val="ar_AE" w:bidi="ar_AE"/>
         </w:rPr>
         <w:t xml:space="preserve"> قَدْ مُتُّمْ مَعَ الْمَسِيحِ: كان موت المسيح على الصليب علامة على انتصاره على القوى الروحية (</w:t>
@@ -3625,6 +4531,8 @@
       <w:hyperlink r:id="rId62">
         <w:r>
           <w:rPr>
+            <w:rtl/>
+            <w:cs/>
             <w:lang w:val="ar_AE" w:bidi="ar_AE"/>
           </w:rPr>
           <w:rPr>
@@ -3636,6 +4544,8 @@
       </w:hyperlink>
       <w:r>
         <w:rPr>
+          <w:rtl/>
+          <w:cs/>
           <w:lang w:val="ar_AE" w:bidi="ar_AE"/>
         </w:rPr>
         <w:t xml:space="preserve">)، لذلك نحن الذين نشارك في موته قد تحررنا بالمثل من القوى الروحية الشريرة في هذا العالم (انظر </w:t>
@@ -3643,6 +4553,8 @@
       <w:hyperlink r:id="rId72">
         <w:r>
           <w:rPr>
+            <w:rtl/>
+            <w:cs/>
             <w:lang w:val="ar_AE" w:bidi="ar_AE"/>
           </w:rPr>
           <w:rPr>
@@ -3654,27 +4566,35 @@
       </w:hyperlink>
       <w:r>
         <w:rPr>
+          <w:rtl/>
+          <w:cs/>
           <w:lang w:val="ar_AE" w:bidi="ar_AE"/>
         </w:rPr>
         <w:t>).</w:t>
       </w:r>
       <w:r>
         <w:rPr>
-          <w:lang w:val="ar_AE" w:bidi="ar_AE"/>
-        </w:rPr>
-      </w:r>
-      <w:r>
-        <w:rPr>
-          <w:lang w:val="ar_AE" w:bidi="ar_AE"/>
-        </w:rPr>
-      </w:r>
-    </w:p>
-    <w:p>
-      <w:pPr>
-        <w:bidi/>
-      </w:pPr>
-      <w:r>
-        <w:rPr>
+          <w:rtl/>
+          <w:cs/>
+          <w:lang w:val="ar_AE" w:bidi="ar_AE"/>
+        </w:rPr>
+      </w:r>
+      <w:r>
+        <w:rPr>
+          <w:rtl/>
+          <w:cs/>
+          <w:lang w:val="ar_AE" w:bidi="ar_AE"/>
+        </w:rPr>
+      </w:r>
+    </w:p>
+    <w:p>
+      <w:pPr>
+        <w:bidi/>
+      </w:pPr>
+      <w:r>
+        <w:rPr>
+          <w:rtl/>
+          <w:cs/>
           <w:lang w:val="ar_AE" w:bidi="ar_AE"/>
         </w:rPr>
       </w:r>
@@ -3686,27 +4606,35 @@
       </w:pPr>
       <w:r>
         <w:rPr>
+          <w:rtl/>
+          <w:cs/>
           <w:lang w:val="ar_AE" w:bidi="ar_AE"/>
         </w:rPr>
         <w:t>كولوسي 2: 23</w:t>
       </w:r>
       <w:r>
         <w:rPr>
-          <w:lang w:val="ar_AE" w:bidi="ar_AE"/>
-        </w:rPr>
-      </w:r>
-    </w:p>
-    <w:p>
-      <w:pPr>
-        <w:bidi/>
-      </w:pPr>
-      <w:r>
-        <w:rPr>
-          <w:lang w:val="ar_AE" w:bidi="ar_AE"/>
-        </w:rPr>
-      </w:r>
-      <w:r>
-        <w:rPr>
+          <w:rtl/>
+          <w:cs/>
+          <w:lang w:val="ar_AE" w:bidi="ar_AE"/>
+        </w:rPr>
+      </w:r>
+    </w:p>
+    <w:p>
+      <w:pPr>
+        <w:bidi/>
+      </w:pPr>
+      <w:r>
+        <w:rPr>
+          <w:rtl/>
+          <w:cs/>
+          <w:lang w:val="ar_AE" w:bidi="ar_AE"/>
+        </w:rPr>
+      </w:r>
+      <w:r>
+        <w:rPr>
+          <w:rtl/>
+          <w:cs/>
           <w:lang w:val="ar_AE" w:bidi="ar_AE"/>
         </w:rPr>
         <w:t>لَيْسَ بِقِيمَةٍ مَا: فإن هذه الفرائض والوصايا ليست متجذرة في العالم بدلًا من المسيح فحسب (</w:t>
@@ -3714,6 +4642,8 @@
       <w:hyperlink r:id="rId37">
         <w:r>
           <w:rPr>
+            <w:rtl/>
+            <w:cs/>
             <w:lang w:val="ar_AE" w:bidi="ar_AE"/>
           </w:rPr>
           <w:rPr>
@@ -3725,27 +4655,35 @@
       </w:hyperlink>
       <w:r>
         <w:rPr>
+          <w:rtl/>
+          <w:cs/>
           <w:lang w:val="ar_AE" w:bidi="ar_AE"/>
         </w:rPr>
         <w:t>)، بل إنها أيضًا غير فعَّالة في التغلب على الرغبات الشريرة للشخص.</w:t>
       </w:r>
       <w:r>
         <w:rPr>
-          <w:lang w:val="ar_AE" w:bidi="ar_AE"/>
-        </w:rPr>
-      </w:r>
-      <w:r>
-        <w:rPr>
-          <w:lang w:val="ar_AE" w:bidi="ar_AE"/>
-        </w:rPr>
-      </w:r>
-    </w:p>
-    <w:p>
-      <w:pPr>
-        <w:bidi/>
-      </w:pPr>
-      <w:r>
-        <w:rPr>
+          <w:rtl/>
+          <w:cs/>
+          <w:lang w:val="ar_AE" w:bidi="ar_AE"/>
+        </w:rPr>
+      </w:r>
+      <w:r>
+        <w:rPr>
+          <w:rtl/>
+          <w:cs/>
+          <w:lang w:val="ar_AE" w:bidi="ar_AE"/>
+        </w:rPr>
+      </w:r>
+    </w:p>
+    <w:p>
+      <w:pPr>
+        <w:bidi/>
+      </w:pPr>
+      <w:r>
+        <w:rPr>
+          <w:rtl/>
+          <w:cs/>
           <w:lang w:val="ar_AE" w:bidi="ar_AE"/>
         </w:rPr>
       </w:r>
@@ -3757,27 +4695,35 @@
       </w:pPr>
       <w:r>
         <w:rPr>
+          <w:rtl/>
+          <w:cs/>
           <w:lang w:val="ar_AE" w:bidi="ar_AE"/>
         </w:rPr>
         <w:t>كولوسي 3: 1</w:t>
       </w:r>
       <w:r>
         <w:rPr>
-          <w:lang w:val="ar_AE" w:bidi="ar_AE"/>
-        </w:rPr>
-      </w:r>
-    </w:p>
-    <w:p>
-      <w:pPr>
-        <w:bidi/>
-      </w:pPr>
-      <w:r>
-        <w:rPr>
-          <w:lang w:val="ar_AE" w:bidi="ar_AE"/>
-        </w:rPr>
-      </w:r>
-      <w:r>
-        <w:rPr>
+          <w:rtl/>
+          <w:cs/>
+          <w:lang w:val="ar_AE" w:bidi="ar_AE"/>
+        </w:rPr>
+      </w:r>
+    </w:p>
+    <w:p>
+      <w:pPr>
+        <w:bidi/>
+      </w:pPr>
+      <w:r>
+        <w:rPr>
+          <w:rtl/>
+          <w:cs/>
+          <w:lang w:val="ar_AE" w:bidi="ar_AE"/>
+        </w:rPr>
+      </w:r>
+      <w:r>
+        <w:rPr>
+          <w:rtl/>
+          <w:cs/>
           <w:lang w:val="ar_AE" w:bidi="ar_AE"/>
         </w:rPr>
         <w:t>فَاطْلُبُوا مَا فَوْقُ (وجهوا أنظاركم نحو حقائق السماء): يعيش المؤمنون على الأرض، ولكن لأنهم قد قاموا مع المسيح، فإن كيانهم الحقيقي موجه نحو العالم الروحي الذي يحكمه المسيح. وفي المقابل، تركز وصايا وتعاليم المُعَلِّمين الكذبة على العالم الأرضي (</w:t>
@@ -3785,6 +4731,8 @@
       <w:hyperlink r:id="rId74">
         <w:r>
           <w:rPr>
+            <w:rtl/>
+            <w:cs/>
             <w:lang w:val="ar_AE" w:bidi="ar_AE"/>
           </w:rPr>
           <w:rPr>
@@ -3796,27 +4744,35 @@
       </w:hyperlink>
       <w:r>
         <w:rPr>
+          <w:rtl/>
+          <w:cs/>
           <w:lang w:val="ar_AE" w:bidi="ar_AE"/>
         </w:rPr>
         <w:t>).</w:t>
       </w:r>
       <w:r>
         <w:rPr>
-          <w:lang w:val="ar_AE" w:bidi="ar_AE"/>
-        </w:rPr>
-      </w:r>
-      <w:r>
-        <w:rPr>
-          <w:lang w:val="ar_AE" w:bidi="ar_AE"/>
-        </w:rPr>
-      </w:r>
-    </w:p>
-    <w:p>
-      <w:pPr>
-        <w:bidi/>
-      </w:pPr>
-      <w:r>
-        <w:rPr>
+          <w:rtl/>
+          <w:cs/>
+          <w:lang w:val="ar_AE" w:bidi="ar_AE"/>
+        </w:rPr>
+      </w:r>
+      <w:r>
+        <w:rPr>
+          <w:rtl/>
+          <w:cs/>
+          <w:lang w:val="ar_AE" w:bidi="ar_AE"/>
+        </w:rPr>
+      </w:r>
+    </w:p>
+    <w:p>
+      <w:pPr>
+        <w:bidi/>
+      </w:pPr>
+      <w:r>
+        <w:rPr>
+          <w:rtl/>
+          <w:cs/>
           <w:lang w:val="ar_AE" w:bidi="ar_AE"/>
         </w:rPr>
       </w:r>
@@ -3828,48 +4784,62 @@
       </w:pPr>
       <w:r>
         <w:rPr>
+          <w:rtl/>
+          <w:cs/>
           <w:lang w:val="ar_AE" w:bidi="ar_AE"/>
         </w:rPr>
         <w:t>كولوسي 3: 1–11</w:t>
       </w:r>
       <w:r>
         <w:rPr>
-          <w:lang w:val="ar_AE" w:bidi="ar_AE"/>
-        </w:rPr>
-      </w:r>
-    </w:p>
-    <w:p>
-      <w:pPr>
-        <w:bidi/>
-      </w:pPr>
-      <w:r>
-        <w:rPr>
-          <w:lang w:val="ar_AE" w:bidi="ar_AE"/>
-        </w:rPr>
-      </w:r>
-      <w:r>
-        <w:rPr>
+          <w:rtl/>
+          <w:cs/>
+          <w:lang w:val="ar_AE" w:bidi="ar_AE"/>
+        </w:rPr>
+      </w:r>
+    </w:p>
+    <w:p>
+      <w:pPr>
+        <w:bidi/>
+      </w:pPr>
+      <w:r>
+        <w:rPr>
+          <w:rtl/>
+          <w:cs/>
+          <w:lang w:val="ar_AE" w:bidi="ar_AE"/>
+        </w:rPr>
+      </w:r>
+      <w:r>
+        <w:rPr>
+          <w:rtl/>
+          <w:cs/>
           <w:lang w:val="ar_AE" w:bidi="ar_AE"/>
         </w:rPr>
         <w:t>يدعو بولس أهل كولوسي إلى تبني طريقة تفكير جديدة تؤدي إلى نمط حياة مختلف.</w:t>
       </w:r>
       <w:r>
         <w:rPr>
-          <w:lang w:val="ar_AE" w:bidi="ar_AE"/>
-        </w:rPr>
-      </w:r>
-      <w:r>
-        <w:rPr>
-          <w:lang w:val="ar_AE" w:bidi="ar_AE"/>
-        </w:rPr>
-      </w:r>
-    </w:p>
-    <w:p>
-      <w:pPr>
-        <w:bidi/>
-      </w:pPr>
-      <w:r>
-        <w:rPr>
+          <w:rtl/>
+          <w:cs/>
+          <w:lang w:val="ar_AE" w:bidi="ar_AE"/>
+        </w:rPr>
+      </w:r>
+      <w:r>
+        <w:rPr>
+          <w:rtl/>
+          <w:cs/>
+          <w:lang w:val="ar_AE" w:bidi="ar_AE"/>
+        </w:rPr>
+      </w:r>
+    </w:p>
+    <w:p>
+      <w:pPr>
+        <w:bidi/>
+      </w:pPr>
+      <w:r>
+        <w:rPr>
+          <w:rtl/>
+          <w:cs/>
           <w:lang w:val="ar_AE" w:bidi="ar_AE"/>
         </w:rPr>
       </w:r>
@@ -3881,27 +4851,35 @@
       </w:pPr>
       <w:r>
         <w:rPr>
+          <w:rtl/>
+          <w:cs/>
           <w:lang w:val="ar_AE" w:bidi="ar_AE"/>
         </w:rPr>
         <w:t>كولوسي 3: 3–4</w:t>
       </w:r>
       <w:r>
         <w:rPr>
-          <w:lang w:val="ar_AE" w:bidi="ar_AE"/>
-        </w:rPr>
-      </w:r>
-    </w:p>
-    <w:p>
-      <w:pPr>
-        <w:bidi/>
-      </w:pPr>
-      <w:r>
-        <w:rPr>
-          <w:lang w:val="ar_AE" w:bidi="ar_AE"/>
-        </w:rPr>
-      </w:r>
-      <w:r>
-        <w:rPr>
+          <w:rtl/>
+          <w:cs/>
+          <w:lang w:val="ar_AE" w:bidi="ar_AE"/>
+        </w:rPr>
+      </w:r>
+    </w:p>
+    <w:p>
+      <w:pPr>
+        <w:bidi/>
+      </w:pPr>
+      <w:r>
+        <w:rPr>
+          <w:rtl/>
+          <w:cs/>
+          <w:lang w:val="ar_AE" w:bidi="ar_AE"/>
+        </w:rPr>
+      </w:r>
+      <w:r>
+        <w:rPr>
+          <w:rtl/>
+          <w:cs/>
           <w:lang w:val="ar_AE" w:bidi="ar_AE"/>
         </w:rPr>
         <w:t xml:space="preserve">لأَنَّكُمْ قَدْ مُتُّمْ عن هذه الحياة: انظر </w:t>
@@ -3909,6 +4887,8 @@
       <w:hyperlink r:id="rId60">
         <w:r>
           <w:rPr>
+            <w:rtl/>
+            <w:cs/>
             <w:lang w:val="ar_AE" w:bidi="ar_AE"/>
           </w:rPr>
           <w:rPr>
@@ -3920,6 +4900,8 @@
       </w:hyperlink>
       <w:r>
         <w:rPr>
+          <w:rtl/>
+          <w:cs/>
           <w:lang w:val="ar_AE" w:bidi="ar_AE"/>
         </w:rPr>
         <w:t xml:space="preserve">. • ما هو مستتر الآن سيُكشف في المستقبل (قارن </w:t>
@@ -3927,6 +4909,8 @@
       <w:hyperlink r:id="rId59">
         <w:r>
           <w:rPr>
+            <w:rtl/>
+            <w:cs/>
             <w:lang w:val="ar_AE" w:bidi="ar_AE"/>
           </w:rPr>
           <w:rPr>
@@ -3938,27 +4922,35 @@
       </w:hyperlink>
       <w:r>
         <w:rPr>
+          <w:rtl/>
+          <w:cs/>
           <w:lang w:val="ar_AE" w:bidi="ar_AE"/>
         </w:rPr>
         <w:t>). لا يمكننا الآن أن نرى أن المسيح جالس عن يمين الله وأننا قد قمنا إلى حياة جديدة مع المسيح. ولكن بواسطة الإيمان بالأخبار السارة، نعلم أن هذه الأمور صحيحة. وعندما يعود المسيح في المجد، ستكون سيادته واضحة للجميع وستكون علاقتنا به اختبارًا مباشرًا.</w:t>
       </w:r>
       <w:r>
         <w:rPr>
-          <w:lang w:val="ar_AE" w:bidi="ar_AE"/>
-        </w:rPr>
-      </w:r>
-      <w:r>
-        <w:rPr>
-          <w:lang w:val="ar_AE" w:bidi="ar_AE"/>
-        </w:rPr>
-      </w:r>
-    </w:p>
-    <w:p>
-      <w:pPr>
-        <w:bidi/>
-      </w:pPr>
-      <w:r>
-        <w:rPr>
+          <w:rtl/>
+          <w:cs/>
+          <w:lang w:val="ar_AE" w:bidi="ar_AE"/>
+        </w:rPr>
+      </w:r>
+      <w:r>
+        <w:rPr>
+          <w:rtl/>
+          <w:cs/>
+          <w:lang w:val="ar_AE" w:bidi="ar_AE"/>
+        </w:rPr>
+      </w:r>
+    </w:p>
+    <w:p>
+      <w:pPr>
+        <w:bidi/>
+      </w:pPr>
+      <w:r>
+        <w:rPr>
+          <w:rtl/>
+          <w:cs/>
           <w:lang w:val="ar_AE" w:bidi="ar_AE"/>
         </w:rPr>
       </w:r>
@@ -3970,27 +4962,35 @@
       </w:pPr>
       <w:r>
         <w:rPr>
+          <w:rtl/>
+          <w:cs/>
           <w:lang w:val="ar_AE" w:bidi="ar_AE"/>
         </w:rPr>
         <w:t>كولوسي 3: 5</w:t>
       </w:r>
       <w:r>
         <w:rPr>
-          <w:lang w:val="ar_AE" w:bidi="ar_AE"/>
-        </w:rPr>
-      </w:r>
-    </w:p>
-    <w:p>
-      <w:pPr>
-        <w:bidi/>
-      </w:pPr>
-      <w:r>
-        <w:rPr>
-          <w:lang w:val="ar_AE" w:bidi="ar_AE"/>
-        </w:rPr>
-      </w:r>
-      <w:r>
-        <w:rPr>
+          <w:rtl/>
+          <w:cs/>
+          <w:lang w:val="ar_AE" w:bidi="ar_AE"/>
+        </w:rPr>
+      </w:r>
+    </w:p>
+    <w:p>
+      <w:pPr>
+        <w:bidi/>
+      </w:pPr>
+      <w:r>
+        <w:rPr>
+          <w:rtl/>
+          <w:cs/>
+          <w:lang w:val="ar_AE" w:bidi="ar_AE"/>
+        </w:rPr>
+      </w:r>
+      <w:r>
+        <w:rPr>
+          <w:rtl/>
+          <w:cs/>
           <w:lang w:val="ar_AE" w:bidi="ar_AE"/>
         </w:rPr>
         <w:t>لذلك يجب أن يكون موتنا لهذه الحياة (</w:t>
@@ -3998,6 +4998,8 @@
       <w:hyperlink r:id="rId75">
         <w:r>
           <w:rPr>
+            <w:rtl/>
+            <w:cs/>
             <w:lang w:val="ar_AE" w:bidi="ar_AE"/>
           </w:rPr>
           <w:rPr>
@@ -4009,27 +5011,35 @@
       </w:hyperlink>
       <w:r>
         <w:rPr>
+          <w:rtl/>
+          <w:cs/>
           <w:lang w:val="ar_AE" w:bidi="ar_AE"/>
         </w:rPr>
         <w:t>) حقيقيًا في الطريقة التي نعيش بها يومًا بعد يوم. • الطَّمَعَ الَّذِي هُوَ عِبَادَةُ الأَوْثَانِ: يسعى الأشخاص الطَّمَّاعون وراء أهداف جشعهم - المال، الجنس، السلطة، الممتلكات - بدلًا من الله، على أمل العثور على الرضا في تلك الأشياء.</w:t>
       </w:r>
       <w:r>
         <w:rPr>
-          <w:lang w:val="ar_AE" w:bidi="ar_AE"/>
-        </w:rPr>
-      </w:r>
-      <w:r>
-        <w:rPr>
-          <w:lang w:val="ar_AE" w:bidi="ar_AE"/>
-        </w:rPr>
-      </w:r>
-    </w:p>
-    <w:p>
-      <w:pPr>
-        <w:bidi/>
-      </w:pPr>
-      <w:r>
-        <w:rPr>
+          <w:rtl/>
+          <w:cs/>
+          <w:lang w:val="ar_AE" w:bidi="ar_AE"/>
+        </w:rPr>
+      </w:r>
+      <w:r>
+        <w:rPr>
+          <w:rtl/>
+          <w:cs/>
+          <w:lang w:val="ar_AE" w:bidi="ar_AE"/>
+        </w:rPr>
+      </w:r>
+    </w:p>
+    <w:p>
+      <w:pPr>
+        <w:bidi/>
+      </w:pPr>
+      <w:r>
+        <w:rPr>
+          <w:rtl/>
+          <w:cs/>
           <w:lang w:val="ar_AE" w:bidi="ar_AE"/>
         </w:rPr>
       </w:r>
@@ -4041,27 +5051,35 @@
       </w:pPr>
       <w:r>
         <w:rPr>
+          <w:rtl/>
+          <w:cs/>
           <w:lang w:val="ar_AE" w:bidi="ar_AE"/>
         </w:rPr>
         <w:t>كولوسي 3: 6</w:t>
       </w:r>
       <w:r>
         <w:rPr>
-          <w:lang w:val="ar_AE" w:bidi="ar_AE"/>
-        </w:rPr>
-      </w:r>
-    </w:p>
-    <w:p>
-      <w:pPr>
-        <w:bidi/>
-      </w:pPr>
-      <w:r>
-        <w:rPr>
-          <w:lang w:val="ar_AE" w:bidi="ar_AE"/>
-        </w:rPr>
-      </w:r>
-      <w:r>
-        <w:rPr>
+          <w:rtl/>
+          <w:cs/>
+          <w:lang w:val="ar_AE" w:bidi="ar_AE"/>
+        </w:rPr>
+      </w:r>
+    </w:p>
+    <w:p>
+      <w:pPr>
+        <w:bidi/>
+      </w:pPr>
+      <w:r>
+        <w:rPr>
+          <w:rtl/>
+          <w:cs/>
+          <w:lang w:val="ar_AE" w:bidi="ar_AE"/>
+        </w:rPr>
+      </w:r>
+      <w:r>
+        <w:rPr>
+          <w:rtl/>
+          <w:cs/>
           <w:lang w:val="ar_AE" w:bidi="ar_AE"/>
         </w:rPr>
         <w:t xml:space="preserve">يأتي: تذكر بعض المخطوطات </w:t>
@@ -4069,12 +5087,16 @@
       <w:r>
         <w:rPr>
           <w:i/>
+          <w:rtl/>
+          <w:cs/>
           <w:lang w:val="ar_AE" w:bidi="ar_AE"/>
         </w:rPr>
         <w:t>يَأْتِي غَضَبُ اللهِ عَلَى أَبْنَاءِ الْمَعْصِيَةِ.</w:t>
       </w:r>
       <w:r>
         <w:rPr>
+          <w:rtl/>
+          <w:cs/>
           <w:lang w:val="ar_AE" w:bidi="ar_AE"/>
         </w:rPr>
         <w:t xml:space="preserve"> وفي النص اليوناني، تظهر هذه الكلمات حرفيًا في </w:t>
@@ -4082,6 +5104,8 @@
       <w:hyperlink r:id="rId76">
         <w:r>
           <w:rPr>
+            <w:rtl/>
+            <w:cs/>
             <w:lang w:val="ar_AE" w:bidi="ar_AE"/>
           </w:rPr>
           <w:rPr>
@@ -4093,27 +5117,35 @@
       </w:hyperlink>
       <w:r>
         <w:rPr>
+          <w:rtl/>
+          <w:cs/>
           <w:lang w:val="ar_AE" w:bidi="ar_AE"/>
         </w:rPr>
         <w:t>، لذا من المحتمل أن كاتبًا مبكرًا أضافها هنا، سواء عن قصد أو عن طريق الخطأ.</w:t>
       </w:r>
       <w:r>
         <w:rPr>
-          <w:lang w:val="ar_AE" w:bidi="ar_AE"/>
-        </w:rPr>
-      </w:r>
-      <w:r>
-        <w:rPr>
-          <w:lang w:val="ar_AE" w:bidi="ar_AE"/>
-        </w:rPr>
-      </w:r>
-    </w:p>
-    <w:p>
-      <w:pPr>
-        <w:bidi/>
-      </w:pPr>
-      <w:r>
-        <w:rPr>
+          <w:rtl/>
+          <w:cs/>
+          <w:lang w:val="ar_AE" w:bidi="ar_AE"/>
+        </w:rPr>
+      </w:r>
+      <w:r>
+        <w:rPr>
+          <w:rtl/>
+          <w:cs/>
+          <w:lang w:val="ar_AE" w:bidi="ar_AE"/>
+        </w:rPr>
+      </w:r>
+    </w:p>
+    <w:p>
+      <w:pPr>
+        <w:bidi/>
+      </w:pPr>
+      <w:r>
+        <w:rPr>
+          <w:rtl/>
+          <w:cs/>
           <w:lang w:val="ar_AE" w:bidi="ar_AE"/>
         </w:rPr>
       </w:r>
@@ -4125,27 +5157,35 @@
       </w:pPr>
       <w:r>
         <w:rPr>
+          <w:rtl/>
+          <w:cs/>
           <w:lang w:val="ar_AE" w:bidi="ar_AE"/>
         </w:rPr>
         <w:t>كولوسي 3: 8</w:t>
       </w:r>
       <w:r>
         <w:rPr>
-          <w:lang w:val="ar_AE" w:bidi="ar_AE"/>
-        </w:rPr>
-      </w:r>
-    </w:p>
-    <w:p>
-      <w:pPr>
-        <w:bidi/>
-      </w:pPr>
-      <w:r>
-        <w:rPr>
-          <w:lang w:val="ar_AE" w:bidi="ar_AE"/>
-        </w:rPr>
-      </w:r>
-      <w:r>
-        <w:rPr>
+          <w:rtl/>
+          <w:cs/>
+          <w:lang w:val="ar_AE" w:bidi="ar_AE"/>
+        </w:rPr>
+      </w:r>
+    </w:p>
+    <w:p>
+      <w:pPr>
+        <w:bidi/>
+      </w:pPr>
+      <w:r>
+        <w:rPr>
+          <w:rtl/>
+          <w:cs/>
+          <w:lang w:val="ar_AE" w:bidi="ar_AE"/>
+        </w:rPr>
+      </w:r>
+      <w:r>
+        <w:rPr>
+          <w:rtl/>
+          <w:cs/>
           <w:lang w:val="ar_AE" w:bidi="ar_AE"/>
         </w:rPr>
         <w:t xml:space="preserve">تخلصوا من (حرفيًا </w:t>
@@ -4153,12 +5193,16 @@
       <w:r>
         <w:rPr>
           <w:i/>
+          <w:rtl/>
+          <w:cs/>
           <w:lang w:val="ar_AE" w:bidi="ar_AE"/>
         </w:rPr>
         <w:t>فَاطْرَحُوا</w:t>
       </w:r>
       <w:r>
         <w:rPr>
+          <w:rtl/>
+          <w:cs/>
           <w:lang w:val="ar_AE" w:bidi="ar_AE"/>
         </w:rPr>
         <w:t xml:space="preserve">): طرح الثياب هو استعارة للتخلص من الممارسات التي تعيق تقدمنا في مسيرتنا مع الرب (انظر </w:t>
@@ -4166,6 +5210,8 @@
       <w:hyperlink r:id="rId77">
         <w:r>
           <w:rPr>
+            <w:rtl/>
+            <w:cs/>
             <w:lang w:val="ar_AE" w:bidi="ar_AE"/>
           </w:rPr>
           <w:rPr>
@@ -4177,6 +5223,8 @@
       </w:hyperlink>
       <w:r>
         <w:rPr>
+          <w:rtl/>
+          <w:cs/>
           <w:lang w:val="ar_AE" w:bidi="ar_AE"/>
         </w:rPr>
         <w:t xml:space="preserve">; </w:t>
@@ -4184,6 +5232,8 @@
       <w:hyperlink r:id="rId78">
         <w:r>
           <w:rPr>
+            <w:rtl/>
+            <w:cs/>
             <w:lang w:val="ar_AE" w:bidi="ar_AE"/>
           </w:rPr>
           <w:rPr>
@@ -4195,6 +5245,8 @@
       </w:hyperlink>
       <w:r>
         <w:rPr>
+          <w:rtl/>
+          <w:cs/>
           <w:lang w:val="ar_AE" w:bidi="ar_AE"/>
         </w:rPr>
         <w:t xml:space="preserve">, </w:t>
@@ -4202,6 +5254,8 @@
       <w:hyperlink r:id="rId79">
         <w:r>
           <w:rPr>
+            <w:rtl/>
+            <w:cs/>
             <w:lang w:val="ar_AE" w:bidi="ar_AE"/>
           </w:rPr>
           <w:rPr>
@@ -4213,6 +5267,8 @@
       </w:hyperlink>
       <w:r>
         <w:rPr>
+          <w:rtl/>
+          <w:cs/>
           <w:lang w:val="ar_AE" w:bidi="ar_AE"/>
         </w:rPr>
         <w:t xml:space="preserve">; </w:t>
@@ -4220,6 +5276,8 @@
       <w:hyperlink r:id="rId80">
         <w:r>
           <w:rPr>
+            <w:rtl/>
+            <w:cs/>
             <w:lang w:val="ar_AE" w:bidi="ar_AE"/>
           </w:rPr>
           <w:rPr>
@@ -4231,6 +5289,8 @@
       </w:hyperlink>
       <w:r>
         <w:rPr>
+          <w:rtl/>
+          <w:cs/>
           <w:lang w:val="ar_AE" w:bidi="ar_AE"/>
         </w:rPr>
         <w:t xml:space="preserve">; </w:t>
@@ -4238,6 +5298,8 @@
       <w:hyperlink r:id="rId81">
         <w:r>
           <w:rPr>
+            <w:rtl/>
+            <w:cs/>
             <w:lang w:val="ar_AE" w:bidi="ar_AE"/>
           </w:rPr>
           <w:rPr>
@@ -4249,6 +5311,8 @@
       </w:hyperlink>
       <w:r>
         <w:rPr>
+          <w:rtl/>
+          <w:cs/>
           <w:lang w:val="ar_AE" w:bidi="ar_AE"/>
         </w:rPr>
         <w:t xml:space="preserve">; </w:t>
@@ -4256,6 +5320,8 @@
       <w:hyperlink r:id="rId82">
         <w:r>
           <w:rPr>
+            <w:rtl/>
+            <w:cs/>
             <w:lang w:val="ar_AE" w:bidi="ar_AE"/>
           </w:rPr>
           <w:rPr>
@@ -4267,27 +5333,35 @@
       </w:hyperlink>
       <w:r>
         <w:rPr>
+          <w:rtl/>
+          <w:cs/>
           <w:lang w:val="ar_AE" w:bidi="ar_AE"/>
         </w:rPr>
         <w:t>).</w:t>
       </w:r>
       <w:r>
         <w:rPr>
-          <w:lang w:val="ar_AE" w:bidi="ar_AE"/>
-        </w:rPr>
-      </w:r>
-      <w:r>
-        <w:rPr>
-          <w:lang w:val="ar_AE" w:bidi="ar_AE"/>
-        </w:rPr>
-      </w:r>
-    </w:p>
-    <w:p>
-      <w:pPr>
-        <w:bidi/>
-      </w:pPr>
-      <w:r>
-        <w:rPr>
+          <w:rtl/>
+          <w:cs/>
+          <w:lang w:val="ar_AE" w:bidi="ar_AE"/>
+        </w:rPr>
+      </w:r>
+      <w:r>
+        <w:rPr>
+          <w:rtl/>
+          <w:cs/>
+          <w:lang w:val="ar_AE" w:bidi="ar_AE"/>
+        </w:rPr>
+      </w:r>
+    </w:p>
+    <w:p>
+      <w:pPr>
+        <w:bidi/>
+      </w:pPr>
+      <w:r>
+        <w:rPr>
+          <w:rtl/>
+          <w:cs/>
           <w:lang w:val="ar_AE" w:bidi="ar_AE"/>
         </w:rPr>
       </w:r>
@@ -4299,34 +5373,44 @@
       </w:pPr>
       <w:r>
         <w:rPr>
+          <w:rtl/>
+          <w:cs/>
           <w:lang w:val="ar_AE" w:bidi="ar_AE"/>
         </w:rPr>
         <w:t>كولوسي 3: 9–10</w:t>
       </w:r>
       <w:r>
         <w:rPr>
-          <w:lang w:val="ar_AE" w:bidi="ar_AE"/>
-        </w:rPr>
-      </w:r>
-    </w:p>
-    <w:p>
-      <w:pPr>
-        <w:bidi/>
-      </w:pPr>
-      <w:r>
-        <w:rPr>
+          <w:rtl/>
+          <w:cs/>
+          <w:lang w:val="ar_AE" w:bidi="ar_AE"/>
+        </w:rPr>
+      </w:r>
+    </w:p>
+    <w:p>
+      <w:pPr>
+        <w:bidi/>
+      </w:pPr>
+      <w:r>
+        <w:rPr>
+          <w:rtl/>
+          <w:cs/>
           <w:lang w:val="ar_AE" w:bidi="ar_AE"/>
         </w:rPr>
       </w:r>
       <w:r>
         <w:rPr>
           <w:i/>
+          <w:rtl/>
+          <w:cs/>
           <w:lang w:val="ar_AE" w:bidi="ar_AE"/>
         </w:rPr>
         <w:t>الإِنْسَانَ الْعَتِيقَ … الْجَدِيدَ</w:t>
       </w:r>
       <w:r>
         <w:rPr>
+          <w:rtl/>
+          <w:cs/>
           <w:lang w:val="ar_AE" w:bidi="ar_AE"/>
         </w:rPr>
         <w:t xml:space="preserve">: يقارن بولس بين الطبيعة القديمة والطبيعة الجديدة (انظر أيضًا </w:t>
@@ -4334,6 +5418,8 @@
       <w:hyperlink r:id="rId83">
         <w:r>
           <w:rPr>
+            <w:rtl/>
+            <w:cs/>
             <w:lang w:val="ar_AE" w:bidi="ar_AE"/>
           </w:rPr>
           <w:rPr>
@@ -4345,6 +5431,8 @@
       </w:hyperlink>
       <w:r>
         <w:rPr>
+          <w:rtl/>
+          <w:cs/>
           <w:lang w:val="ar_AE" w:bidi="ar_AE"/>
         </w:rPr>
         <w:t xml:space="preserve">؛ </w:t>
@@ -4352,6 +5440,8 @@
       <w:hyperlink r:id="rId84">
         <w:r>
           <w:rPr>
+            <w:rtl/>
+            <w:cs/>
             <w:lang w:val="ar_AE" w:bidi="ar_AE"/>
           </w:rPr>
           <w:rPr>
@@ -4363,6 +5453,8 @@
       </w:hyperlink>
       <w:r>
         <w:rPr>
+          <w:rtl/>
+          <w:cs/>
           <w:lang w:val="ar_AE" w:bidi="ar_AE"/>
         </w:rPr>
         <w:t xml:space="preserve">؛ </w:t>
@@ -4370,6 +5462,8 @@
       <w:hyperlink r:id="rId85">
         <w:r>
           <w:rPr>
+            <w:rtl/>
+            <w:cs/>
             <w:lang w:val="ar_AE" w:bidi="ar_AE"/>
           </w:rPr>
           <w:rPr>
@@ -4381,27 +5475,35 @@
       </w:hyperlink>
       <w:r>
         <w:rPr>
+          <w:rtl/>
+          <w:cs/>
           <w:lang w:val="ar_AE" w:bidi="ar_AE"/>
         </w:rPr>
         <w:t>). يتوقف المؤمنون عن العيش بالطريقة التي اعتادوا عليها ويبدؤون حياة جديدة في المسيح، حيث يتيحوا له أن يكون الرب والسيد وأن يقود الطريقة التي يعيشون بها.</w:t>
       </w:r>
       <w:r>
         <w:rPr>
-          <w:lang w:val="ar_AE" w:bidi="ar_AE"/>
-        </w:rPr>
-      </w:r>
-      <w:r>
-        <w:rPr>
-          <w:lang w:val="ar_AE" w:bidi="ar_AE"/>
-        </w:rPr>
-      </w:r>
-    </w:p>
-    <w:p>
-      <w:pPr>
-        <w:bidi/>
-      </w:pPr>
-      <w:r>
-        <w:rPr>
+          <w:rtl/>
+          <w:cs/>
+          <w:lang w:val="ar_AE" w:bidi="ar_AE"/>
+        </w:rPr>
+      </w:r>
+      <w:r>
+        <w:rPr>
+          <w:rtl/>
+          <w:cs/>
+          <w:lang w:val="ar_AE" w:bidi="ar_AE"/>
+        </w:rPr>
+      </w:r>
+    </w:p>
+    <w:p>
+      <w:pPr>
+        <w:bidi/>
+      </w:pPr>
+      <w:r>
+        <w:rPr>
+          <w:rtl/>
+          <w:cs/>
           <w:lang w:val="ar_AE" w:bidi="ar_AE"/>
         </w:rPr>
       </w:r>
@@ -4413,27 +5515,35 @@
       </w:pPr>
       <w:r>
         <w:rPr>
+          <w:rtl/>
+          <w:cs/>
           <w:lang w:val="ar_AE" w:bidi="ar_AE"/>
         </w:rPr>
         <w:t>كولوسي 3: 11</w:t>
       </w:r>
       <w:r>
         <w:rPr>
-          <w:lang w:val="ar_AE" w:bidi="ar_AE"/>
-        </w:rPr>
-      </w:r>
-    </w:p>
-    <w:p>
-      <w:pPr>
-        <w:bidi/>
-      </w:pPr>
-      <w:r>
-        <w:rPr>
-          <w:lang w:val="ar_AE" w:bidi="ar_AE"/>
-        </w:rPr>
-      </w:r>
-      <w:r>
-        <w:rPr>
+          <w:rtl/>
+          <w:cs/>
+          <w:lang w:val="ar_AE" w:bidi="ar_AE"/>
+        </w:rPr>
+      </w:r>
+    </w:p>
+    <w:p>
+      <w:pPr>
+        <w:bidi/>
+      </w:pPr>
+      <w:r>
+        <w:rPr>
+          <w:rtl/>
+          <w:cs/>
+          <w:lang w:val="ar_AE" w:bidi="ar_AE"/>
+        </w:rPr>
+      </w:r>
+      <w:r>
+        <w:rPr>
+          <w:rtl/>
+          <w:cs/>
           <w:lang w:val="ar_AE" w:bidi="ar_AE"/>
         </w:rPr>
         <w:t xml:space="preserve">بَرْبَرِيٌّ، غير متحضر: حرفيًا </w:t>
@@ -4441,12 +5551,16 @@
       <w:r>
         <w:rPr>
           <w:i/>
+          <w:rtl/>
+          <w:cs/>
           <w:lang w:val="ar_AE" w:bidi="ar_AE"/>
         </w:rPr>
         <w:t>بربري، سكيثي.</w:t>
       </w:r>
       <w:r>
         <w:rPr>
+          <w:rtl/>
+          <w:cs/>
           <w:lang w:val="ar_AE" w:bidi="ar_AE"/>
         </w:rPr>
         <w:t xml:space="preserve"> لقد سَخَرَ الإغريق من الشعوب من الثقافات الأخرى لعدم قدرتهم على التحدث باليونانية بشكل جيد، مدعين أنهم لا يستطيعون إلا قول "بار بار" (ومن هنا جاءت كلمة </w:t>
@@ -4454,12 +5568,16 @@
       <w:r>
         <w:rPr>
           <w:i/>
+          <w:rtl/>
+          <w:cs/>
           <w:lang w:val="ar_AE" w:bidi="ar_AE"/>
         </w:rPr>
         <w:t>بربري</w:t>
       </w:r>
       <w:r>
         <w:rPr>
+          <w:rtl/>
+          <w:cs/>
           <w:lang w:val="ar_AE" w:bidi="ar_AE"/>
         </w:rPr>
         <w:t xml:space="preserve">). وقد كان السكيثيون قبائل قد استقرت على الساحل الشمالي للبحر الأسود وكان يُنظر إليهم على نطاق واسع على أنهم شرسون وغير متحضرين (انظر يوسيفوس، </w:t>
@@ -4467,33 +5585,43 @@
       <w:r>
         <w:rPr>
           <w:i/>
+          <w:rtl/>
+          <w:cs/>
           <w:lang w:val="ar_AE" w:bidi="ar_AE"/>
         </w:rPr>
         <w:t>ضد أبيون</w:t>
       </w:r>
       <w:r>
         <w:rPr>
+          <w:rtl/>
+          <w:cs/>
           <w:lang w:val="ar_AE" w:bidi="ar_AE"/>
         </w:rPr>
         <w:t xml:space="preserve"> 2. 38). كل هذه التمييزات لا تهم في علاقتنا بالله من خلال المسيح.</w:t>
       </w:r>
       <w:r>
         <w:rPr>
-          <w:lang w:val="ar_AE" w:bidi="ar_AE"/>
-        </w:rPr>
-      </w:r>
-      <w:r>
-        <w:rPr>
-          <w:lang w:val="ar_AE" w:bidi="ar_AE"/>
-        </w:rPr>
-      </w:r>
-    </w:p>
-    <w:p>
-      <w:pPr>
-        <w:bidi/>
-      </w:pPr>
-      <w:r>
-        <w:rPr>
+          <w:rtl/>
+          <w:cs/>
+          <w:lang w:val="ar_AE" w:bidi="ar_AE"/>
+        </w:rPr>
+      </w:r>
+      <w:r>
+        <w:rPr>
+          <w:rtl/>
+          <w:cs/>
+          <w:lang w:val="ar_AE" w:bidi="ar_AE"/>
+        </w:rPr>
+      </w:r>
+    </w:p>
+    <w:p>
+      <w:pPr>
+        <w:bidi/>
+      </w:pPr>
+      <w:r>
+        <w:rPr>
+          <w:rtl/>
+          <w:cs/>
           <w:lang w:val="ar_AE" w:bidi="ar_AE"/>
         </w:rPr>
       </w:r>
@@ -4505,27 +5633,35 @@
       </w:pPr>
       <w:r>
         <w:rPr>
+          <w:rtl/>
+          <w:cs/>
           <w:lang w:val="ar_AE" w:bidi="ar_AE"/>
         </w:rPr>
         <w:t>كولوسي 3: 12–17</w:t>
       </w:r>
       <w:r>
         <w:rPr>
-          <w:lang w:val="ar_AE" w:bidi="ar_AE"/>
-        </w:rPr>
-      </w:r>
-    </w:p>
-    <w:p>
-      <w:pPr>
-        <w:bidi/>
-      </w:pPr>
-      <w:r>
-        <w:rPr>
-          <w:lang w:val="ar_AE" w:bidi="ar_AE"/>
-        </w:rPr>
-      </w:r>
-      <w:r>
-        <w:rPr>
+          <w:rtl/>
+          <w:cs/>
+          <w:lang w:val="ar_AE" w:bidi="ar_AE"/>
+        </w:rPr>
+      </w:r>
+    </w:p>
+    <w:p>
+      <w:pPr>
+        <w:bidi/>
+      </w:pPr>
+      <w:r>
+        <w:rPr>
+          <w:rtl/>
+          <w:cs/>
+          <w:lang w:val="ar_AE" w:bidi="ar_AE"/>
+        </w:rPr>
+      </w:r>
+      <w:r>
+        <w:rPr>
+          <w:rtl/>
+          <w:cs/>
           <w:lang w:val="ar_AE" w:bidi="ar_AE"/>
         </w:rPr>
         <w:t>يصف بولس طبيعة الحياة الجديدة للأشخاص الذين قاموا مع المسيح (</w:t>
@@ -4533,6 +5669,8 @@
       <w:hyperlink r:id="rId86">
         <w:r>
           <w:rPr>
+            <w:rtl/>
+            <w:cs/>
             <w:lang w:val="ar_AE" w:bidi="ar_AE"/>
           </w:rPr>
           <w:rPr>
@@ -4544,27 +5682,35 @@
       </w:hyperlink>
       <w:r>
         <w:rPr>
+          <w:rtl/>
+          <w:cs/>
           <w:lang w:val="ar_AE" w:bidi="ar_AE"/>
         </w:rPr>
         <w:t>). حيث تُسهم فضائلهم وأعمالهم في سلام وقوة الجماعة المسيحية.</w:t>
       </w:r>
       <w:r>
         <w:rPr>
-          <w:lang w:val="ar_AE" w:bidi="ar_AE"/>
-        </w:rPr>
-      </w:r>
-      <w:r>
-        <w:rPr>
-          <w:lang w:val="ar_AE" w:bidi="ar_AE"/>
-        </w:rPr>
-      </w:r>
-    </w:p>
-    <w:p>
-      <w:pPr>
-        <w:bidi/>
-      </w:pPr>
-      <w:r>
-        <w:rPr>
+          <w:rtl/>
+          <w:cs/>
+          <w:lang w:val="ar_AE" w:bidi="ar_AE"/>
+        </w:rPr>
+      </w:r>
+      <w:r>
+        <w:rPr>
+          <w:rtl/>
+          <w:cs/>
+          <w:lang w:val="ar_AE" w:bidi="ar_AE"/>
+        </w:rPr>
+      </w:r>
+    </w:p>
+    <w:p>
+      <w:pPr>
+        <w:bidi/>
+      </w:pPr>
+      <w:r>
+        <w:rPr>
+          <w:rtl/>
+          <w:cs/>
           <w:lang w:val="ar_AE" w:bidi="ar_AE"/>
         </w:rPr>
       </w:r>
@@ -4576,27 +5722,35 @@
       </w:pPr>
       <w:r>
         <w:rPr>
+          <w:rtl/>
+          <w:cs/>
           <w:lang w:val="ar_AE" w:bidi="ar_AE"/>
         </w:rPr>
         <w:t>كولوسي 3: 15</w:t>
       </w:r>
       <w:r>
         <w:rPr>
-          <w:lang w:val="ar_AE" w:bidi="ar_AE"/>
-        </w:rPr>
-      </w:r>
-    </w:p>
-    <w:p>
-      <w:pPr>
-        <w:bidi/>
-      </w:pPr>
-      <w:r>
-        <w:rPr>
-          <w:lang w:val="ar_AE" w:bidi="ar_AE"/>
-        </w:rPr>
-      </w:r>
-      <w:r>
-        <w:rPr>
+          <w:rtl/>
+          <w:cs/>
+          <w:lang w:val="ar_AE" w:bidi="ar_AE"/>
+        </w:rPr>
+      </w:r>
+    </w:p>
+    <w:p>
+      <w:pPr>
+        <w:bidi/>
+      </w:pPr>
+      <w:r>
+        <w:rPr>
+          <w:rtl/>
+          <w:cs/>
+          <w:lang w:val="ar_AE" w:bidi="ar_AE"/>
+        </w:rPr>
+      </w:r>
+      <w:r>
+        <w:rPr>
+          <w:rtl/>
+          <w:cs/>
           <w:lang w:val="ar_AE" w:bidi="ar_AE"/>
         </w:rPr>
         <w:t xml:space="preserve">كما أن المسيح واحد، كذلك لا يمكن أن يكون هناك سوى جسد واحد للمسيح (انظر </w:t>
@@ -4604,6 +5758,8 @@
       <w:hyperlink r:id="rId87">
         <w:r>
           <w:rPr>
+            <w:rtl/>
+            <w:cs/>
             <w:lang w:val="ar_AE" w:bidi="ar_AE"/>
           </w:rPr>
           <w:rPr>
@@ -4615,6 +5771,8 @@
       </w:hyperlink>
       <w:r>
         <w:rPr>
+          <w:rtl/>
+          <w:cs/>
           <w:lang w:val="ar_AE" w:bidi="ar_AE"/>
         </w:rPr>
         <w:t xml:space="preserve">; </w:t>
@@ -4622,6 +5780,8 @@
       <w:hyperlink r:id="rId88">
         <w:r>
           <w:rPr>
+            <w:rtl/>
+            <w:cs/>
             <w:lang w:val="ar_AE" w:bidi="ar_AE"/>
           </w:rPr>
           <w:rPr>
@@ -4633,27 +5793,35 @@
       </w:hyperlink>
       <w:r>
         <w:rPr>
+          <w:rtl/>
+          <w:cs/>
           <w:lang w:val="ar_AE" w:bidi="ar_AE"/>
         </w:rPr>
         <w:t>). يجب أن يتجاوز الولاء ليسوع كرب أي اختلافات، مما سيؤدي إلى سلام (علاقات متناغمة).</w:t>
       </w:r>
       <w:r>
         <w:rPr>
-          <w:lang w:val="ar_AE" w:bidi="ar_AE"/>
-        </w:rPr>
-      </w:r>
-      <w:r>
-        <w:rPr>
-          <w:lang w:val="ar_AE" w:bidi="ar_AE"/>
-        </w:rPr>
-      </w:r>
-    </w:p>
-    <w:p>
-      <w:pPr>
-        <w:bidi/>
-      </w:pPr>
-      <w:r>
-        <w:rPr>
+          <w:rtl/>
+          <w:cs/>
+          <w:lang w:val="ar_AE" w:bidi="ar_AE"/>
+        </w:rPr>
+      </w:r>
+      <w:r>
+        <w:rPr>
+          <w:rtl/>
+          <w:cs/>
+          <w:lang w:val="ar_AE" w:bidi="ar_AE"/>
+        </w:rPr>
+      </w:r>
+    </w:p>
+    <w:p>
+      <w:pPr>
+        <w:bidi/>
+      </w:pPr>
+      <w:r>
+        <w:rPr>
+          <w:rtl/>
+          <w:cs/>
           <w:lang w:val="ar_AE" w:bidi="ar_AE"/>
         </w:rPr>
       </w:r>
@@ -4665,27 +5833,35 @@
       </w:pPr>
       <w:r>
         <w:rPr>
+          <w:rtl/>
+          <w:cs/>
           <w:lang w:val="ar_AE" w:bidi="ar_AE"/>
         </w:rPr>
         <w:t>كولوسي 3: 16</w:t>
       </w:r>
       <w:r>
         <w:rPr>
-          <w:lang w:val="ar_AE" w:bidi="ar_AE"/>
-        </w:rPr>
-      </w:r>
-    </w:p>
-    <w:p>
-      <w:pPr>
-        <w:bidi/>
-      </w:pPr>
-      <w:r>
-        <w:rPr>
-          <w:lang w:val="ar_AE" w:bidi="ar_AE"/>
-        </w:rPr>
-      </w:r>
-      <w:r>
-        <w:rPr>
+          <w:rtl/>
+          <w:cs/>
+          <w:lang w:val="ar_AE" w:bidi="ar_AE"/>
+        </w:rPr>
+      </w:r>
+    </w:p>
+    <w:p>
+      <w:pPr>
+        <w:bidi/>
+      </w:pPr>
+      <w:r>
+        <w:rPr>
+          <w:rtl/>
+          <w:cs/>
+          <w:lang w:val="ar_AE" w:bidi="ar_AE"/>
+        </w:rPr>
+      </w:r>
+      <w:r>
+        <w:rPr>
+          <w:rtl/>
+          <w:cs/>
           <w:lang w:val="ar_AE" w:bidi="ar_AE"/>
         </w:rPr>
         <w:t xml:space="preserve">المزامير والتسابيح والأغاني الروحية هي أغانٍ للتسبيح والعبادة (انظر </w:t>
@@ -4693,6 +5869,8 @@
       <w:hyperlink r:id="rId89">
         <w:r>
           <w:rPr>
+            <w:rtl/>
+            <w:cs/>
             <w:lang w:val="ar_AE" w:bidi="ar_AE"/>
           </w:rPr>
           <w:rPr>
@@ -4704,6 +5882,8 @@
       </w:hyperlink>
       <w:r>
         <w:rPr>
+          <w:rtl/>
+          <w:cs/>
           <w:lang w:val="ar_AE" w:bidi="ar_AE"/>
         </w:rPr>
         <w:t xml:space="preserve">؛ </w:t>
@@ -4711,6 +5891,8 @@
       <w:hyperlink r:id="rId90">
         <w:r>
           <w:rPr>
+            <w:rtl/>
+            <w:cs/>
             <w:lang w:val="ar_AE" w:bidi="ar_AE"/>
           </w:rPr>
           <w:rPr>
@@ -4722,27 +5904,35 @@
       </w:hyperlink>
       <w:r>
         <w:rPr>
+          <w:rtl/>
+          <w:cs/>
           <w:lang w:val="ar_AE" w:bidi="ar_AE"/>
         </w:rPr>
         <w:t>). النموذج الأولي لهذه الأغاني هو سفر المزامير.</w:t>
       </w:r>
       <w:r>
         <w:rPr>
-          <w:lang w:val="ar_AE" w:bidi="ar_AE"/>
-        </w:rPr>
-      </w:r>
-      <w:r>
-        <w:rPr>
-          <w:lang w:val="ar_AE" w:bidi="ar_AE"/>
-        </w:rPr>
-      </w:r>
-    </w:p>
-    <w:p>
-      <w:pPr>
-        <w:bidi/>
-      </w:pPr>
-      <w:r>
-        <w:rPr>
+          <w:rtl/>
+          <w:cs/>
+          <w:lang w:val="ar_AE" w:bidi="ar_AE"/>
+        </w:rPr>
+      </w:r>
+      <w:r>
+        <w:rPr>
+          <w:rtl/>
+          <w:cs/>
+          <w:lang w:val="ar_AE" w:bidi="ar_AE"/>
+        </w:rPr>
+      </w:r>
+    </w:p>
+    <w:p>
+      <w:pPr>
+        <w:bidi/>
+      </w:pPr>
+      <w:r>
+        <w:rPr>
+          <w:rtl/>
+          <w:cs/>
           <w:lang w:val="ar_AE" w:bidi="ar_AE"/>
         </w:rPr>
       </w:r>
@@ -4754,27 +5944,35 @@
       </w:pPr>
       <w:r>
         <w:rPr>
+          <w:rtl/>
+          <w:cs/>
           <w:lang w:val="ar_AE" w:bidi="ar_AE"/>
         </w:rPr>
         <w:t>كولوسي 3: 17</w:t>
       </w:r>
       <w:r>
         <w:rPr>
-          <w:lang w:val="ar_AE" w:bidi="ar_AE"/>
-        </w:rPr>
-      </w:r>
-    </w:p>
-    <w:p>
-      <w:pPr>
-        <w:bidi/>
-      </w:pPr>
-      <w:r>
-        <w:rPr>
-          <w:lang w:val="ar_AE" w:bidi="ar_AE"/>
-        </w:rPr>
-      </w:r>
-      <w:r>
-        <w:rPr>
+          <w:rtl/>
+          <w:cs/>
+          <w:lang w:val="ar_AE" w:bidi="ar_AE"/>
+        </w:rPr>
+      </w:r>
+    </w:p>
+    <w:p>
+      <w:pPr>
+        <w:bidi/>
+      </w:pPr>
+      <w:r>
+        <w:rPr>
+          <w:rtl/>
+          <w:cs/>
+          <w:lang w:val="ar_AE" w:bidi="ar_AE"/>
+        </w:rPr>
+      </w:r>
+      <w:r>
+        <w:rPr>
+          <w:rtl/>
+          <w:cs/>
           <w:lang w:val="ar_AE" w:bidi="ar_AE"/>
         </w:rPr>
         <w:t xml:space="preserve">كممثلين للرب يسوع (حرفيًا </w:t>
@@ -4782,12 +5980,16 @@
       <w:r>
         <w:rPr>
           <w:i/>
+          <w:rtl/>
+          <w:cs/>
           <w:lang w:val="ar_AE" w:bidi="ar_AE"/>
         </w:rPr>
         <w:t>بِاسْمِ الرَّبِّ يَسُوعَ</w:t>
       </w:r>
       <w:r>
         <w:rPr>
+          <w:rtl/>
+          <w:cs/>
           <w:lang w:val="ar_AE" w:bidi="ar_AE"/>
         </w:rPr>
         <w:t xml:space="preserve">): في الكتاب المُقَدَّس، يعبر اسم الشخص عن شخصيته. لذا، القيام بشيء </w:t>
@@ -4795,12 +5997,16 @@
       <w:r>
         <w:rPr>
           <w:i/>
+          <w:rtl/>
+          <w:cs/>
           <w:lang w:val="ar_AE" w:bidi="ar_AE"/>
         </w:rPr>
         <w:t>باسم</w:t>
       </w:r>
       <w:r>
         <w:rPr>
+          <w:rtl/>
+          <w:cs/>
           <w:lang w:val="ar_AE" w:bidi="ar_AE"/>
         </w:rPr>
         <w:t xml:space="preserve"> </w:t>
@@ -4808,33 +6014,43 @@
       <w:r>
         <w:rPr>
           <w:i/>
+          <w:rtl/>
+          <w:cs/>
           <w:lang w:val="ar_AE" w:bidi="ar_AE"/>
         </w:rPr>
         <w:t>الرب يسوع</w:t>
       </w:r>
       <w:r>
         <w:rPr>
+          <w:rtl/>
+          <w:cs/>
           <w:lang w:val="ar_AE" w:bidi="ar_AE"/>
         </w:rPr>
         <w:t xml:space="preserve"> يعني التصرف بطريقة تتوافق مع هويته وتحت سلطانه.</w:t>
       </w:r>
       <w:r>
         <w:rPr>
-          <w:lang w:val="ar_AE" w:bidi="ar_AE"/>
-        </w:rPr>
-      </w:r>
-      <w:r>
-        <w:rPr>
-          <w:lang w:val="ar_AE" w:bidi="ar_AE"/>
-        </w:rPr>
-      </w:r>
-    </w:p>
-    <w:p>
-      <w:pPr>
-        <w:bidi/>
-      </w:pPr>
-      <w:r>
-        <w:rPr>
+          <w:rtl/>
+          <w:cs/>
+          <w:lang w:val="ar_AE" w:bidi="ar_AE"/>
+        </w:rPr>
+      </w:r>
+      <w:r>
+        <w:rPr>
+          <w:rtl/>
+          <w:cs/>
+          <w:lang w:val="ar_AE" w:bidi="ar_AE"/>
+        </w:rPr>
+      </w:r>
+    </w:p>
+    <w:p>
+      <w:pPr>
+        <w:bidi/>
+      </w:pPr>
+      <w:r>
+        <w:rPr>
+          <w:rtl/>
+          <w:cs/>
           <w:lang w:val="ar_AE" w:bidi="ar_AE"/>
         </w:rPr>
       </w:r>
@@ -4846,27 +6062,35 @@
       </w:pPr>
       <w:r>
         <w:rPr>
+          <w:rtl/>
+          <w:cs/>
           <w:lang w:val="ar_AE" w:bidi="ar_AE"/>
         </w:rPr>
         <w:t>كولوسي 3: 18</w:t>
       </w:r>
       <w:r>
         <w:rPr>
-          <w:lang w:val="ar_AE" w:bidi="ar_AE"/>
-        </w:rPr>
-      </w:r>
-    </w:p>
-    <w:p>
-      <w:pPr>
-        <w:bidi/>
-      </w:pPr>
-      <w:r>
-        <w:rPr>
-          <w:lang w:val="ar_AE" w:bidi="ar_AE"/>
-        </w:rPr>
-      </w:r>
-      <w:r>
-        <w:rPr>
+          <w:rtl/>
+          <w:cs/>
+          <w:lang w:val="ar_AE" w:bidi="ar_AE"/>
+        </w:rPr>
+      </w:r>
+    </w:p>
+    <w:p>
+      <w:pPr>
+        <w:bidi/>
+      </w:pPr>
+      <w:r>
+        <w:rPr>
+          <w:rtl/>
+          <w:cs/>
+          <w:lang w:val="ar_AE" w:bidi="ar_AE"/>
+        </w:rPr>
+      </w:r>
+      <w:r>
+        <w:rPr>
+          <w:rtl/>
+          <w:cs/>
           <w:lang w:val="ar_AE" w:bidi="ar_AE"/>
         </w:rPr>
         <w:t xml:space="preserve">الخضوع يعني الاعتراف بمكانة الفرد تحت شخص آخر في النظام الاجتماعي. مثل هذا الخضوع يعني دائمًا أن الله في القمة وأن إرادته هي الأهم (انظر </w:t>
@@ -4874,6 +6098,8 @@
       <w:hyperlink r:id="rId91">
         <w:r>
           <w:rPr>
+            <w:rtl/>
+            <w:cs/>
             <w:lang w:val="ar_AE" w:bidi="ar_AE"/>
           </w:rPr>
           <w:rPr>
@@ -4885,6 +6111,8 @@
       </w:hyperlink>
       <w:r>
         <w:rPr>
+          <w:rtl/>
+          <w:cs/>
           <w:lang w:val="ar_AE" w:bidi="ar_AE"/>
         </w:rPr>
         <w:t xml:space="preserve">; </w:t>
@@ -4892,6 +6120,8 @@
       <w:hyperlink r:id="rId92">
         <w:r>
           <w:rPr>
+            <w:rtl/>
+            <w:cs/>
             <w:lang w:val="ar_AE" w:bidi="ar_AE"/>
           </w:rPr>
           <w:rPr>
@@ -4903,27 +6133,35 @@
       </w:hyperlink>
       <w:r>
         <w:rPr>
+          <w:rtl/>
+          <w:cs/>
           <w:lang w:val="ar_AE" w:bidi="ar_AE"/>
         </w:rPr>
         <w:t>).</w:t>
       </w:r>
       <w:r>
         <w:rPr>
-          <w:lang w:val="ar_AE" w:bidi="ar_AE"/>
-        </w:rPr>
-      </w:r>
-      <w:r>
-        <w:rPr>
-          <w:lang w:val="ar_AE" w:bidi="ar_AE"/>
-        </w:rPr>
-      </w:r>
-    </w:p>
-    <w:p>
-      <w:pPr>
-        <w:bidi/>
-      </w:pPr>
-      <w:r>
-        <w:rPr>
+          <w:rtl/>
+          <w:cs/>
+          <w:lang w:val="ar_AE" w:bidi="ar_AE"/>
+        </w:rPr>
+      </w:r>
+      <w:r>
+        <w:rPr>
+          <w:rtl/>
+          <w:cs/>
+          <w:lang w:val="ar_AE" w:bidi="ar_AE"/>
+        </w:rPr>
+      </w:r>
+    </w:p>
+    <w:p>
+      <w:pPr>
+        <w:bidi/>
+      </w:pPr>
+      <w:r>
+        <w:rPr>
+          <w:rtl/>
+          <w:cs/>
           <w:lang w:val="ar_AE" w:bidi="ar_AE"/>
         </w:rPr>
       </w:r>
@@ -4935,27 +6173,35 @@
       </w:pPr>
       <w:r>
         <w:rPr>
+          <w:rtl/>
+          <w:cs/>
           <w:lang w:val="ar_AE" w:bidi="ar_AE"/>
         </w:rPr>
         <w:t>كولوسي 3: 18–4: 1</w:t>
       </w:r>
       <w:r>
         <w:rPr>
-          <w:lang w:val="ar_AE" w:bidi="ar_AE"/>
-        </w:rPr>
-      </w:r>
-    </w:p>
-    <w:p>
-      <w:pPr>
-        <w:bidi/>
-      </w:pPr>
-      <w:r>
-        <w:rPr>
-          <w:lang w:val="ar_AE" w:bidi="ar_AE"/>
-        </w:rPr>
-      </w:r>
-      <w:r>
-        <w:rPr>
+          <w:rtl/>
+          <w:cs/>
+          <w:lang w:val="ar_AE" w:bidi="ar_AE"/>
+        </w:rPr>
+      </w:r>
+    </w:p>
+    <w:p>
+      <w:pPr>
+        <w:bidi/>
+      </w:pPr>
+      <w:r>
+        <w:rPr>
+          <w:rtl/>
+          <w:cs/>
+          <w:lang w:val="ar_AE" w:bidi="ar_AE"/>
+        </w:rPr>
+      </w:r>
+      <w:r>
+        <w:rPr>
+          <w:rtl/>
+          <w:cs/>
           <w:lang w:val="ar_AE" w:bidi="ar_AE"/>
         </w:rPr>
         <w:t>تُعرف هذه السلسلة من التحذيرات بـ</w:t>
@@ -4963,12 +6209,16 @@
       <w:r>
         <w:rPr>
           <w:i/>
+          <w:rtl/>
+          <w:cs/>
           <w:lang w:val="ar_AE" w:bidi="ar_AE"/>
         </w:rPr>
         <w:t>قانون البيت المسيحي.</w:t>
       </w:r>
       <w:r>
         <w:rPr>
+          <w:rtl/>
+          <w:cs/>
           <w:lang w:val="ar_AE" w:bidi="ar_AE"/>
         </w:rPr>
         <w:t xml:space="preserve"> حيث يُقَدِّم بولس تعليمات للزوجات (</w:t>
@@ -4976,6 +6226,8 @@
       <w:hyperlink r:id="rId93">
         <w:r>
           <w:rPr>
+            <w:rtl/>
+            <w:cs/>
             <w:lang w:val="ar_AE" w:bidi="ar_AE"/>
           </w:rPr>
           <w:rPr>
@@ -4987,6 +6239,8 @@
       </w:hyperlink>
       <w:r>
         <w:rPr>
+          <w:rtl/>
+          <w:cs/>
           <w:lang w:val="ar_AE" w:bidi="ar_AE"/>
         </w:rPr>
         <w:t>)، والأزواج (</w:t>
@@ -4994,6 +6248,8 @@
       <w:hyperlink r:id="rId94">
         <w:r>
           <w:rPr>
+            <w:rtl/>
+            <w:cs/>
             <w:lang w:val="ar_AE" w:bidi="ar_AE"/>
           </w:rPr>
           <w:rPr>
@@ -5005,6 +6261,8 @@
       </w:hyperlink>
       <w:r>
         <w:rPr>
+          <w:rtl/>
+          <w:cs/>
           <w:lang w:val="ar_AE" w:bidi="ar_AE"/>
         </w:rPr>
         <w:t>)، والأطفال (</w:t>
@@ -5012,6 +6270,8 @@
       <w:hyperlink r:id="rId95">
         <w:r>
           <w:rPr>
+            <w:rtl/>
+            <w:cs/>
             <w:lang w:val="ar_AE" w:bidi="ar_AE"/>
           </w:rPr>
           <w:rPr>
@@ -5023,6 +6283,8 @@
       </w:hyperlink>
       <w:r>
         <w:rPr>
+          <w:rtl/>
+          <w:cs/>
           <w:lang w:val="ar_AE" w:bidi="ar_AE"/>
         </w:rPr>
         <w:t>)، والآباء (</w:t>
@@ -5030,6 +6292,8 @@
       <w:hyperlink r:id="rId96">
         <w:r>
           <w:rPr>
+            <w:rtl/>
+            <w:cs/>
             <w:lang w:val="ar_AE" w:bidi="ar_AE"/>
           </w:rPr>
           <w:rPr>
@@ -5041,6 +6305,8 @@
       </w:hyperlink>
       <w:r>
         <w:rPr>
+          <w:rtl/>
+          <w:cs/>
           <w:lang w:val="ar_AE" w:bidi="ar_AE"/>
         </w:rPr>
         <w:t>)، والعبيد (</w:t>
@@ -5048,6 +6314,8 @@
       <w:hyperlink r:id="rId97">
         <w:r>
           <w:rPr>
+            <w:rtl/>
+            <w:cs/>
             <w:lang w:val="ar_AE" w:bidi="ar_AE"/>
           </w:rPr>
           <w:rPr>
@@ -5059,6 +6327,8 @@
       </w:hyperlink>
       <w:r>
         <w:rPr>
+          <w:rtl/>
+          <w:cs/>
           <w:lang w:val="ar_AE" w:bidi="ar_AE"/>
         </w:rPr>
         <w:t>)، والسادة (</w:t>
@@ -5066,6 +6336,8 @@
       <w:hyperlink r:id="rId98">
         <w:r>
           <w:rPr>
+            <w:rtl/>
+            <w:cs/>
             <w:lang w:val="ar_AE" w:bidi="ar_AE"/>
           </w:rPr>
           <w:rPr>
@@ -5077,6 +6349,8 @@
       </w:hyperlink>
       <w:r>
         <w:rPr>
+          <w:rtl/>
+          <w:cs/>
           <w:lang w:val="ar_AE" w:bidi="ar_AE"/>
         </w:rPr>
         <w:t xml:space="preserve">). تظهر مثل هذه القوانين في كتابات الكُتَّاب اليونانيين الرومانيين وفي أماكن أخرى في العهد الجديد (انظر </w:t>
@@ -5084,6 +6358,8 @@
       <w:hyperlink r:id="rId99">
         <w:r>
           <w:rPr>
+            <w:rtl/>
+            <w:cs/>
             <w:lang w:val="ar_AE" w:bidi="ar_AE"/>
           </w:rPr>
           <w:rPr>
@@ -5095,6 +6371,8 @@
       </w:hyperlink>
       <w:r>
         <w:rPr>
+          <w:rtl/>
+          <w:cs/>
           <w:lang w:val="ar_AE" w:bidi="ar_AE"/>
         </w:rPr>
         <w:t xml:space="preserve">; </w:t>
@@ -5102,6 +6380,8 @@
       <w:hyperlink r:id="rId100">
         <w:r>
           <w:rPr>
+            <w:rtl/>
+            <w:cs/>
             <w:lang w:val="ar_AE" w:bidi="ar_AE"/>
           </w:rPr>
           <w:rPr>
@@ -5113,27 +6393,35 @@
       </w:hyperlink>
       <w:r>
         <w:rPr>
+          <w:rtl/>
+          <w:cs/>
           <w:lang w:val="ar_AE" w:bidi="ar_AE"/>
         </w:rPr>
         <w:t>).</w:t>
       </w:r>
       <w:r>
         <w:rPr>
-          <w:lang w:val="ar_AE" w:bidi="ar_AE"/>
-        </w:rPr>
-      </w:r>
-      <w:r>
-        <w:rPr>
-          <w:lang w:val="ar_AE" w:bidi="ar_AE"/>
-        </w:rPr>
-      </w:r>
-    </w:p>
-    <w:p>
-      <w:pPr>
-        <w:bidi/>
-      </w:pPr>
-      <w:r>
-        <w:rPr>
+          <w:rtl/>
+          <w:cs/>
+          <w:lang w:val="ar_AE" w:bidi="ar_AE"/>
+        </w:rPr>
+      </w:r>
+      <w:r>
+        <w:rPr>
+          <w:rtl/>
+          <w:cs/>
+          <w:lang w:val="ar_AE" w:bidi="ar_AE"/>
+        </w:rPr>
+      </w:r>
+    </w:p>
+    <w:p>
+      <w:pPr>
+        <w:bidi/>
+      </w:pPr>
+      <w:r>
+        <w:rPr>
+          <w:rtl/>
+          <w:cs/>
           <w:lang w:val="ar_AE" w:bidi="ar_AE"/>
         </w:rPr>
       </w:r>
@@ -5145,27 +6433,35 @@
       </w:pPr>
       <w:r>
         <w:rPr>
+          <w:rtl/>
+          <w:cs/>
           <w:lang w:val="ar_AE" w:bidi="ar_AE"/>
         </w:rPr>
         <w:t>كولوسي 3: 19</w:t>
       </w:r>
       <w:r>
         <w:rPr>
-          <w:lang w:val="ar_AE" w:bidi="ar_AE"/>
-        </w:rPr>
-      </w:r>
-    </w:p>
-    <w:p>
-      <w:pPr>
-        <w:bidi/>
-      </w:pPr>
-      <w:r>
-        <w:rPr>
-          <w:lang w:val="ar_AE" w:bidi="ar_AE"/>
-        </w:rPr>
-      </w:r>
-      <w:r>
-        <w:rPr>
+          <w:rtl/>
+          <w:cs/>
+          <w:lang w:val="ar_AE" w:bidi="ar_AE"/>
+        </w:rPr>
+      </w:r>
+    </w:p>
+    <w:p>
+      <w:pPr>
+        <w:bidi/>
+      </w:pPr>
+      <w:r>
+        <w:rPr>
+          <w:rtl/>
+          <w:cs/>
+          <w:lang w:val="ar_AE" w:bidi="ar_AE"/>
+        </w:rPr>
+      </w:r>
+      <w:r>
+        <w:rPr>
+          <w:rtl/>
+          <w:cs/>
           <w:lang w:val="ar_AE" w:bidi="ar_AE"/>
         </w:rPr>
         <w:t xml:space="preserve">يأتي حث النساء بالخضوع لأزواجهن متبوعًا مباشرة بوصية للرجال بأن يحبوا زوجاتهم (انظر أيضًا </w:t>
@@ -5173,6 +6469,8 @@
       <w:hyperlink r:id="rId101">
         <w:r>
           <w:rPr>
+            <w:rtl/>
+            <w:cs/>
             <w:lang w:val="ar_AE" w:bidi="ar_AE"/>
           </w:rPr>
           <w:rPr>
@@ -5184,6 +6482,8 @@
       </w:hyperlink>
       <w:r>
         <w:rPr>
+          <w:rtl/>
+          <w:cs/>
           <w:lang w:val="ar_AE" w:bidi="ar_AE"/>
         </w:rPr>
         <w:t xml:space="preserve">؛ </w:t>
@@ -5191,6 +6491,8 @@
       <w:hyperlink r:id="rId102">
         <w:r>
           <w:rPr>
+            <w:rtl/>
+            <w:cs/>
             <w:lang w:val="ar_AE" w:bidi="ar_AE"/>
           </w:rPr>
           <w:rPr>
@@ -5202,27 +6504,35 @@
       </w:hyperlink>
       <w:r>
         <w:rPr>
+          <w:rtl/>
+          <w:cs/>
           <w:lang w:val="ar_AE" w:bidi="ar_AE"/>
         </w:rPr>
         <w:t>).</w:t>
       </w:r>
       <w:r>
         <w:rPr>
-          <w:lang w:val="ar_AE" w:bidi="ar_AE"/>
-        </w:rPr>
-      </w:r>
-      <w:r>
-        <w:rPr>
-          <w:lang w:val="ar_AE" w:bidi="ar_AE"/>
-        </w:rPr>
-      </w:r>
-    </w:p>
-    <w:p>
-      <w:pPr>
-        <w:bidi/>
-      </w:pPr>
-      <w:r>
-        <w:rPr>
+          <w:rtl/>
+          <w:cs/>
+          <w:lang w:val="ar_AE" w:bidi="ar_AE"/>
+        </w:rPr>
+      </w:r>
+      <w:r>
+        <w:rPr>
+          <w:rtl/>
+          <w:cs/>
+          <w:lang w:val="ar_AE" w:bidi="ar_AE"/>
+        </w:rPr>
+      </w:r>
+    </w:p>
+    <w:p>
+      <w:pPr>
+        <w:bidi/>
+      </w:pPr>
+      <w:r>
+        <w:rPr>
+          <w:rtl/>
+          <w:cs/>
           <w:lang w:val="ar_AE" w:bidi="ar_AE"/>
         </w:rPr>
       </w:r>
@@ -5234,27 +6544,35 @@
       </w:pPr>
       <w:r>
         <w:rPr>
+          <w:rtl/>
+          <w:cs/>
           <w:lang w:val="ar_AE" w:bidi="ar_AE"/>
         </w:rPr>
         <w:t>كولوسي 3: 22–24</w:t>
       </w:r>
       <w:r>
         <w:rPr>
-          <w:lang w:val="ar_AE" w:bidi="ar_AE"/>
-        </w:rPr>
-      </w:r>
-    </w:p>
-    <w:p>
-      <w:pPr>
-        <w:bidi/>
-      </w:pPr>
-      <w:r>
-        <w:rPr>
-          <w:lang w:val="ar_AE" w:bidi="ar_AE"/>
-        </w:rPr>
-      </w:r>
-      <w:r>
-        <w:rPr>
+          <w:rtl/>
+          <w:cs/>
+          <w:lang w:val="ar_AE" w:bidi="ar_AE"/>
+        </w:rPr>
+      </w:r>
+    </w:p>
+    <w:p>
+      <w:pPr>
+        <w:bidi/>
+      </w:pPr>
+      <w:r>
+        <w:rPr>
+          <w:rtl/>
+          <w:cs/>
+          <w:lang w:val="ar_AE" w:bidi="ar_AE"/>
+        </w:rPr>
+      </w:r>
+      <w:r>
+        <w:rPr>
+          <w:rtl/>
+          <w:cs/>
           <w:lang w:val="ar_AE" w:bidi="ar_AE"/>
         </w:rPr>
         <w:t xml:space="preserve">كان للعبيد سادة أرضيون يجب أن يطيعوهم. كانت العبودية جزءًا أساسيًا من حياة واقتصاد العالم القديم، ولم يقم العهد الجديد بمهاجمة هذه الممارسة بشكل مباشر. ومع ذلك، فإن الإيمان المسيحي يؤسس لعلاقات تُغير طبيعة الهيكل الاجتماعي (انظر </w:t>
@@ -5262,6 +6580,8 @@
       <w:hyperlink r:id="rId103">
         <w:r>
           <w:rPr>
+            <w:rtl/>
+            <w:cs/>
             <w:lang w:val="ar_AE" w:bidi="ar_AE"/>
           </w:rPr>
           <w:rPr>
@@ -5273,27 +6593,35 @@
       </w:hyperlink>
       <w:r>
         <w:rPr>
+          <w:rtl/>
+          <w:cs/>
           <w:lang w:val="ar_AE" w:bidi="ar_AE"/>
         </w:rPr>
         <w:t>). • أَنَّكُمْ تَخْدِمُونَ الرَّبَّ الْمَسِيحَ: جميع المؤمنين، سواء كانوا عبيدًا أو أحرارًا، يخدمون سيدًا أعلى، وتُعدّ إرادته الأهم.</w:t>
       </w:r>
       <w:r>
         <w:rPr>
-          <w:lang w:val="ar_AE" w:bidi="ar_AE"/>
-        </w:rPr>
-      </w:r>
-      <w:r>
-        <w:rPr>
-          <w:lang w:val="ar_AE" w:bidi="ar_AE"/>
-        </w:rPr>
-      </w:r>
-    </w:p>
-    <w:p>
-      <w:pPr>
-        <w:bidi/>
-      </w:pPr>
-      <w:r>
-        <w:rPr>
+          <w:rtl/>
+          <w:cs/>
+          <w:lang w:val="ar_AE" w:bidi="ar_AE"/>
+        </w:rPr>
+      </w:r>
+      <w:r>
+        <w:rPr>
+          <w:rtl/>
+          <w:cs/>
+          <w:lang w:val="ar_AE" w:bidi="ar_AE"/>
+        </w:rPr>
+      </w:r>
+    </w:p>
+    <w:p>
+      <w:pPr>
+        <w:bidi/>
+      </w:pPr>
+      <w:r>
+        <w:rPr>
+          <w:rtl/>
+          <w:cs/>
           <w:lang w:val="ar_AE" w:bidi="ar_AE"/>
         </w:rPr>
       </w:r>
@@ -5305,48 +6633,62 @@
       </w:pPr>
       <w:r>
         <w:rPr>
+          <w:rtl/>
+          <w:cs/>
           <w:lang w:val="ar_AE" w:bidi="ar_AE"/>
         </w:rPr>
         <w:t>كولوسي 4: 1</w:t>
       </w:r>
       <w:r>
         <w:rPr>
-          <w:lang w:val="ar_AE" w:bidi="ar_AE"/>
-        </w:rPr>
-      </w:r>
-    </w:p>
-    <w:p>
-      <w:pPr>
-        <w:bidi/>
-      </w:pPr>
-      <w:r>
-        <w:rPr>
-          <w:lang w:val="ar_AE" w:bidi="ar_AE"/>
-        </w:rPr>
-      </w:r>
-      <w:r>
-        <w:rPr>
+          <w:rtl/>
+          <w:cs/>
+          <w:lang w:val="ar_AE" w:bidi="ar_AE"/>
+        </w:rPr>
+      </w:r>
+    </w:p>
+    <w:p>
+      <w:pPr>
+        <w:bidi/>
+      </w:pPr>
+      <w:r>
+        <w:rPr>
+          <w:rtl/>
+          <w:cs/>
+          <w:lang w:val="ar_AE" w:bidi="ar_AE"/>
+        </w:rPr>
+      </w:r>
+      <w:r>
+        <w:rPr>
+          <w:rtl/>
+          <w:cs/>
           <w:lang w:val="ar_AE" w:bidi="ar_AE"/>
         </w:rPr>
         <w:t>أَيُّهَا السَّادَةُ: كان يجب على مالكي العبيد المسيحيين أن يدركوا أنهم أيضًا عبيد ملزمون بطاعة يسوع المسيح، سيدهم في السماء، الذي يعامل جميع الناس بكرامة ونعمة.</w:t>
       </w:r>
       <w:r>
         <w:rPr>
-          <w:lang w:val="ar_AE" w:bidi="ar_AE"/>
-        </w:rPr>
-      </w:r>
-      <w:r>
-        <w:rPr>
-          <w:lang w:val="ar_AE" w:bidi="ar_AE"/>
-        </w:rPr>
-      </w:r>
-    </w:p>
-    <w:p>
-      <w:pPr>
-        <w:bidi/>
-      </w:pPr>
-      <w:r>
-        <w:rPr>
+          <w:rtl/>
+          <w:cs/>
+          <w:lang w:val="ar_AE" w:bidi="ar_AE"/>
+        </w:rPr>
+      </w:r>
+      <w:r>
+        <w:rPr>
+          <w:rtl/>
+          <w:cs/>
+          <w:lang w:val="ar_AE" w:bidi="ar_AE"/>
+        </w:rPr>
+      </w:r>
+    </w:p>
+    <w:p>
+      <w:pPr>
+        <w:bidi/>
+      </w:pPr>
+      <w:r>
+        <w:rPr>
+          <w:rtl/>
+          <w:cs/>
           <w:lang w:val="ar_AE" w:bidi="ar_AE"/>
         </w:rPr>
       </w:r>
@@ -5358,27 +6700,35 @@
       </w:pPr>
       <w:r>
         <w:rPr>
+          <w:rtl/>
+          <w:cs/>
           <w:lang w:val="ar_AE" w:bidi="ar_AE"/>
         </w:rPr>
         <w:t>كولوسي 4: 2</w:t>
       </w:r>
       <w:r>
         <w:rPr>
-          <w:lang w:val="ar_AE" w:bidi="ar_AE"/>
-        </w:rPr>
-      </w:r>
-    </w:p>
-    <w:p>
-      <w:pPr>
-        <w:bidi/>
-      </w:pPr>
-      <w:r>
-        <w:rPr>
-          <w:lang w:val="ar_AE" w:bidi="ar_AE"/>
-        </w:rPr>
-      </w:r>
-      <w:r>
-        <w:rPr>
+          <w:rtl/>
+          <w:cs/>
+          <w:lang w:val="ar_AE" w:bidi="ar_AE"/>
+        </w:rPr>
+      </w:r>
+    </w:p>
+    <w:p>
+      <w:pPr>
+        <w:bidi/>
+      </w:pPr>
+      <w:r>
+        <w:rPr>
+          <w:rtl/>
+          <w:cs/>
+          <w:lang w:val="ar_AE" w:bidi="ar_AE"/>
+        </w:rPr>
+      </w:r>
+      <w:r>
+        <w:rPr>
+          <w:rtl/>
+          <w:cs/>
           <w:lang w:val="ar_AE" w:bidi="ar_AE"/>
         </w:rPr>
         <w:t>سَاهِرِينَ (بعقل يقظ): الفعل اليوناني المستخدم في هذه العبارة يستخدم في العهد الجديد لتصوير الحاجة إلى أن يكون المسيحيون متيقظين وساهرين في ضوء عودة المسيح (</w:t>
@@ -5386,6 +6736,8 @@
       <w:hyperlink r:id="rId104">
         <w:r>
           <w:rPr>
+            <w:rtl/>
+            <w:cs/>
             <w:lang w:val="ar_AE" w:bidi="ar_AE"/>
           </w:rPr>
           <w:rPr>
@@ -5397,6 +6749,8 @@
       </w:hyperlink>
       <w:r>
         <w:rPr>
+          <w:rtl/>
+          <w:cs/>
           <w:lang w:val="ar_AE" w:bidi="ar_AE"/>
         </w:rPr>
         <w:t xml:space="preserve">؛ </w:t>
@@ -5404,6 +6758,8 @@
       <w:hyperlink r:id="rId105">
         <w:r>
           <w:rPr>
+            <w:rtl/>
+            <w:cs/>
             <w:lang w:val="ar_AE" w:bidi="ar_AE"/>
           </w:rPr>
           <w:rPr>
@@ -5415,6 +6771,8 @@
       </w:hyperlink>
       <w:r>
         <w:rPr>
+          <w:rtl/>
+          <w:cs/>
           <w:lang w:val="ar_AE" w:bidi="ar_AE"/>
         </w:rPr>
         <w:t xml:space="preserve">؛ </w:t>
@@ -5422,6 +6780,8 @@
       <w:hyperlink r:id="rId106">
         <w:r>
           <w:rPr>
+            <w:rtl/>
+            <w:cs/>
             <w:lang w:val="ar_AE" w:bidi="ar_AE"/>
           </w:rPr>
           <w:rPr>
@@ -5433,6 +6793,8 @@
       </w:hyperlink>
       <w:r>
         <w:rPr>
+          <w:rtl/>
+          <w:cs/>
           <w:lang w:val="ar_AE" w:bidi="ar_AE"/>
         </w:rPr>
         <w:t xml:space="preserve">، </w:t>
@@ -5440,6 +6802,8 @@
       <w:hyperlink r:id="rId107">
         <w:r>
           <w:rPr>
+            <w:rtl/>
+            <w:cs/>
             <w:lang w:val="ar_AE" w:bidi="ar_AE"/>
           </w:rPr>
           <w:rPr>
@@ -5451,6 +6815,8 @@
       </w:hyperlink>
       <w:r>
         <w:rPr>
+          <w:rtl/>
+          <w:cs/>
           <w:lang w:val="ar_AE" w:bidi="ar_AE"/>
         </w:rPr>
         <w:t xml:space="preserve">؛ </w:t>
@@ -5458,6 +6824,8 @@
       <w:hyperlink r:id="rId108">
         <w:r>
           <w:rPr>
+            <w:rtl/>
+            <w:cs/>
             <w:lang w:val="ar_AE" w:bidi="ar_AE"/>
           </w:rPr>
           <w:rPr>
@@ -5469,6 +6837,8 @@
       </w:hyperlink>
       <w:r>
         <w:rPr>
+          <w:rtl/>
+          <w:cs/>
           <w:lang w:val="ar_AE" w:bidi="ar_AE"/>
         </w:rPr>
         <w:t xml:space="preserve">؛ </w:t>
@@ -5476,6 +6846,8 @@
       <w:hyperlink r:id="rId109">
         <w:r>
           <w:rPr>
+            <w:rtl/>
+            <w:cs/>
             <w:lang w:val="ar_AE" w:bidi="ar_AE"/>
           </w:rPr>
           <w:rPr>
@@ -5487,6 +6859,8 @@
       </w:hyperlink>
       <w:r>
         <w:rPr>
+          <w:rtl/>
+          <w:cs/>
           <w:lang w:val="ar_AE" w:bidi="ar_AE"/>
         </w:rPr>
         <w:t xml:space="preserve">؛ </w:t>
@@ -5494,6 +6868,8 @@
       <w:hyperlink r:id="rId110">
         <w:r>
           <w:rPr>
+            <w:rtl/>
+            <w:cs/>
             <w:lang w:val="ar_AE" w:bidi="ar_AE"/>
           </w:rPr>
           <w:rPr>
@@ -5505,27 +6881,35 @@
       </w:hyperlink>
       <w:r>
         <w:rPr>
+          <w:rtl/>
+          <w:cs/>
           <w:lang w:val="ar_AE" w:bidi="ar_AE"/>
         </w:rPr>
         <w:t>).</w:t>
       </w:r>
       <w:r>
         <w:rPr>
-          <w:lang w:val="ar_AE" w:bidi="ar_AE"/>
-        </w:rPr>
-      </w:r>
-      <w:r>
-        <w:rPr>
-          <w:lang w:val="ar_AE" w:bidi="ar_AE"/>
-        </w:rPr>
-      </w:r>
-    </w:p>
-    <w:p>
-      <w:pPr>
-        <w:bidi/>
-      </w:pPr>
-      <w:r>
-        <w:rPr>
+          <w:rtl/>
+          <w:cs/>
+          <w:lang w:val="ar_AE" w:bidi="ar_AE"/>
+        </w:rPr>
+      </w:r>
+      <w:r>
+        <w:rPr>
+          <w:rtl/>
+          <w:cs/>
+          <w:lang w:val="ar_AE" w:bidi="ar_AE"/>
+        </w:rPr>
+      </w:r>
+    </w:p>
+    <w:p>
+      <w:pPr>
+        <w:bidi/>
+      </w:pPr>
+      <w:r>
+        <w:rPr>
+          <w:rtl/>
+          <w:cs/>
           <w:lang w:val="ar_AE" w:bidi="ar_AE"/>
         </w:rPr>
       </w:r>
@@ -5537,48 +6921,62 @@
       </w:pPr>
       <w:r>
         <w:rPr>
+          <w:rtl/>
+          <w:cs/>
           <w:lang w:val="ar_AE" w:bidi="ar_AE"/>
         </w:rPr>
         <w:t>كولوسي 4: 2–6</w:t>
       </w:r>
       <w:r>
         <w:rPr>
-          <w:lang w:val="ar_AE" w:bidi="ar_AE"/>
-        </w:rPr>
-      </w:r>
-    </w:p>
-    <w:p>
-      <w:pPr>
-        <w:bidi/>
-      </w:pPr>
-      <w:r>
-        <w:rPr>
-          <w:lang w:val="ar_AE" w:bidi="ar_AE"/>
-        </w:rPr>
-      </w:r>
-      <w:r>
-        <w:rPr>
+          <w:rtl/>
+          <w:cs/>
+          <w:lang w:val="ar_AE" w:bidi="ar_AE"/>
+        </w:rPr>
+      </w:r>
+    </w:p>
+    <w:p>
+      <w:pPr>
+        <w:bidi/>
+      </w:pPr>
+      <w:r>
+        <w:rPr>
+          <w:rtl/>
+          <w:cs/>
+          <w:lang w:val="ar_AE" w:bidi="ar_AE"/>
+        </w:rPr>
+      </w:r>
+      <w:r>
+        <w:rPr>
+          <w:rtl/>
+          <w:cs/>
           <w:lang w:val="ar_AE" w:bidi="ar_AE"/>
         </w:rPr>
         <w:t>غالبًا ما تختتم رسائل العهد الجديد بالحث على الصلاة، بالإضافة إلى طلبات للصلاة.</w:t>
       </w:r>
       <w:r>
         <w:rPr>
-          <w:lang w:val="ar_AE" w:bidi="ar_AE"/>
-        </w:rPr>
-      </w:r>
-      <w:r>
-        <w:rPr>
-          <w:lang w:val="ar_AE" w:bidi="ar_AE"/>
-        </w:rPr>
-      </w:r>
-    </w:p>
-    <w:p>
-      <w:pPr>
-        <w:bidi/>
-      </w:pPr>
-      <w:r>
-        <w:rPr>
+          <w:rtl/>
+          <w:cs/>
+          <w:lang w:val="ar_AE" w:bidi="ar_AE"/>
+        </w:rPr>
+      </w:r>
+      <w:r>
+        <w:rPr>
+          <w:rtl/>
+          <w:cs/>
+          <w:lang w:val="ar_AE" w:bidi="ar_AE"/>
+        </w:rPr>
+      </w:r>
+    </w:p>
+    <w:p>
+      <w:pPr>
+        <w:bidi/>
+      </w:pPr>
+      <w:r>
+        <w:rPr>
+          <w:rtl/>
+          <w:cs/>
           <w:lang w:val="ar_AE" w:bidi="ar_AE"/>
         </w:rPr>
       </w:r>
@@ -5590,27 +6988,35 @@
       </w:pPr>
       <w:r>
         <w:rPr>
+          <w:rtl/>
+          <w:cs/>
           <w:lang w:val="ar_AE" w:bidi="ar_AE"/>
         </w:rPr>
         <w:t>كولوسي 4: 3</w:t>
       </w:r>
       <w:r>
         <w:rPr>
-          <w:lang w:val="ar_AE" w:bidi="ar_AE"/>
-        </w:rPr>
-      </w:r>
-    </w:p>
-    <w:p>
-      <w:pPr>
-        <w:bidi/>
-      </w:pPr>
-      <w:r>
-        <w:rPr>
-          <w:lang w:val="ar_AE" w:bidi="ar_AE"/>
-        </w:rPr>
-      </w:r>
-      <w:r>
-        <w:rPr>
+          <w:rtl/>
+          <w:cs/>
+          <w:lang w:val="ar_AE" w:bidi="ar_AE"/>
+        </w:rPr>
+      </w:r>
+    </w:p>
+    <w:p>
+      <w:pPr>
+        <w:bidi/>
+      </w:pPr>
+      <w:r>
+        <w:rPr>
+          <w:rtl/>
+          <w:cs/>
+          <w:lang w:val="ar_AE" w:bidi="ar_AE"/>
+        </w:rPr>
+      </w:r>
+      <w:r>
+        <w:rPr>
+          <w:rtl/>
+          <w:cs/>
           <w:lang w:val="ar_AE" w:bidi="ar_AE"/>
         </w:rPr>
         <w:t xml:space="preserve">ليمنحنا الله العديد من الفرص (حرفيًا </w:t>
@@ -5618,12 +7024,16 @@
       <w:r>
         <w:rPr>
           <w:i/>
+          <w:rtl/>
+          <w:cs/>
           <w:lang w:val="ar_AE" w:bidi="ar_AE"/>
         </w:rPr>
         <w:t>لِيَفْتَحَ الرَّبُّ لَنَا بَابًا لِلْكَلاَمِ</w:t>
       </w:r>
       <w:r>
         <w:rPr>
+          <w:rtl/>
+          <w:cs/>
           <w:lang w:val="ar_AE" w:bidi="ar_AE"/>
         </w:rPr>
         <w:t xml:space="preserve">): الباب المفتوح هو استعارة لفرصة من أجل إعلان الأخبار السارة (انظر أيضًا </w:t>
@@ -5631,6 +7041,8 @@
       <w:hyperlink r:id="rId111">
         <w:r>
           <w:rPr>
+            <w:rtl/>
+            <w:cs/>
             <w:lang w:val="ar_AE" w:bidi="ar_AE"/>
           </w:rPr>
           <w:rPr>
@@ -5642,6 +7054,8 @@
       </w:hyperlink>
       <w:r>
         <w:rPr>
+          <w:rtl/>
+          <w:cs/>
           <w:lang w:val="ar_AE" w:bidi="ar_AE"/>
         </w:rPr>
         <w:t xml:space="preserve">; </w:t>
@@ -5649,6 +7063,8 @@
       <w:hyperlink r:id="rId112">
         <w:r>
           <w:rPr>
+            <w:rtl/>
+            <w:cs/>
             <w:lang w:val="ar_AE" w:bidi="ar_AE"/>
           </w:rPr>
           <w:rPr>
@@ -5660,6 +7076,8 @@
       </w:hyperlink>
       <w:r>
         <w:rPr>
+          <w:rtl/>
+          <w:cs/>
           <w:lang w:val="ar_AE" w:bidi="ar_AE"/>
         </w:rPr>
         <w:t xml:space="preserve">; </w:t>
@@ -5667,6 +7085,8 @@
       <w:hyperlink r:id="rId113">
         <w:r>
           <w:rPr>
+            <w:rtl/>
+            <w:cs/>
             <w:lang w:val="ar_AE" w:bidi="ar_AE"/>
           </w:rPr>
           <w:rPr>
@@ -5678,6 +7098,8 @@
       </w:hyperlink>
       <w:r>
         <w:rPr>
+          <w:rtl/>
+          <w:cs/>
           <w:lang w:val="ar_AE" w:bidi="ar_AE"/>
         </w:rPr>
         <w:t xml:space="preserve">). • بِسِرِّ الْمَسِيحِ: انظر </w:t>
@@ -5685,6 +7107,8 @@
       <w:hyperlink r:id="rId114">
         <w:r>
           <w:rPr>
+            <w:rtl/>
+            <w:cs/>
             <w:lang w:val="ar_AE" w:bidi="ar_AE"/>
           </w:rPr>
           <w:rPr>
@@ -5696,6 +7120,8 @@
       </w:hyperlink>
       <w:r>
         <w:rPr>
+          <w:rtl/>
+          <w:cs/>
           <w:lang w:val="ar_AE" w:bidi="ar_AE"/>
         </w:rPr>
         <w:t xml:space="preserve">; </w:t>
@@ -5703,6 +7129,8 @@
       <w:hyperlink r:id="rId115">
         <w:r>
           <w:rPr>
+            <w:rtl/>
+            <w:cs/>
             <w:lang w:val="ar_AE" w:bidi="ar_AE"/>
           </w:rPr>
           <w:rPr>
@@ -5714,39 +7142,51 @@
       </w:hyperlink>
       <w:r>
         <w:rPr>
+          <w:rtl/>
+          <w:cs/>
           <w:lang w:val="ar_AE" w:bidi="ar_AE"/>
         </w:rPr>
         <w:t xml:space="preserve">. • الَّذِي مِنْ أَجْلِهِ أَنَا مُوثَقٌ أَيْضًا: إن تفاني بولس في الكرازة بالأخبار السارة أدى إلى سجنه (انظر </w:t>
       </w:r>
       <w:r>
         <w:rPr>
+          <w:rtl/>
+          <w:cs/>
           <w:lang w:val="ar_AE" w:bidi="ar_AE"/>
         </w:rPr>
         <w:t>مقدمة رسالة كولوسي</w:t>
       </w:r>
       <w:r>
         <w:rPr>
+          <w:rtl/>
+          <w:cs/>
           <w:lang w:val="ar_AE" w:bidi="ar_AE"/>
         </w:rPr>
         <w:t>، "تاريخ وسبب الكتابة").</w:t>
       </w:r>
       <w:r>
         <w:rPr>
-          <w:lang w:val="ar_AE" w:bidi="ar_AE"/>
-        </w:rPr>
-      </w:r>
-      <w:r>
-        <w:rPr>
-          <w:lang w:val="ar_AE" w:bidi="ar_AE"/>
-        </w:rPr>
-      </w:r>
-    </w:p>
-    <w:p>
-      <w:pPr>
-        <w:bidi/>
-      </w:pPr>
-      <w:r>
-        <w:rPr>
+          <w:rtl/>
+          <w:cs/>
+          <w:lang w:val="ar_AE" w:bidi="ar_AE"/>
+        </w:rPr>
+      </w:r>
+      <w:r>
+        <w:rPr>
+          <w:rtl/>
+          <w:cs/>
+          <w:lang w:val="ar_AE" w:bidi="ar_AE"/>
+        </w:rPr>
+      </w:r>
+    </w:p>
+    <w:p>
+      <w:pPr>
+        <w:bidi/>
+      </w:pPr>
+      <w:r>
+        <w:rPr>
+          <w:rtl/>
+          <w:cs/>
           <w:lang w:val="ar_AE" w:bidi="ar_AE"/>
         </w:rPr>
       </w:r>
@@ -5758,27 +7198,35 @@
       </w:pPr>
       <w:r>
         <w:rPr>
+          <w:rtl/>
+          <w:cs/>
           <w:lang w:val="ar_AE" w:bidi="ar_AE"/>
         </w:rPr>
         <w:t>كولوسي 4: 5</w:t>
       </w:r>
       <w:r>
         <w:rPr>
-          <w:lang w:val="ar_AE" w:bidi="ar_AE"/>
-        </w:rPr>
-      </w:r>
-    </w:p>
-    <w:p>
-      <w:pPr>
-        <w:bidi/>
-      </w:pPr>
-      <w:r>
-        <w:rPr>
-          <w:lang w:val="ar_AE" w:bidi="ar_AE"/>
-        </w:rPr>
-      </w:r>
-      <w:r>
-        <w:rPr>
+          <w:rtl/>
+          <w:cs/>
+          <w:lang w:val="ar_AE" w:bidi="ar_AE"/>
+        </w:rPr>
+      </w:r>
+    </w:p>
+    <w:p>
+      <w:pPr>
+        <w:bidi/>
+      </w:pPr>
+      <w:r>
+        <w:rPr>
+          <w:rtl/>
+          <w:cs/>
+          <w:lang w:val="ar_AE" w:bidi="ar_AE"/>
+        </w:rPr>
+      </w:r>
+      <w:r>
+        <w:rPr>
+          <w:rtl/>
+          <w:cs/>
           <w:lang w:val="ar_AE" w:bidi="ar_AE"/>
         </w:rPr>
         <w:t xml:space="preserve">استفد من كل فرصة (حرفيًا </w:t>
@@ -5786,33 +7234,43 @@
       <w:r>
         <w:rPr>
           <w:i/>
+          <w:rtl/>
+          <w:cs/>
           <w:lang w:val="ar_AE" w:bidi="ar_AE"/>
         </w:rPr>
         <w:t>مُفْتَدِينَ الْوَقْتَ</w:t>
       </w:r>
       <w:r>
         <w:rPr>
+          <w:rtl/>
+          <w:cs/>
           <w:lang w:val="ar_AE" w:bidi="ar_AE"/>
         </w:rPr>
         <w:t>): كما يشتري الناس منتجًا معروضًا بسعر مناسب، ينبغي للمسيحيين أن "يستثمروا" كل فرصة يمنحها لهم الله لمشاركة الأخبار السارة وخدمة الآخرين.</w:t>
       </w:r>
       <w:r>
         <w:rPr>
-          <w:lang w:val="ar_AE" w:bidi="ar_AE"/>
-        </w:rPr>
-      </w:r>
-      <w:r>
-        <w:rPr>
-          <w:lang w:val="ar_AE" w:bidi="ar_AE"/>
-        </w:rPr>
-      </w:r>
-    </w:p>
-    <w:p>
-      <w:pPr>
-        <w:bidi/>
-      </w:pPr>
-      <w:r>
-        <w:rPr>
+          <w:rtl/>
+          <w:cs/>
+          <w:lang w:val="ar_AE" w:bidi="ar_AE"/>
+        </w:rPr>
+      </w:r>
+      <w:r>
+        <w:rPr>
+          <w:rtl/>
+          <w:cs/>
+          <w:lang w:val="ar_AE" w:bidi="ar_AE"/>
+        </w:rPr>
+      </w:r>
+    </w:p>
+    <w:p>
+      <w:pPr>
+        <w:bidi/>
+      </w:pPr>
+      <w:r>
+        <w:rPr>
+          <w:rtl/>
+          <w:cs/>
           <w:lang w:val="ar_AE" w:bidi="ar_AE"/>
         </w:rPr>
       </w:r>
@@ -5824,27 +7282,35 @@
       </w:pPr>
       <w:r>
         <w:rPr>
+          <w:rtl/>
+          <w:cs/>
           <w:lang w:val="ar_AE" w:bidi="ar_AE"/>
         </w:rPr>
         <w:t>كولوسي 4: 6</w:t>
       </w:r>
       <w:r>
         <w:rPr>
-          <w:lang w:val="ar_AE" w:bidi="ar_AE"/>
-        </w:rPr>
-      </w:r>
-    </w:p>
-    <w:p>
-      <w:pPr>
-        <w:bidi/>
-      </w:pPr>
-      <w:r>
-        <w:rPr>
-          <w:lang w:val="ar_AE" w:bidi="ar_AE"/>
-        </w:rPr>
-      </w:r>
-      <w:r>
-        <w:rPr>
+          <w:rtl/>
+          <w:cs/>
+          <w:lang w:val="ar_AE" w:bidi="ar_AE"/>
+        </w:rPr>
+      </w:r>
+    </w:p>
+    <w:p>
+      <w:pPr>
+        <w:bidi/>
+      </w:pPr>
+      <w:r>
+        <w:rPr>
+          <w:rtl/>
+          <w:cs/>
+          <w:lang w:val="ar_AE" w:bidi="ar_AE"/>
+        </w:rPr>
+      </w:r>
+      <w:r>
+        <w:rPr>
+          <w:rtl/>
+          <w:cs/>
           <w:lang w:val="ar_AE" w:bidi="ar_AE"/>
         </w:rPr>
         <w:t xml:space="preserve">جذَّاب (حرفيًا </w:t>
@@ -5852,12 +7318,16 @@
       <w:r>
         <w:rPr>
           <w:i/>
+          <w:rtl/>
+          <w:cs/>
           <w:lang w:val="ar_AE" w:bidi="ar_AE"/>
         </w:rPr>
         <w:t>مُصْلَحًا بِمِلْحٍ</w:t>
       </w:r>
       <w:r>
         <w:rPr>
+          <w:rtl/>
+          <w:cs/>
           <w:lang w:val="ar_AE" w:bidi="ar_AE"/>
         </w:rPr>
         <w:t xml:space="preserve">): يُعدّ الملح من التوابل وكذلك مادة حافظة (انظر </w:t>
@@ -5865,6 +7335,8 @@
       <w:hyperlink r:id="rId116">
         <w:r>
           <w:rPr>
+            <w:rtl/>
+            <w:cs/>
             <w:lang w:val="ar_AE" w:bidi="ar_AE"/>
           </w:rPr>
           <w:rPr>
@@ -5876,6 +7348,8 @@
       </w:hyperlink>
       <w:r>
         <w:rPr>
+          <w:rtl/>
+          <w:cs/>
           <w:lang w:val="ar_AE" w:bidi="ar_AE"/>
         </w:rPr>
         <w:t xml:space="preserve">). قد يكون بولس يشجع المؤمنين على التحدث إلى غير المؤمنين بكلمات جذابة ومختارة بعناية. وأحيانًا كان معلمو اليهود يشيرون إلى الحكمة على أنها </w:t>
@@ -5883,33 +7357,43 @@
       <w:r>
         <w:rPr>
           <w:i/>
+          <w:rtl/>
+          <w:cs/>
           <w:lang w:val="ar_AE" w:bidi="ar_AE"/>
         </w:rPr>
         <w:t>ملح،</w:t>
       </w:r>
       <w:r>
         <w:rPr>
+          <w:rtl/>
+          <w:cs/>
           <w:lang w:val="ar_AE" w:bidi="ar_AE"/>
         </w:rPr>
         <w:t xml:space="preserve"> لذا فقد يكون بولس أيضًا يحث المؤمنين على التحدث بحكمة.</w:t>
       </w:r>
       <w:r>
         <w:rPr>
-          <w:lang w:val="ar_AE" w:bidi="ar_AE"/>
-        </w:rPr>
-      </w:r>
-      <w:r>
-        <w:rPr>
-          <w:lang w:val="ar_AE" w:bidi="ar_AE"/>
-        </w:rPr>
-      </w:r>
-    </w:p>
-    <w:p>
-      <w:pPr>
-        <w:bidi/>
-      </w:pPr>
-      <w:r>
-        <w:rPr>
+          <w:rtl/>
+          <w:cs/>
+          <w:lang w:val="ar_AE" w:bidi="ar_AE"/>
+        </w:rPr>
+      </w:r>
+      <w:r>
+        <w:rPr>
+          <w:rtl/>
+          <w:cs/>
+          <w:lang w:val="ar_AE" w:bidi="ar_AE"/>
+        </w:rPr>
+      </w:r>
+    </w:p>
+    <w:p>
+      <w:pPr>
+        <w:bidi/>
+      </w:pPr>
+      <w:r>
+        <w:rPr>
+          <w:rtl/>
+          <w:cs/>
           <w:lang w:val="ar_AE" w:bidi="ar_AE"/>
         </w:rPr>
       </w:r>
@@ -5921,27 +7405,35 @@
       </w:pPr>
       <w:r>
         <w:rPr>
+          <w:rtl/>
+          <w:cs/>
           <w:lang w:val="ar_AE" w:bidi="ar_AE"/>
         </w:rPr>
         <w:t>كولوسي 4: 7</w:t>
       </w:r>
       <w:r>
         <w:rPr>
-          <w:lang w:val="ar_AE" w:bidi="ar_AE"/>
-        </w:rPr>
-      </w:r>
-    </w:p>
-    <w:p>
-      <w:pPr>
-        <w:bidi/>
-      </w:pPr>
-      <w:r>
-        <w:rPr>
-          <w:lang w:val="ar_AE" w:bidi="ar_AE"/>
-        </w:rPr>
-      </w:r>
-      <w:r>
-        <w:rPr>
+          <w:rtl/>
+          <w:cs/>
+          <w:lang w:val="ar_AE" w:bidi="ar_AE"/>
+        </w:rPr>
+      </w:r>
+    </w:p>
+    <w:p>
+      <w:pPr>
+        <w:bidi/>
+      </w:pPr>
+      <w:r>
+        <w:rPr>
+          <w:rtl/>
+          <w:cs/>
+          <w:lang w:val="ar_AE" w:bidi="ar_AE"/>
+        </w:rPr>
+      </w:r>
+      <w:r>
+        <w:rPr>
+          <w:rtl/>
+          <w:cs/>
           <w:lang w:val="ar_AE" w:bidi="ar_AE"/>
         </w:rPr>
         <w:t>كان تيخيكس من مقاطعة أسيّا، حيث كانت تقع كولوسي (</w:t>
@@ -5949,6 +7441,8 @@
       <w:hyperlink r:id="rId117">
         <w:r>
           <w:rPr>
+            <w:rtl/>
+            <w:cs/>
             <w:lang w:val="ar_AE" w:bidi="ar_AE"/>
           </w:rPr>
           <w:rPr>
@@ -5960,6 +7454,8 @@
       </w:hyperlink>
       <w:r>
         <w:rPr>
+          <w:rtl/>
+          <w:cs/>
           <w:lang w:val="ar_AE" w:bidi="ar_AE"/>
         </w:rPr>
         <w:t>). وقد عمل مع بولس بشكل خاص في تلك المقاطعة (</w:t>
@@ -5967,6 +7463,8 @@
       <w:hyperlink r:id="rId118">
         <w:r>
           <w:rPr>
+            <w:rtl/>
+            <w:cs/>
             <w:lang w:val="ar_AE" w:bidi="ar_AE"/>
           </w:rPr>
           <w:rPr>
@@ -5978,6 +7476,8 @@
       </w:hyperlink>
       <w:r>
         <w:rPr>
+          <w:rtl/>
+          <w:cs/>
           <w:lang w:val="ar_AE" w:bidi="ar_AE"/>
         </w:rPr>
         <w:t xml:space="preserve">; </w:t>
@@ -5985,6 +7485,8 @@
       <w:hyperlink r:id="rId119">
         <w:r>
           <w:rPr>
+            <w:rtl/>
+            <w:cs/>
             <w:lang w:val="ar_AE" w:bidi="ar_AE"/>
           </w:rPr>
           <w:rPr>
@@ -5996,6 +7498,8 @@
       </w:hyperlink>
       <w:r>
         <w:rPr>
+          <w:rtl/>
+          <w:cs/>
           <w:lang w:val="ar_AE" w:bidi="ar_AE"/>
         </w:rPr>
         <w:t>). ثم أُرسل لاحقًا للعمل مع تيطس في كريت (</w:t>
@@ -6003,6 +7507,8 @@
       <w:hyperlink r:id="rId120">
         <w:r>
           <w:rPr>
+            <w:rtl/>
+            <w:cs/>
             <w:lang w:val="ar_AE" w:bidi="ar_AE"/>
           </w:rPr>
           <w:rPr>
@@ -6014,27 +7520,35 @@
       </w:hyperlink>
       <w:r>
         <w:rPr>
+          <w:rtl/>
+          <w:cs/>
           <w:lang w:val="ar_AE" w:bidi="ar_AE"/>
         </w:rPr>
         <w:t>). ومن المحتمل أن تيخيكس كان يحمل هذه الرسالة مع الرسائل المعروفة باسم أفسس وفليمون.</w:t>
       </w:r>
       <w:r>
         <w:rPr>
-          <w:lang w:val="ar_AE" w:bidi="ar_AE"/>
-        </w:rPr>
-      </w:r>
-      <w:r>
-        <w:rPr>
-          <w:lang w:val="ar_AE" w:bidi="ar_AE"/>
-        </w:rPr>
-      </w:r>
-    </w:p>
-    <w:p>
-      <w:pPr>
-        <w:bidi/>
-      </w:pPr>
-      <w:r>
-        <w:rPr>
+          <w:rtl/>
+          <w:cs/>
+          <w:lang w:val="ar_AE" w:bidi="ar_AE"/>
+        </w:rPr>
+      </w:r>
+      <w:r>
+        <w:rPr>
+          <w:rtl/>
+          <w:cs/>
+          <w:lang w:val="ar_AE" w:bidi="ar_AE"/>
+        </w:rPr>
+      </w:r>
+    </w:p>
+    <w:p>
+      <w:pPr>
+        <w:bidi/>
+      </w:pPr>
+      <w:r>
+        <w:rPr>
+          <w:rtl/>
+          <w:cs/>
           <w:lang w:val="ar_AE" w:bidi="ar_AE"/>
         </w:rPr>
       </w:r>
@@ -6046,48 +7560,62 @@
       </w:pPr>
       <w:r>
         <w:rPr>
+          <w:rtl/>
+          <w:cs/>
           <w:lang w:val="ar_AE" w:bidi="ar_AE"/>
         </w:rPr>
         <w:t>كولوسي 4: 7–18</w:t>
       </w:r>
       <w:r>
         <w:rPr>
-          <w:lang w:val="ar_AE" w:bidi="ar_AE"/>
-        </w:rPr>
-      </w:r>
-    </w:p>
-    <w:p>
-      <w:pPr>
-        <w:bidi/>
-      </w:pPr>
-      <w:r>
-        <w:rPr>
-          <w:lang w:val="ar_AE" w:bidi="ar_AE"/>
-        </w:rPr>
-      </w:r>
-      <w:r>
-        <w:rPr>
+          <w:rtl/>
+          <w:cs/>
+          <w:lang w:val="ar_AE" w:bidi="ar_AE"/>
+        </w:rPr>
+      </w:r>
+    </w:p>
+    <w:p>
+      <w:pPr>
+        <w:bidi/>
+      </w:pPr>
+      <w:r>
+        <w:rPr>
+          <w:rtl/>
+          <w:cs/>
+          <w:lang w:val="ar_AE" w:bidi="ar_AE"/>
+        </w:rPr>
+      </w:r>
+      <w:r>
+        <w:rPr>
+          <w:rtl/>
+          <w:cs/>
           <w:lang w:val="ar_AE" w:bidi="ar_AE"/>
         </w:rPr>
         <w:t>تُختتم معظم رسائل العهد الجديد بسلسلة من التحيات والإشارات إلى شركاء الخدمة وخطط السفر، ولكن هذا الجزء من رسالة كولوسي أطول من المعتاد. فبولس، نظرًا لعدم قدرته على السفر، ربما كان يسعى لضمان أن يحافظ أهل كولوسي على التواصل مع شركائه في الخدمة. وهذا كان سيساعدهم على تجنب الوقوع في إغراءات المُعَلِّمين الكذبة.</w:t>
       </w:r>
       <w:r>
         <w:rPr>
-          <w:lang w:val="ar_AE" w:bidi="ar_AE"/>
-        </w:rPr>
-      </w:r>
-      <w:r>
-        <w:rPr>
-          <w:lang w:val="ar_AE" w:bidi="ar_AE"/>
-        </w:rPr>
-      </w:r>
-    </w:p>
-    <w:p>
-      <w:pPr>
-        <w:bidi/>
-      </w:pPr>
-      <w:r>
-        <w:rPr>
+          <w:rtl/>
+          <w:cs/>
+          <w:lang w:val="ar_AE" w:bidi="ar_AE"/>
+        </w:rPr>
+      </w:r>
+      <w:r>
+        <w:rPr>
+          <w:rtl/>
+          <w:cs/>
+          <w:lang w:val="ar_AE" w:bidi="ar_AE"/>
+        </w:rPr>
+      </w:r>
+    </w:p>
+    <w:p>
+      <w:pPr>
+        <w:bidi/>
+      </w:pPr>
+      <w:r>
+        <w:rPr>
+          <w:rtl/>
+          <w:cs/>
           <w:lang w:val="ar_AE" w:bidi="ar_AE"/>
         </w:rPr>
       </w:r>
@@ -6099,27 +7627,35 @@
       </w:pPr>
       <w:r>
         <w:rPr>
+          <w:rtl/>
+          <w:cs/>
           <w:lang w:val="ar_AE" w:bidi="ar_AE"/>
         </w:rPr>
         <w:t>كولوسي 4: 9</w:t>
       </w:r>
       <w:r>
         <w:rPr>
-          <w:lang w:val="ar_AE" w:bidi="ar_AE"/>
-        </w:rPr>
-      </w:r>
-    </w:p>
-    <w:p>
-      <w:pPr>
-        <w:bidi/>
-      </w:pPr>
-      <w:r>
-        <w:rPr>
-          <w:lang w:val="ar_AE" w:bidi="ar_AE"/>
-        </w:rPr>
-      </w:r>
-      <w:r>
-        <w:rPr>
+          <w:rtl/>
+          <w:cs/>
+          <w:lang w:val="ar_AE" w:bidi="ar_AE"/>
+        </w:rPr>
+      </w:r>
+    </w:p>
+    <w:p>
+      <w:pPr>
+        <w:bidi/>
+      </w:pPr>
+      <w:r>
+        <w:rPr>
+          <w:rtl/>
+          <w:cs/>
+          <w:lang w:val="ar_AE" w:bidi="ar_AE"/>
+        </w:rPr>
+      </w:r>
+      <w:r>
+        <w:rPr>
+          <w:rtl/>
+          <w:cs/>
           <w:lang w:val="ar_AE" w:bidi="ar_AE"/>
         </w:rPr>
         <w:t xml:space="preserve">كان أنسيمس عبدًا هاربًا أعاده بولس إلى سيده فليمون (انظر </w:t>
@@ -6127,6 +7663,8 @@
       <w:hyperlink r:id="rId121">
         <w:r>
           <w:rPr>
+            <w:rtl/>
+            <w:cs/>
             <w:lang w:val="ar_AE" w:bidi="ar_AE"/>
           </w:rPr>
           <w:rPr>
@@ -6138,27 +7676,35 @@
       </w:hyperlink>
       <w:r>
         <w:rPr>
+          <w:rtl/>
+          <w:cs/>
           <w:lang w:val="ar_AE" w:bidi="ar_AE"/>
         </w:rPr>
         <w:t>).</w:t>
       </w:r>
       <w:r>
         <w:rPr>
-          <w:lang w:val="ar_AE" w:bidi="ar_AE"/>
-        </w:rPr>
-      </w:r>
-      <w:r>
-        <w:rPr>
-          <w:lang w:val="ar_AE" w:bidi="ar_AE"/>
-        </w:rPr>
-      </w:r>
-    </w:p>
-    <w:p>
-      <w:pPr>
-        <w:bidi/>
-      </w:pPr>
-      <w:r>
-        <w:rPr>
+          <w:rtl/>
+          <w:cs/>
+          <w:lang w:val="ar_AE" w:bidi="ar_AE"/>
+        </w:rPr>
+      </w:r>
+      <w:r>
+        <w:rPr>
+          <w:rtl/>
+          <w:cs/>
+          <w:lang w:val="ar_AE" w:bidi="ar_AE"/>
+        </w:rPr>
+      </w:r>
+    </w:p>
+    <w:p>
+      <w:pPr>
+        <w:bidi/>
+      </w:pPr>
+      <w:r>
+        <w:rPr>
+          <w:rtl/>
+          <w:cs/>
           <w:lang w:val="ar_AE" w:bidi="ar_AE"/>
         </w:rPr>
       </w:r>
@@ -6170,27 +7716,35 @@
       </w:pPr>
       <w:r>
         <w:rPr>
+          <w:rtl/>
+          <w:cs/>
           <w:lang w:val="ar_AE" w:bidi="ar_AE"/>
         </w:rPr>
         <w:t>كولوسي 4: 10</w:t>
       </w:r>
       <w:r>
         <w:rPr>
-          <w:lang w:val="ar_AE" w:bidi="ar_AE"/>
-        </w:rPr>
-      </w:r>
-    </w:p>
-    <w:p>
-      <w:pPr>
-        <w:bidi/>
-      </w:pPr>
-      <w:r>
-        <w:rPr>
-          <w:lang w:val="ar_AE" w:bidi="ar_AE"/>
-        </w:rPr>
-      </w:r>
-      <w:r>
-        <w:rPr>
+          <w:rtl/>
+          <w:cs/>
+          <w:lang w:val="ar_AE" w:bidi="ar_AE"/>
+        </w:rPr>
+      </w:r>
+    </w:p>
+    <w:p>
+      <w:pPr>
+        <w:bidi/>
+      </w:pPr>
+      <w:r>
+        <w:rPr>
+          <w:rtl/>
+          <w:cs/>
+          <w:lang w:val="ar_AE" w:bidi="ar_AE"/>
+        </w:rPr>
+      </w:r>
+      <w:r>
+        <w:rPr>
+          <w:rtl/>
+          <w:cs/>
           <w:lang w:val="ar_AE" w:bidi="ar_AE"/>
         </w:rPr>
         <w:t>كان اسم أرسترخس شائعًا، لكن من المرجح أنه نفس الشخص من تسالونيكي (</w:t>
@@ -6198,6 +7752,8 @@
       <w:hyperlink r:id="rId122">
         <w:r>
           <w:rPr>
+            <w:rtl/>
+            <w:cs/>
             <w:lang w:val="ar_AE" w:bidi="ar_AE"/>
           </w:rPr>
           <w:rPr>
@@ -6209,6 +7765,8 @@
       </w:hyperlink>
       <w:r>
         <w:rPr>
+          <w:rtl/>
+          <w:cs/>
           <w:lang w:val="ar_AE" w:bidi="ar_AE"/>
         </w:rPr>
         <w:t xml:space="preserve">؛ </w:t>
@@ -6216,6 +7774,8 @@
       <w:hyperlink r:id="rId117">
         <w:r>
           <w:rPr>
+            <w:rtl/>
+            <w:cs/>
             <w:lang w:val="ar_AE" w:bidi="ar_AE"/>
           </w:rPr>
           <w:rPr>
@@ -6227,6 +7787,8 @@
       </w:hyperlink>
       <w:r>
         <w:rPr>
+          <w:rtl/>
+          <w:cs/>
           <w:lang w:val="ar_AE" w:bidi="ar_AE"/>
         </w:rPr>
         <w:t>) الذي رافق بولس في رحلته إلى رومية (</w:t>
@@ -6234,6 +7796,8 @@
       <w:hyperlink r:id="rId123">
         <w:r>
           <w:rPr>
+            <w:rtl/>
+            <w:cs/>
             <w:lang w:val="ar_AE" w:bidi="ar_AE"/>
           </w:rPr>
           <w:rPr>
@@ -6245,6 +7809,8 @@
       </w:hyperlink>
       <w:r>
         <w:rPr>
+          <w:rtl/>
+          <w:cs/>
           <w:lang w:val="ar_AE" w:bidi="ar_AE"/>
         </w:rPr>
         <w:t xml:space="preserve">). لا يشير سفر أعمال الرسل إلى أن </w:t>
@@ -6252,12 +7818,16 @@
       <w:r>
         <w:rPr>
           <w:i/>
+          <w:rtl/>
+          <w:cs/>
           <w:lang w:val="ar_AE" w:bidi="ar_AE"/>
         </w:rPr>
         <w:t>أرسترخس</w:t>
       </w:r>
       <w:r>
         <w:rPr>
+          <w:rtl/>
+          <w:cs/>
           <w:lang w:val="ar_AE" w:bidi="ar_AE"/>
         </w:rPr>
         <w:t xml:space="preserve"> كان أيضًا مسجونًا، لذا ربما كان في السجن مع بولس طوعًا، مشاركًا حبسه لتشجيعه ومساعدته في الخدمة. • مرقس، ابن أخت برنابا، كان قد ذهب مع برنابا وبولس في رحلتهم التبشيرية الأولى، لكنه تركهم قبل أن تنتهي الرحلة (</w:t>
@@ -6265,6 +7835,8 @@
       <w:hyperlink r:id="rId124">
         <w:r>
           <w:rPr>
+            <w:rtl/>
+            <w:cs/>
             <w:lang w:val="ar_AE" w:bidi="ar_AE"/>
           </w:rPr>
           <w:rPr>
@@ -6276,6 +7848,8 @@
       </w:hyperlink>
       <w:r>
         <w:rPr>
+          <w:rtl/>
+          <w:cs/>
           <w:lang w:val="ar_AE" w:bidi="ar_AE"/>
         </w:rPr>
         <w:t>). وقد أدى ذلك إلى انقسام بين بولس وبرنابا عندما كانت الرحلة الثانية على وشك البدء (</w:t>
@@ -6283,6 +7857,8 @@
       <w:hyperlink r:id="rId125">
         <w:r>
           <w:rPr>
+            <w:rtl/>
+            <w:cs/>
             <w:lang w:val="ar_AE" w:bidi="ar_AE"/>
           </w:rPr>
           <w:rPr>
@@ -6294,6 +7870,8 @@
       </w:hyperlink>
       <w:r>
         <w:rPr>
+          <w:rtl/>
+          <w:cs/>
           <w:lang w:val="ar_AE" w:bidi="ar_AE"/>
         </w:rPr>
         <w:t xml:space="preserve">). ويبدو أن بولس ومرقس قد تصالحا الآن (انظر أيضًا </w:t>
@@ -6301,6 +7879,8 @@
       <w:hyperlink r:id="rId126">
         <w:r>
           <w:rPr>
+            <w:rtl/>
+            <w:cs/>
             <w:lang w:val="ar_AE" w:bidi="ar_AE"/>
           </w:rPr>
           <w:rPr>
@@ -6312,6 +7892,8 @@
       </w:hyperlink>
       <w:r>
         <w:rPr>
+          <w:rtl/>
+          <w:cs/>
           <w:lang w:val="ar_AE" w:bidi="ar_AE"/>
         </w:rPr>
         <w:t xml:space="preserve">؛ </w:t>
@@ -6319,6 +7901,8 @@
       <w:hyperlink r:id="rId127">
         <w:r>
           <w:rPr>
+            <w:rtl/>
+            <w:cs/>
             <w:lang w:val="ar_AE" w:bidi="ar_AE"/>
           </w:rPr>
           <w:rPr>
@@ -6330,27 +7914,35 @@
       </w:hyperlink>
       <w:r>
         <w:rPr>
+          <w:rtl/>
+          <w:cs/>
           <w:lang w:val="ar_AE" w:bidi="ar_AE"/>
         </w:rPr>
         <w:t>). • الَّذِي أَخَذْتُمْ لأَجْلِهِ وَصَايَا: لا يوجد سجل آخر لهذه التوصية.</w:t>
       </w:r>
       <w:r>
         <w:rPr>
-          <w:lang w:val="ar_AE" w:bidi="ar_AE"/>
-        </w:rPr>
-      </w:r>
-      <w:r>
-        <w:rPr>
-          <w:lang w:val="ar_AE" w:bidi="ar_AE"/>
-        </w:rPr>
-      </w:r>
-    </w:p>
-    <w:p>
-      <w:pPr>
-        <w:bidi/>
-      </w:pPr>
-      <w:r>
-        <w:rPr>
+          <w:rtl/>
+          <w:cs/>
+          <w:lang w:val="ar_AE" w:bidi="ar_AE"/>
+        </w:rPr>
+      </w:r>
+      <w:r>
+        <w:rPr>
+          <w:rtl/>
+          <w:cs/>
+          <w:lang w:val="ar_AE" w:bidi="ar_AE"/>
+        </w:rPr>
+      </w:r>
+    </w:p>
+    <w:p>
+      <w:pPr>
+        <w:bidi/>
+      </w:pPr>
+      <w:r>
+        <w:rPr>
+          <w:rtl/>
+          <w:cs/>
           <w:lang w:val="ar_AE" w:bidi="ar_AE"/>
         </w:rPr>
       </w:r>
@@ -6362,27 +7954,35 @@
       </w:pPr>
       <w:r>
         <w:rPr>
+          <w:rtl/>
+          <w:cs/>
           <w:lang w:val="ar_AE" w:bidi="ar_AE"/>
         </w:rPr>
         <w:t>كولوسي 4: 10–14</w:t>
       </w:r>
       <w:r>
         <w:rPr>
-          <w:lang w:val="ar_AE" w:bidi="ar_AE"/>
-        </w:rPr>
-      </w:r>
-    </w:p>
-    <w:p>
-      <w:pPr>
-        <w:bidi/>
-      </w:pPr>
-      <w:r>
-        <w:rPr>
-          <w:lang w:val="ar_AE" w:bidi="ar_AE"/>
-        </w:rPr>
-      </w:r>
-      <w:r>
-        <w:rPr>
+          <w:rtl/>
+          <w:cs/>
+          <w:lang w:val="ar_AE" w:bidi="ar_AE"/>
+        </w:rPr>
+      </w:r>
+    </w:p>
+    <w:p>
+      <w:pPr>
+        <w:bidi/>
+      </w:pPr>
+      <w:r>
+        <w:rPr>
+          <w:rtl/>
+          <w:cs/>
+          <w:lang w:val="ar_AE" w:bidi="ar_AE"/>
+        </w:rPr>
+      </w:r>
+      <w:r>
+        <w:rPr>
+          <w:rtl/>
+          <w:cs/>
           <w:lang w:val="ar_AE" w:bidi="ar_AE"/>
         </w:rPr>
         <w:t xml:space="preserve">من بين الأشخاص الستة المذكورين، تم ذِكْر خمسة منهم أيضًا في </w:t>
@@ -6390,6 +7990,8 @@
       <w:hyperlink r:id="rId128">
         <w:r>
           <w:rPr>
+            <w:rtl/>
+            <w:cs/>
             <w:lang w:val="ar_AE" w:bidi="ar_AE"/>
           </w:rPr>
           <w:rPr>
@@ -6401,27 +8003,35 @@
       </w:hyperlink>
       <w:r>
         <w:rPr>
+          <w:rtl/>
+          <w:cs/>
           <w:lang w:val="ar_AE" w:bidi="ar_AE"/>
         </w:rPr>
         <w:t>.</w:t>
       </w:r>
       <w:r>
         <w:rPr>
-          <w:lang w:val="ar_AE" w:bidi="ar_AE"/>
-        </w:rPr>
-      </w:r>
-      <w:r>
-        <w:rPr>
-          <w:lang w:val="ar_AE" w:bidi="ar_AE"/>
-        </w:rPr>
-      </w:r>
-    </w:p>
-    <w:p>
-      <w:pPr>
-        <w:bidi/>
-      </w:pPr>
-      <w:r>
-        <w:rPr>
+          <w:rtl/>
+          <w:cs/>
+          <w:lang w:val="ar_AE" w:bidi="ar_AE"/>
+        </w:rPr>
+      </w:r>
+      <w:r>
+        <w:rPr>
+          <w:rtl/>
+          <w:cs/>
+          <w:lang w:val="ar_AE" w:bidi="ar_AE"/>
+        </w:rPr>
+      </w:r>
+    </w:p>
+    <w:p>
+      <w:pPr>
+        <w:bidi/>
+      </w:pPr>
+      <w:r>
+        <w:rPr>
+          <w:rtl/>
+          <w:cs/>
           <w:lang w:val="ar_AE" w:bidi="ar_AE"/>
         </w:rPr>
       </w:r>
@@ -6433,27 +8043,35 @@
       </w:pPr>
       <w:r>
         <w:rPr>
+          <w:rtl/>
+          <w:cs/>
           <w:lang w:val="ar_AE" w:bidi="ar_AE"/>
         </w:rPr>
         <w:t>كولوسي 4: 11</w:t>
       </w:r>
       <w:r>
         <w:rPr>
-          <w:lang w:val="ar_AE" w:bidi="ar_AE"/>
-        </w:rPr>
-      </w:r>
-    </w:p>
-    <w:p>
-      <w:pPr>
-        <w:bidi/>
-      </w:pPr>
-      <w:r>
-        <w:rPr>
-          <w:lang w:val="ar_AE" w:bidi="ar_AE"/>
-        </w:rPr>
-      </w:r>
-      <w:r>
-        <w:rPr>
+          <w:rtl/>
+          <w:cs/>
+          <w:lang w:val="ar_AE" w:bidi="ar_AE"/>
+        </w:rPr>
+      </w:r>
+    </w:p>
+    <w:p>
+      <w:pPr>
+        <w:bidi/>
+      </w:pPr>
+      <w:r>
+        <w:rPr>
+          <w:rtl/>
+          <w:cs/>
+          <w:lang w:val="ar_AE" w:bidi="ar_AE"/>
+        </w:rPr>
+      </w:r>
+      <w:r>
+        <w:rPr>
+          <w:rtl/>
+          <w:cs/>
           <w:lang w:val="ar_AE" w:bidi="ar_AE"/>
         </w:rPr>
         <w:t xml:space="preserve">وَيَسُوعُ (الْمَدْعُوُّ يُسْطُسَ) مذكور في العهد الجديد هنا فقط. وقد أُدرج اللقب </w:t>
@@ -6461,12 +8079,16 @@
       <w:r>
         <w:rPr>
           <w:i/>
+          <w:rtl/>
+          <w:cs/>
           <w:lang w:val="ar_AE" w:bidi="ar_AE"/>
         </w:rPr>
         <w:t>يسطس</w:t>
       </w:r>
       <w:r>
         <w:rPr>
+          <w:rtl/>
+          <w:cs/>
           <w:lang w:val="ar_AE" w:bidi="ar_AE"/>
         </w:rPr>
         <w:t xml:space="preserve"> لأن </w:t>
@@ -6474,12 +8096,16 @@
       <w:r>
         <w:rPr>
           <w:i/>
+          <w:rtl/>
+          <w:cs/>
           <w:lang w:val="ar_AE" w:bidi="ar_AE"/>
         </w:rPr>
         <w:t>يسوع</w:t>
       </w:r>
       <w:r>
         <w:rPr>
+          <w:rtl/>
+          <w:cs/>
           <w:lang w:val="ar_AE" w:bidi="ar_AE"/>
         </w:rPr>
         <w:t xml:space="preserve"> (الذي يعني </w:t>
@@ -6487,33 +8113,43 @@
       <w:r>
         <w:rPr>
           <w:i/>
+          <w:rtl/>
+          <w:cs/>
           <w:lang w:val="ar_AE" w:bidi="ar_AE"/>
         </w:rPr>
         <w:t>الرب يُخَلِّص</w:t>
       </w:r>
       <w:r>
         <w:rPr>
+          <w:rtl/>
+          <w:cs/>
           <w:lang w:val="ar_AE" w:bidi="ar_AE"/>
         </w:rPr>
         <w:t>) كان اسمًا شائعًا بين اليهود في القرن الأول.</w:t>
       </w:r>
       <w:r>
         <w:rPr>
-          <w:lang w:val="ar_AE" w:bidi="ar_AE"/>
-        </w:rPr>
-      </w:r>
-      <w:r>
-        <w:rPr>
-          <w:lang w:val="ar_AE" w:bidi="ar_AE"/>
-        </w:rPr>
-      </w:r>
-    </w:p>
-    <w:p>
-      <w:pPr>
-        <w:bidi/>
-      </w:pPr>
-      <w:r>
-        <w:rPr>
+          <w:rtl/>
+          <w:cs/>
+          <w:lang w:val="ar_AE" w:bidi="ar_AE"/>
+        </w:rPr>
+      </w:r>
+      <w:r>
+        <w:rPr>
+          <w:rtl/>
+          <w:cs/>
+          <w:lang w:val="ar_AE" w:bidi="ar_AE"/>
+        </w:rPr>
+      </w:r>
+    </w:p>
+    <w:p>
+      <w:pPr>
+        <w:bidi/>
+      </w:pPr>
+      <w:r>
+        <w:rPr>
+          <w:rtl/>
+          <w:cs/>
           <w:lang w:val="ar_AE" w:bidi="ar_AE"/>
         </w:rPr>
       </w:r>
@@ -6525,48 +8161,62 @@
       </w:pPr>
       <w:r>
         <w:rPr>
+          <w:rtl/>
+          <w:cs/>
           <w:lang w:val="ar_AE" w:bidi="ar_AE"/>
         </w:rPr>
         <w:t>كولوسي 4: 13</w:t>
       </w:r>
       <w:r>
         <w:rPr>
-          <w:lang w:val="ar_AE" w:bidi="ar_AE"/>
-        </w:rPr>
-      </w:r>
-    </w:p>
-    <w:p>
-      <w:pPr>
-        <w:bidi/>
-      </w:pPr>
-      <w:r>
-        <w:rPr>
-          <w:lang w:val="ar_AE" w:bidi="ar_AE"/>
-        </w:rPr>
-      </w:r>
-      <w:r>
-        <w:rPr>
+          <w:rtl/>
+          <w:cs/>
+          <w:lang w:val="ar_AE" w:bidi="ar_AE"/>
+        </w:rPr>
+      </w:r>
+    </w:p>
+    <w:p>
+      <w:pPr>
+        <w:bidi/>
+      </w:pPr>
+      <w:r>
+        <w:rPr>
+          <w:rtl/>
+          <w:cs/>
+          <w:lang w:val="ar_AE" w:bidi="ar_AE"/>
+        </w:rPr>
+      </w:r>
+      <w:r>
+        <w:rPr>
+          <w:rtl/>
+          <w:cs/>
           <w:lang w:val="ar_AE" w:bidi="ar_AE"/>
         </w:rPr>
         <w:t>كانت لاودكية وهيرابوليس المدينتين الأكثر أهمية في وادي نهر ليكوس. وحقيقة أن أبفراس صلى من أجل المؤمنين في كولوسي وفي هذه المدن القريبة تشير إلى أنه كان المبشر الأساسي في جميع المدن الثلاث.</w:t>
       </w:r>
       <w:r>
         <w:rPr>
-          <w:lang w:val="ar_AE" w:bidi="ar_AE"/>
-        </w:rPr>
-      </w:r>
-      <w:r>
-        <w:rPr>
-          <w:lang w:val="ar_AE" w:bidi="ar_AE"/>
-        </w:rPr>
-      </w:r>
-    </w:p>
-    <w:p>
-      <w:pPr>
-        <w:bidi/>
-      </w:pPr>
-      <w:r>
-        <w:rPr>
+          <w:rtl/>
+          <w:cs/>
+          <w:lang w:val="ar_AE" w:bidi="ar_AE"/>
+        </w:rPr>
+      </w:r>
+      <w:r>
+        <w:rPr>
+          <w:rtl/>
+          <w:cs/>
+          <w:lang w:val="ar_AE" w:bidi="ar_AE"/>
+        </w:rPr>
+      </w:r>
+    </w:p>
+    <w:p>
+      <w:pPr>
+        <w:bidi/>
+      </w:pPr>
+      <w:r>
+        <w:rPr>
+          <w:rtl/>
+          <w:cs/>
           <w:lang w:val="ar_AE" w:bidi="ar_AE"/>
         </w:rPr>
       </w:r>
@@ -6578,27 +8228,35 @@
       </w:pPr>
       <w:r>
         <w:rPr>
+          <w:rtl/>
+          <w:cs/>
           <w:lang w:val="ar_AE" w:bidi="ar_AE"/>
         </w:rPr>
         <w:t>كولوسي 4: 14</w:t>
       </w:r>
       <w:r>
         <w:rPr>
-          <w:lang w:val="ar_AE" w:bidi="ar_AE"/>
-        </w:rPr>
-      </w:r>
-    </w:p>
-    <w:p>
-      <w:pPr>
-        <w:bidi/>
-      </w:pPr>
-      <w:r>
-        <w:rPr>
-          <w:lang w:val="ar_AE" w:bidi="ar_AE"/>
-        </w:rPr>
-      </w:r>
-      <w:r>
-        <w:rPr>
+          <w:rtl/>
+          <w:cs/>
+          <w:lang w:val="ar_AE" w:bidi="ar_AE"/>
+        </w:rPr>
+      </w:r>
+    </w:p>
+    <w:p>
+      <w:pPr>
+        <w:bidi/>
+      </w:pPr>
+      <w:r>
+        <w:rPr>
+          <w:rtl/>
+          <w:cs/>
+          <w:lang w:val="ar_AE" w:bidi="ar_AE"/>
+        </w:rPr>
+      </w:r>
+      <w:r>
+        <w:rPr>
+          <w:rtl/>
+          <w:cs/>
           <w:lang w:val="ar_AE" w:bidi="ar_AE"/>
         </w:rPr>
         <w:t xml:space="preserve"> لُوقَا الطَّبِيبُ الْحَبِيبُ، معروف جيدًا بصفته كاتب سفر أعمال الرسل والإنجيل الذي يحمل اسمه. هذه الآية هي الدليل الوحيد على حقيقتين عن لوقا: أنه كان طبيبًا، وأنه لم يكن مؤمنًا يهوديًا (انظر </w:t>
@@ -6606,6 +8264,8 @@
       <w:hyperlink r:id="rId129">
         <w:r>
           <w:rPr>
+            <w:rtl/>
+            <w:cs/>
             <w:lang w:val="ar_AE" w:bidi="ar_AE"/>
           </w:rPr>
           <w:rPr>
@@ -6617,6 +8277,8 @@
       </w:hyperlink>
       <w:r>
         <w:rPr>
+          <w:rtl/>
+          <w:cs/>
           <w:lang w:val="ar_AE" w:bidi="ar_AE"/>
         </w:rPr>
         <w:t>). • على النقيض من الأشخاص الآخرين المذكورين في هذا المقطع، لم تُعطَ أي تفاصيل عن ديماس. ربما لم يكن بولس يعرفه جيدًا. كما أن ديماس كان قد تخلى لاحقًا عن بولس (</w:t>
@@ -6624,6 +8286,8 @@
       <w:hyperlink r:id="rId130">
         <w:r>
           <w:rPr>
+            <w:rtl/>
+            <w:cs/>
             <w:lang w:val="ar_AE" w:bidi="ar_AE"/>
           </w:rPr>
           <w:rPr>
@@ -6635,27 +8299,35 @@
       </w:hyperlink>
       <w:r>
         <w:rPr>
+          <w:rtl/>
+          <w:cs/>
           <w:lang w:val="ar_AE" w:bidi="ar_AE"/>
         </w:rPr>
         <w:t>).</w:t>
       </w:r>
       <w:r>
         <w:rPr>
-          <w:lang w:val="ar_AE" w:bidi="ar_AE"/>
-        </w:rPr>
-      </w:r>
-      <w:r>
-        <w:rPr>
-          <w:lang w:val="ar_AE" w:bidi="ar_AE"/>
-        </w:rPr>
-      </w:r>
-    </w:p>
-    <w:p>
-      <w:pPr>
-        <w:bidi/>
-      </w:pPr>
-      <w:r>
-        <w:rPr>
+          <w:rtl/>
+          <w:cs/>
+          <w:lang w:val="ar_AE" w:bidi="ar_AE"/>
+        </w:rPr>
+      </w:r>
+      <w:r>
+        <w:rPr>
+          <w:rtl/>
+          <w:cs/>
+          <w:lang w:val="ar_AE" w:bidi="ar_AE"/>
+        </w:rPr>
+      </w:r>
+    </w:p>
+    <w:p>
+      <w:pPr>
+        <w:bidi/>
+      </w:pPr>
+      <w:r>
+        <w:rPr>
+          <w:rtl/>
+          <w:cs/>
           <w:lang w:val="ar_AE" w:bidi="ar_AE"/>
         </w:rPr>
       </w:r>
@@ -6667,48 +8339,62 @@
       </w:pPr>
       <w:r>
         <w:rPr>
+          <w:rtl/>
+          <w:cs/>
           <w:lang w:val="ar_AE" w:bidi="ar_AE"/>
         </w:rPr>
         <w:t>كولوسي 4: 15</w:t>
       </w:r>
       <w:r>
         <w:rPr>
-          <w:lang w:val="ar_AE" w:bidi="ar_AE"/>
-        </w:rPr>
-      </w:r>
-    </w:p>
-    <w:p>
-      <w:pPr>
-        <w:bidi/>
-      </w:pPr>
-      <w:r>
-        <w:rPr>
-          <w:lang w:val="ar_AE" w:bidi="ar_AE"/>
-        </w:rPr>
-      </w:r>
-      <w:r>
-        <w:rPr>
+          <w:rtl/>
+          <w:cs/>
+          <w:lang w:val="ar_AE" w:bidi="ar_AE"/>
+        </w:rPr>
+      </w:r>
+    </w:p>
+    <w:p>
+      <w:pPr>
+        <w:bidi/>
+      </w:pPr>
+      <w:r>
+        <w:rPr>
+          <w:rtl/>
+          <w:cs/>
+          <w:lang w:val="ar_AE" w:bidi="ar_AE"/>
+        </w:rPr>
+      </w:r>
+      <w:r>
+        <w:rPr>
+          <w:rtl/>
+          <w:cs/>
           <w:lang w:val="ar_AE" w:bidi="ar_AE"/>
         </w:rPr>
         <w:t>نِمْفَاسَ وَعَلَى الْكَنِيسَةِ الَّتِي فِي بَيْتِهِ: في القرنين الأولين من تاريخ الكنيسة المسيحية، كان جميع المؤمنين تقريبًا يجتمعون للعبادة في المنازل الخاصة. ولا يُعرف شيء آخر عن نمفاس.</w:t>
       </w:r>
       <w:r>
         <w:rPr>
-          <w:lang w:val="ar_AE" w:bidi="ar_AE"/>
-        </w:rPr>
-      </w:r>
-      <w:r>
-        <w:rPr>
-          <w:lang w:val="ar_AE" w:bidi="ar_AE"/>
-        </w:rPr>
-      </w:r>
-    </w:p>
-    <w:p>
-      <w:pPr>
-        <w:bidi/>
-      </w:pPr>
-      <w:r>
-        <w:rPr>
+          <w:rtl/>
+          <w:cs/>
+          <w:lang w:val="ar_AE" w:bidi="ar_AE"/>
+        </w:rPr>
+      </w:r>
+      <w:r>
+        <w:rPr>
+          <w:rtl/>
+          <w:cs/>
+          <w:lang w:val="ar_AE" w:bidi="ar_AE"/>
+        </w:rPr>
+      </w:r>
+    </w:p>
+    <w:p>
+      <w:pPr>
+        <w:bidi/>
+      </w:pPr>
+      <w:r>
+        <w:rPr>
+          <w:rtl/>
+          <w:cs/>
           <w:lang w:val="ar_AE" w:bidi="ar_AE"/>
         </w:rPr>
       </w:r>
@@ -6720,48 +8406,62 @@
       </w:pPr>
       <w:r>
         <w:rPr>
+          <w:rtl/>
+          <w:cs/>
           <w:lang w:val="ar_AE" w:bidi="ar_AE"/>
         </w:rPr>
         <w:t>كولوسي 4: 16</w:t>
       </w:r>
       <w:r>
         <w:rPr>
-          <w:lang w:val="ar_AE" w:bidi="ar_AE"/>
-        </w:rPr>
-      </w:r>
-    </w:p>
-    <w:p>
-      <w:pPr>
-        <w:bidi/>
-      </w:pPr>
-      <w:r>
-        <w:rPr>
-          <w:lang w:val="ar_AE" w:bidi="ar_AE"/>
-        </w:rPr>
-      </w:r>
-      <w:r>
-        <w:rPr>
+          <w:rtl/>
+          <w:cs/>
+          <w:lang w:val="ar_AE" w:bidi="ar_AE"/>
+        </w:rPr>
+      </w:r>
+    </w:p>
+    <w:p>
+      <w:pPr>
+        <w:bidi/>
+      </w:pPr>
+      <w:r>
+        <w:rPr>
+          <w:rtl/>
+          <w:cs/>
+          <w:lang w:val="ar_AE" w:bidi="ar_AE"/>
+        </w:rPr>
+      </w:r>
+      <w:r>
+        <w:rPr>
+          <w:rtl/>
+          <w:cs/>
           <w:lang w:val="ar_AE" w:bidi="ar_AE"/>
         </w:rPr>
         <w:t>وَمَتَى قُرِئَتْ عِنْدَكُمْ هذِهِ الرِّسَالَةُ: لقد جرت محاولات متعددة عبر السنين لتحديد الرسالة إلى اللاودكيين كرسالة أو جزء من رسالة في العهد الجديد، ولكن من المرجح أن رسالة بولس إلى كنيسة اللاودكيين قد فُقدت.</w:t>
       </w:r>
       <w:r>
         <w:rPr>
-          <w:lang w:val="ar_AE" w:bidi="ar_AE"/>
-        </w:rPr>
-      </w:r>
-      <w:r>
-        <w:rPr>
-          <w:lang w:val="ar_AE" w:bidi="ar_AE"/>
-        </w:rPr>
-      </w:r>
-    </w:p>
-    <w:p>
-      <w:pPr>
-        <w:bidi/>
-      </w:pPr>
-      <w:r>
-        <w:rPr>
+          <w:rtl/>
+          <w:cs/>
+          <w:lang w:val="ar_AE" w:bidi="ar_AE"/>
+        </w:rPr>
+      </w:r>
+      <w:r>
+        <w:rPr>
+          <w:rtl/>
+          <w:cs/>
+          <w:lang w:val="ar_AE" w:bidi="ar_AE"/>
+        </w:rPr>
+      </w:r>
+    </w:p>
+    <w:p>
+      <w:pPr>
+        <w:bidi/>
+      </w:pPr>
+      <w:r>
+        <w:rPr>
+          <w:rtl/>
+          <w:cs/>
           <w:lang w:val="ar_AE" w:bidi="ar_AE"/>
         </w:rPr>
       </w:r>
@@ -6773,27 +8473,35 @@
       </w:pPr>
       <w:r>
         <w:rPr>
+          <w:rtl/>
+          <w:cs/>
           <w:lang w:val="ar_AE" w:bidi="ar_AE"/>
         </w:rPr>
         <w:t>كولوسي 4: 17</w:t>
       </w:r>
       <w:r>
         <w:rPr>
-          <w:lang w:val="ar_AE" w:bidi="ar_AE"/>
-        </w:rPr>
-      </w:r>
-    </w:p>
-    <w:p>
-      <w:pPr>
-        <w:bidi/>
-      </w:pPr>
-      <w:r>
-        <w:rPr>
-          <w:lang w:val="ar_AE" w:bidi="ar_AE"/>
-        </w:rPr>
-      </w:r>
-      <w:r>
-        <w:rPr>
+          <w:rtl/>
+          <w:cs/>
+          <w:lang w:val="ar_AE" w:bidi="ar_AE"/>
+        </w:rPr>
+      </w:r>
+    </w:p>
+    <w:p>
+      <w:pPr>
+        <w:bidi/>
+      </w:pPr>
+      <w:r>
+        <w:rPr>
+          <w:rtl/>
+          <w:cs/>
+          <w:lang w:val="ar_AE" w:bidi="ar_AE"/>
+        </w:rPr>
+      </w:r>
+      <w:r>
+        <w:rPr>
+          <w:rtl/>
+          <w:cs/>
           <w:lang w:val="ar_AE" w:bidi="ar_AE"/>
         </w:rPr>
         <w:t xml:space="preserve">أَرْخِبُّسَ: انظر أيضًا </w:t>
@@ -6801,6 +8509,8 @@
       <w:hyperlink r:id="rId131">
         <w:r>
           <w:rPr>
+            <w:rtl/>
+            <w:cs/>
             <w:lang w:val="ar_AE" w:bidi="ar_AE"/>
           </w:rPr>
           <w:rPr>
@@ -6812,27 +8522,35 @@
       </w:hyperlink>
       <w:r>
         <w:rPr>
+          <w:rtl/>
+          <w:cs/>
           <w:lang w:val="ar_AE" w:bidi="ar_AE"/>
         </w:rPr>
         <w:t>. لا توجد لدينا وسيلة لمعرفة المزيد عن الخدمة التي وهبها الرب له.</w:t>
       </w:r>
       <w:r>
         <w:rPr>
-          <w:lang w:val="ar_AE" w:bidi="ar_AE"/>
-        </w:rPr>
-      </w:r>
-      <w:r>
-        <w:rPr>
-          <w:lang w:val="ar_AE" w:bidi="ar_AE"/>
-        </w:rPr>
-      </w:r>
-    </w:p>
-    <w:p>
-      <w:pPr>
-        <w:bidi/>
-      </w:pPr>
-      <w:r>
-        <w:rPr>
+          <w:rtl/>
+          <w:cs/>
+          <w:lang w:val="ar_AE" w:bidi="ar_AE"/>
+        </w:rPr>
+      </w:r>
+      <w:r>
+        <w:rPr>
+          <w:rtl/>
+          <w:cs/>
+          <w:lang w:val="ar_AE" w:bidi="ar_AE"/>
+        </w:rPr>
+      </w:r>
+    </w:p>
+    <w:p>
+      <w:pPr>
+        <w:bidi/>
+      </w:pPr>
+      <w:r>
+        <w:rPr>
+          <w:rtl/>
+          <w:cs/>
           <w:lang w:val="ar_AE" w:bidi="ar_AE"/>
         </w:rPr>
       </w:r>
@@ -6844,27 +8562,35 @@
       </w:pPr>
       <w:r>
         <w:rPr>
+          <w:rtl/>
+          <w:cs/>
           <w:lang w:val="ar_AE" w:bidi="ar_AE"/>
         </w:rPr>
         <w:t>كولوسي 4: 18</w:t>
       </w:r>
       <w:r>
         <w:rPr>
-          <w:lang w:val="ar_AE" w:bidi="ar_AE"/>
-        </w:rPr>
-      </w:r>
-    </w:p>
-    <w:p>
-      <w:pPr>
-        <w:bidi/>
-      </w:pPr>
-      <w:r>
-        <w:rPr>
-          <w:lang w:val="ar_AE" w:bidi="ar_AE"/>
-        </w:rPr>
-      </w:r>
-      <w:r>
-        <w:rPr>
+          <w:rtl/>
+          <w:cs/>
+          <w:lang w:val="ar_AE" w:bidi="ar_AE"/>
+        </w:rPr>
+      </w:r>
+    </w:p>
+    <w:p>
+      <w:pPr>
+        <w:bidi/>
+      </w:pPr>
+      <w:r>
+        <w:rPr>
+          <w:rtl/>
+          <w:cs/>
+          <w:lang w:val="ar_AE" w:bidi="ar_AE"/>
+        </w:rPr>
+      </w:r>
+      <w:r>
+        <w:rPr>
+          <w:rtl/>
+          <w:cs/>
           <w:lang w:val="ar_AE" w:bidi="ar_AE"/>
         </w:rPr>
         <w:t>اَلسَّلاَمُ بِيَدِي أَنَا بُولُسَ: مثل معظم الرسائل القديمة، من المرجح أن بولس أملى رسالة كولوسي على كاتب، أو ناسخ (</w:t>
@@ -6872,12 +8598,16 @@
       <w:r>
         <w:rPr>
           <w:i/>
+          <w:rtl/>
+          <w:cs/>
           <w:lang w:val="ar_AE" w:bidi="ar_AE"/>
         </w:rPr>
         <w:t>سكرتير)،</w:t>
       </w:r>
       <w:r>
         <w:rPr>
+          <w:rtl/>
+          <w:cs/>
           <w:lang w:val="ar_AE" w:bidi="ar_AE"/>
         </w:rPr>
         <w:t xml:space="preserve"> وهو شخص كان قد تدرب على الكتابة بشكل أنيق ومختصر. ولكن كوسيلة لتوثيق الرسالة، أضاف بولس تحيته بخط يده في النهاية (انظر تعليق بولس في </w:t>
@@ -6885,6 +8615,8 @@
       <w:hyperlink r:id="rId132">
         <w:r>
           <w:rPr>
+            <w:rtl/>
+            <w:cs/>
             <w:lang w:val="ar_AE" w:bidi="ar_AE"/>
           </w:rPr>
           <w:rPr>
@@ -6896,17 +8628,23 @@
       </w:hyperlink>
       <w:r>
         <w:rPr>
+          <w:rtl/>
+          <w:cs/>
           <w:lang w:val="ar_AE" w:bidi="ar_AE"/>
         </w:rPr>
         <w:t>).</w:t>
       </w:r>
       <w:r>
         <w:rPr>
-          <w:lang w:val="ar_AE" w:bidi="ar_AE"/>
-        </w:rPr>
-      </w:r>
-      <w:r>
-        <w:rPr>
+          <w:rtl/>
+          <w:cs/>
+          <w:lang w:val="ar_AE" w:bidi="ar_AE"/>
+        </w:rPr>
+      </w:r>
+      <w:r>
+        <w:rPr>
+          <w:rtl/>
+          <w:cs/>
           <w:lang w:val="ar_AE" w:bidi="ar_AE"/>
         </w:rPr>
       </w:r>

--- a/arb/docx/51.content.docx
+++ b/arb/docx/51.content.docx
@@ -605,20 +605,14 @@
         </w:rPr>
         <w:t>. فهم مُخصصون ومُفرزون من قِبَل الله باعتبارهم شعبه المُقَدَّس (</w:t>
       </w:r>
-      <w:hyperlink r:id="rId13">
-        <w:r>
-          <w:rPr>
-            <w:rtl/>
-            <w:cs/>
-            <w:lang w:val="ar_AE" w:bidi="ar_AE"/>
-          </w:rPr>
-          <w:rPr>
-            <w:color w:val="0000EE"/>
-            <w:u w:val="single"/>
-          </w:rPr>
-          <w:t>3:12</w:t>
-        </w:r>
-      </w:hyperlink>
+      <w:r>
+        <w:rPr>
+          <w:rtl/>
+          <w:cs/>
+          <w:lang w:val="ar_AE" w:bidi="ar_AE"/>
+        </w:rPr>
+        <w:t>3:12</w:t>
+      </w:r>
       <w:r>
         <w:rPr>
           <w:rtl/>
@@ -694,20 +688,14 @@
         </w:rPr>
         <w:t>إن الرجاء الثابت للمؤمنين من أهل كولوسي يوفر لهم أساسًا آمنًا لإيمانهم ومحبتهم (</w:t>
       </w:r>
-      <w:hyperlink r:id="rId14">
-        <w:r>
-          <w:rPr>
-            <w:rtl/>
-            <w:cs/>
-            <w:lang w:val="ar_AE" w:bidi="ar_AE"/>
-          </w:rPr>
-          <w:rPr>
-            <w:color w:val="0000EE"/>
-            <w:u w:val="single"/>
-          </w:rPr>
-          <w:t>1:4</w:t>
-        </w:r>
-      </w:hyperlink>
+      <w:r>
+        <w:rPr>
+          <w:rtl/>
+          <w:cs/>
+          <w:lang w:val="ar_AE" w:bidi="ar_AE"/>
+        </w:rPr>
+        <w:t>1:4</w:t>
+      </w:r>
       <w:r>
         <w:rPr>
           <w:rtl/>
@@ -783,20 +771,14 @@
         </w:rPr>
         <w:t xml:space="preserve">وهو مُثمر في كل مكان من خلال تغيير الحياة: الأخبار السارة فعّالة في تغيير الحياة وتحقيق النمو الروحي (قارن </w:t>
       </w:r>
-      <w:hyperlink r:id="rId15">
-        <w:r>
-          <w:rPr>
-            <w:rtl/>
-            <w:cs/>
-            <w:lang w:val="ar_AE" w:bidi="ar_AE"/>
-          </w:rPr>
-          <w:rPr>
-            <w:color w:val="0000EE"/>
-            <w:u w:val="single"/>
-          </w:rPr>
-          <w:t>1:10</w:t>
-        </w:r>
-      </w:hyperlink>
+      <w:r>
+        <w:rPr>
+          <w:rtl/>
+          <w:cs/>
+          <w:lang w:val="ar_AE" w:bidi="ar_AE"/>
+        </w:rPr>
+        <w:t>1:10</w:t>
+      </w:r>
       <w:r>
         <w:rPr>
           <w:rtl/>
@@ -872,20 +854,14 @@
         </w:rPr>
         <w:t xml:space="preserve">من المرجح أن أبفراس (انظر أيضًا </w:t>
       </w:r>
-      <w:hyperlink r:id="rId16">
-        <w:r>
-          <w:rPr>
-            <w:rtl/>
-            <w:cs/>
-            <w:lang w:val="ar_AE" w:bidi="ar_AE"/>
-          </w:rPr>
-          <w:rPr>
-            <w:color w:val="0000EE"/>
-            <w:u w:val="single"/>
-          </w:rPr>
-          <w:t>4:12–13</w:t>
-        </w:r>
-      </w:hyperlink>
+      <w:r>
+        <w:rPr>
+          <w:rtl/>
+          <w:cs/>
+          <w:lang w:val="ar_AE" w:bidi="ar_AE"/>
+        </w:rPr>
+        <w:t>4:12–13</w:t>
+      </w:r>
       <w:r>
         <w:rPr>
           <w:rtl/>
@@ -894,20 +870,14 @@
         </w:rPr>
         <w:t xml:space="preserve">; </w:t>
       </w:r>
-      <w:hyperlink r:id="rId17">
-        <w:r>
-          <w:rPr>
-            <w:rtl/>
-            <w:cs/>
-            <w:lang w:val="ar_AE" w:bidi="ar_AE"/>
-          </w:rPr>
-          <w:rPr>
-            <w:color w:val="0000EE"/>
-            <w:u w:val="single"/>
-          </w:rPr>
-          <w:t>فليمون 1:23</w:t>
-        </w:r>
-      </w:hyperlink>
+      <w:r>
+        <w:rPr>
+          <w:rtl/>
+          <w:cs/>
+          <w:lang w:val="ar_AE" w:bidi="ar_AE"/>
+        </w:rPr>
+        <w:t>فليمون 1:23</w:t>
+      </w:r>
       <w:r>
         <w:rPr>
           <w:rtl/>
@@ -916,20 +886,14 @@
         </w:rPr>
         <w:t xml:space="preserve">) قد أهتدي وآمن عندما كان بولس يخدم في أفسس (انظر </w:t>
       </w:r>
-      <w:hyperlink r:id="rId18">
-        <w:r>
-          <w:rPr>
-            <w:rtl/>
-            <w:cs/>
-            <w:lang w:val="ar_AE" w:bidi="ar_AE"/>
-          </w:rPr>
-          <w:rPr>
-            <w:color w:val="0000EE"/>
-            <w:u w:val="single"/>
-          </w:rPr>
-          <w:t>أعمال الرسل 19:10</w:t>
-        </w:r>
-      </w:hyperlink>
+      <w:r>
+        <w:rPr>
+          <w:rtl/>
+          <w:cs/>
+          <w:lang w:val="ar_AE" w:bidi="ar_AE"/>
+        </w:rPr>
+        <w:t>أعمال الرسل 19:10</w:t>
+      </w:r>
       <w:r>
         <w:rPr>
           <w:rtl/>
@@ -1005,20 +969,14 @@
         </w:rPr>
         <w:t>يصلي بولس أن يمنح الله قراءه فهمًا أعمق للأخبار السارة وتطبيقها الكامل في حياتهم. يؤدي النمو الروحي إلى فهم أوضح وأعمق للحق المسيحي والسلوك كما يحق للرب، ومن خلاله سيكتسب المؤمن القدرة على التحمل والصبر للوقوف بثبات ضد الشر (</w:t>
       </w:r>
-      <w:hyperlink r:id="rId19">
-        <w:r>
-          <w:rPr>
-            <w:rtl/>
-            <w:cs/>
-            <w:lang w:val="ar_AE" w:bidi="ar_AE"/>
-          </w:rPr>
-          <w:rPr>
-            <w:color w:val="0000EE"/>
-            <w:u w:val="single"/>
-          </w:rPr>
-          <w:t>1:11</w:t>
-        </w:r>
-      </w:hyperlink>
+      <w:r>
+        <w:rPr>
+          <w:rtl/>
+          <w:cs/>
+          <w:lang w:val="ar_AE" w:bidi="ar_AE"/>
+        </w:rPr>
+        <w:t>1:11</w:t>
+      </w:r>
       <w:r>
         <w:rPr>
           <w:rtl/>
@@ -1094,20 +1052,14 @@
         </w:rPr>
         <w:t xml:space="preserve">شَاكِرِينَ الآبَ دائمًا: الامتنان الصادق لله من أجل الخلاص هو ترياق قوي ضد إغراء التعليم الزائف (انظر أيضًا </w:t>
       </w:r>
-      <w:hyperlink r:id="rId20">
-        <w:r>
-          <w:rPr>
-            <w:rtl/>
-            <w:cs/>
-            <w:lang w:val="ar_AE" w:bidi="ar_AE"/>
-          </w:rPr>
-          <w:rPr>
-            <w:color w:val="0000EE"/>
-            <w:u w:val="single"/>
-          </w:rPr>
-          <w:t>2:7</w:t>
-        </w:r>
-      </w:hyperlink>
+      <w:r>
+        <w:rPr>
+          <w:rtl/>
+          <w:cs/>
+          <w:lang w:val="ar_AE" w:bidi="ar_AE"/>
+        </w:rPr>
+        <w:t>2:7</w:t>
+      </w:r>
       <w:r>
         <w:rPr>
           <w:rtl/>
@@ -1116,20 +1068,14 @@
         </w:rPr>
         <w:t xml:space="preserve">; </w:t>
       </w:r>
-      <w:hyperlink r:id="rId21">
-        <w:r>
-          <w:rPr>
-            <w:rtl/>
-            <w:cs/>
-            <w:lang w:val="ar_AE" w:bidi="ar_AE"/>
-          </w:rPr>
-          <w:rPr>
-            <w:color w:val="0000EE"/>
-            <w:u w:val="single"/>
-          </w:rPr>
-          <w:t>3:17</w:t>
-        </w:r>
-      </w:hyperlink>
+      <w:r>
+        <w:rPr>
+          <w:rtl/>
+          <w:cs/>
+          <w:lang w:val="ar_AE" w:bidi="ar_AE"/>
+        </w:rPr>
+        <w:t>3:17</w:t>
+      </w:r>
       <w:r>
         <w:rPr>
           <w:rtl/>
@@ -1138,20 +1084,14 @@
         </w:rPr>
         <w:t xml:space="preserve">; </w:t>
       </w:r>
-      <w:hyperlink r:id="rId22">
-        <w:r>
-          <w:rPr>
-            <w:rtl/>
-            <w:cs/>
-            <w:lang w:val="ar_AE" w:bidi="ar_AE"/>
-          </w:rPr>
-          <w:rPr>
-            <w:color w:val="0000EE"/>
-            <w:u w:val="single"/>
-          </w:rPr>
-          <w:t>4:2</w:t>
-        </w:r>
-      </w:hyperlink>
+      <w:r>
+        <w:rPr>
+          <w:rtl/>
+          <w:cs/>
+          <w:lang w:val="ar_AE" w:bidi="ar_AE"/>
+        </w:rPr>
+        <w:t>4:2</w:t>
+      </w:r>
       <w:r>
         <w:rPr>
           <w:rtl/>
@@ -1160,20 +1100,14 @@
         </w:rPr>
         <w:t xml:space="preserve">). • الميراث هو ما وعد الله به شعبه (على سبيل المثال، انظر </w:t>
       </w:r>
-      <w:hyperlink r:id="rId23">
-        <w:r>
-          <w:rPr>
-            <w:rtl/>
-            <w:cs/>
-            <w:lang w:val="ar_AE" w:bidi="ar_AE"/>
-          </w:rPr>
-          <w:rPr>
-            <w:color w:val="0000EE"/>
-            <w:u w:val="single"/>
-          </w:rPr>
-          <w:t>تثنية 3:28</w:t>
-        </w:r>
-      </w:hyperlink>
+      <w:r>
+        <w:rPr>
+          <w:rtl/>
+          <w:cs/>
+          <w:lang w:val="ar_AE" w:bidi="ar_AE"/>
+        </w:rPr>
+        <w:t>تثنية 3:28</w:t>
+      </w:r>
       <w:r>
         <w:rPr>
           <w:rtl/>
@@ -1182,20 +1116,14 @@
         </w:rPr>
         <w:t xml:space="preserve">; </w:t>
       </w:r>
-      <w:hyperlink r:id="rId24">
-        <w:r>
-          <w:rPr>
-            <w:rtl/>
-            <w:cs/>
-            <w:lang w:val="ar_AE" w:bidi="ar_AE"/>
-          </w:rPr>
-          <w:rPr>
-            <w:color w:val="0000EE"/>
-            <w:u w:val="single"/>
-          </w:rPr>
-          <w:t>مزمور 33:12</w:t>
-        </w:r>
-      </w:hyperlink>
+      <w:r>
+        <w:rPr>
+          <w:rtl/>
+          <w:cs/>
+          <w:lang w:val="ar_AE" w:bidi="ar_AE"/>
+        </w:rPr>
+        <w:t>مزمور 33:12</w:t>
+      </w:r>
       <w:r>
         <w:rPr>
           <w:rtl/>
@@ -1204,20 +1132,14 @@
         </w:rPr>
         <w:t xml:space="preserve">; </w:t>
       </w:r>
-      <w:hyperlink r:id="rId25">
-        <w:r>
-          <w:rPr>
-            <w:rtl/>
-            <w:cs/>
-            <w:lang w:val="ar_AE" w:bidi="ar_AE"/>
-          </w:rPr>
-          <w:rPr>
-            <w:color w:val="0000EE"/>
-            <w:u w:val="single"/>
-          </w:rPr>
-          <w:t>حزقيال 44:28</w:t>
-        </w:r>
-      </w:hyperlink>
+      <w:r>
+        <w:rPr>
+          <w:rtl/>
+          <w:cs/>
+          <w:lang w:val="ar_AE" w:bidi="ar_AE"/>
+        </w:rPr>
+        <w:t>حزقيال 44:28</w:t>
+      </w:r>
       <w:r>
         <w:rPr>
           <w:rtl/>
@@ -1243,20 +1165,14 @@
         </w:rPr>
         <w:t xml:space="preserve"> الخلاص والتحرير النهائي (انظر أيضًا </w:t>
       </w:r>
-      <w:hyperlink r:id="rId26">
-        <w:r>
-          <w:rPr>
-            <w:rtl/>
-            <w:cs/>
-            <w:lang w:val="ar_AE" w:bidi="ar_AE"/>
-          </w:rPr>
-          <w:rPr>
-            <w:color w:val="0000EE"/>
-            <w:u w:val="single"/>
-          </w:rPr>
-          <w:t>أفسس 1:11</w:t>
-        </w:r>
-      </w:hyperlink>
+      <w:r>
+        <w:rPr>
+          <w:rtl/>
+          <w:cs/>
+          <w:lang w:val="ar_AE" w:bidi="ar_AE"/>
+        </w:rPr>
+        <w:t>أفسس 1:11</w:t>
+      </w:r>
       <w:r>
         <w:rPr>
           <w:rtl/>
@@ -1265,20 +1181,14 @@
         </w:rPr>
         <w:t xml:space="preserve">; </w:t>
       </w:r>
-      <w:hyperlink r:id="rId27">
-        <w:r>
-          <w:rPr>
-            <w:rtl/>
-            <w:cs/>
-            <w:lang w:val="ar_AE" w:bidi="ar_AE"/>
-          </w:rPr>
-          <w:rPr>
-            <w:color w:val="0000EE"/>
-            <w:u w:val="single"/>
-          </w:rPr>
-          <w:t>تيطس 3:7</w:t>
-        </w:r>
-      </w:hyperlink>
+      <w:r>
+        <w:rPr>
+          <w:rtl/>
+          <w:cs/>
+          <w:lang w:val="ar_AE" w:bidi="ar_AE"/>
+        </w:rPr>
+        <w:t>تيطس 3:7</w:t>
+      </w:r>
       <w:r>
         <w:rPr>
           <w:rtl/>
@@ -1287,20 +1197,14 @@
         </w:rPr>
         <w:t xml:space="preserve">; </w:t>
       </w:r>
-      <w:hyperlink r:id="rId28">
-        <w:r>
-          <w:rPr>
-            <w:rtl/>
-            <w:cs/>
-            <w:lang w:val="ar_AE" w:bidi="ar_AE"/>
-          </w:rPr>
-          <w:rPr>
-            <w:color w:val="0000EE"/>
-            <w:u w:val="single"/>
-          </w:rPr>
-          <w:t>عبرانيين 9:15</w:t>
-        </w:r>
-      </w:hyperlink>
+      <w:r>
+        <w:rPr>
+          <w:rtl/>
+          <w:cs/>
+          <w:lang w:val="ar_AE" w:bidi="ar_AE"/>
+        </w:rPr>
+        <w:t>عبرانيين 9:15</w:t>
+      </w:r>
       <w:r>
         <w:rPr>
           <w:rtl/>
@@ -1405,20 +1309,14 @@
         </w:rPr>
         <w:t xml:space="preserve"> "صورة" أو "تمثيل". وهي تصف البشر بأنهم مخلوقون على صورة الله (</w:t>
       </w:r>
-      <w:hyperlink r:id="rId29">
-        <w:r>
-          <w:rPr>
-            <w:rtl/>
-            <w:cs/>
-            <w:lang w:val="ar_AE" w:bidi="ar_AE"/>
-          </w:rPr>
-          <w:rPr>
-            <w:color w:val="0000EE"/>
-            <w:u w:val="single"/>
-          </w:rPr>
-          <w:t>تكوين 1:26–27</w:t>
-        </w:r>
-      </w:hyperlink>
+      <w:r>
+        <w:rPr>
+          <w:rtl/>
+          <w:cs/>
+          <w:lang w:val="ar_AE" w:bidi="ar_AE"/>
+        </w:rPr>
+        <w:t>تكوين 1:26–27</w:t>
+      </w:r>
       <w:r>
         <w:rPr>
           <w:rtl/>
@@ -1427,20 +1325,14 @@
         </w:rPr>
         <w:t xml:space="preserve">). كما تشير إلى شخصية الحكمة في الكتابات اليهودية (انظر حكمة سليمان 7:25–26). كما يصف كُتَّاب العهد الجديد المسيح بأنه "حكمة الله" لتوضيح أهميته (قارن </w:t>
       </w:r>
-      <w:hyperlink r:id="rId30">
-        <w:r>
-          <w:rPr>
-            <w:rtl/>
-            <w:cs/>
-            <w:lang w:val="ar_AE" w:bidi="ar_AE"/>
-          </w:rPr>
-          <w:rPr>
-            <w:color w:val="0000EE"/>
-            <w:u w:val="single"/>
-          </w:rPr>
-          <w:t>1 كورنثوس 1:24</w:t>
-        </w:r>
-      </w:hyperlink>
+      <w:r>
+        <w:rPr>
+          <w:rtl/>
+          <w:cs/>
+          <w:lang w:val="ar_AE" w:bidi="ar_AE"/>
+        </w:rPr>
+        <w:t>1 كورنثوس 1:24</w:t>
+      </w:r>
       <w:r>
         <w:rPr>
           <w:rtl/>
@@ -1449,20 +1341,14 @@
         </w:rPr>
         <w:t xml:space="preserve">, </w:t>
       </w:r>
-      <w:hyperlink r:id="rId31">
-        <w:r>
-          <w:rPr>
-            <w:rtl/>
-            <w:cs/>
-            <w:lang w:val="ar_AE" w:bidi="ar_AE"/>
-          </w:rPr>
-          <w:rPr>
-            <w:color w:val="0000EE"/>
-            <w:u w:val="single"/>
-          </w:rPr>
-          <w:t>30</w:t>
-        </w:r>
-      </w:hyperlink>
+      <w:r>
+        <w:rPr>
+          <w:rtl/>
+          <w:cs/>
+          <w:lang w:val="ar_AE" w:bidi="ar_AE"/>
+        </w:rPr>
+        <w:t>30</w:t>
+      </w:r>
       <w:r>
         <w:rPr>
           <w:rtl/>
@@ -1520,20 +1406,14 @@
         </w:rPr>
         <w:t xml:space="preserve"> لا يعني أن الله خلقه. وهو لقب من العهد القديم، يُظهر التفوق في الرتبة والأولوية في الزمن (انظر، على سبيل المثال، </w:t>
       </w:r>
-      <w:hyperlink r:id="rId32">
-        <w:r>
-          <w:rPr>
-            <w:rtl/>
-            <w:cs/>
-            <w:lang w:val="ar_AE" w:bidi="ar_AE"/>
-          </w:rPr>
-          <w:rPr>
-            <w:color w:val="0000EE"/>
-            <w:u w:val="single"/>
-          </w:rPr>
-          <w:t>مزمور 89:27</w:t>
-        </w:r>
-      </w:hyperlink>
+      <w:r>
+        <w:rPr>
+          <w:rtl/>
+          <w:cs/>
+          <w:lang w:val="ar_AE" w:bidi="ar_AE"/>
+        </w:rPr>
+        <w:t>مزمور 89:27</w:t>
+      </w:r>
       <w:r>
         <w:rPr>
           <w:rtl/>
@@ -1609,20 +1489,14 @@
         </w:rPr>
         <w:t>يشير بولس إلى يسوع باعتباره الخالق الأسمى (</w:t>
       </w:r>
-      <w:hyperlink r:id="rId33">
-        <w:r>
-          <w:rPr>
-            <w:rtl/>
-            <w:cs/>
-            <w:lang w:val="ar_AE" w:bidi="ar_AE"/>
-          </w:rPr>
-          <w:rPr>
-            <w:color w:val="0000EE"/>
-            <w:u w:val="single"/>
-          </w:rPr>
-          <w:t>1:15–17</w:t>
-        </w:r>
-      </w:hyperlink>
+      <w:r>
+        <w:rPr>
+          <w:rtl/>
+          <w:cs/>
+          <w:lang w:val="ar_AE" w:bidi="ar_AE"/>
+        </w:rPr>
+        <w:t>1:15–17</w:t>
+      </w:r>
       <w:r>
         <w:rPr>
           <w:rtl/>
@@ -1631,20 +1505,14 @@
         </w:rPr>
         <w:t>) والفادي (</w:t>
       </w:r>
-      <w:hyperlink r:id="rId34">
-        <w:r>
-          <w:rPr>
-            <w:rtl/>
-            <w:cs/>
-            <w:lang w:val="ar_AE" w:bidi="ar_AE"/>
-          </w:rPr>
-          <w:rPr>
-            <w:color w:val="0000EE"/>
-            <w:u w:val="single"/>
-          </w:rPr>
-          <w:t>1:18–20</w:t>
-        </w:r>
-      </w:hyperlink>
+      <w:r>
+        <w:rPr>
+          <w:rtl/>
+          <w:cs/>
+          <w:lang w:val="ar_AE" w:bidi="ar_AE"/>
+        </w:rPr>
+        <w:t>1:18–20</w:t>
+      </w:r>
       <w:r>
         <w:rPr>
           <w:rtl/>
@@ -1720,20 +1588,14 @@
         </w:rPr>
         <w:t xml:space="preserve">تشير العروش والسيادات والرياسات والسلاطين في العالم غير المرئي إلى قوى روحية متنوعة. ويؤكد هذا السطر على سيادة المسيح على هذه الكائنات التي كانت تحظى باهتمام كبير من المُعَلِّمين الكذبة (انظر </w:t>
       </w:r>
-      <w:hyperlink r:id="rId35">
-        <w:r>
-          <w:rPr>
-            <w:rtl/>
-            <w:cs/>
-            <w:lang w:val="ar_AE" w:bidi="ar_AE"/>
-          </w:rPr>
-          <w:rPr>
-            <w:color w:val="0000EE"/>
-            <w:u w:val="single"/>
-          </w:rPr>
-          <w:t>2:18</w:t>
-        </w:r>
-      </w:hyperlink>
+      <w:r>
+        <w:rPr>
+          <w:rtl/>
+          <w:cs/>
+          <w:lang w:val="ar_AE" w:bidi="ar_AE"/>
+        </w:rPr>
+        <w:t>2:18</w:t>
+      </w:r>
       <w:r>
         <w:rPr>
           <w:rtl/>
@@ -1843,20 +1705,14 @@
         </w:rPr>
         <w:t xml:space="preserve"> عندما يستخدمها بولس كاستعارة (انظر أيضًا </w:t>
       </w:r>
-      <w:hyperlink r:id="rId36">
-        <w:r>
-          <w:rPr>
-            <w:rtl/>
-            <w:cs/>
-            <w:lang w:val="ar_AE" w:bidi="ar_AE"/>
-          </w:rPr>
-          <w:rPr>
-            <w:color w:val="0000EE"/>
-            <w:u w:val="single"/>
-          </w:rPr>
-          <w:t>2:10</w:t>
-        </w:r>
-      </w:hyperlink>
+      <w:r>
+        <w:rPr>
+          <w:rtl/>
+          <w:cs/>
+          <w:lang w:val="ar_AE" w:bidi="ar_AE"/>
+        </w:rPr>
+        <w:t>2:10</w:t>
+      </w:r>
       <w:r>
         <w:rPr>
           <w:rtl/>
@@ -1865,20 +1721,14 @@
         </w:rPr>
         <w:t xml:space="preserve">, </w:t>
       </w:r>
-      <w:hyperlink r:id="rId37">
-        <w:r>
-          <w:rPr>
-            <w:rtl/>
-            <w:cs/>
-            <w:lang w:val="ar_AE" w:bidi="ar_AE"/>
-          </w:rPr>
-          <w:rPr>
-            <w:color w:val="0000EE"/>
-            <w:u w:val="single"/>
-          </w:rPr>
-          <w:t>19</w:t>
-        </w:r>
-      </w:hyperlink>
+      <w:r>
+        <w:rPr>
+          <w:rtl/>
+          <w:cs/>
+          <w:lang w:val="ar_AE" w:bidi="ar_AE"/>
+        </w:rPr>
+        <w:t>19</w:t>
+      </w:r>
       <w:r>
         <w:rPr>
           <w:rtl/>
@@ -1887,20 +1737,14 @@
         </w:rPr>
         <w:t xml:space="preserve">; </w:t>
       </w:r>
-      <w:hyperlink r:id="rId38">
-        <w:r>
-          <w:rPr>
-            <w:rtl/>
-            <w:cs/>
-            <w:lang w:val="ar_AE" w:bidi="ar_AE"/>
-          </w:rPr>
-          <w:rPr>
-            <w:color w:val="0000EE"/>
-            <w:u w:val="single"/>
-          </w:rPr>
-          <w:t>1 كورنثوس 11:3–10</w:t>
-        </w:r>
-      </w:hyperlink>
+      <w:r>
+        <w:rPr>
+          <w:rtl/>
+          <w:cs/>
+          <w:lang w:val="ar_AE" w:bidi="ar_AE"/>
+        </w:rPr>
+        <w:t>1 كورنثوس 11:3–10</w:t>
+      </w:r>
       <w:r>
         <w:rPr>
           <w:rtl/>
@@ -1909,20 +1753,14 @@
         </w:rPr>
         <w:t xml:space="preserve">; </w:t>
       </w:r>
-      <w:hyperlink r:id="rId39">
-        <w:r>
-          <w:rPr>
-            <w:rtl/>
-            <w:cs/>
-            <w:lang w:val="ar_AE" w:bidi="ar_AE"/>
-          </w:rPr>
-          <w:rPr>
-            <w:color w:val="0000EE"/>
-            <w:u w:val="single"/>
-          </w:rPr>
-          <w:t>أفسس 4:15</w:t>
-        </w:r>
-      </w:hyperlink>
+      <w:r>
+        <w:rPr>
+          <w:rtl/>
+          <w:cs/>
+          <w:lang w:val="ar_AE" w:bidi="ar_AE"/>
+        </w:rPr>
+        <w:t>أفسس 4:15</w:t>
+      </w:r>
       <w:r>
         <w:rPr>
           <w:rtl/>
@@ -1931,20 +1769,14 @@
         </w:rPr>
         <w:t xml:space="preserve">; </w:t>
       </w:r>
-      <w:hyperlink r:id="rId40">
-        <w:r>
-          <w:rPr>
-            <w:rtl/>
-            <w:cs/>
-            <w:lang w:val="ar_AE" w:bidi="ar_AE"/>
-          </w:rPr>
-          <w:rPr>
-            <w:color w:val="0000EE"/>
-            <w:u w:val="single"/>
-          </w:rPr>
-          <w:t>5:23</w:t>
-        </w:r>
-      </w:hyperlink>
+      <w:r>
+        <w:rPr>
+          <w:rtl/>
+          <w:cs/>
+          <w:lang w:val="ar_AE" w:bidi="ar_AE"/>
+        </w:rPr>
+        <w:t>5:23</w:t>
+      </w:r>
       <w:r>
         <w:rPr>
           <w:rtl/>
@@ -1953,20 +1785,14 @@
         </w:rPr>
         <w:t xml:space="preserve">). • التي هي جسده: استعارة الكنيسة كجسد المسيح تُعَبِّر عن الوحدة الأساسية بين المسيح والكنيسة (انظر أيضًا </w:t>
       </w:r>
-      <w:hyperlink r:id="rId41">
-        <w:r>
-          <w:rPr>
-            <w:rtl/>
-            <w:cs/>
-            <w:lang w:val="ar_AE" w:bidi="ar_AE"/>
-          </w:rPr>
-          <w:rPr>
-            <w:color w:val="0000EE"/>
-            <w:u w:val="single"/>
-          </w:rPr>
-          <w:t>كولوسي 1:24</w:t>
-        </w:r>
-      </w:hyperlink>
+      <w:r>
+        <w:rPr>
+          <w:rtl/>
+          <w:cs/>
+          <w:lang w:val="ar_AE" w:bidi="ar_AE"/>
+        </w:rPr>
+        <w:t>كولوسي 1:24</w:t>
+      </w:r>
       <w:r>
         <w:rPr>
           <w:rtl/>
@@ -1975,20 +1801,14 @@
         </w:rPr>
         <w:t xml:space="preserve">; </w:t>
       </w:r>
-      <w:hyperlink r:id="rId37">
-        <w:r>
-          <w:rPr>
-            <w:rtl/>
-            <w:cs/>
-            <w:lang w:val="ar_AE" w:bidi="ar_AE"/>
-          </w:rPr>
-          <w:rPr>
-            <w:color w:val="0000EE"/>
-            <w:u w:val="single"/>
-          </w:rPr>
-          <w:t>2:19</w:t>
-        </w:r>
-      </w:hyperlink>
+      <w:r>
+        <w:rPr>
+          <w:rtl/>
+          <w:cs/>
+          <w:lang w:val="ar_AE" w:bidi="ar_AE"/>
+        </w:rPr>
+        <w:t>2:19</w:t>
+      </w:r>
       <w:r>
         <w:rPr>
           <w:rtl/>
@@ -1997,20 +1817,14 @@
         </w:rPr>
         <w:t xml:space="preserve">; </w:t>
       </w:r>
-      <w:hyperlink r:id="rId42">
-        <w:r>
-          <w:rPr>
-            <w:rtl/>
-            <w:cs/>
-            <w:lang w:val="ar_AE" w:bidi="ar_AE"/>
-          </w:rPr>
-          <w:rPr>
-            <w:color w:val="0000EE"/>
-            <w:u w:val="single"/>
-          </w:rPr>
-          <w:t>3:15</w:t>
-        </w:r>
-      </w:hyperlink>
+      <w:r>
+        <w:rPr>
+          <w:rtl/>
+          <w:cs/>
+          <w:lang w:val="ar_AE" w:bidi="ar_AE"/>
+        </w:rPr>
+        <w:t>3:15</w:t>
+      </w:r>
       <w:r>
         <w:rPr>
           <w:rtl/>
@@ -2019,20 +1833,14 @@
         </w:rPr>
         <w:t xml:space="preserve">; </w:t>
       </w:r>
-      <w:hyperlink r:id="rId43">
-        <w:r>
-          <w:rPr>
-            <w:rtl/>
-            <w:cs/>
-            <w:lang w:val="ar_AE" w:bidi="ar_AE"/>
-          </w:rPr>
-          <w:rPr>
-            <w:color w:val="0000EE"/>
-            <w:u w:val="single"/>
-          </w:rPr>
-          <w:t>أفسس 1:23</w:t>
-        </w:r>
-      </w:hyperlink>
+      <w:r>
+        <w:rPr>
+          <w:rtl/>
+          <w:cs/>
+          <w:lang w:val="ar_AE" w:bidi="ar_AE"/>
+        </w:rPr>
+        <w:t>أفسس 1:23</w:t>
+      </w:r>
       <w:r>
         <w:rPr>
           <w:rtl/>
@@ -2041,20 +1849,14 @@
         </w:rPr>
         <w:t xml:space="preserve">; </w:t>
       </w:r>
-      <w:hyperlink r:id="rId44">
-        <w:r>
-          <w:rPr>
-            <w:rtl/>
-            <w:cs/>
-            <w:lang w:val="ar_AE" w:bidi="ar_AE"/>
-          </w:rPr>
-          <w:rPr>
-            <w:color w:val="0000EE"/>
-            <w:u w:val="single"/>
-          </w:rPr>
-          <w:t>2:16</w:t>
-        </w:r>
-      </w:hyperlink>
+      <w:r>
+        <w:rPr>
+          <w:rtl/>
+          <w:cs/>
+          <w:lang w:val="ar_AE" w:bidi="ar_AE"/>
+        </w:rPr>
+        <w:t>2:16</w:t>
+      </w:r>
       <w:r>
         <w:rPr>
           <w:rtl/>
@@ -2063,20 +1865,14 @@
         </w:rPr>
         <w:t xml:space="preserve">; </w:t>
       </w:r>
-      <w:hyperlink r:id="rId45">
-        <w:r>
-          <w:rPr>
-            <w:rtl/>
-            <w:cs/>
-            <w:lang w:val="ar_AE" w:bidi="ar_AE"/>
-          </w:rPr>
-          <w:rPr>
-            <w:color w:val="0000EE"/>
-            <w:u w:val="single"/>
-          </w:rPr>
-          <w:t>4:4</w:t>
-        </w:r>
-      </w:hyperlink>
+      <w:r>
+        <w:rPr>
+          <w:rtl/>
+          <w:cs/>
+          <w:lang w:val="ar_AE" w:bidi="ar_AE"/>
+        </w:rPr>
+        <w:t>4:4</w:t>
+      </w:r>
       <w:r>
         <w:rPr>
           <w:rtl/>
@@ -2085,20 +1881,14 @@
         </w:rPr>
         <w:t xml:space="preserve">, </w:t>
       </w:r>
-      <w:hyperlink r:id="rId46">
-        <w:r>
-          <w:rPr>
-            <w:rtl/>
-            <w:cs/>
-            <w:lang w:val="ar_AE" w:bidi="ar_AE"/>
-          </w:rPr>
-          <w:rPr>
-            <w:color w:val="0000EE"/>
-            <w:u w:val="single"/>
-          </w:rPr>
-          <w:t>12</w:t>
-        </w:r>
-      </w:hyperlink>
+      <w:r>
+        <w:rPr>
+          <w:rtl/>
+          <w:cs/>
+          <w:lang w:val="ar_AE" w:bidi="ar_AE"/>
+        </w:rPr>
+        <w:t>12</w:t>
+      </w:r>
       <w:r>
         <w:rPr>
           <w:rtl/>
@@ -2107,20 +1897,14 @@
         </w:rPr>
         <w:t xml:space="preserve">; </w:t>
       </w:r>
-      <w:hyperlink r:id="rId40">
-        <w:r>
-          <w:rPr>
-            <w:rtl/>
-            <w:cs/>
-            <w:lang w:val="ar_AE" w:bidi="ar_AE"/>
-          </w:rPr>
-          <w:rPr>
-            <w:color w:val="0000EE"/>
-            <w:u w:val="single"/>
-          </w:rPr>
-          <w:t>5:23</w:t>
-        </w:r>
-      </w:hyperlink>
+      <w:r>
+        <w:rPr>
+          <w:rtl/>
+          <w:cs/>
+          <w:lang w:val="ar_AE" w:bidi="ar_AE"/>
+        </w:rPr>
+        <w:t>5:23</w:t>
+      </w:r>
       <w:r>
         <w:rPr>
           <w:rtl/>
@@ -2129,20 +1913,14 @@
         </w:rPr>
         <w:t xml:space="preserve">, </w:t>
       </w:r>
-      <w:hyperlink r:id="rId47">
-        <w:r>
-          <w:rPr>
-            <w:rtl/>
-            <w:cs/>
-            <w:lang w:val="ar_AE" w:bidi="ar_AE"/>
-          </w:rPr>
-          <w:rPr>
-            <w:color w:val="0000EE"/>
-            <w:u w:val="single"/>
-          </w:rPr>
-          <w:t>30</w:t>
-        </w:r>
-      </w:hyperlink>
+      <w:r>
+        <w:rPr>
+          <w:rtl/>
+          <w:cs/>
+          <w:lang w:val="ar_AE" w:bidi="ar_AE"/>
+        </w:rPr>
+        <w:t>30</w:t>
+      </w:r>
       <w:r>
         <w:rPr>
           <w:rtl/>
@@ -2251,20 +2029,14 @@
         </w:rPr>
         <w:t xml:space="preserve">الله في كماله يؤكد أنه اختار أن يعلن عن نفسه بالكامل في يسوع المسيح. ورؤية يسوع وفهمه تعني بالتالي رؤية وفهم الله (انظر </w:t>
       </w:r>
-      <w:hyperlink r:id="rId48">
-        <w:r>
-          <w:rPr>
-            <w:rtl/>
-            <w:cs/>
-            <w:lang w:val="ar_AE" w:bidi="ar_AE"/>
-          </w:rPr>
-          <w:rPr>
-            <w:color w:val="0000EE"/>
-            <w:u w:val="single"/>
-          </w:rPr>
-          <w:t>يوحنا 14:6–11</w:t>
-        </w:r>
-      </w:hyperlink>
+      <w:r>
+        <w:rPr>
+          <w:rtl/>
+          <w:cs/>
+          <w:lang w:val="ar_AE" w:bidi="ar_AE"/>
+        </w:rPr>
+        <w:t>يوحنا 14:6–11</w:t>
+      </w:r>
       <w:r>
         <w:rPr>
           <w:rtl/>
@@ -2273,20 +2045,14 @@
         </w:rPr>
         <w:t xml:space="preserve">). يبدو أن المُعَلِّمين الكذبة كانوا يقولون إن المؤمنين بحاجة إلى النظر إلى كائنات روحية أخرى لمعرفة المزيد عن الله (انظر </w:t>
       </w:r>
-      <w:hyperlink r:id="rId49">
-        <w:r>
-          <w:rPr>
-            <w:rtl/>
-            <w:cs/>
-            <w:lang w:val="ar_AE" w:bidi="ar_AE"/>
-          </w:rPr>
-          <w:rPr>
-            <w:color w:val="0000EE"/>
-            <w:u w:val="single"/>
-          </w:rPr>
-          <w:t>كولوسي 1:16</w:t>
-        </w:r>
-      </w:hyperlink>
+      <w:r>
+        <w:rPr>
+          <w:rtl/>
+          <w:cs/>
+          <w:lang w:val="ar_AE" w:bidi="ar_AE"/>
+        </w:rPr>
+        <w:t>كولوسي 1:16</w:t>
+      </w:r>
       <w:r>
         <w:rPr>
           <w:rtl/>
@@ -2295,20 +2061,14 @@
         </w:rPr>
         <w:t xml:space="preserve">, </w:t>
       </w:r>
-      <w:hyperlink r:id="rId50">
-        <w:r>
-          <w:rPr>
-            <w:rtl/>
-            <w:cs/>
-            <w:lang w:val="ar_AE" w:bidi="ar_AE"/>
-          </w:rPr>
-          <w:rPr>
-            <w:color w:val="0000EE"/>
-            <w:u w:val="single"/>
-          </w:rPr>
-          <w:t>20</w:t>
-        </w:r>
-      </w:hyperlink>
+      <w:r>
+        <w:rPr>
+          <w:rtl/>
+          <w:cs/>
+          <w:lang w:val="ar_AE" w:bidi="ar_AE"/>
+        </w:rPr>
+        <w:t>20</w:t>
+      </w:r>
       <w:r>
         <w:rPr>
           <w:rtl/>
@@ -2317,20 +2077,14 @@
         </w:rPr>
         <w:t xml:space="preserve">). لكن المسيح كافٍ لكل معرفتنا بالله (قارن </w:t>
       </w:r>
-      <w:hyperlink r:id="rId51">
-        <w:r>
-          <w:rPr>
-            <w:rtl/>
-            <w:cs/>
-            <w:lang w:val="ar_AE" w:bidi="ar_AE"/>
-          </w:rPr>
-          <w:rPr>
-            <w:color w:val="0000EE"/>
-            <w:u w:val="single"/>
-          </w:rPr>
-          <w:t>2:8–9</w:t>
-        </w:r>
-      </w:hyperlink>
+      <w:r>
+        <w:rPr>
+          <w:rtl/>
+          <w:cs/>
+          <w:lang w:val="ar_AE" w:bidi="ar_AE"/>
+        </w:rPr>
+        <w:t>2:8–9</w:t>
+      </w:r>
       <w:r>
         <w:rPr>
           <w:rtl/>
@@ -2490,20 +2244,14 @@
         </w:rPr>
         <w:t xml:space="preserve">قد تشير العبارة "أَنْتُمُ الَّذِينَ كُنْتُمْ قَبْلًا أَجْنَبِيِّينَ" إلى وضعهم كأمم (انظر </w:t>
       </w:r>
-      <w:hyperlink r:id="rId52">
-        <w:r>
-          <w:rPr>
-            <w:rtl/>
-            <w:cs/>
-            <w:lang w:val="ar_AE" w:bidi="ar_AE"/>
-          </w:rPr>
-          <w:rPr>
-            <w:color w:val="0000EE"/>
-            <w:u w:val="single"/>
-          </w:rPr>
-          <w:t>أفسس 2:12</w:t>
-        </w:r>
-      </w:hyperlink>
+      <w:r>
+        <w:rPr>
+          <w:rtl/>
+          <w:cs/>
+          <w:lang w:val="ar_AE" w:bidi="ar_AE"/>
+        </w:rPr>
+        <w:t>أفسس 2:12</w:t>
+      </w:r>
       <w:r>
         <w:rPr>
           <w:rtl/>
@@ -2579,20 +2327,14 @@
         </w:rPr>
         <w:t xml:space="preserve">يطبق بولس حقيقة </w:t>
       </w:r>
-      <w:hyperlink r:id="rId53">
-        <w:r>
-          <w:rPr>
-            <w:rtl/>
-            <w:cs/>
-            <w:lang w:val="ar_AE" w:bidi="ar_AE"/>
-          </w:rPr>
-          <w:rPr>
-            <w:color w:val="0000EE"/>
-            <w:u w:val="single"/>
-          </w:rPr>
-          <w:t>1:15–20</w:t>
-        </w:r>
-      </w:hyperlink>
+      <w:r>
+        <w:rPr>
+          <w:rtl/>
+          <w:cs/>
+          <w:lang w:val="ar_AE" w:bidi="ar_AE"/>
+        </w:rPr>
+        <w:t>1:15–20</w:t>
+      </w:r>
       <w:r>
         <w:rPr>
           <w:rtl/>
@@ -2752,20 +2494,14 @@
         </w:rPr>
         <w:t xml:space="preserve">): المغزى في أسلوب بولس في المبالغة يكمن في أن مراكز الكرازة بالأخبار السارة (رسالة الإنجيل) قد أُسست في مدن رئيسية في جميع أنحاء العالم الروماني (انظر أيضًا </w:t>
       </w:r>
-      <w:hyperlink r:id="rId54">
-        <w:r>
-          <w:rPr>
-            <w:rtl/>
-            <w:cs/>
-            <w:lang w:val="ar_AE" w:bidi="ar_AE"/>
-          </w:rPr>
-          <w:rPr>
-            <w:color w:val="0000EE"/>
-            <w:u w:val="single"/>
-          </w:rPr>
-          <w:t>1:6</w:t>
-        </w:r>
-      </w:hyperlink>
+      <w:r>
+        <w:rPr>
+          <w:rtl/>
+          <w:cs/>
+          <w:lang w:val="ar_AE" w:bidi="ar_AE"/>
+        </w:rPr>
+        <w:t>1:6</w:t>
+      </w:r>
       <w:r>
         <w:rPr>
           <w:rtl/>
@@ -2858,20 +2594,14 @@
         </w:rPr>
         <w:t xml:space="preserve">): بالرغم من أن آلام المسيح الكفارية فريدة ومكتملة تمامًا، إلا أن المسيح لا يزال يتألم من خلال شعبه في عالم معادٍ ومقاوم لرسالة الفداء. سيستمر المسيح وكنيسته في المعاناة حتى تكتمل مقاصد الله في هذا العالم (انظر أيضًا </w:t>
       </w:r>
-      <w:hyperlink r:id="rId55">
-        <w:r>
-          <w:rPr>
-            <w:rtl/>
-            <w:cs/>
-            <w:lang w:val="ar_AE" w:bidi="ar_AE"/>
-          </w:rPr>
-          <w:rPr>
-            <w:color w:val="0000EE"/>
-            <w:u w:val="single"/>
-          </w:rPr>
-          <w:t>مرقس 13:19–23</w:t>
-        </w:r>
-      </w:hyperlink>
+      <w:r>
+        <w:rPr>
+          <w:rtl/>
+          <w:cs/>
+          <w:lang w:val="ar_AE" w:bidi="ar_AE"/>
+        </w:rPr>
+        <w:t>مرقس 13:19–23</w:t>
+      </w:r>
       <w:r>
         <w:rPr>
           <w:rtl/>
@@ -2880,20 +2610,14 @@
         </w:rPr>
         <w:t xml:space="preserve">؛ </w:t>
       </w:r>
-      <w:hyperlink r:id="rId56">
-        <w:r>
-          <w:rPr>
-            <w:rtl/>
-            <w:cs/>
-            <w:lang w:val="ar_AE" w:bidi="ar_AE"/>
-          </w:rPr>
-          <w:rPr>
-            <w:color w:val="0000EE"/>
-            <w:u w:val="single"/>
-          </w:rPr>
-          <w:t>رومية 8:17–18</w:t>
-        </w:r>
-      </w:hyperlink>
+      <w:r>
+        <w:rPr>
+          <w:rtl/>
+          <w:cs/>
+          <w:lang w:val="ar_AE" w:bidi="ar_AE"/>
+        </w:rPr>
+        <w:t>رومية 8:17–18</w:t>
+      </w:r>
       <w:r>
         <w:rPr>
           <w:rtl/>
@@ -2902,20 +2626,14 @@
         </w:rPr>
         <w:t xml:space="preserve">؛ </w:t>
       </w:r>
-      <w:hyperlink r:id="rId57">
-        <w:r>
-          <w:rPr>
-            <w:rtl/>
-            <w:cs/>
-            <w:lang w:val="ar_AE" w:bidi="ar_AE"/>
-          </w:rPr>
-          <w:rPr>
-            <w:color w:val="0000EE"/>
-            <w:u w:val="single"/>
-          </w:rPr>
-          <w:t>1 تسالونيكي 3:3</w:t>
-        </w:r>
-      </w:hyperlink>
+      <w:r>
+        <w:rPr>
+          <w:rtl/>
+          <w:cs/>
+          <w:lang w:val="ar_AE" w:bidi="ar_AE"/>
+        </w:rPr>
+        <w:t>1 تسالونيكي 3:3</w:t>
+      </w:r>
       <w:r>
         <w:rPr>
           <w:rtl/>
@@ -2991,20 +2709,14 @@
         </w:rPr>
         <w:t>يتأمل بولس في دوره الخاص في نشر الأخبار السارة على نطاق واسع (</w:t>
       </w:r>
-      <w:hyperlink r:id="rId58">
-        <w:r>
-          <w:rPr>
-            <w:rtl/>
-            <w:cs/>
-            <w:lang w:val="ar_AE" w:bidi="ar_AE"/>
-          </w:rPr>
-          <w:rPr>
-            <w:color w:val="0000EE"/>
-            <w:u w:val="single"/>
-          </w:rPr>
-          <w:t>1:23</w:t>
-        </w:r>
-      </w:hyperlink>
+      <w:r>
+        <w:rPr>
+          <w:rtl/>
+          <w:cs/>
+          <w:lang w:val="ar_AE" w:bidi="ar_AE"/>
+        </w:rPr>
+        <w:t>1:23</w:t>
+      </w:r>
       <w:r>
         <w:rPr>
           <w:rtl/>
@@ -3214,20 +2926,14 @@
         </w:rPr>
         <w:t xml:space="preserve">سِرِّ اللهِ: انظر </w:t>
       </w:r>
-      <w:hyperlink r:id="rId59">
-        <w:r>
-          <w:rPr>
-            <w:rtl/>
-            <w:cs/>
-            <w:lang w:val="ar_AE" w:bidi="ar_AE"/>
-          </w:rPr>
-          <w:rPr>
-            <w:color w:val="0000EE"/>
-            <w:u w:val="single"/>
-          </w:rPr>
-          <w:t>1:26</w:t>
-        </w:r>
-      </w:hyperlink>
+      <w:r>
+        <w:rPr>
+          <w:rtl/>
+          <w:cs/>
+          <w:lang w:val="ar_AE" w:bidi="ar_AE"/>
+        </w:rPr>
+        <w:t>1:26</w:t>
+      </w:r>
       <w:r>
         <w:rPr>
           <w:rtl/>
@@ -3303,20 +3009,14 @@
         </w:rPr>
         <w:t xml:space="preserve">يبني بولس على </w:t>
       </w:r>
-      <w:hyperlink r:id="rId53">
-        <w:r>
-          <w:rPr>
-            <w:rtl/>
-            <w:cs/>
-            <w:lang w:val="ar_AE" w:bidi="ar_AE"/>
-          </w:rPr>
-          <w:rPr>
-            <w:color w:val="0000EE"/>
-            <w:u w:val="single"/>
-          </w:rPr>
-          <w:t>1:15–20</w:t>
-        </w:r>
-      </w:hyperlink>
+      <w:r>
+        <w:rPr>
+          <w:rtl/>
+          <w:cs/>
+          <w:lang w:val="ar_AE" w:bidi="ar_AE"/>
+        </w:rPr>
+        <w:t>1:15–20</w:t>
+      </w:r>
       <w:r>
         <w:rPr>
           <w:rtl/>
@@ -3493,20 +3193,14 @@
         </w:rPr>
         <w:t xml:space="preserve"> أيضًا في </w:t>
       </w:r>
-      <w:hyperlink r:id="rId60">
-        <w:r>
-          <w:rPr>
-            <w:rtl/>
-            <w:cs/>
-            <w:lang w:val="ar_AE" w:bidi="ar_AE"/>
-          </w:rPr>
-          <w:rPr>
-            <w:color w:val="0000EE"/>
-            <w:u w:val="single"/>
-          </w:rPr>
-          <w:t>2:20</w:t>
-        </w:r>
-      </w:hyperlink>
+      <w:r>
+        <w:rPr>
+          <w:rtl/>
+          <w:cs/>
+          <w:lang w:val="ar_AE" w:bidi="ar_AE"/>
+        </w:rPr>
+        <w:t>2:20</w:t>
+      </w:r>
       <w:r>
         <w:rPr>
           <w:rtl/>
@@ -3515,20 +3209,14 @@
         </w:rPr>
         <w:t xml:space="preserve">): قد تشير هذه العبارة إلى التعليم الأساسي الذي يميز هذا العالم (انظر </w:t>
       </w:r>
-      <w:hyperlink r:id="rId61">
-        <w:r>
-          <w:rPr>
-            <w:rtl/>
-            <w:cs/>
-            <w:lang w:val="ar_AE" w:bidi="ar_AE"/>
-          </w:rPr>
-          <w:rPr>
-            <w:color w:val="0000EE"/>
-            <w:u w:val="single"/>
-          </w:rPr>
-          <w:t>عبرانيين 5:12</w:t>
-        </w:r>
-      </w:hyperlink>
+      <w:r>
+        <w:rPr>
+          <w:rtl/>
+          <w:cs/>
+          <w:lang w:val="ar_AE" w:bidi="ar_AE"/>
+        </w:rPr>
+        <w:t>عبرانيين 5:12</w:t>
+      </w:r>
       <w:r>
         <w:rPr>
           <w:rtl/>
@@ -3537,20 +3225,14 @@
         </w:rPr>
         <w:t xml:space="preserve">)، أو إلى الكائنات الروحية التي كان يُعتقد أنها تؤثر بشكل حاسم على مجرى الأحداث (انظر أيضًا </w:t>
       </w:r>
-      <w:hyperlink r:id="rId62">
-        <w:r>
-          <w:rPr>
-            <w:rtl/>
-            <w:cs/>
-            <w:lang w:val="ar_AE" w:bidi="ar_AE"/>
-          </w:rPr>
-          <w:rPr>
-            <w:color w:val="0000EE"/>
-            <w:u w:val="single"/>
-          </w:rPr>
-          <w:t>كولوسي 2:15</w:t>
-        </w:r>
-      </w:hyperlink>
+      <w:r>
+        <w:rPr>
+          <w:rtl/>
+          <w:cs/>
+          <w:lang w:val="ar_AE" w:bidi="ar_AE"/>
+        </w:rPr>
+        <w:t>كولوسي 2:15</w:t>
+      </w:r>
       <w:r>
         <w:rPr>
           <w:rtl/>
@@ -3559,20 +3241,14 @@
         </w:rPr>
         <w:t xml:space="preserve">، </w:t>
       </w:r>
-      <w:hyperlink r:id="rId60">
-        <w:r>
-          <w:rPr>
-            <w:rtl/>
-            <w:cs/>
-            <w:lang w:val="ar_AE" w:bidi="ar_AE"/>
-          </w:rPr>
-          <w:rPr>
-            <w:color w:val="0000EE"/>
-            <w:u w:val="single"/>
-          </w:rPr>
-          <w:t>20</w:t>
-        </w:r>
-      </w:hyperlink>
+      <w:r>
+        <w:rPr>
+          <w:rtl/>
+          <w:cs/>
+          <w:lang w:val="ar_AE" w:bidi="ar_AE"/>
+        </w:rPr>
+        <w:t>20</w:t>
+      </w:r>
       <w:r>
         <w:rPr>
           <w:rtl/>
@@ -3581,20 +3257,14 @@
         </w:rPr>
         <w:t xml:space="preserve">; </w:t>
       </w:r>
-      <w:hyperlink r:id="rId63">
-        <w:r>
-          <w:rPr>
-            <w:rtl/>
-            <w:cs/>
-            <w:lang w:val="ar_AE" w:bidi="ar_AE"/>
-          </w:rPr>
-          <w:rPr>
-            <w:color w:val="0000EE"/>
-            <w:u w:val="single"/>
-          </w:rPr>
-          <w:t>غلاطية 4:3</w:t>
-        </w:r>
-      </w:hyperlink>
+      <w:r>
+        <w:rPr>
+          <w:rtl/>
+          <w:cs/>
+          <w:lang w:val="ar_AE" w:bidi="ar_AE"/>
+        </w:rPr>
+        <w:t>غلاطية 4:3</w:t>
+      </w:r>
       <w:r>
         <w:rPr>
           <w:rtl/>
@@ -3788,20 +3458,14 @@
         </w:rPr>
         <w:t>مَدْفُونِينَ مَعَهُ فِي الْمَعْمُودِيَّةِ: كما هو الحال في المقطع الموازي بشكل كبير في (</w:t>
       </w:r>
-      <w:hyperlink r:id="rId64">
-        <w:r>
-          <w:rPr>
-            <w:rtl/>
-            <w:cs/>
-            <w:lang w:val="ar_AE" w:bidi="ar_AE"/>
-          </w:rPr>
-          <w:rPr>
-            <w:color w:val="0000EE"/>
-            <w:u w:val="single"/>
-          </w:rPr>
-          <w:t>رومية 6:3–6</w:t>
-        </w:r>
-      </w:hyperlink>
+      <w:r>
+        <w:rPr>
+          <w:rtl/>
+          <w:cs/>
+          <w:lang w:val="ar_AE" w:bidi="ar_AE"/>
+        </w:rPr>
+        <w:t>رومية 6:3–6</w:t>
+      </w:r>
       <w:r>
         <w:rPr>
           <w:rtl/>
@@ -3911,20 +3575,14 @@
         </w:rPr>
         <w:t xml:space="preserve"> تتطلب شريعة الله الطاعة التي لا يستطيع الناس تقديمها، لكن الله قد سامحنا وغفر ديننا من خلال عمل المسيح (</w:t>
       </w:r>
-      <w:hyperlink r:id="rId65">
-        <w:r>
-          <w:rPr>
-            <w:rtl/>
-            <w:cs/>
-            <w:lang w:val="ar_AE" w:bidi="ar_AE"/>
-          </w:rPr>
-          <w:rPr>
-            <w:color w:val="0000EE"/>
-            <w:u w:val="single"/>
-          </w:rPr>
-          <w:t>2:13</w:t>
-        </w:r>
-      </w:hyperlink>
+      <w:r>
+        <w:rPr>
+          <w:rtl/>
+          <w:cs/>
+          <w:lang w:val="ar_AE" w:bidi="ar_AE"/>
+        </w:rPr>
+        <w:t>2:13</w:t>
+      </w:r>
       <w:r>
         <w:rPr>
           <w:rtl/>
@@ -4017,20 +3675,14 @@
         </w:rPr>
         <w:t xml:space="preserve">): كان الجيش الروماني يحتفل بالانتصارات العظيمة من خلال موكب انتصاري. وكان القائد الروماني المنتصر يقود الأسرى المهزومين من حملته إلى المدينة المفتوحة. تعكس الصورة بشكل حي الانتصار المجيد الذي حققه الله، من خلال صليب المسيح، على جميع القوى الروحية المعادية (انظر أيضًا </w:t>
       </w:r>
-      <w:hyperlink r:id="rId66">
-        <w:r>
-          <w:rPr>
-            <w:rtl/>
-            <w:cs/>
-            <w:lang w:val="ar_AE" w:bidi="ar_AE"/>
-          </w:rPr>
-          <w:rPr>
-            <w:color w:val="0000EE"/>
-            <w:u w:val="single"/>
-          </w:rPr>
-          <w:t>أفسس 4:7–11</w:t>
-        </w:r>
-      </w:hyperlink>
+      <w:r>
+        <w:rPr>
+          <w:rtl/>
+          <w:cs/>
+          <w:lang w:val="ar_AE" w:bidi="ar_AE"/>
+        </w:rPr>
+        <w:t>أفسس 4:7–11</w:t>
+      </w:r>
       <w:r>
         <w:rPr>
           <w:rtl/>
@@ -4106,20 +3758,14 @@
         </w:rPr>
         <w:t xml:space="preserve"> فِي أَكْل أَوْ شُرْبٍ: كانت التعاليم الدينية التي تحظر أنواعًا معينة من الطعام والشراب شائعة في العالم القديم. العهد القديم لا يحظر شرب الخمر، لكن العديد من اليهود المتدينين الذين عاشوا في ثقافات وثنية امتنعوا عن ذلك (قارن </w:t>
       </w:r>
-      <w:hyperlink r:id="rId67">
-        <w:r>
-          <w:rPr>
-            <w:rtl/>
-            <w:cs/>
-            <w:lang w:val="ar_AE" w:bidi="ar_AE"/>
-          </w:rPr>
-          <w:rPr>
-            <w:color w:val="0000EE"/>
-            <w:u w:val="single"/>
-          </w:rPr>
-          <w:t>دانيآل 1:8–16</w:t>
-        </w:r>
-      </w:hyperlink>
+      <w:r>
+        <w:rPr>
+          <w:rtl/>
+          <w:cs/>
+          <w:lang w:val="ar_AE" w:bidi="ar_AE"/>
+        </w:rPr>
+        <w:t>دانيآل 1:8–16</w:t>
+      </w:r>
       <w:r>
         <w:rPr>
           <w:rtl/>
@@ -4128,20 +3774,14 @@
         </w:rPr>
         <w:t xml:space="preserve">). • احتفلت العديد من المجموعات الدينية القديمة، بما في ذلك اليهود، بالقمر الجديد (رأس الشهر) بمراسم متنوعة (انظر </w:t>
       </w:r>
-      <w:hyperlink r:id="rId68">
-        <w:r>
-          <w:rPr>
-            <w:rtl/>
-            <w:cs/>
-            <w:lang w:val="ar_AE" w:bidi="ar_AE"/>
-          </w:rPr>
-          <w:rPr>
-            <w:color w:val="0000EE"/>
-            <w:u w:val="single"/>
-          </w:rPr>
-          <w:t>عدد 10:10</w:t>
-        </w:r>
-      </w:hyperlink>
+      <w:r>
+        <w:rPr>
+          <w:rtl/>
+          <w:cs/>
+          <w:lang w:val="ar_AE" w:bidi="ar_AE"/>
+        </w:rPr>
+        <w:t>عدد 10:10</w:t>
+      </w:r>
       <w:r>
         <w:rPr>
           <w:rtl/>
@@ -4150,20 +3790,14 @@
         </w:rPr>
         <w:t xml:space="preserve">; </w:t>
       </w:r>
-      <w:hyperlink r:id="rId69">
-        <w:r>
-          <w:rPr>
-            <w:rtl/>
-            <w:cs/>
-            <w:lang w:val="ar_AE" w:bidi="ar_AE"/>
-          </w:rPr>
-          <w:rPr>
-            <w:color w:val="0000EE"/>
-            <w:u w:val="single"/>
-          </w:rPr>
-          <w:t>مزمور 81:3</w:t>
-        </w:r>
-      </w:hyperlink>
+      <w:r>
+        <w:rPr>
+          <w:rtl/>
+          <w:cs/>
+          <w:lang w:val="ar_AE" w:bidi="ar_AE"/>
+        </w:rPr>
+        <w:t>مزمور 81:3</w:t>
+      </w:r>
       <w:r>
         <w:rPr>
           <w:rtl/>
@@ -4172,20 +3806,14 @@
         </w:rPr>
         <w:t xml:space="preserve">; </w:t>
       </w:r>
-      <w:hyperlink r:id="rId70">
-        <w:r>
-          <w:rPr>
-            <w:rtl/>
-            <w:cs/>
-            <w:lang w:val="ar_AE" w:bidi="ar_AE"/>
-          </w:rPr>
-          <w:rPr>
-            <w:color w:val="0000EE"/>
-            <w:u w:val="single"/>
-          </w:rPr>
-          <w:t>إشعياء 1:13</w:t>
-        </w:r>
-      </w:hyperlink>
+      <w:r>
+        <w:rPr>
+          <w:rtl/>
+          <w:cs/>
+          <w:lang w:val="ar_AE" w:bidi="ar_AE"/>
+        </w:rPr>
+        <w:t>إشعياء 1:13</w:t>
+      </w:r>
       <w:r>
         <w:rPr>
           <w:rtl/>
@@ -4194,20 +3822,14 @@
         </w:rPr>
         <w:t xml:space="preserve">). • كما كانت سبوت اليهود منصوصًا عليها في ناموس موسى واحتفل بها اليهود كجزء أساسي من ديانتهم. كان بإمكان المسيحيين الاستمرار في الاحتفال بالسبت إذا رغبوا، لكن بولس يؤكد أن للمسيحيين الحرية في هذا الأمر (انظر </w:t>
       </w:r>
-      <w:hyperlink r:id="rId71">
-        <w:r>
-          <w:rPr>
-            <w:rtl/>
-            <w:cs/>
-            <w:lang w:val="ar_AE" w:bidi="ar_AE"/>
-          </w:rPr>
-          <w:rPr>
-            <w:color w:val="0000EE"/>
-            <w:u w:val="single"/>
-          </w:rPr>
-          <w:t>رومية 14:5</w:t>
-        </w:r>
-      </w:hyperlink>
+      <w:r>
+        <w:rPr>
+          <w:rtl/>
+          <w:cs/>
+          <w:lang w:val="ar_AE" w:bidi="ar_AE"/>
+        </w:rPr>
+        <w:t>رومية 14:5</w:t>
+      </w:r>
       <w:r>
         <w:rPr>
           <w:rtl/>
@@ -4283,20 +3905,14 @@
         </w:rPr>
         <w:t xml:space="preserve">يرفض بولس المُعَلِّمين الكذبة ومطالبهم، موضحًا أن نداءهم يأتي من تعاليم بشرية (انظر </w:t>
       </w:r>
-      <w:hyperlink r:id="rId72">
-        <w:r>
-          <w:rPr>
-            <w:rtl/>
-            <w:cs/>
-            <w:lang w:val="ar_AE" w:bidi="ar_AE"/>
-          </w:rPr>
-          <w:rPr>
-            <w:color w:val="0000EE"/>
-            <w:u w:val="single"/>
-          </w:rPr>
-          <w:t>2:8</w:t>
-        </w:r>
-      </w:hyperlink>
+      <w:r>
+        <w:rPr>
+          <w:rtl/>
+          <w:cs/>
+          <w:lang w:val="ar_AE" w:bidi="ar_AE"/>
+        </w:rPr>
+        <w:t>2:8</w:t>
+      </w:r>
       <w:r>
         <w:rPr>
           <w:rtl/>
@@ -4372,20 +3988,14 @@
         </w:rPr>
         <w:t xml:space="preserve">كانت حقيقة المسيح مفهومة من خلال طقوس العهد القديم، والتي يصفها بولس بأنها ظلال (انظر أيضًا </w:t>
       </w:r>
-      <w:hyperlink r:id="rId73">
-        <w:r>
-          <w:rPr>
-            <w:rtl/>
-            <w:cs/>
-            <w:lang w:val="ar_AE" w:bidi="ar_AE"/>
-          </w:rPr>
-          <w:rPr>
-            <w:color w:val="0000EE"/>
-            <w:u w:val="single"/>
-          </w:rPr>
-          <w:t>عبرانيين 10:1</w:t>
-        </w:r>
-      </w:hyperlink>
+      <w:r>
+        <w:rPr>
+          <w:rtl/>
+          <w:cs/>
+          <w:lang w:val="ar_AE" w:bidi="ar_AE"/>
+        </w:rPr>
+        <w:t>عبرانيين 10:1</w:t>
+      </w:r>
       <w:r>
         <w:rPr>
           <w:rtl/>
@@ -4528,20 +4138,14 @@
         </w:rPr>
         <w:t xml:space="preserve"> قَدْ مُتُّمْ مَعَ الْمَسِيحِ: كان موت المسيح على الصليب علامة على انتصاره على القوى الروحية (</w:t>
       </w:r>
-      <w:hyperlink r:id="rId62">
-        <w:r>
-          <w:rPr>
-            <w:rtl/>
-            <w:cs/>
-            <w:lang w:val="ar_AE" w:bidi="ar_AE"/>
-          </w:rPr>
-          <w:rPr>
-            <w:color w:val="0000EE"/>
-            <w:u w:val="single"/>
-          </w:rPr>
-          <w:t>2:15</w:t>
-        </w:r>
-      </w:hyperlink>
+      <w:r>
+        <w:rPr>
+          <w:rtl/>
+          <w:cs/>
+          <w:lang w:val="ar_AE" w:bidi="ar_AE"/>
+        </w:rPr>
+        <w:t>2:15</w:t>
+      </w:r>
       <w:r>
         <w:rPr>
           <w:rtl/>
@@ -4550,20 +4154,14 @@
         </w:rPr>
         <w:t xml:space="preserve">)، لذلك نحن الذين نشارك في موته قد تحررنا بالمثل من القوى الروحية الشريرة في هذا العالم (انظر </w:t>
       </w:r>
-      <w:hyperlink r:id="rId72">
-        <w:r>
-          <w:rPr>
-            <w:rtl/>
-            <w:cs/>
-            <w:lang w:val="ar_AE" w:bidi="ar_AE"/>
-          </w:rPr>
-          <w:rPr>
-            <w:color w:val="0000EE"/>
-            <w:u w:val="single"/>
-          </w:rPr>
-          <w:t>2:8</w:t>
-        </w:r>
-      </w:hyperlink>
+      <w:r>
+        <w:rPr>
+          <w:rtl/>
+          <w:cs/>
+          <w:lang w:val="ar_AE" w:bidi="ar_AE"/>
+        </w:rPr>
+        <w:t>2:8</w:t>
+      </w:r>
       <w:r>
         <w:rPr>
           <w:rtl/>
@@ -4639,20 +4237,14 @@
         </w:rPr>
         <w:t>لَيْسَ بِقِيمَةٍ مَا: فإن هذه الفرائض والوصايا ليست متجذرة في العالم بدلًا من المسيح فحسب (</w:t>
       </w:r>
-      <w:hyperlink r:id="rId37">
-        <w:r>
-          <w:rPr>
-            <w:rtl/>
-            <w:cs/>
-            <w:lang w:val="ar_AE" w:bidi="ar_AE"/>
-          </w:rPr>
-          <w:rPr>
-            <w:color w:val="0000EE"/>
-            <w:u w:val="single"/>
-          </w:rPr>
-          <w:t>2:19</w:t>
-        </w:r>
-      </w:hyperlink>
+      <w:r>
+        <w:rPr>
+          <w:rtl/>
+          <w:cs/>
+          <w:lang w:val="ar_AE" w:bidi="ar_AE"/>
+        </w:rPr>
+        <w:t>2:19</w:t>
+      </w:r>
       <w:r>
         <w:rPr>
           <w:rtl/>
@@ -4728,20 +4320,14 @@
         </w:rPr>
         <w:t>فَاطْلُبُوا مَا فَوْقُ (وجهوا أنظاركم نحو حقائق السماء): يعيش المؤمنون على الأرض، ولكن لأنهم قد قاموا مع المسيح، فإن كيانهم الحقيقي موجه نحو العالم الروحي الذي يحكمه المسيح. وفي المقابل، تركز وصايا وتعاليم المُعَلِّمين الكذبة على العالم الأرضي (</w:t>
       </w:r>
-      <w:hyperlink r:id="rId74">
-        <w:r>
-          <w:rPr>
-            <w:rtl/>
-            <w:cs/>
-            <w:lang w:val="ar_AE" w:bidi="ar_AE"/>
-          </w:rPr>
-          <w:rPr>
-            <w:color w:val="0000EE"/>
-            <w:u w:val="single"/>
-          </w:rPr>
-          <w:t>2: 22</w:t>
-        </w:r>
-      </w:hyperlink>
+      <w:r>
+        <w:rPr>
+          <w:rtl/>
+          <w:cs/>
+          <w:lang w:val="ar_AE" w:bidi="ar_AE"/>
+        </w:rPr>
+        <w:t>2: 22</w:t>
+      </w:r>
       <w:r>
         <w:rPr>
           <w:rtl/>
@@ -4884,20 +4470,14 @@
         </w:rPr>
         <w:t xml:space="preserve">لأَنَّكُمْ قَدْ مُتُّمْ عن هذه الحياة: انظر </w:t>
       </w:r>
-      <w:hyperlink r:id="rId60">
-        <w:r>
-          <w:rPr>
-            <w:rtl/>
-            <w:cs/>
-            <w:lang w:val="ar_AE" w:bidi="ar_AE"/>
-          </w:rPr>
-          <w:rPr>
-            <w:color w:val="0000EE"/>
-            <w:u w:val="single"/>
-          </w:rPr>
-          <w:t>2:20</w:t>
-        </w:r>
-      </w:hyperlink>
+      <w:r>
+        <w:rPr>
+          <w:rtl/>
+          <w:cs/>
+          <w:lang w:val="ar_AE" w:bidi="ar_AE"/>
+        </w:rPr>
+        <w:t>2:20</w:t>
+      </w:r>
       <w:r>
         <w:rPr>
           <w:rtl/>
@@ -4906,20 +4486,14 @@
         </w:rPr>
         <w:t xml:space="preserve">. • ما هو مستتر الآن سيُكشف في المستقبل (قارن </w:t>
       </w:r>
-      <w:hyperlink r:id="rId59">
-        <w:r>
-          <w:rPr>
-            <w:rtl/>
-            <w:cs/>
-            <w:lang w:val="ar_AE" w:bidi="ar_AE"/>
-          </w:rPr>
-          <w:rPr>
-            <w:color w:val="0000EE"/>
-            <w:u w:val="single"/>
-          </w:rPr>
-          <w:t>1:26</w:t>
-        </w:r>
-      </w:hyperlink>
+      <w:r>
+        <w:rPr>
+          <w:rtl/>
+          <w:cs/>
+          <w:lang w:val="ar_AE" w:bidi="ar_AE"/>
+        </w:rPr>
+        <w:t>1:26</w:t>
+      </w:r>
       <w:r>
         <w:rPr>
           <w:rtl/>
@@ -4995,20 +4569,14 @@
         </w:rPr>
         <w:t>لذلك يجب أن يكون موتنا لهذه الحياة (</w:t>
       </w:r>
-      <w:hyperlink r:id="rId75">
-        <w:r>
-          <w:rPr>
-            <w:rtl/>
-            <w:cs/>
-            <w:lang w:val="ar_AE" w:bidi="ar_AE"/>
-          </w:rPr>
-          <w:rPr>
-            <w:color w:val="0000EE"/>
-            <w:u w:val="single"/>
-          </w:rPr>
-          <w:t>3:3</w:t>
-        </w:r>
-      </w:hyperlink>
+      <w:r>
+        <w:rPr>
+          <w:rtl/>
+          <w:cs/>
+          <w:lang w:val="ar_AE" w:bidi="ar_AE"/>
+        </w:rPr>
+        <w:t>3:3</w:t>
+      </w:r>
       <w:r>
         <w:rPr>
           <w:rtl/>
@@ -5101,20 +4669,14 @@
         </w:rPr>
         <w:t xml:space="preserve"> وفي النص اليوناني، تظهر هذه الكلمات حرفيًا في </w:t>
       </w:r>
-      <w:hyperlink r:id="rId76">
-        <w:r>
-          <w:rPr>
-            <w:rtl/>
-            <w:cs/>
-            <w:lang w:val="ar_AE" w:bidi="ar_AE"/>
-          </w:rPr>
-          <w:rPr>
-            <w:color w:val="0000EE"/>
-            <w:u w:val="single"/>
-          </w:rPr>
-          <w:t>أفسس 5:6</w:t>
-        </w:r>
-      </w:hyperlink>
+      <w:r>
+        <w:rPr>
+          <w:rtl/>
+          <w:cs/>
+          <w:lang w:val="ar_AE" w:bidi="ar_AE"/>
+        </w:rPr>
+        <w:t>أفسس 5:6</w:t>
+      </w:r>
       <w:r>
         <w:rPr>
           <w:rtl/>
@@ -5207,20 +4769,14 @@
         </w:rPr>
         <w:t xml:space="preserve">): طرح الثياب هو استعارة للتخلص من الممارسات التي تعيق تقدمنا في مسيرتنا مع الرب (انظر </w:t>
       </w:r>
-      <w:hyperlink r:id="rId77">
-        <w:r>
-          <w:rPr>
-            <w:rtl/>
-            <w:cs/>
-            <w:lang w:val="ar_AE" w:bidi="ar_AE"/>
-          </w:rPr>
-          <w:rPr>
-            <w:color w:val="0000EE"/>
-            <w:u w:val="single"/>
-          </w:rPr>
-          <w:t>رومية 13:12</w:t>
-        </w:r>
-      </w:hyperlink>
+      <w:r>
+        <w:rPr>
+          <w:rtl/>
+          <w:cs/>
+          <w:lang w:val="ar_AE" w:bidi="ar_AE"/>
+        </w:rPr>
+        <w:t>رومية 13:12</w:t>
+      </w:r>
       <w:r>
         <w:rPr>
           <w:rtl/>
@@ -5229,20 +4785,14 @@
         </w:rPr>
         <w:t xml:space="preserve">; </w:t>
       </w:r>
-      <w:hyperlink r:id="rId78">
-        <w:r>
-          <w:rPr>
-            <w:rtl/>
-            <w:cs/>
-            <w:lang w:val="ar_AE" w:bidi="ar_AE"/>
-          </w:rPr>
-          <w:rPr>
-            <w:color w:val="0000EE"/>
-            <w:u w:val="single"/>
-          </w:rPr>
-          <w:t>أفسس 4:22</w:t>
-        </w:r>
-      </w:hyperlink>
+      <w:r>
+        <w:rPr>
+          <w:rtl/>
+          <w:cs/>
+          <w:lang w:val="ar_AE" w:bidi="ar_AE"/>
+        </w:rPr>
+        <w:t>أفسس 4:22</w:t>
+      </w:r>
       <w:r>
         <w:rPr>
           <w:rtl/>
@@ -5251,20 +4801,14 @@
         </w:rPr>
         <w:t xml:space="preserve">, </w:t>
       </w:r>
-      <w:hyperlink r:id="rId79">
-        <w:r>
-          <w:rPr>
-            <w:rtl/>
-            <w:cs/>
-            <w:lang w:val="ar_AE" w:bidi="ar_AE"/>
-          </w:rPr>
-          <w:rPr>
-            <w:color w:val="0000EE"/>
-            <w:u w:val="single"/>
-          </w:rPr>
-          <w:t>25</w:t>
-        </w:r>
-      </w:hyperlink>
+      <w:r>
+        <w:rPr>
+          <w:rtl/>
+          <w:cs/>
+          <w:lang w:val="ar_AE" w:bidi="ar_AE"/>
+        </w:rPr>
+        <w:t>25</w:t>
+      </w:r>
       <w:r>
         <w:rPr>
           <w:rtl/>
@@ -5273,20 +4817,14 @@
         </w:rPr>
         <w:t xml:space="preserve">; </w:t>
       </w:r>
-      <w:hyperlink r:id="rId80">
-        <w:r>
-          <w:rPr>
-            <w:rtl/>
-            <w:cs/>
-            <w:lang w:val="ar_AE" w:bidi="ar_AE"/>
-          </w:rPr>
-          <w:rPr>
-            <w:color w:val="0000EE"/>
-            <w:u w:val="single"/>
-          </w:rPr>
-          <w:t>عبرانيين 12:1</w:t>
-        </w:r>
-      </w:hyperlink>
+      <w:r>
+        <w:rPr>
+          <w:rtl/>
+          <w:cs/>
+          <w:lang w:val="ar_AE" w:bidi="ar_AE"/>
+        </w:rPr>
+        <w:t>عبرانيين 12:1</w:t>
+      </w:r>
       <w:r>
         <w:rPr>
           <w:rtl/>
@@ -5295,20 +4833,14 @@
         </w:rPr>
         <w:t xml:space="preserve">; </w:t>
       </w:r>
-      <w:hyperlink r:id="rId81">
-        <w:r>
-          <w:rPr>
-            <w:rtl/>
-            <w:cs/>
-            <w:lang w:val="ar_AE" w:bidi="ar_AE"/>
-          </w:rPr>
-          <w:rPr>
-            <w:color w:val="0000EE"/>
-            <w:u w:val="single"/>
-          </w:rPr>
-          <w:t>يعقوب 1:21</w:t>
-        </w:r>
-      </w:hyperlink>
+      <w:r>
+        <w:rPr>
+          <w:rtl/>
+          <w:cs/>
+          <w:lang w:val="ar_AE" w:bidi="ar_AE"/>
+        </w:rPr>
+        <w:t>يعقوب 1:21</w:t>
+      </w:r>
       <w:r>
         <w:rPr>
           <w:rtl/>
@@ -5317,20 +4849,14 @@
         </w:rPr>
         <w:t xml:space="preserve">; </w:t>
       </w:r>
-      <w:hyperlink r:id="rId82">
-        <w:r>
-          <w:rPr>
-            <w:rtl/>
-            <w:cs/>
-            <w:lang w:val="ar_AE" w:bidi="ar_AE"/>
-          </w:rPr>
-          <w:rPr>
-            <w:color w:val="0000EE"/>
-            <w:u w:val="single"/>
-          </w:rPr>
-          <w:t>1 بطرس 2:1</w:t>
-        </w:r>
-      </w:hyperlink>
+      <w:r>
+        <w:rPr>
+          <w:rtl/>
+          <w:cs/>
+          <w:lang w:val="ar_AE" w:bidi="ar_AE"/>
+        </w:rPr>
+        <w:t>1 بطرس 2:1</w:t>
+      </w:r>
       <w:r>
         <w:rPr>
           <w:rtl/>
@@ -5415,20 +4941,14 @@
         </w:rPr>
         <w:t xml:space="preserve">: يقارن بولس بين الطبيعة القديمة والطبيعة الجديدة (انظر أيضًا </w:t>
       </w:r>
-      <w:hyperlink r:id="rId83">
-        <w:r>
-          <w:rPr>
-            <w:rtl/>
-            <w:cs/>
-            <w:lang w:val="ar_AE" w:bidi="ar_AE"/>
-          </w:rPr>
-          <w:rPr>
-            <w:color w:val="0000EE"/>
-            <w:u w:val="single"/>
-          </w:rPr>
-          <w:t>رومية 5:12–21</w:t>
-        </w:r>
-      </w:hyperlink>
+      <w:r>
+        <w:rPr>
+          <w:rtl/>
+          <w:cs/>
+          <w:lang w:val="ar_AE" w:bidi="ar_AE"/>
+        </w:rPr>
+        <w:t>رومية 5:12–21</w:t>
+      </w:r>
       <w:r>
         <w:rPr>
           <w:rtl/>
@@ -5437,20 +4957,14 @@
         </w:rPr>
         <w:t xml:space="preserve">؛ </w:t>
       </w:r>
-      <w:hyperlink r:id="rId84">
-        <w:r>
-          <w:rPr>
-            <w:rtl/>
-            <w:cs/>
-            <w:lang w:val="ar_AE" w:bidi="ar_AE"/>
-          </w:rPr>
-          <w:rPr>
-            <w:color w:val="0000EE"/>
-            <w:u w:val="single"/>
-          </w:rPr>
-          <w:t>6:6</w:t>
-        </w:r>
-      </w:hyperlink>
+      <w:r>
+        <w:rPr>
+          <w:rtl/>
+          <w:cs/>
+          <w:lang w:val="ar_AE" w:bidi="ar_AE"/>
+        </w:rPr>
+        <w:t>6:6</w:t>
+      </w:r>
       <w:r>
         <w:rPr>
           <w:rtl/>
@@ -5459,20 +4973,14 @@
         </w:rPr>
         <w:t xml:space="preserve">؛ </w:t>
       </w:r>
-      <w:hyperlink r:id="rId85">
-        <w:r>
-          <w:rPr>
-            <w:rtl/>
-            <w:cs/>
-            <w:lang w:val="ar_AE" w:bidi="ar_AE"/>
-          </w:rPr>
-          <w:rPr>
-            <w:color w:val="0000EE"/>
-            <w:u w:val="single"/>
-          </w:rPr>
-          <w:t>أفسس 4:22–24</w:t>
-        </w:r>
-      </w:hyperlink>
+      <w:r>
+        <w:rPr>
+          <w:rtl/>
+          <w:cs/>
+          <w:lang w:val="ar_AE" w:bidi="ar_AE"/>
+        </w:rPr>
+        <w:t>أفسس 4:22–24</w:t>
+      </w:r>
       <w:r>
         <w:rPr>
           <w:rtl/>
@@ -5666,20 +5174,14 @@
         </w:rPr>
         <w:t>يصف بولس طبيعة الحياة الجديدة للأشخاص الذين قاموا مع المسيح (</w:t>
       </w:r>
-      <w:hyperlink r:id="rId86">
-        <w:r>
-          <w:rPr>
-            <w:rtl/>
-            <w:cs/>
-            <w:lang w:val="ar_AE" w:bidi="ar_AE"/>
-          </w:rPr>
-          <w:rPr>
-            <w:color w:val="0000EE"/>
-            <w:u w:val="single"/>
-          </w:rPr>
-          <w:t>3:1</w:t>
-        </w:r>
-      </w:hyperlink>
+      <w:r>
+        <w:rPr>
+          <w:rtl/>
+          <w:cs/>
+          <w:lang w:val="ar_AE" w:bidi="ar_AE"/>
+        </w:rPr>
+        <w:t>3:1</w:t>
+      </w:r>
       <w:r>
         <w:rPr>
           <w:rtl/>
@@ -5755,20 +5257,14 @@
         </w:rPr>
         <w:t xml:space="preserve">كما أن المسيح واحد، كذلك لا يمكن أن يكون هناك سوى جسد واحد للمسيح (انظر </w:t>
       </w:r>
-      <w:hyperlink r:id="rId87">
-        <w:r>
-          <w:rPr>
-            <w:rtl/>
-            <w:cs/>
-            <w:lang w:val="ar_AE" w:bidi="ar_AE"/>
-          </w:rPr>
-          <w:rPr>
-            <w:color w:val="0000EE"/>
-            <w:u w:val="single"/>
-          </w:rPr>
-          <w:t>1:18</w:t>
-        </w:r>
-      </w:hyperlink>
+      <w:r>
+        <w:rPr>
+          <w:rtl/>
+          <w:cs/>
+          <w:lang w:val="ar_AE" w:bidi="ar_AE"/>
+        </w:rPr>
+        <w:t>1:18</w:t>
+      </w:r>
       <w:r>
         <w:rPr>
           <w:rtl/>
@@ -5777,20 +5273,14 @@
         </w:rPr>
         <w:t xml:space="preserve">; </w:t>
       </w:r>
-      <w:hyperlink r:id="rId88">
-        <w:r>
-          <w:rPr>
-            <w:rtl/>
-            <w:cs/>
-            <w:lang w:val="ar_AE" w:bidi="ar_AE"/>
-          </w:rPr>
-          <w:rPr>
-            <w:color w:val="0000EE"/>
-            <w:u w:val="single"/>
-          </w:rPr>
-          <w:t>أفسس 4:4–6</w:t>
-        </w:r>
-      </w:hyperlink>
+      <w:r>
+        <w:rPr>
+          <w:rtl/>
+          <w:cs/>
+          <w:lang w:val="ar_AE" w:bidi="ar_AE"/>
+        </w:rPr>
+        <w:t>أفسس 4:4–6</w:t>
+      </w:r>
       <w:r>
         <w:rPr>
           <w:rtl/>
@@ -5866,20 +5356,14 @@
         </w:rPr>
         <w:t xml:space="preserve">المزامير والتسابيح والأغاني الروحية هي أغانٍ للتسبيح والعبادة (انظر </w:t>
       </w:r>
-      <w:hyperlink r:id="rId89">
-        <w:r>
-          <w:rPr>
-            <w:rtl/>
-            <w:cs/>
-            <w:lang w:val="ar_AE" w:bidi="ar_AE"/>
-          </w:rPr>
-          <w:rPr>
-            <w:color w:val="0000EE"/>
-            <w:u w:val="single"/>
-          </w:rPr>
-          <w:t>1 كورنثوس 14:26</w:t>
-        </w:r>
-      </w:hyperlink>
+      <w:r>
+        <w:rPr>
+          <w:rtl/>
+          <w:cs/>
+          <w:lang w:val="ar_AE" w:bidi="ar_AE"/>
+        </w:rPr>
+        <w:t>1 كورنثوس 14:26</w:t>
+      </w:r>
       <w:r>
         <w:rPr>
           <w:rtl/>
@@ -5888,20 +5372,14 @@
         </w:rPr>
         <w:t xml:space="preserve">؛ </w:t>
       </w:r>
-      <w:hyperlink r:id="rId90">
-        <w:r>
-          <w:rPr>
-            <w:rtl/>
-            <w:cs/>
-            <w:lang w:val="ar_AE" w:bidi="ar_AE"/>
-          </w:rPr>
-          <w:rPr>
-            <w:color w:val="0000EE"/>
-            <w:u w:val="single"/>
-          </w:rPr>
-          <w:t>أفسس 5:19</w:t>
-        </w:r>
-      </w:hyperlink>
+      <w:r>
+        <w:rPr>
+          <w:rtl/>
+          <w:cs/>
+          <w:lang w:val="ar_AE" w:bidi="ar_AE"/>
+        </w:rPr>
+        <w:t>أفسس 5:19</w:t>
+      </w:r>
       <w:r>
         <w:rPr>
           <w:rtl/>
@@ -6095,20 +5573,14 @@
         </w:rPr>
         <w:t xml:space="preserve">الخضوع يعني الاعتراف بمكانة الفرد تحت شخص آخر في النظام الاجتماعي. مثل هذا الخضوع يعني دائمًا أن الله في القمة وأن إرادته هي الأهم (انظر </w:t>
       </w:r>
-      <w:hyperlink r:id="rId91">
-        <w:r>
-          <w:rPr>
-            <w:rtl/>
-            <w:cs/>
-            <w:lang w:val="ar_AE" w:bidi="ar_AE"/>
-          </w:rPr>
-          <w:rPr>
-            <w:color w:val="0000EE"/>
-            <w:u w:val="single"/>
-          </w:rPr>
-          <w:t>أعمال الرسل 4:19–20</w:t>
-        </w:r>
-      </w:hyperlink>
+      <w:r>
+        <w:rPr>
+          <w:rtl/>
+          <w:cs/>
+          <w:lang w:val="ar_AE" w:bidi="ar_AE"/>
+        </w:rPr>
+        <w:t>أعمال الرسل 4:19–20</w:t>
+      </w:r>
       <w:r>
         <w:rPr>
           <w:rtl/>
@@ -6117,20 +5589,14 @@
         </w:rPr>
         <w:t xml:space="preserve">; </w:t>
       </w:r>
-      <w:hyperlink r:id="rId92">
-        <w:r>
-          <w:rPr>
-            <w:rtl/>
-            <w:cs/>
-            <w:lang w:val="ar_AE" w:bidi="ar_AE"/>
-          </w:rPr>
-          <w:rPr>
-            <w:color w:val="0000EE"/>
-            <w:u w:val="single"/>
-          </w:rPr>
-          <w:t>5:29</w:t>
-        </w:r>
-      </w:hyperlink>
+      <w:r>
+        <w:rPr>
+          <w:rtl/>
+          <w:cs/>
+          <w:lang w:val="ar_AE" w:bidi="ar_AE"/>
+        </w:rPr>
+        <w:t>5:29</w:t>
+      </w:r>
       <w:r>
         <w:rPr>
           <w:rtl/>
@@ -6223,20 +5689,14 @@
         </w:rPr>
         <w:t xml:space="preserve"> حيث يُقَدِّم بولس تعليمات للزوجات (</w:t>
       </w:r>
-      <w:hyperlink r:id="rId93">
-        <w:r>
-          <w:rPr>
-            <w:rtl/>
-            <w:cs/>
-            <w:lang w:val="ar_AE" w:bidi="ar_AE"/>
-          </w:rPr>
-          <w:rPr>
-            <w:color w:val="0000EE"/>
-            <w:u w:val="single"/>
-          </w:rPr>
-          <w:t>3:18</w:t>
-        </w:r>
-      </w:hyperlink>
+      <w:r>
+        <w:rPr>
+          <w:rtl/>
+          <w:cs/>
+          <w:lang w:val="ar_AE" w:bidi="ar_AE"/>
+        </w:rPr>
+        <w:t>3:18</w:t>
+      </w:r>
       <w:r>
         <w:rPr>
           <w:rtl/>
@@ -6245,20 +5705,14 @@
         </w:rPr>
         <w:t>)، والأزواج (</w:t>
       </w:r>
-      <w:hyperlink r:id="rId94">
-        <w:r>
-          <w:rPr>
-            <w:rtl/>
-            <w:cs/>
-            <w:lang w:val="ar_AE" w:bidi="ar_AE"/>
-          </w:rPr>
-          <w:rPr>
-            <w:color w:val="0000EE"/>
-            <w:u w:val="single"/>
-          </w:rPr>
-          <w:t>3:19</w:t>
-        </w:r>
-      </w:hyperlink>
+      <w:r>
+        <w:rPr>
+          <w:rtl/>
+          <w:cs/>
+          <w:lang w:val="ar_AE" w:bidi="ar_AE"/>
+        </w:rPr>
+        <w:t>3:19</w:t>
+      </w:r>
       <w:r>
         <w:rPr>
           <w:rtl/>
@@ -6267,20 +5721,14 @@
         </w:rPr>
         <w:t>)، والأطفال (</w:t>
       </w:r>
-      <w:hyperlink r:id="rId95">
-        <w:r>
-          <w:rPr>
-            <w:rtl/>
-            <w:cs/>
-            <w:lang w:val="ar_AE" w:bidi="ar_AE"/>
-          </w:rPr>
-          <w:rPr>
-            <w:color w:val="0000EE"/>
-            <w:u w:val="single"/>
-          </w:rPr>
-          <w:t>3:20</w:t>
-        </w:r>
-      </w:hyperlink>
+      <w:r>
+        <w:rPr>
+          <w:rtl/>
+          <w:cs/>
+          <w:lang w:val="ar_AE" w:bidi="ar_AE"/>
+        </w:rPr>
+        <w:t>3:20</w:t>
+      </w:r>
       <w:r>
         <w:rPr>
           <w:rtl/>
@@ -6289,20 +5737,14 @@
         </w:rPr>
         <w:t>)، والآباء (</w:t>
       </w:r>
-      <w:hyperlink r:id="rId96">
-        <w:r>
-          <w:rPr>
-            <w:rtl/>
-            <w:cs/>
-            <w:lang w:val="ar_AE" w:bidi="ar_AE"/>
-          </w:rPr>
-          <w:rPr>
-            <w:color w:val="0000EE"/>
-            <w:u w:val="single"/>
-          </w:rPr>
-          <w:t>3:21</w:t>
-        </w:r>
-      </w:hyperlink>
+      <w:r>
+        <w:rPr>
+          <w:rtl/>
+          <w:cs/>
+          <w:lang w:val="ar_AE" w:bidi="ar_AE"/>
+        </w:rPr>
+        <w:t>3:21</w:t>
+      </w:r>
       <w:r>
         <w:rPr>
           <w:rtl/>
@@ -6311,20 +5753,14 @@
         </w:rPr>
         <w:t>)، والعبيد (</w:t>
       </w:r>
-      <w:hyperlink r:id="rId97">
-        <w:r>
-          <w:rPr>
-            <w:rtl/>
-            <w:cs/>
-            <w:lang w:val="ar_AE" w:bidi="ar_AE"/>
-          </w:rPr>
-          <w:rPr>
-            <w:color w:val="0000EE"/>
-            <w:u w:val="single"/>
-          </w:rPr>
-          <w:t>3:22–25</w:t>
-        </w:r>
-      </w:hyperlink>
+      <w:r>
+        <w:rPr>
+          <w:rtl/>
+          <w:cs/>
+          <w:lang w:val="ar_AE" w:bidi="ar_AE"/>
+        </w:rPr>
+        <w:t>3:22–25</w:t>
+      </w:r>
       <w:r>
         <w:rPr>
           <w:rtl/>
@@ -6333,20 +5769,14 @@
         </w:rPr>
         <w:t>)، والسادة (</w:t>
       </w:r>
-      <w:hyperlink r:id="rId98">
-        <w:r>
-          <w:rPr>
-            <w:rtl/>
-            <w:cs/>
-            <w:lang w:val="ar_AE" w:bidi="ar_AE"/>
-          </w:rPr>
-          <w:rPr>
-            <w:color w:val="0000EE"/>
-            <w:u w:val="single"/>
-          </w:rPr>
-          <w:t>4:1</w:t>
-        </w:r>
-      </w:hyperlink>
+      <w:r>
+        <w:rPr>
+          <w:rtl/>
+          <w:cs/>
+          <w:lang w:val="ar_AE" w:bidi="ar_AE"/>
+        </w:rPr>
+        <w:t>4:1</w:t>
+      </w:r>
       <w:r>
         <w:rPr>
           <w:rtl/>
@@ -6355,20 +5785,14 @@
         </w:rPr>
         <w:t xml:space="preserve">). تظهر مثل هذه القوانين في كتابات الكُتَّاب اليونانيين الرومانيين وفي أماكن أخرى في العهد الجديد (انظر </w:t>
       </w:r>
-      <w:hyperlink r:id="rId99">
-        <w:r>
-          <w:rPr>
-            <w:rtl/>
-            <w:cs/>
-            <w:lang w:val="ar_AE" w:bidi="ar_AE"/>
-          </w:rPr>
-          <w:rPr>
-            <w:color w:val="0000EE"/>
-            <w:u w:val="single"/>
-          </w:rPr>
-          <w:t>أفسس 5:22–6:9</w:t>
-        </w:r>
-      </w:hyperlink>
+      <w:r>
+        <w:rPr>
+          <w:rtl/>
+          <w:cs/>
+          <w:lang w:val="ar_AE" w:bidi="ar_AE"/>
+        </w:rPr>
+        <w:t>أفسس 5:22–6:9</w:t>
+      </w:r>
       <w:r>
         <w:rPr>
           <w:rtl/>
@@ -6377,20 +5801,14 @@
         </w:rPr>
         <w:t xml:space="preserve">; </w:t>
       </w:r>
-      <w:hyperlink r:id="rId100">
-        <w:r>
-          <w:rPr>
-            <w:rtl/>
-            <w:cs/>
-            <w:lang w:val="ar_AE" w:bidi="ar_AE"/>
-          </w:rPr>
-          <w:rPr>
-            <w:color w:val="0000EE"/>
-            <w:u w:val="single"/>
-          </w:rPr>
-          <w:t>1 بطرس 2:18–3:7</w:t>
-        </w:r>
-      </w:hyperlink>
+      <w:r>
+        <w:rPr>
+          <w:rtl/>
+          <w:cs/>
+          <w:lang w:val="ar_AE" w:bidi="ar_AE"/>
+        </w:rPr>
+        <w:t>1 بطرس 2:18–3:7</w:t>
+      </w:r>
       <w:r>
         <w:rPr>
           <w:rtl/>
@@ -6466,20 +5884,14 @@
         </w:rPr>
         <w:t xml:space="preserve">يأتي حث النساء بالخضوع لأزواجهن متبوعًا مباشرة بوصية للرجال بأن يحبوا زوجاتهم (انظر أيضًا </w:t>
       </w:r>
-      <w:hyperlink r:id="rId101">
-        <w:r>
-          <w:rPr>
-            <w:rtl/>
-            <w:cs/>
-            <w:lang w:val="ar_AE" w:bidi="ar_AE"/>
-          </w:rPr>
-          <w:rPr>
-            <w:color w:val="0000EE"/>
-            <w:u w:val="single"/>
-          </w:rPr>
-          <w:t>أفسس 5:25–30</w:t>
-        </w:r>
-      </w:hyperlink>
+      <w:r>
+        <w:rPr>
+          <w:rtl/>
+          <w:cs/>
+          <w:lang w:val="ar_AE" w:bidi="ar_AE"/>
+        </w:rPr>
+        <w:t>أفسس 5:25–30</w:t>
+      </w:r>
       <w:r>
         <w:rPr>
           <w:rtl/>
@@ -6488,20 +5900,14 @@
         </w:rPr>
         <w:t xml:space="preserve">؛ </w:t>
       </w:r>
-      <w:hyperlink r:id="rId102">
-        <w:r>
-          <w:rPr>
-            <w:rtl/>
-            <w:cs/>
-            <w:lang w:val="ar_AE" w:bidi="ar_AE"/>
-          </w:rPr>
-          <w:rPr>
-            <w:color w:val="0000EE"/>
-            <w:u w:val="single"/>
-          </w:rPr>
-          <w:t>1 بطرس 3:7</w:t>
-        </w:r>
-      </w:hyperlink>
+      <w:r>
+        <w:rPr>
+          <w:rtl/>
+          <w:cs/>
+          <w:lang w:val="ar_AE" w:bidi="ar_AE"/>
+        </w:rPr>
+        <w:t>1 بطرس 3:7</w:t>
+      </w:r>
       <w:r>
         <w:rPr>
           <w:rtl/>
@@ -6577,20 +5983,14 @@
         </w:rPr>
         <w:t xml:space="preserve">كان للعبيد سادة أرضيون يجب أن يطيعوهم. كانت العبودية جزءًا أساسيًا من حياة واقتصاد العالم القديم، ولم يقم العهد الجديد بمهاجمة هذه الممارسة بشكل مباشر. ومع ذلك، فإن الإيمان المسيحي يؤسس لعلاقات تُغير طبيعة الهيكل الاجتماعي (انظر </w:t>
       </w:r>
-      <w:hyperlink r:id="rId103">
-        <w:r>
-          <w:rPr>
-            <w:rtl/>
-            <w:cs/>
-            <w:lang w:val="ar_AE" w:bidi="ar_AE"/>
-          </w:rPr>
-          <w:rPr>
-            <w:color w:val="0000EE"/>
-            <w:u w:val="single"/>
-          </w:rPr>
-          <w:t>فليمون 1:15–16</w:t>
-        </w:r>
-      </w:hyperlink>
+      <w:r>
+        <w:rPr>
+          <w:rtl/>
+          <w:cs/>
+          <w:lang w:val="ar_AE" w:bidi="ar_AE"/>
+        </w:rPr>
+        <w:t>فليمون 1:15–16</w:t>
+      </w:r>
       <w:r>
         <w:rPr>
           <w:rtl/>
@@ -6733,20 +6133,14 @@
         </w:rPr>
         <w:t>سَاهِرِينَ (بعقل يقظ): الفعل اليوناني المستخدم في هذه العبارة يستخدم في العهد الجديد لتصوير الحاجة إلى أن يكون المسيحيون متيقظين وساهرين في ضوء عودة المسيح (</w:t>
       </w:r>
-      <w:hyperlink r:id="rId104">
-        <w:r>
-          <w:rPr>
-            <w:rtl/>
-            <w:cs/>
-            <w:lang w:val="ar_AE" w:bidi="ar_AE"/>
-          </w:rPr>
-          <w:rPr>
-            <w:color w:val="0000EE"/>
-            <w:u w:val="single"/>
-          </w:rPr>
-          <w:t>متى 24:42</w:t>
-        </w:r>
-      </w:hyperlink>
+      <w:r>
+        <w:rPr>
+          <w:rtl/>
+          <w:cs/>
+          <w:lang w:val="ar_AE" w:bidi="ar_AE"/>
+        </w:rPr>
+        <w:t>متى 24:42</w:t>
+      </w:r>
       <w:r>
         <w:rPr>
           <w:rtl/>
@@ -6755,20 +6149,14 @@
         </w:rPr>
         <w:t xml:space="preserve">؛ </w:t>
       </w:r>
-      <w:hyperlink r:id="rId105">
-        <w:r>
-          <w:rPr>
-            <w:rtl/>
-            <w:cs/>
-            <w:lang w:val="ar_AE" w:bidi="ar_AE"/>
-          </w:rPr>
-          <w:rPr>
-            <w:color w:val="0000EE"/>
-            <w:u w:val="single"/>
-          </w:rPr>
-          <w:t>25:13</w:t>
-        </w:r>
-      </w:hyperlink>
+      <w:r>
+        <w:rPr>
+          <w:rtl/>
+          <w:cs/>
+          <w:lang w:val="ar_AE" w:bidi="ar_AE"/>
+        </w:rPr>
+        <w:t>25:13</w:t>
+      </w:r>
       <w:r>
         <w:rPr>
           <w:rtl/>
@@ -6777,20 +6165,14 @@
         </w:rPr>
         <w:t xml:space="preserve">؛ </w:t>
       </w:r>
-      <w:hyperlink r:id="rId106">
-        <w:r>
-          <w:rPr>
-            <w:rtl/>
-            <w:cs/>
-            <w:lang w:val="ar_AE" w:bidi="ar_AE"/>
-          </w:rPr>
-          <w:rPr>
-            <w:color w:val="0000EE"/>
-            <w:u w:val="single"/>
-          </w:rPr>
-          <w:t>مرقس 13:35</w:t>
-        </w:r>
-      </w:hyperlink>
+      <w:r>
+        <w:rPr>
+          <w:rtl/>
+          <w:cs/>
+          <w:lang w:val="ar_AE" w:bidi="ar_AE"/>
+        </w:rPr>
+        <w:t>مرقس 13:35</w:t>
+      </w:r>
       <w:r>
         <w:rPr>
           <w:rtl/>
@@ -6799,20 +6181,14 @@
         </w:rPr>
         <w:t xml:space="preserve">، </w:t>
       </w:r>
-      <w:hyperlink r:id="rId107">
-        <w:r>
-          <w:rPr>
-            <w:rtl/>
-            <w:cs/>
-            <w:lang w:val="ar_AE" w:bidi="ar_AE"/>
-          </w:rPr>
-          <w:rPr>
-            <w:color w:val="0000EE"/>
-            <w:u w:val="single"/>
-          </w:rPr>
-          <w:t>37</w:t>
-        </w:r>
-      </w:hyperlink>
+      <w:r>
+        <w:rPr>
+          <w:rtl/>
+          <w:cs/>
+          <w:lang w:val="ar_AE" w:bidi="ar_AE"/>
+        </w:rPr>
+        <w:t>37</w:t>
+      </w:r>
       <w:r>
         <w:rPr>
           <w:rtl/>
@@ -6821,20 +6197,14 @@
         </w:rPr>
         <w:t xml:space="preserve">؛ </w:t>
       </w:r>
-      <w:hyperlink r:id="rId108">
-        <w:r>
-          <w:rPr>
-            <w:rtl/>
-            <w:cs/>
-            <w:lang w:val="ar_AE" w:bidi="ar_AE"/>
-          </w:rPr>
-          <w:rPr>
-            <w:color w:val="0000EE"/>
-            <w:u w:val="single"/>
-          </w:rPr>
-          <w:t>1 تسالونيكي 5:6</w:t>
-        </w:r>
-      </w:hyperlink>
+      <w:r>
+        <w:rPr>
+          <w:rtl/>
+          <w:cs/>
+          <w:lang w:val="ar_AE" w:bidi="ar_AE"/>
+        </w:rPr>
+        <w:t>1 تسالونيكي 5:6</w:t>
+      </w:r>
       <w:r>
         <w:rPr>
           <w:rtl/>
@@ -6843,20 +6213,14 @@
         </w:rPr>
         <w:t xml:space="preserve">؛ </w:t>
       </w:r>
-      <w:hyperlink r:id="rId109">
-        <w:r>
-          <w:rPr>
-            <w:rtl/>
-            <w:cs/>
-            <w:lang w:val="ar_AE" w:bidi="ar_AE"/>
-          </w:rPr>
-          <w:rPr>
-            <w:color w:val="0000EE"/>
-            <w:u w:val="single"/>
-          </w:rPr>
-          <w:t>رؤيا 3:3</w:t>
-        </w:r>
-      </w:hyperlink>
+      <w:r>
+        <w:rPr>
+          <w:rtl/>
+          <w:cs/>
+          <w:lang w:val="ar_AE" w:bidi="ar_AE"/>
+        </w:rPr>
+        <w:t>رؤيا 3:3</w:t>
+      </w:r>
       <w:r>
         <w:rPr>
           <w:rtl/>
@@ -6865,20 +6229,14 @@
         </w:rPr>
         <w:t xml:space="preserve">؛ </w:t>
       </w:r>
-      <w:hyperlink r:id="rId110">
-        <w:r>
-          <w:rPr>
-            <w:rtl/>
-            <w:cs/>
-            <w:lang w:val="ar_AE" w:bidi="ar_AE"/>
-          </w:rPr>
-          <w:rPr>
-            <w:color w:val="0000EE"/>
-            <w:u w:val="single"/>
-          </w:rPr>
-          <w:t>16:15</w:t>
-        </w:r>
-      </w:hyperlink>
+      <w:r>
+        <w:rPr>
+          <w:rtl/>
+          <w:cs/>
+          <w:lang w:val="ar_AE" w:bidi="ar_AE"/>
+        </w:rPr>
+        <w:t>16:15</w:t>
+      </w:r>
       <w:r>
         <w:rPr>
           <w:rtl/>
@@ -7038,20 +6396,14 @@
         </w:rPr>
         <w:t xml:space="preserve">): الباب المفتوح هو استعارة لفرصة من أجل إعلان الأخبار السارة (انظر أيضًا </w:t>
       </w:r>
-      <w:hyperlink r:id="rId111">
-        <w:r>
-          <w:rPr>
-            <w:rtl/>
-            <w:cs/>
-            <w:lang w:val="ar_AE" w:bidi="ar_AE"/>
-          </w:rPr>
-          <w:rPr>
-            <w:color w:val="0000EE"/>
-            <w:u w:val="single"/>
-          </w:rPr>
-          <w:t>أعمال 14:27</w:t>
-        </w:r>
-      </w:hyperlink>
+      <w:r>
+        <w:rPr>
+          <w:rtl/>
+          <w:cs/>
+          <w:lang w:val="ar_AE" w:bidi="ar_AE"/>
+        </w:rPr>
+        <w:t>أعمال 14:27</w:t>
+      </w:r>
       <w:r>
         <w:rPr>
           <w:rtl/>
@@ -7060,20 +6412,14 @@
         </w:rPr>
         <w:t xml:space="preserve">; </w:t>
       </w:r>
-      <w:hyperlink r:id="rId112">
-        <w:r>
-          <w:rPr>
-            <w:rtl/>
-            <w:cs/>
-            <w:lang w:val="ar_AE" w:bidi="ar_AE"/>
-          </w:rPr>
-          <w:rPr>
-            <w:color w:val="0000EE"/>
-            <w:u w:val="single"/>
-          </w:rPr>
-          <w:t>1 كورنثوس 16:9</w:t>
-        </w:r>
-      </w:hyperlink>
+      <w:r>
+        <w:rPr>
+          <w:rtl/>
+          <w:cs/>
+          <w:lang w:val="ar_AE" w:bidi="ar_AE"/>
+        </w:rPr>
+        <w:t>1 كورنثوس 16:9</w:t>
+      </w:r>
       <w:r>
         <w:rPr>
           <w:rtl/>
@@ -7082,20 +6428,14 @@
         </w:rPr>
         <w:t xml:space="preserve">; </w:t>
       </w:r>
-      <w:hyperlink r:id="rId113">
-        <w:r>
-          <w:rPr>
-            <w:rtl/>
-            <w:cs/>
-            <w:lang w:val="ar_AE" w:bidi="ar_AE"/>
-          </w:rPr>
-          <w:rPr>
-            <w:color w:val="0000EE"/>
-            <w:u w:val="single"/>
-          </w:rPr>
-          <w:t>2 كورنثوس 2:12</w:t>
-        </w:r>
-      </w:hyperlink>
+      <w:r>
+        <w:rPr>
+          <w:rtl/>
+          <w:cs/>
+          <w:lang w:val="ar_AE" w:bidi="ar_AE"/>
+        </w:rPr>
+        <w:t>2 كورنثوس 2:12</w:t>
+      </w:r>
       <w:r>
         <w:rPr>
           <w:rtl/>
@@ -7104,20 +6444,14 @@
         </w:rPr>
         <w:t xml:space="preserve">). • بِسِرِّ الْمَسِيحِ: انظر </w:t>
       </w:r>
-      <w:hyperlink r:id="rId114">
-        <w:r>
-          <w:rPr>
-            <w:rtl/>
-            <w:cs/>
-            <w:lang w:val="ar_AE" w:bidi="ar_AE"/>
-          </w:rPr>
-          <w:rPr>
-            <w:color w:val="0000EE"/>
-            <w:u w:val="single"/>
-          </w:rPr>
-          <w:t>كولوسي 1:26–27</w:t>
-        </w:r>
-      </w:hyperlink>
+      <w:r>
+        <w:rPr>
+          <w:rtl/>
+          <w:cs/>
+          <w:lang w:val="ar_AE" w:bidi="ar_AE"/>
+        </w:rPr>
+        <w:t>كولوسي 1:26–27</w:t>
+      </w:r>
       <w:r>
         <w:rPr>
           <w:rtl/>
@@ -7126,20 +6460,14 @@
         </w:rPr>
         <w:t xml:space="preserve">; </w:t>
       </w:r>
-      <w:hyperlink r:id="rId115">
-        <w:r>
-          <w:rPr>
-            <w:rtl/>
-            <w:cs/>
-            <w:lang w:val="ar_AE" w:bidi="ar_AE"/>
-          </w:rPr>
-          <w:rPr>
-            <w:color w:val="0000EE"/>
-            <w:u w:val="single"/>
-          </w:rPr>
-          <w:t>2:2</w:t>
-        </w:r>
-      </w:hyperlink>
+      <w:r>
+        <w:rPr>
+          <w:rtl/>
+          <w:cs/>
+          <w:lang w:val="ar_AE" w:bidi="ar_AE"/>
+        </w:rPr>
+        <w:t>2:2</w:t>
+      </w:r>
       <w:r>
         <w:rPr>
           <w:rtl/>
@@ -7332,20 +6660,14 @@
         </w:rPr>
         <w:t xml:space="preserve">): يُعدّ الملح من التوابل وكذلك مادة حافظة (انظر </w:t>
       </w:r>
-      <w:hyperlink r:id="rId116">
-        <w:r>
-          <w:rPr>
-            <w:rtl/>
-            <w:cs/>
-            <w:lang w:val="ar_AE" w:bidi="ar_AE"/>
-          </w:rPr>
-          <w:rPr>
-            <w:color w:val="0000EE"/>
-            <w:u w:val="single"/>
-          </w:rPr>
-          <w:t>متى 5:13</w:t>
-        </w:r>
-      </w:hyperlink>
+      <w:r>
+        <w:rPr>
+          <w:rtl/>
+          <w:cs/>
+          <w:lang w:val="ar_AE" w:bidi="ar_AE"/>
+        </w:rPr>
+        <w:t>متى 5:13</w:t>
+      </w:r>
       <w:r>
         <w:rPr>
           <w:rtl/>
@@ -7438,20 +6760,14 @@
         </w:rPr>
         <w:t>كان تيخيكس من مقاطعة أسيّا، حيث كانت تقع كولوسي (</w:t>
       </w:r>
-      <w:hyperlink r:id="rId117">
-        <w:r>
-          <w:rPr>
-            <w:rtl/>
-            <w:cs/>
-            <w:lang w:val="ar_AE" w:bidi="ar_AE"/>
-          </w:rPr>
-          <w:rPr>
-            <w:color w:val="0000EE"/>
-            <w:u w:val="single"/>
-          </w:rPr>
-          <w:t>أعمال 20:4</w:t>
-        </w:r>
-      </w:hyperlink>
+      <w:r>
+        <w:rPr>
+          <w:rtl/>
+          <w:cs/>
+          <w:lang w:val="ar_AE" w:bidi="ar_AE"/>
+        </w:rPr>
+        <w:t>أعمال 20:4</w:t>
+      </w:r>
       <w:r>
         <w:rPr>
           <w:rtl/>
@@ -7460,20 +6776,14 @@
         </w:rPr>
         <w:t>). وقد عمل مع بولس بشكل خاص في تلك المقاطعة (</w:t>
       </w:r>
-      <w:hyperlink r:id="rId118">
-        <w:r>
-          <w:rPr>
-            <w:rtl/>
-            <w:cs/>
-            <w:lang w:val="ar_AE" w:bidi="ar_AE"/>
-          </w:rPr>
-          <w:rPr>
-            <w:color w:val="0000EE"/>
-            <w:u w:val="single"/>
-          </w:rPr>
-          <w:t>أفسس 6:21</w:t>
-        </w:r>
-      </w:hyperlink>
+      <w:r>
+        <w:rPr>
+          <w:rtl/>
+          <w:cs/>
+          <w:lang w:val="ar_AE" w:bidi="ar_AE"/>
+        </w:rPr>
+        <w:t>أفسس 6:21</w:t>
+      </w:r>
       <w:r>
         <w:rPr>
           <w:rtl/>
@@ -7482,20 +6792,14 @@
         </w:rPr>
         <w:t xml:space="preserve">; </w:t>
       </w:r>
-      <w:hyperlink r:id="rId119">
-        <w:r>
-          <w:rPr>
-            <w:rtl/>
-            <w:cs/>
-            <w:lang w:val="ar_AE" w:bidi="ar_AE"/>
-          </w:rPr>
-          <w:rPr>
-            <w:color w:val="0000EE"/>
-            <w:u w:val="single"/>
-          </w:rPr>
-          <w:t>2 تيموثاوس 4:12</w:t>
-        </w:r>
-      </w:hyperlink>
+      <w:r>
+        <w:rPr>
+          <w:rtl/>
+          <w:cs/>
+          <w:lang w:val="ar_AE" w:bidi="ar_AE"/>
+        </w:rPr>
+        <w:t>2 تيموثاوس 4:12</w:t>
+      </w:r>
       <w:r>
         <w:rPr>
           <w:rtl/>
@@ -7504,20 +6808,14 @@
         </w:rPr>
         <w:t>). ثم أُرسل لاحقًا للعمل مع تيطس في كريت (</w:t>
       </w:r>
-      <w:hyperlink r:id="rId120">
-        <w:r>
-          <w:rPr>
-            <w:rtl/>
-            <w:cs/>
-            <w:lang w:val="ar_AE" w:bidi="ar_AE"/>
-          </w:rPr>
-          <w:rPr>
-            <w:color w:val="0000EE"/>
-            <w:u w:val="single"/>
-          </w:rPr>
-          <w:t>تيطس 3:12</w:t>
-        </w:r>
-      </w:hyperlink>
+      <w:r>
+        <w:rPr>
+          <w:rtl/>
+          <w:cs/>
+          <w:lang w:val="ar_AE" w:bidi="ar_AE"/>
+        </w:rPr>
+        <w:t>تيطس 3:12</w:t>
+      </w:r>
       <w:r>
         <w:rPr>
           <w:rtl/>
@@ -7660,20 +6958,14 @@
         </w:rPr>
         <w:t xml:space="preserve">كان أنسيمس عبدًا هاربًا أعاده بولس إلى سيده فليمون (انظر </w:t>
       </w:r>
-      <w:hyperlink r:id="rId121">
-        <w:r>
-          <w:rPr>
-            <w:rtl/>
-            <w:cs/>
-            <w:lang w:val="ar_AE" w:bidi="ar_AE"/>
-          </w:rPr>
-          <w:rPr>
-            <w:color w:val="0000EE"/>
-            <w:u w:val="single"/>
-          </w:rPr>
-          <w:t>رسالة فليمون</w:t>
-        </w:r>
-      </w:hyperlink>
+      <w:r>
+        <w:rPr>
+          <w:rtl/>
+          <w:cs/>
+          <w:lang w:val="ar_AE" w:bidi="ar_AE"/>
+        </w:rPr>
+        <w:t>رسالة فليمون</w:t>
+      </w:r>
       <w:r>
         <w:rPr>
           <w:rtl/>
@@ -7749,20 +7041,14 @@
         </w:rPr>
         <w:t>كان اسم أرسترخس شائعًا، لكن من المرجح أنه نفس الشخص من تسالونيكي (</w:t>
       </w:r>
-      <w:hyperlink r:id="rId122">
-        <w:r>
-          <w:rPr>
-            <w:rtl/>
-            <w:cs/>
-            <w:lang w:val="ar_AE" w:bidi="ar_AE"/>
-          </w:rPr>
-          <w:rPr>
-            <w:color w:val="0000EE"/>
-            <w:u w:val="single"/>
-          </w:rPr>
-          <w:t>أعمال 19:29</w:t>
-        </w:r>
-      </w:hyperlink>
+      <w:r>
+        <w:rPr>
+          <w:rtl/>
+          <w:cs/>
+          <w:lang w:val="ar_AE" w:bidi="ar_AE"/>
+        </w:rPr>
+        <w:t>أعمال 19:29</w:t>
+      </w:r>
       <w:r>
         <w:rPr>
           <w:rtl/>
@@ -7771,20 +7057,14 @@
         </w:rPr>
         <w:t xml:space="preserve">؛ </w:t>
       </w:r>
-      <w:hyperlink r:id="rId117">
-        <w:r>
-          <w:rPr>
-            <w:rtl/>
-            <w:cs/>
-            <w:lang w:val="ar_AE" w:bidi="ar_AE"/>
-          </w:rPr>
-          <w:rPr>
-            <w:color w:val="0000EE"/>
-            <w:u w:val="single"/>
-          </w:rPr>
-          <w:t>20:4</w:t>
-        </w:r>
-      </w:hyperlink>
+      <w:r>
+        <w:rPr>
+          <w:rtl/>
+          <w:cs/>
+          <w:lang w:val="ar_AE" w:bidi="ar_AE"/>
+        </w:rPr>
+        <w:t>20:4</w:t>
+      </w:r>
       <w:r>
         <w:rPr>
           <w:rtl/>
@@ -7793,20 +7073,14 @@
         </w:rPr>
         <w:t>) الذي رافق بولس في رحلته إلى رومية (</w:t>
       </w:r>
-      <w:hyperlink r:id="rId123">
-        <w:r>
-          <w:rPr>
-            <w:rtl/>
-            <w:cs/>
-            <w:lang w:val="ar_AE" w:bidi="ar_AE"/>
-          </w:rPr>
-          <w:rPr>
-            <w:color w:val="0000EE"/>
-            <w:u w:val="single"/>
-          </w:rPr>
-          <w:t>أعمال 27:2</w:t>
-        </w:r>
-      </w:hyperlink>
+      <w:r>
+        <w:rPr>
+          <w:rtl/>
+          <w:cs/>
+          <w:lang w:val="ar_AE" w:bidi="ar_AE"/>
+        </w:rPr>
+        <w:t>أعمال 27:2</w:t>
+      </w:r>
       <w:r>
         <w:rPr>
           <w:rtl/>
@@ -7832,20 +7106,14 @@
         </w:rPr>
         <w:t xml:space="preserve"> كان أيضًا مسجونًا، لذا ربما كان في السجن مع بولس طوعًا، مشاركًا حبسه لتشجيعه ومساعدته في الخدمة. • مرقس، ابن أخت برنابا، كان قد ذهب مع برنابا وبولس في رحلتهم التبشيرية الأولى، لكنه تركهم قبل أن تنتهي الرحلة (</w:t>
       </w:r>
-      <w:hyperlink r:id="rId124">
-        <w:r>
-          <w:rPr>
-            <w:rtl/>
-            <w:cs/>
-            <w:lang w:val="ar_AE" w:bidi="ar_AE"/>
-          </w:rPr>
-          <w:rPr>
-            <w:color w:val="0000EE"/>
-            <w:u w:val="single"/>
-          </w:rPr>
-          <w:t>أعمال 13:13</w:t>
-        </w:r>
-      </w:hyperlink>
+      <w:r>
+        <w:rPr>
+          <w:rtl/>
+          <w:cs/>
+          <w:lang w:val="ar_AE" w:bidi="ar_AE"/>
+        </w:rPr>
+        <w:t>أعمال 13:13</w:t>
+      </w:r>
       <w:r>
         <w:rPr>
           <w:rtl/>
@@ -7854,20 +7122,14 @@
         </w:rPr>
         <w:t>). وقد أدى ذلك إلى انقسام بين بولس وبرنابا عندما كانت الرحلة الثانية على وشك البدء (</w:t>
       </w:r>
-      <w:hyperlink r:id="rId125">
-        <w:r>
-          <w:rPr>
-            <w:rtl/>
-            <w:cs/>
-            <w:lang w:val="ar_AE" w:bidi="ar_AE"/>
-          </w:rPr>
-          <w:rPr>
-            <w:color w:val="0000EE"/>
-            <w:u w:val="single"/>
-          </w:rPr>
-          <w:t>أعمال 15:37–40</w:t>
-        </w:r>
-      </w:hyperlink>
+      <w:r>
+        <w:rPr>
+          <w:rtl/>
+          <w:cs/>
+          <w:lang w:val="ar_AE" w:bidi="ar_AE"/>
+        </w:rPr>
+        <w:t>أعمال 15:37–40</w:t>
+      </w:r>
       <w:r>
         <w:rPr>
           <w:rtl/>
@@ -7876,20 +7138,14 @@
         </w:rPr>
         <w:t xml:space="preserve">). ويبدو أن بولس ومرقس قد تصالحا الآن (انظر أيضًا </w:t>
       </w:r>
-      <w:hyperlink r:id="rId126">
-        <w:r>
-          <w:rPr>
-            <w:rtl/>
-            <w:cs/>
-            <w:lang w:val="ar_AE" w:bidi="ar_AE"/>
-          </w:rPr>
-          <w:rPr>
-            <w:color w:val="0000EE"/>
-            <w:u w:val="single"/>
-          </w:rPr>
-          <w:t>2 تيموثاوس 4:11</w:t>
-        </w:r>
-      </w:hyperlink>
+      <w:r>
+        <w:rPr>
+          <w:rtl/>
+          <w:cs/>
+          <w:lang w:val="ar_AE" w:bidi="ar_AE"/>
+        </w:rPr>
+        <w:t>2 تيموثاوس 4:11</w:t>
+      </w:r>
       <w:r>
         <w:rPr>
           <w:rtl/>
@@ -7898,20 +7154,14 @@
         </w:rPr>
         <w:t xml:space="preserve">؛ </w:t>
       </w:r>
-      <w:hyperlink r:id="rId127">
-        <w:r>
-          <w:rPr>
-            <w:rtl/>
-            <w:cs/>
-            <w:lang w:val="ar_AE" w:bidi="ar_AE"/>
-          </w:rPr>
-          <w:rPr>
-            <w:color w:val="0000EE"/>
-            <w:u w:val="single"/>
-          </w:rPr>
-          <w:t>فليمون 1:24</w:t>
-        </w:r>
-      </w:hyperlink>
+      <w:r>
+        <w:rPr>
+          <w:rtl/>
+          <w:cs/>
+          <w:lang w:val="ar_AE" w:bidi="ar_AE"/>
+        </w:rPr>
+        <w:t>فليمون 1:24</w:t>
+      </w:r>
       <w:r>
         <w:rPr>
           <w:rtl/>
@@ -7987,20 +7237,14 @@
         </w:rPr>
         <w:t xml:space="preserve">من بين الأشخاص الستة المذكورين، تم ذِكْر خمسة منهم أيضًا في </w:t>
       </w:r>
-      <w:hyperlink r:id="rId128">
-        <w:r>
-          <w:rPr>
-            <w:rtl/>
-            <w:cs/>
-            <w:lang w:val="ar_AE" w:bidi="ar_AE"/>
-          </w:rPr>
-          <w:rPr>
-            <w:color w:val="0000EE"/>
-            <w:u w:val="single"/>
-          </w:rPr>
-          <w:t>فليمون 1:23–24</w:t>
-        </w:r>
-      </w:hyperlink>
+      <w:r>
+        <w:rPr>
+          <w:rtl/>
+          <w:cs/>
+          <w:lang w:val="ar_AE" w:bidi="ar_AE"/>
+        </w:rPr>
+        <w:t>فليمون 1:23–24</w:t>
+      </w:r>
       <w:r>
         <w:rPr>
           <w:rtl/>
@@ -8261,20 +7505,14 @@
         </w:rPr>
         <w:t xml:space="preserve"> لُوقَا الطَّبِيبُ الْحَبِيبُ، معروف جيدًا بصفته كاتب سفر أعمال الرسل والإنجيل الذي يحمل اسمه. هذه الآية هي الدليل الوحيد على حقيقتين عن لوقا: أنه كان طبيبًا، وأنه لم يكن مؤمنًا يهوديًا (انظر </w:t>
       </w:r>
-      <w:hyperlink r:id="rId129">
-        <w:r>
-          <w:rPr>
-            <w:rtl/>
-            <w:cs/>
-            <w:lang w:val="ar_AE" w:bidi="ar_AE"/>
-          </w:rPr>
-          <w:rPr>
-            <w:color w:val="0000EE"/>
-            <w:u w:val="single"/>
-          </w:rPr>
-          <w:t>كولوسي 4:10–11</w:t>
-        </w:r>
-      </w:hyperlink>
+      <w:r>
+        <w:rPr>
+          <w:rtl/>
+          <w:cs/>
+          <w:lang w:val="ar_AE" w:bidi="ar_AE"/>
+        </w:rPr>
+        <w:t>كولوسي 4:10–11</w:t>
+      </w:r>
       <w:r>
         <w:rPr>
           <w:rtl/>
@@ -8283,20 +7521,14 @@
         </w:rPr>
         <w:t>). • على النقيض من الأشخاص الآخرين المذكورين في هذا المقطع، لم تُعطَ أي تفاصيل عن ديماس. ربما لم يكن بولس يعرفه جيدًا. كما أن ديماس كان قد تخلى لاحقًا عن بولس (</w:t>
       </w:r>
-      <w:hyperlink r:id="rId130">
-        <w:r>
-          <w:rPr>
-            <w:rtl/>
-            <w:cs/>
-            <w:lang w:val="ar_AE" w:bidi="ar_AE"/>
-          </w:rPr>
-          <w:rPr>
-            <w:color w:val="0000EE"/>
-            <w:u w:val="single"/>
-          </w:rPr>
-          <w:t>2 تيموثاوس 4:10</w:t>
-        </w:r>
-      </w:hyperlink>
+      <w:r>
+        <w:rPr>
+          <w:rtl/>
+          <w:cs/>
+          <w:lang w:val="ar_AE" w:bidi="ar_AE"/>
+        </w:rPr>
+        <w:t>2 تيموثاوس 4:10</w:t>
+      </w:r>
       <w:r>
         <w:rPr>
           <w:rtl/>
@@ -8506,20 +7738,14 @@
         </w:rPr>
         <w:t xml:space="preserve">أَرْخِبُّسَ: انظر أيضًا </w:t>
       </w:r>
-      <w:hyperlink r:id="rId131">
-        <w:r>
-          <w:rPr>
-            <w:rtl/>
-            <w:cs/>
-            <w:lang w:val="ar_AE" w:bidi="ar_AE"/>
-          </w:rPr>
-          <w:rPr>
-            <w:color w:val="0000EE"/>
-            <w:u w:val="single"/>
-          </w:rPr>
-          <w:t>فليمون 1:2</w:t>
-        </w:r>
-      </w:hyperlink>
+      <w:r>
+        <w:rPr>
+          <w:rtl/>
+          <w:cs/>
+          <w:lang w:val="ar_AE" w:bidi="ar_AE"/>
+        </w:rPr>
+        <w:t>فليمون 1:2</w:t>
+      </w:r>
       <w:r>
         <w:rPr>
           <w:rtl/>
@@ -8612,20 +7838,14 @@
         </w:rPr>
         <w:t xml:space="preserve"> وهو شخص كان قد تدرب على الكتابة بشكل أنيق ومختصر. ولكن كوسيلة لتوثيق الرسالة، أضاف بولس تحيته بخط يده في النهاية (انظر تعليق بولس في </w:t>
       </w:r>
-      <w:hyperlink r:id="rId132">
-        <w:r>
-          <w:rPr>
-            <w:rtl/>
-            <w:cs/>
-            <w:lang w:val="ar_AE" w:bidi="ar_AE"/>
-          </w:rPr>
-          <w:rPr>
-            <w:color w:val="0000EE"/>
-            <w:u w:val="single"/>
-          </w:rPr>
-          <w:t>2 تسالونيكي 2:2</w:t>
-        </w:r>
-      </w:hyperlink>
+      <w:r>
+        <w:rPr>
+          <w:rtl/>
+          <w:cs/>
+          <w:lang w:val="ar_AE" w:bidi="ar_AE"/>
+        </w:rPr>
+        <w:t>2 تسالونيكي 2:2</w:t>
+      </w:r>
       <w:r>
         <w:rPr>
           <w:rtl/>
